--- a/Final_Manuals/Final_Client_Manual.docx
+++ b/Final_Manuals/Final_Client_Manual.docx
@@ -46,7 +46,7 @@
           <w:color w:val="D97706"/>
           <w:sz w:val="28"/>
         </w:rPr>
-        <w:t>State Nodal</w:t>
+        <w:t>[Client Name]</w:t>
         <w:br/>
       </w:r>
       <w:r>
@@ -56,7 +56,7 @@
           <w:color w:val="D97706"/>
           <w:sz w:val="32"/>
         </w:rPr>
-        <w:t>MINISTRY OF COOPERATION, GOVERNMENT OF INDIA</w:t>
+        <w:t>[CLIENT NAME]</w:t>
       </w:r>
     </w:p>
     <w:p>
@@ -73,7 +73,7 @@
           <w:color w:val="1B365D"/>
           <w:sz w:val="64"/>
         </w:rPr>
-        <w:t>National Cooperative Database (NCD)</w:t>
+        <w:t>[System Name]</w:t>
       </w:r>
     </w:p>
     <w:p>
@@ -191,7 +191,7 @@
                 <w:color w:val="282828"/>
                 <w:sz w:val="19"/>
               </w:rPr>
-              <w:t>14-07-2026</w:t>
+              <w:t>15-07-2026</w:t>
               <w:br/>
               <w:br/>
             </w:r>
@@ -282,12 +282,12 @@
         </w:tblBorders>
       </w:tblPr>
       <w:tblGrid>
-        <w:gridCol w:w="1152"/>
-        <w:gridCol w:w="1440"/>
-        <w:gridCol w:w="1584"/>
-        <w:gridCol w:w="1584"/>
-        <w:gridCol w:w="1584"/>
-        <w:gridCol w:w="2016"/>
+        <w:gridCol w:w="1560"/>
+        <w:gridCol w:w="1560"/>
+        <w:gridCol w:w="1560"/>
+        <w:gridCol w:w="1560"/>
+        <w:gridCol w:w="1560"/>
+        <w:gridCol w:w="1560"/>
       </w:tblGrid>
       <w:tr>
         <w:tc>
@@ -466,7 +466,7 @@
                 <w:color w:val="333333"/>
                 <w:sz w:val="18"/>
               </w:rPr>
-              <w:t>0.1</w:t>
+              <w:t>1.0</w:t>
             </w:r>
           </w:p>
         </w:tc>
@@ -488,7 +488,7 @@
                 <w:color w:val="333333"/>
                 <w:sz w:val="18"/>
               </w:rPr>
-              <w:t>08-06-2026</w:t>
+              <w:t>1.0</w:t>
             </w:r>
           </w:p>
         </w:tc>
@@ -510,7 +510,7 @@
                 <w:color w:val="333333"/>
                 <w:sz w:val="18"/>
               </w:rPr>
-              <w:t>Maheshwari Mohnish</w:t>
+              <w:t>1.0</w:t>
             </w:r>
           </w:p>
         </w:tc>
@@ -553,7 +553,6 @@
                 <w:color w:val="333333"/>
                 <w:sz w:val="18"/>
               </w:rPr>
-              <w:t>Syamala Sharma</w:t>
             </w:r>
           </w:p>
         </w:tc>
@@ -575,140 +574,7 @@
                 <w:color w:val="333333"/>
                 <w:sz w:val="18"/>
               </w:rPr>
-              <w:t>Initial Version</w:t>
-            </w:r>
-          </w:p>
-        </w:tc>
-      </w:tr>
-      <w:tr>
-        <w:tc>
-          <w:tcPr>
-            <w:tcW w:type="dxa" w:w="1505"/>
-            <w:shd w:fill="F8FAFC"/>
-            <w:tcMar>
-              <w:top w:w="100" w:type="dxa"/>
-              <w:bottom w:w="100" w:type="dxa"/>
-              <w:left w:w="120" w:type="dxa"/>
-              <w:right w:w="120" w:type="dxa"/>
-            </w:tcMar>
-          </w:tcPr>
-          <w:p>
-            <w:r>
-              <w:rPr>
-                <w:rFonts w:ascii="Segoe UI" w:hAnsi="Segoe UI"/>
-                <w:color w:val="333333"/>
-                <w:sz w:val="18"/>
-              </w:rPr>
-              <w:t>1.0</w:t>
-            </w:r>
-          </w:p>
-        </w:tc>
-        <w:tc>
-          <w:tcPr>
-            <w:tcW w:type="dxa" w:w="1505"/>
-            <w:shd w:fill="F8FAFC"/>
-            <w:tcMar>
-              <w:top w:w="100" w:type="dxa"/>
-              <w:bottom w:w="100" w:type="dxa"/>
-              <w:left w:w="120" w:type="dxa"/>
-              <w:right w:w="120" w:type="dxa"/>
-            </w:tcMar>
-          </w:tcPr>
-          <w:p>
-            <w:r>
-              <w:rPr>
-                <w:rFonts w:ascii="Segoe UI" w:hAnsi="Segoe UI"/>
-                <w:color w:val="333333"/>
-                <w:sz w:val="18"/>
-              </w:rPr>
-              <w:t>08-06-2026</w:t>
-            </w:r>
-          </w:p>
-        </w:tc>
-        <w:tc>
-          <w:tcPr>
-            <w:tcW w:type="dxa" w:w="1505"/>
-            <w:shd w:fill="F8FAFC"/>
-            <w:tcMar>
-              <w:top w:w="100" w:type="dxa"/>
-              <w:bottom w:w="100" w:type="dxa"/>
-              <w:left w:w="120" w:type="dxa"/>
-              <w:right w:w="120" w:type="dxa"/>
-            </w:tcMar>
-          </w:tcPr>
-          <w:p>
-            <w:r>
-              <w:rPr>
-                <w:rFonts w:ascii="Segoe UI" w:hAnsi="Segoe UI"/>
-                <w:color w:val="333333"/>
-                <w:sz w:val="18"/>
-              </w:rPr>
-              <w:t>Maheshwari Mohnish</w:t>
-            </w:r>
-          </w:p>
-        </w:tc>
-        <w:tc>
-          <w:tcPr>
-            <w:tcW w:type="dxa" w:w="1505"/>
-            <w:shd w:fill="F8FAFC"/>
-            <w:tcMar>
-              <w:top w:w="100" w:type="dxa"/>
-              <w:bottom w:w="100" w:type="dxa"/>
-              <w:left w:w="120" w:type="dxa"/>
-              <w:right w:w="120" w:type="dxa"/>
-            </w:tcMar>
-          </w:tcPr>
-          <w:p>
-            <w:r>
-              <w:rPr>
-                <w:rFonts w:ascii="Segoe UI" w:hAnsi="Segoe UI"/>
-                <w:color w:val="333333"/>
-                <w:sz w:val="18"/>
-              </w:rPr>
-            </w:r>
-          </w:p>
-        </w:tc>
-        <w:tc>
-          <w:tcPr>
-            <w:tcW w:type="dxa" w:w="1505"/>
-            <w:shd w:fill="F8FAFC"/>
-            <w:tcMar>
-              <w:top w:w="100" w:type="dxa"/>
-              <w:bottom w:w="100" w:type="dxa"/>
-              <w:left w:w="120" w:type="dxa"/>
-              <w:right w:w="120" w:type="dxa"/>
-            </w:tcMar>
-          </w:tcPr>
-          <w:p>
-            <w:r>
-              <w:rPr>
-                <w:rFonts w:ascii="Segoe UI" w:hAnsi="Segoe UI"/>
-                <w:color w:val="333333"/>
-                <w:sz w:val="18"/>
-              </w:rPr>
-              <w:t>Syamala Sharma</w:t>
-            </w:r>
-          </w:p>
-        </w:tc>
-        <w:tc>
-          <w:tcPr>
-            <w:tcW w:type="dxa" w:w="1505"/>
-            <w:shd w:fill="F8FAFC"/>
-            <w:tcMar>
-              <w:top w:w="100" w:type="dxa"/>
-              <w:bottom w:w="100" w:type="dxa"/>
-              <w:left w:w="120" w:type="dxa"/>
-              <w:right w:w="120" w:type="dxa"/>
-            </w:tcMar>
-          </w:tcPr>
-          <w:p>
-            <w:r>
-              <w:rPr>
-                <w:rFonts w:ascii="Segoe UI" w:hAnsi="Segoe UI"/>
-                <w:color w:val="333333"/>
-                <w:sz w:val="18"/>
-              </w:rPr>
-              <w:t>Baseline release for State Nodal users</w:t>
+              <w:t>Initial version</w:t>
             </w:r>
           </w:p>
         </w:tc>
@@ -869,7 +735,7 @@
           <w:color w:val="1B365D"/>
           <w:sz w:val="40"/>
         </w:rPr>
-        <w:t>1 About Ministry of Cooperation</w:t>
+        <w:t>1 About [Client]</w:t>
       </w:r>
     </w:p>
     <w:p>
@@ -884,7 +750,7 @@
           <w:color w:val="333333"/>
           <w:sz w:val="21"/>
         </w:rPr>
-        <w:t>The Ministry of Cooperation, Government of India was established to provide a separate administrative, legal and policy framework for strengthening the cooperative movement in the country. The Ministry works towards realising the vision of "Sahakar se Samriddhi" (Prosperity through Cooperation) by streamlining processes for Ease of Doing Business for cooperatives and enabling the development of Multi-State Cooperatives (MSCS). To support this mandate, the Ministry has developed the National Cooperative Database (NCD) — a centralised digital platform that maintains a comprehensive repository of cooperative societies across India and enables data-driven policy making, monitoring and analysis.</w:t>
+        <w:t>[Provide a brief description of the client organization here.]</w:t>
       </w:r>
     </w:p>
     <w:p>
@@ -900,7 +766,7 @@
           <w:color w:val="1B365D"/>
           <w:sz w:val="40"/>
         </w:rPr>
-        <w:t>2 Introduction to NCD</w:t>
+        <w:t>2 Introduction to [System]</w:t>
       </w:r>
     </w:p>
     <w:p>
@@ -915,22 +781,7 @@
           <w:color w:val="333333"/>
           <w:sz w:val="21"/>
         </w:rPr>
-        <w:t>The National Cooperative Database (NCD) is a centralized digital platform developed by the Ministry of Cooperation, Government of India, to maintain a comprehensive database of cooperative societies across the country. The portal enables authorized users to manage, monitor, and analyze cooperative-related information through various modules and reports.</w:t>
-      </w:r>
-    </w:p>
-    <w:p>
-      <w:pPr>
-        <w:spacing w:after="120" w:line="276" w:lineRule="auto"/>
-      </w:pPr>
-      <w:r>
-        <w:rPr>
-          <w:rFonts w:ascii="Segoe UI" w:hAnsi="Segoe UI"/>
-          <w:b w:val="0"/>
-          <w:i w:val="0"/>
-          <w:color w:val="333333"/>
-          <w:sz w:val="21"/>
-        </w:rPr>
-        <w:t>The system provides facilities for managing cooperative societies, users, federations, GIS maps, analytical reports, ranking dashboards, cooperative banks, events, and state/sector write-ups. Based on the assigned role and permissions, users can access relevant modules to perform their day-to-day activities.</w:t>
+        <w:t>[Provide a brief introduction to the software system here.]</w:t>
       </w:r>
     </w:p>
     <w:p>
@@ -961,22 +812,7 @@
           <w:color w:val="333333"/>
           <w:sz w:val="21"/>
         </w:rPr>
-        <w:t>This User Manual has been prepared for State Nodal Users to help them understand and use the functionalities available in the National Cooperative Database portal. It provides step-by-step guidance for accessing and managing various modules available to State Nodal Users based on their assigned roles and permissions.</w:t>
-      </w:r>
-    </w:p>
-    <w:p>
-      <w:pPr>
-        <w:spacing w:after="120" w:line="276" w:lineRule="auto"/>
-      </w:pPr>
-      <w:r>
-        <w:rPr>
-          <w:rFonts w:ascii="Segoe UI" w:hAnsi="Segoe UI"/>
-          <w:b w:val="0"/>
-          <w:i w:val="0"/>
-          <w:color w:val="333333"/>
-          <w:sz w:val="21"/>
-        </w:rPr>
-        <w:t>The document walks the State Nodal officer through logging in to NCD, reviewing dashboard statistics, drilling into cooperative data at national, state, sector and district levels, managing cooperative society records and users, maintaining federation lists, and generating analytical and ranking reports. Its goal is to enable a State Nodal user to independently operate the portal for day-to-day monitoring and reporting of cooperative activity in their State/UT.</w:t>
+        <w:t>[Describe the workflow and purpose that the system supports here.]</w:t>
       </w:r>
     </w:p>
     <w:p>
@@ -992,7 +828,7 @@
           <w:color w:val="1B365D"/>
           <w:sz w:val="40"/>
         </w:rPr>
-        <w:t>4 Key Features of NCD</w:t>
+        <w:t>4 Key Features</w:t>
       </w:r>
     </w:p>
     <w:p>
@@ -1006,7 +842,7 @@
           <w:color w:val="333333"/>
           <w:sz w:val="21"/>
         </w:rPr>
-        <w:t>Centralized repository of cooperative societies, federations, banks and E&amp;T institutes across India.</w:t>
+        <w:t>[Feature 1]</w:t>
       </w:r>
     </w:p>
     <w:p>
@@ -1020,7 +856,7 @@
           <w:color w:val="333333"/>
           <w:sz w:val="21"/>
         </w:rPr>
-        <w:t>Role-based access with dedicated dashboards for National Admin, State Nodal, District and Society users.</w:t>
+        <w:t>[Feature 2]</w:t>
       </w:r>
     </w:p>
     <w:p>
@@ -1034,133 +870,7 @@
           <w:color w:val="333333"/>
           <w:sz w:val="21"/>
         </w:rPr>
-        <w:t>Cooperatives at a Glance: consolidated statistical tiles for Primary Cooperatives, State/National Federations, Cooperative Banks, Multi-State Cooperatives and Cooperative E&amp;T Institutes.</w:t>
-      </w:r>
-    </w:p>
-    <w:p>
-      <w:pPr>
-        <w:pStyle w:val="ListBullet"/>
-        <w:spacing w:before="0" w:after="60" w:line="276" w:lineRule="auto"/>
-      </w:pPr>
-      <w:r>
-        <w:rPr>
-          <w:rFonts w:ascii="Segoe UI" w:hAnsi="Segoe UI"/>
-          <w:color w:val="333333"/>
-          <w:sz w:val="21"/>
-        </w:rPr>
-        <w:t>Analytical Dashboard with district-wise, sector-wise, and functional-status-wise reports (PACS/LAMPS/FSS, Dairy, Fishery and more).</w:t>
-      </w:r>
-    </w:p>
-    <w:p>
-      <w:pPr>
-        <w:pStyle w:val="ListBullet"/>
-        <w:spacing w:before="0" w:after="60" w:line="276" w:lineRule="auto"/>
-      </w:pPr>
-      <w:r>
-        <w:rPr>
-          <w:rFonts w:ascii="Segoe UI" w:hAnsi="Segoe UI"/>
-          <w:color w:val="333333"/>
-          <w:sz w:val="21"/>
-        </w:rPr>
-        <w:t>Cooperative Society management with Pending Society List and Approved Society List workflows.</w:t>
-      </w:r>
-    </w:p>
-    <w:p>
-      <w:pPr>
-        <w:pStyle w:val="ListBullet"/>
-        <w:spacing w:before="0" w:after="60" w:line="276" w:lineRule="auto"/>
-      </w:pPr>
-      <w:r>
-        <w:rPr>
-          <w:rFonts w:ascii="Segoe UI" w:hAnsi="Segoe UI"/>
-          <w:color w:val="333333"/>
-          <w:sz w:val="21"/>
-        </w:rPr>
-        <w:t>User management for State-level users and Cooperative Society users, including Add, Edit and View operations.</w:t>
-      </w:r>
-    </w:p>
-    <w:p>
-      <w:pPr>
-        <w:pStyle w:val="ListBullet"/>
-        <w:spacing w:before="0" w:after="60" w:line="276" w:lineRule="auto"/>
-      </w:pPr>
-      <w:r>
-        <w:rPr>
-          <w:rFonts w:ascii="Segoe UI" w:hAnsi="Segoe UI"/>
-          <w:color w:val="333333"/>
-          <w:sz w:val="21"/>
-        </w:rPr>
-        <w:t>Federation management covering State/District Federations and National Federations.</w:t>
-      </w:r>
-    </w:p>
-    <w:p>
-      <w:pPr>
-        <w:pStyle w:val="ListBullet"/>
-        <w:spacing w:before="0" w:after="60" w:line="276" w:lineRule="auto"/>
-      </w:pPr>
-      <w:r>
-        <w:rPr>
-          <w:rFonts w:ascii="Segoe UI" w:hAnsi="Segoe UI"/>
-          <w:color w:val="333333"/>
-          <w:sz w:val="21"/>
-        </w:rPr>
-        <w:t>GIS map-based visualization of cooperative distribution across the country.</w:t>
-      </w:r>
-    </w:p>
-    <w:p>
-      <w:pPr>
-        <w:pStyle w:val="ListBullet"/>
-        <w:spacing w:before="0" w:after="60" w:line="276" w:lineRule="auto"/>
-      </w:pPr>
-      <w:r>
-        <w:rPr>
-          <w:rFonts w:ascii="Segoe UI" w:hAnsi="Segoe UI"/>
-          <w:color w:val="333333"/>
-          <w:sz w:val="21"/>
-        </w:rPr>
-        <w:t>Ranking Dashboard and All India Summary Reports for performance monitoring.</w:t>
-      </w:r>
-    </w:p>
-    <w:p>
-      <w:pPr>
-        <w:pStyle w:val="ListBullet"/>
-        <w:spacing w:before="0" w:after="60" w:line="276" w:lineRule="auto"/>
-      </w:pPr>
-      <w:r>
-        <w:rPr>
-          <w:rFonts w:ascii="Segoe UI" w:hAnsi="Segoe UI"/>
-          <w:color w:val="333333"/>
-          <w:sz w:val="21"/>
-        </w:rPr>
-        <w:t>Export of reports in Excel and PDF formats for offline sharing and record-keeping.</w:t>
-      </w:r>
-    </w:p>
-    <w:p>
-      <w:pPr>
-        <w:pStyle w:val="ListBullet"/>
-        <w:spacing w:before="0" w:after="60" w:line="276" w:lineRule="auto"/>
-      </w:pPr>
-      <w:r>
-        <w:rPr>
-          <w:rFonts w:ascii="Segoe UI" w:hAnsi="Segoe UI"/>
-          <w:color w:val="333333"/>
-          <w:sz w:val="21"/>
-        </w:rPr>
-        <w:t>State/Sector Write-Up and Events modules for publishing contextual information.</w:t>
-      </w:r>
-    </w:p>
-    <w:p>
-      <w:pPr>
-        <w:pStyle w:val="ListBullet"/>
-        <w:spacing w:before="0" w:after="60" w:line="276" w:lineRule="auto"/>
-      </w:pPr>
-      <w:r>
-        <w:rPr>
-          <w:rFonts w:ascii="Segoe UI" w:hAnsi="Segoe UI"/>
-          <w:color w:val="333333"/>
-          <w:sz w:val="21"/>
-        </w:rPr>
-        <w:t>Secure authentication with Password or OTP-based login, captcha validation and Remember Me option.</w:t>
+        <w:t>[Feature 3]</w:t>
       </w:r>
     </w:p>
     <w:p>
@@ -1210,40 +920,13 @@
         </w:tblBorders>
       </w:tblPr>
       <w:tblGrid>
-        <w:gridCol w:w="2160"/>
-        <w:gridCol w:w="2592"/>
-        <w:gridCol w:w="4608"/>
+        <w:gridCol w:w="3168"/>
+        <w:gridCol w:w="6192"/>
       </w:tblGrid>
       <w:tr>
         <w:tc>
           <w:tcPr>
-            <w:tcW w:type="dxa" w:w="3010"/>
-            <w:shd w:fill="table_header_bg"/>
-            <w:tcMar>
-              <w:top w:w="100" w:type="dxa"/>
-              <w:bottom w:w="100" w:type="dxa"/>
-              <w:left w:w="120" w:type="dxa"/>
-              <w:right w:w="120" w:type="dxa"/>
-            </w:tcMar>
-          </w:tcPr>
-          <w:p>
-            <w:pPr>
-              <w:jc w:val="left"/>
-            </w:pPr>
-            <w:r>
-              <w:rPr>
-                <w:rFonts w:ascii="Segoe UI" w:hAnsi="Segoe UI"/>
-                <w:b/>
-                <w:color w:val="1B365D"/>
-                <w:sz w:val="19"/>
-              </w:rPr>
-              <w:t>Buttons</w:t>
-            </w:r>
-          </w:p>
-        </w:tc>
-        <w:tc>
-          <w:tcPr>
-            <w:tcW w:type="dxa" w:w="3010"/>
+            <w:tcW w:type="dxa" w:w="4514"/>
             <w:shd w:fill="table_header_bg"/>
             <w:tcMar>
               <w:top w:w="100" w:type="dxa"/>
@@ -1269,7 +952,7 @@
         </w:tc>
         <w:tc>
           <w:tcPr>
-            <w:tcW w:type="dxa" w:w="3010"/>
+            <w:tcW w:type="dxa" w:w="4514"/>
             <w:shd w:fill="table_header_bg"/>
             <w:tcMar>
               <w:top w:w="100" w:type="dxa"/>
@@ -1297,632 +980,8 @@
       <w:tr>
         <w:tc>
           <w:tcPr>
-            <w:tcW w:type="dxa" w:w="3010"/>
+            <w:tcW w:type="dxa" w:w="4514"/>
             <w:shd w:fill="FFFFFF"/>
-            <w:tcMar>
-              <w:top w:w="100" w:type="dxa"/>
-              <w:bottom w:w="100" w:type="dxa"/>
-              <w:left w:w="120" w:type="dxa"/>
-              <w:right w:w="120" w:type="dxa"/>
-            </w:tcMar>
-          </w:tcPr>
-          <w:p>
-            <w:r>
-              <w:rPr>
-                <w:rFonts w:ascii="Segoe UI" w:hAnsi="Segoe UI"/>
-                <w:color w:val="333333"/>
-                <w:sz w:val="18"/>
-              </w:rPr>
-            </w:r>
-          </w:p>
-        </w:tc>
-        <w:tc>
-          <w:tcPr>
-            <w:tcW w:type="dxa" w:w="3010"/>
-            <w:shd w:fill="FFFFFF"/>
-            <w:tcMar>
-              <w:top w:w="100" w:type="dxa"/>
-              <w:bottom w:w="100" w:type="dxa"/>
-              <w:left w:w="120" w:type="dxa"/>
-              <w:right w:w="120" w:type="dxa"/>
-            </w:tcMar>
-          </w:tcPr>
-          <w:p>
-            <w:r>
-              <w:rPr>
-                <w:rFonts w:ascii="Segoe UI" w:hAnsi="Segoe UI"/>
-                <w:color w:val="333333"/>
-                <w:sz w:val="18"/>
-              </w:rPr>
-              <w:t>Login</w:t>
-            </w:r>
-          </w:p>
-        </w:tc>
-        <w:tc>
-          <w:tcPr>
-            <w:tcW w:type="dxa" w:w="3010"/>
-            <w:shd w:fill="FFFFFF"/>
-            <w:tcMar>
-              <w:top w:w="100" w:type="dxa"/>
-              <w:bottom w:w="100" w:type="dxa"/>
-              <w:left w:w="120" w:type="dxa"/>
-              <w:right w:w="120" w:type="dxa"/>
-            </w:tcMar>
-          </w:tcPr>
-          <w:p>
-            <w:r>
-              <w:rPr>
-                <w:rFonts w:ascii="Segoe UI" w:hAnsi="Segoe UI"/>
-                <w:color w:val="333333"/>
-                <w:sz w:val="18"/>
-              </w:rPr>
-              <w:t>Authenticate and enter the NCD portal</w:t>
-            </w:r>
-          </w:p>
-        </w:tc>
-      </w:tr>
-      <w:tr>
-        <w:tc>
-          <w:tcPr>
-            <w:tcW w:type="dxa" w:w="3010"/>
-            <w:shd w:fill="F8FAFC"/>
-            <w:tcMar>
-              <w:top w:w="100" w:type="dxa"/>
-              <w:bottom w:w="100" w:type="dxa"/>
-              <w:left w:w="120" w:type="dxa"/>
-              <w:right w:w="120" w:type="dxa"/>
-            </w:tcMar>
-          </w:tcPr>
-          <w:p>
-            <w:r>
-              <w:rPr>
-                <w:rFonts w:ascii="Segoe UI" w:hAnsi="Segoe UI"/>
-                <w:color w:val="333333"/>
-                <w:sz w:val="18"/>
-              </w:rPr>
-            </w:r>
-          </w:p>
-        </w:tc>
-        <w:tc>
-          <w:tcPr>
-            <w:tcW w:type="dxa" w:w="3010"/>
-            <w:shd w:fill="F8FAFC"/>
-            <w:tcMar>
-              <w:top w:w="100" w:type="dxa"/>
-              <w:bottom w:w="100" w:type="dxa"/>
-              <w:left w:w="120" w:type="dxa"/>
-              <w:right w:w="120" w:type="dxa"/>
-            </w:tcMar>
-          </w:tcPr>
-          <w:p>
-            <w:r>
-              <w:rPr>
-                <w:rFonts w:ascii="Segoe UI" w:hAnsi="Segoe UI"/>
-                <w:color w:val="333333"/>
-                <w:sz w:val="18"/>
-              </w:rPr>
-              <w:t>Close</w:t>
-            </w:r>
-          </w:p>
-        </w:tc>
-        <w:tc>
-          <w:tcPr>
-            <w:tcW w:type="dxa" w:w="3010"/>
-            <w:shd w:fill="F8FAFC"/>
-            <w:tcMar>
-              <w:top w:w="100" w:type="dxa"/>
-              <w:bottom w:w="100" w:type="dxa"/>
-              <w:left w:w="120" w:type="dxa"/>
-              <w:right w:w="120" w:type="dxa"/>
-            </w:tcMar>
-          </w:tcPr>
-          <w:p>
-            <w:r>
-              <w:rPr>
-                <w:rFonts w:ascii="Segoe UI" w:hAnsi="Segoe UI"/>
-                <w:color w:val="333333"/>
-                <w:sz w:val="18"/>
-              </w:rPr>
-              <w:t>Close the welcome pop-up or dialog</w:t>
-            </w:r>
-          </w:p>
-        </w:tc>
-      </w:tr>
-      <w:tr>
-        <w:tc>
-          <w:tcPr>
-            <w:tcW w:type="dxa" w:w="3010"/>
-            <w:shd w:fill="FFFFFF"/>
-            <w:tcMar>
-              <w:top w:w="100" w:type="dxa"/>
-              <w:bottom w:w="100" w:type="dxa"/>
-              <w:left w:w="120" w:type="dxa"/>
-              <w:right w:w="120" w:type="dxa"/>
-            </w:tcMar>
-          </w:tcPr>
-          <w:p>
-            <w:r>
-              <w:rPr>
-                <w:rFonts w:ascii="Segoe UI" w:hAnsi="Segoe UI"/>
-                <w:color w:val="333333"/>
-                <w:sz w:val="18"/>
-              </w:rPr>
-            </w:r>
-          </w:p>
-        </w:tc>
-        <w:tc>
-          <w:tcPr>
-            <w:tcW w:type="dxa" w:w="3010"/>
-            <w:shd w:fill="FFFFFF"/>
-            <w:tcMar>
-              <w:top w:w="100" w:type="dxa"/>
-              <w:bottom w:w="100" w:type="dxa"/>
-              <w:left w:w="120" w:type="dxa"/>
-              <w:right w:w="120" w:type="dxa"/>
-            </w:tcMar>
-          </w:tcPr>
-          <w:p>
-            <w:r>
-              <w:rPr>
-                <w:rFonts w:ascii="Segoe UI" w:hAnsi="Segoe UI"/>
-                <w:color w:val="333333"/>
-                <w:sz w:val="18"/>
-              </w:rPr>
-              <w:t>Radio Button</w:t>
-            </w:r>
-          </w:p>
-        </w:tc>
-        <w:tc>
-          <w:tcPr>
-            <w:tcW w:type="dxa" w:w="3010"/>
-            <w:shd w:fill="FFFFFF"/>
-            <w:tcMar>
-              <w:top w:w="100" w:type="dxa"/>
-              <w:bottom w:w="100" w:type="dxa"/>
-              <w:left w:w="120" w:type="dxa"/>
-              <w:right w:w="120" w:type="dxa"/>
-            </w:tcMar>
-          </w:tcPr>
-          <w:p>
-            <w:r>
-              <w:rPr>
-                <w:rFonts w:ascii="Segoe UI" w:hAnsi="Segoe UI"/>
-                <w:color w:val="333333"/>
-                <w:sz w:val="18"/>
-              </w:rPr>
-              <w:t>Selects one option from a group (e.g., Password / OTP)</w:t>
-            </w:r>
-          </w:p>
-        </w:tc>
-      </w:tr>
-      <w:tr>
-        <w:tc>
-          <w:tcPr>
-            <w:tcW w:type="dxa" w:w="3010"/>
-            <w:shd w:fill="F8FAFC"/>
-            <w:tcMar>
-              <w:top w:w="100" w:type="dxa"/>
-              <w:bottom w:w="100" w:type="dxa"/>
-              <w:left w:w="120" w:type="dxa"/>
-              <w:right w:w="120" w:type="dxa"/>
-            </w:tcMar>
-          </w:tcPr>
-          <w:p>
-            <w:r>
-              <w:rPr>
-                <w:rFonts w:ascii="Segoe UI" w:hAnsi="Segoe UI"/>
-                <w:color w:val="333333"/>
-                <w:sz w:val="18"/>
-              </w:rPr>
-            </w:r>
-          </w:p>
-        </w:tc>
-        <w:tc>
-          <w:tcPr>
-            <w:tcW w:type="dxa" w:w="3010"/>
-            <w:shd w:fill="F8FAFC"/>
-            <w:tcMar>
-              <w:top w:w="100" w:type="dxa"/>
-              <w:bottom w:w="100" w:type="dxa"/>
-              <w:left w:w="120" w:type="dxa"/>
-              <w:right w:w="120" w:type="dxa"/>
-            </w:tcMar>
-          </w:tcPr>
-          <w:p>
-            <w:r>
-              <w:rPr>
-                <w:rFonts w:ascii="Segoe UI" w:hAnsi="Segoe UI"/>
-                <w:color w:val="333333"/>
-                <w:sz w:val="18"/>
-              </w:rPr>
-              <w:t>Check Box</w:t>
-            </w:r>
-          </w:p>
-        </w:tc>
-        <w:tc>
-          <w:tcPr>
-            <w:tcW w:type="dxa" w:w="3010"/>
-            <w:shd w:fill="F8FAFC"/>
-            <w:tcMar>
-              <w:top w:w="100" w:type="dxa"/>
-              <w:bottom w:w="100" w:type="dxa"/>
-              <w:left w:w="120" w:type="dxa"/>
-              <w:right w:w="120" w:type="dxa"/>
-            </w:tcMar>
-          </w:tcPr>
-          <w:p>
-            <w:r>
-              <w:rPr>
-                <w:rFonts w:ascii="Segoe UI" w:hAnsi="Segoe UI"/>
-                <w:color w:val="333333"/>
-                <w:sz w:val="18"/>
-              </w:rPr>
-              <w:t>Select or deselect an option (e.g., Remember Me)</w:t>
-            </w:r>
-          </w:p>
-        </w:tc>
-      </w:tr>
-      <w:tr>
-        <w:tc>
-          <w:tcPr>
-            <w:tcW w:type="dxa" w:w="3010"/>
-            <w:shd w:fill="FFFFFF"/>
-            <w:tcMar>
-              <w:top w:w="100" w:type="dxa"/>
-              <w:bottom w:w="100" w:type="dxa"/>
-              <w:left w:w="120" w:type="dxa"/>
-              <w:right w:w="120" w:type="dxa"/>
-            </w:tcMar>
-          </w:tcPr>
-          <w:p>
-            <w:r>
-              <w:rPr>
-                <w:rFonts w:ascii="Segoe UI" w:hAnsi="Segoe UI"/>
-                <w:color w:val="333333"/>
-                <w:sz w:val="18"/>
-              </w:rPr>
-            </w:r>
-          </w:p>
-        </w:tc>
-        <w:tc>
-          <w:tcPr>
-            <w:tcW w:type="dxa" w:w="3010"/>
-            <w:shd w:fill="FFFFFF"/>
-            <w:tcMar>
-              <w:top w:w="100" w:type="dxa"/>
-              <w:bottom w:w="100" w:type="dxa"/>
-              <w:left w:w="120" w:type="dxa"/>
-              <w:right w:w="120" w:type="dxa"/>
-            </w:tcMar>
-          </w:tcPr>
-          <w:p>
-            <w:r>
-              <w:rPr>
-                <w:rFonts w:ascii="Segoe UI" w:hAnsi="Segoe UI"/>
-                <w:color w:val="333333"/>
-                <w:sz w:val="18"/>
-              </w:rPr>
-              <w:t>Dropdown</w:t>
-            </w:r>
-          </w:p>
-        </w:tc>
-        <w:tc>
-          <w:tcPr>
-            <w:tcW w:type="dxa" w:w="3010"/>
-            <w:shd w:fill="FFFFFF"/>
-            <w:tcMar>
-              <w:top w:w="100" w:type="dxa"/>
-              <w:bottom w:w="100" w:type="dxa"/>
-              <w:left w:w="120" w:type="dxa"/>
-              <w:right w:w="120" w:type="dxa"/>
-            </w:tcMar>
-          </w:tcPr>
-          <w:p>
-            <w:r>
-              <w:rPr>
-                <w:rFonts w:ascii="Segoe UI" w:hAnsi="Segoe UI"/>
-                <w:color w:val="333333"/>
-                <w:sz w:val="18"/>
-              </w:rPr>
-              <w:t>Presents multiple options to choose from</w:t>
-            </w:r>
-          </w:p>
-        </w:tc>
-      </w:tr>
-      <w:tr>
-        <w:tc>
-          <w:tcPr>
-            <w:tcW w:type="dxa" w:w="3010"/>
-            <w:shd w:fill="F8FAFC"/>
-            <w:tcMar>
-              <w:top w:w="100" w:type="dxa"/>
-              <w:bottom w:w="100" w:type="dxa"/>
-              <w:left w:w="120" w:type="dxa"/>
-              <w:right w:w="120" w:type="dxa"/>
-            </w:tcMar>
-          </w:tcPr>
-          <w:p>
-            <w:r>
-              <w:rPr>
-                <w:rFonts w:ascii="Segoe UI" w:hAnsi="Segoe UI"/>
-                <w:color w:val="333333"/>
-                <w:sz w:val="18"/>
-              </w:rPr>
-            </w:r>
-          </w:p>
-        </w:tc>
-        <w:tc>
-          <w:tcPr>
-            <w:tcW w:type="dxa" w:w="3010"/>
-            <w:shd w:fill="F8FAFC"/>
-            <w:tcMar>
-              <w:top w:w="100" w:type="dxa"/>
-              <w:bottom w:w="100" w:type="dxa"/>
-              <w:left w:w="120" w:type="dxa"/>
-              <w:right w:w="120" w:type="dxa"/>
-            </w:tcMar>
-          </w:tcPr>
-          <w:p>
-            <w:r>
-              <w:rPr>
-                <w:rFonts w:ascii="Segoe UI" w:hAnsi="Segoe UI"/>
-                <w:color w:val="333333"/>
-                <w:sz w:val="18"/>
-              </w:rPr>
-              <w:t>Search</w:t>
-            </w:r>
-          </w:p>
-        </w:tc>
-        <w:tc>
-          <w:tcPr>
-            <w:tcW w:type="dxa" w:w="3010"/>
-            <w:shd w:fill="F8FAFC"/>
-            <w:tcMar>
-              <w:top w:w="100" w:type="dxa"/>
-              <w:bottom w:w="100" w:type="dxa"/>
-              <w:left w:w="120" w:type="dxa"/>
-              <w:right w:w="120" w:type="dxa"/>
-            </w:tcMar>
-          </w:tcPr>
-          <w:p>
-            <w:r>
-              <w:rPr>
-                <w:rFonts w:ascii="Segoe UI" w:hAnsi="Segoe UI"/>
-                <w:color w:val="333333"/>
-                <w:sz w:val="18"/>
-              </w:rPr>
-              <w:t>Displays records based on the selected criteria</w:t>
-            </w:r>
-          </w:p>
-        </w:tc>
-      </w:tr>
-      <w:tr>
-        <w:tc>
-          <w:tcPr>
-            <w:tcW w:type="dxa" w:w="3010"/>
-            <w:shd w:fill="FFFFFF"/>
-            <w:tcMar>
-              <w:top w:w="100" w:type="dxa"/>
-              <w:bottom w:w="100" w:type="dxa"/>
-              <w:left w:w="120" w:type="dxa"/>
-              <w:right w:w="120" w:type="dxa"/>
-            </w:tcMar>
-          </w:tcPr>
-          <w:p>
-            <w:r>
-              <w:rPr>
-                <w:rFonts w:ascii="Segoe UI" w:hAnsi="Segoe UI"/>
-                <w:color w:val="333333"/>
-                <w:sz w:val="18"/>
-              </w:rPr>
-            </w:r>
-          </w:p>
-        </w:tc>
-        <w:tc>
-          <w:tcPr>
-            <w:tcW w:type="dxa" w:w="3010"/>
-            <w:shd w:fill="FFFFFF"/>
-            <w:tcMar>
-              <w:top w:w="100" w:type="dxa"/>
-              <w:bottom w:w="100" w:type="dxa"/>
-              <w:left w:w="120" w:type="dxa"/>
-              <w:right w:w="120" w:type="dxa"/>
-            </w:tcMar>
-          </w:tcPr>
-          <w:p>
-            <w:r>
-              <w:rPr>
-                <w:rFonts w:ascii="Segoe UI" w:hAnsi="Segoe UI"/>
-                <w:color w:val="333333"/>
-                <w:sz w:val="18"/>
-              </w:rPr>
-              <w:t>Reset</w:t>
-            </w:r>
-          </w:p>
-        </w:tc>
-        <w:tc>
-          <w:tcPr>
-            <w:tcW w:type="dxa" w:w="3010"/>
-            <w:shd w:fill="FFFFFF"/>
-            <w:tcMar>
-              <w:top w:w="100" w:type="dxa"/>
-              <w:bottom w:w="100" w:type="dxa"/>
-              <w:left w:w="120" w:type="dxa"/>
-              <w:right w:w="120" w:type="dxa"/>
-            </w:tcMar>
-          </w:tcPr>
-          <w:p>
-            <w:r>
-              <w:rPr>
-                <w:rFonts w:ascii="Segoe UI" w:hAnsi="Segoe UI"/>
-                <w:color w:val="333333"/>
-                <w:sz w:val="18"/>
-              </w:rPr>
-              <w:t>Clears the selected search criteria</w:t>
-            </w:r>
-          </w:p>
-        </w:tc>
-      </w:tr>
-      <w:tr>
-        <w:tc>
-          <w:tcPr>
-            <w:tcW w:type="dxa" w:w="3010"/>
-            <w:shd w:fill="F8FAFC"/>
-            <w:tcMar>
-              <w:top w:w="100" w:type="dxa"/>
-              <w:bottom w:w="100" w:type="dxa"/>
-              <w:left w:w="120" w:type="dxa"/>
-              <w:right w:w="120" w:type="dxa"/>
-            </w:tcMar>
-          </w:tcPr>
-          <w:p>
-            <w:r>
-              <w:rPr>
-                <w:rFonts w:ascii="Segoe UI" w:hAnsi="Segoe UI"/>
-                <w:color w:val="333333"/>
-                <w:sz w:val="18"/>
-              </w:rPr>
-            </w:r>
-          </w:p>
-        </w:tc>
-        <w:tc>
-          <w:tcPr>
-            <w:tcW w:type="dxa" w:w="3010"/>
-            <w:shd w:fill="F8FAFC"/>
-            <w:tcMar>
-              <w:top w:w="100" w:type="dxa"/>
-              <w:bottom w:w="100" w:type="dxa"/>
-              <w:left w:w="120" w:type="dxa"/>
-              <w:right w:w="120" w:type="dxa"/>
-            </w:tcMar>
-          </w:tcPr>
-          <w:p>
-            <w:r>
-              <w:rPr>
-                <w:rFonts w:ascii="Segoe UI" w:hAnsi="Segoe UI"/>
-                <w:color w:val="333333"/>
-                <w:sz w:val="18"/>
-              </w:rPr>
-              <w:t>Save</w:t>
-            </w:r>
-          </w:p>
-        </w:tc>
-        <w:tc>
-          <w:tcPr>
-            <w:tcW w:type="dxa" w:w="3010"/>
-            <w:shd w:fill="F8FAFC"/>
-            <w:tcMar>
-              <w:top w:w="100" w:type="dxa"/>
-              <w:bottom w:w="100" w:type="dxa"/>
-              <w:left w:w="120" w:type="dxa"/>
-              <w:right w:w="120" w:type="dxa"/>
-            </w:tcMar>
-          </w:tcPr>
-          <w:p>
-            <w:r>
-              <w:rPr>
-                <w:rFonts w:ascii="Segoe UI" w:hAnsi="Segoe UI"/>
-                <w:color w:val="333333"/>
-                <w:sz w:val="18"/>
-              </w:rPr>
-              <w:t>Save the entered details</w:t>
-            </w:r>
-          </w:p>
-        </w:tc>
-      </w:tr>
-      <w:tr>
-        <w:tc>
-          <w:tcPr>
-            <w:tcW w:type="dxa" w:w="3010"/>
-            <w:shd w:fill="FFFFFF"/>
-            <w:tcMar>
-              <w:top w:w="100" w:type="dxa"/>
-              <w:bottom w:w="100" w:type="dxa"/>
-              <w:left w:w="120" w:type="dxa"/>
-              <w:right w:w="120" w:type="dxa"/>
-            </w:tcMar>
-          </w:tcPr>
-          <w:p>
-            <w:r>
-              <w:rPr>
-                <w:rFonts w:ascii="Segoe UI" w:hAnsi="Segoe UI"/>
-                <w:color w:val="333333"/>
-                <w:sz w:val="18"/>
-              </w:rPr>
-            </w:r>
-          </w:p>
-        </w:tc>
-        <w:tc>
-          <w:tcPr>
-            <w:tcW w:type="dxa" w:w="3010"/>
-            <w:shd w:fill="FFFFFF"/>
-            <w:tcMar>
-              <w:top w:w="100" w:type="dxa"/>
-              <w:bottom w:w="100" w:type="dxa"/>
-              <w:left w:w="120" w:type="dxa"/>
-              <w:right w:w="120" w:type="dxa"/>
-            </w:tcMar>
-          </w:tcPr>
-          <w:p>
-            <w:r>
-              <w:rPr>
-                <w:rFonts w:ascii="Segoe UI" w:hAnsi="Segoe UI"/>
-                <w:color w:val="333333"/>
-                <w:sz w:val="18"/>
-              </w:rPr>
-              <w:t>Save as draft</w:t>
-            </w:r>
-          </w:p>
-        </w:tc>
-        <w:tc>
-          <w:tcPr>
-            <w:tcW w:type="dxa" w:w="3010"/>
-            <w:shd w:fill="FFFFFF"/>
-            <w:tcMar>
-              <w:top w:w="100" w:type="dxa"/>
-              <w:bottom w:w="100" w:type="dxa"/>
-              <w:left w:w="120" w:type="dxa"/>
-              <w:right w:w="120" w:type="dxa"/>
-            </w:tcMar>
-          </w:tcPr>
-          <w:p>
-            <w:r>
-              <w:rPr>
-                <w:rFonts w:ascii="Segoe UI" w:hAnsi="Segoe UI"/>
-                <w:color w:val="333333"/>
-                <w:sz w:val="18"/>
-              </w:rPr>
-              <w:t>Save the filled data as a draft</w:t>
-            </w:r>
-          </w:p>
-        </w:tc>
-      </w:tr>
-      <w:tr>
-        <w:tc>
-          <w:tcPr>
-            <w:tcW w:type="dxa" w:w="3010"/>
-            <w:shd w:fill="F8FAFC"/>
-            <w:tcMar>
-              <w:top w:w="100" w:type="dxa"/>
-              <w:bottom w:w="100" w:type="dxa"/>
-              <w:left w:w="120" w:type="dxa"/>
-              <w:right w:w="120" w:type="dxa"/>
-            </w:tcMar>
-          </w:tcPr>
-          <w:p>
-            <w:r>
-              <w:rPr>
-                <w:rFonts w:ascii="Segoe UI" w:hAnsi="Segoe UI"/>
-                <w:color w:val="333333"/>
-                <w:sz w:val="18"/>
-              </w:rPr>
-            </w:r>
-          </w:p>
-        </w:tc>
-        <w:tc>
-          <w:tcPr>
-            <w:tcW w:type="dxa" w:w="3010"/>
-            <w:shd w:fill="F8FAFC"/>
             <w:tcMar>
               <w:top w:w="100" w:type="dxa"/>
               <w:bottom w:w="100" w:type="dxa"/>
@@ -1943,31 +1002,7 @@
         </w:tc>
         <w:tc>
           <w:tcPr>
-            <w:tcW w:type="dxa" w:w="3010"/>
-            <w:shd w:fill="F8FAFC"/>
-            <w:tcMar>
-              <w:top w:w="100" w:type="dxa"/>
-              <w:bottom w:w="100" w:type="dxa"/>
-              <w:left w:w="120" w:type="dxa"/>
-              <w:right w:w="120" w:type="dxa"/>
-            </w:tcMar>
-          </w:tcPr>
-          <w:p>
-            <w:r>
-              <w:rPr>
-                <w:rFonts w:ascii="Segoe UI" w:hAnsi="Segoe UI"/>
-                <w:color w:val="333333"/>
-                <w:sz w:val="18"/>
-              </w:rPr>
-              <w:t>Submit the filled data</w:t>
-            </w:r>
-          </w:p>
-        </w:tc>
-      </w:tr>
-      <w:tr>
-        <w:tc>
-          <w:tcPr>
-            <w:tcW w:type="dxa" w:w="3010"/>
+            <w:tcW w:type="dxa" w:w="4514"/>
             <w:shd w:fill="FFFFFF"/>
             <w:tcMar>
               <w:top w:w="100" w:type="dxa"/>
@@ -1983,13 +1018,16 @@
                 <w:color w:val="333333"/>
                 <w:sz w:val="18"/>
               </w:rPr>
+              <w:t>Submit the form data</w:t>
             </w:r>
           </w:p>
         </w:tc>
+      </w:tr>
+      <w:tr>
         <w:tc>
           <w:tcPr>
-            <w:tcW w:type="dxa" w:w="3010"/>
-            <w:shd w:fill="FFFFFF"/>
+            <w:tcW w:type="dxa" w:w="4514"/>
+            <w:shd w:fill="F8FAFC"/>
             <w:tcMar>
               <w:top w:w="100" w:type="dxa"/>
               <w:bottom w:w="100" w:type="dxa"/>
@@ -2010,8 +1048,8 @@
         </w:tc>
         <w:tc>
           <w:tcPr>
-            <w:tcW w:type="dxa" w:w="3010"/>
-            <w:shd w:fill="FFFFFF"/>
+            <w:tcW w:type="dxa" w:w="4514"/>
+            <w:shd w:fill="F8FAFC"/>
             <w:tcMar>
               <w:top w:w="100" w:type="dxa"/>
               <w:bottom w:w="100" w:type="dxa"/>
@@ -2034,74 +1072,7 @@
       <w:tr>
         <w:tc>
           <w:tcPr>
-            <w:tcW w:type="dxa" w:w="3010"/>
-            <w:shd w:fill="F8FAFC"/>
-            <w:tcMar>
-              <w:top w:w="100" w:type="dxa"/>
-              <w:bottom w:w="100" w:type="dxa"/>
-              <w:left w:w="120" w:type="dxa"/>
-              <w:right w:w="120" w:type="dxa"/>
-            </w:tcMar>
-          </w:tcPr>
-          <w:p>
-            <w:r>
-              <w:rPr>
-                <w:rFonts w:ascii="Segoe UI" w:hAnsi="Segoe UI"/>
-                <w:color w:val="333333"/>
-                <w:sz w:val="18"/>
-              </w:rPr>
-            </w:r>
-          </w:p>
-        </w:tc>
-        <w:tc>
-          <w:tcPr>
-            <w:tcW w:type="dxa" w:w="3010"/>
-            <w:shd w:fill="F8FAFC"/>
-            <w:tcMar>
-              <w:top w:w="100" w:type="dxa"/>
-              <w:bottom w:w="100" w:type="dxa"/>
-              <w:left w:w="120" w:type="dxa"/>
-              <w:right w:w="120" w:type="dxa"/>
-            </w:tcMar>
-          </w:tcPr>
-          <w:p>
-            <w:r>
-              <w:rPr>
-                <w:rFonts w:ascii="Segoe UI" w:hAnsi="Segoe UI"/>
-                <w:color w:val="333333"/>
-                <w:sz w:val="18"/>
-              </w:rPr>
-              <w:t>Next</w:t>
-            </w:r>
-          </w:p>
-        </w:tc>
-        <w:tc>
-          <w:tcPr>
-            <w:tcW w:type="dxa" w:w="3010"/>
-            <w:shd w:fill="F8FAFC"/>
-            <w:tcMar>
-              <w:top w:w="100" w:type="dxa"/>
-              <w:bottom w:w="100" w:type="dxa"/>
-              <w:left w:w="120" w:type="dxa"/>
-              <w:right w:w="120" w:type="dxa"/>
-            </w:tcMar>
-          </w:tcPr>
-          <w:p>
-            <w:r>
-              <w:rPr>
-                <w:rFonts w:ascii="Segoe UI" w:hAnsi="Segoe UI"/>
-                <w:color w:val="333333"/>
-                <w:sz w:val="18"/>
-              </w:rPr>
-              <w:t>Move to the next page or step</w:t>
-            </w:r>
-          </w:p>
-        </w:tc>
-      </w:tr>
-      <w:tr>
-        <w:tc>
-          <w:tcPr>
-            <w:tcW w:type="dxa" w:w="3010"/>
+            <w:tcW w:type="dxa" w:w="4514"/>
             <w:shd w:fill="FFFFFF"/>
             <w:tcMar>
               <w:top w:w="100" w:type="dxa"/>
@@ -2117,12 +1088,13 @@
                 <w:color w:val="333333"/>
                 <w:sz w:val="18"/>
               </w:rPr>
+              <w:t>Save</w:t>
             </w:r>
           </w:p>
         </w:tc>
         <w:tc>
           <w:tcPr>
-            <w:tcW w:type="dxa" w:w="3010"/>
+            <w:tcW w:type="dxa" w:w="4514"/>
             <w:shd w:fill="FFFFFF"/>
             <w:tcMar>
               <w:top w:w="100" w:type="dxa"/>
@@ -2138,565 +1110,7 @@
                 <w:color w:val="333333"/>
                 <w:sz w:val="18"/>
               </w:rPr>
-              <w:t>Previous</w:t>
-            </w:r>
-          </w:p>
-        </w:tc>
-        <w:tc>
-          <w:tcPr>
-            <w:tcW w:type="dxa" w:w="3010"/>
-            <w:shd w:fill="FFFFFF"/>
-            <w:tcMar>
-              <w:top w:w="100" w:type="dxa"/>
-              <w:bottom w:w="100" w:type="dxa"/>
-              <w:left w:w="120" w:type="dxa"/>
-              <w:right w:w="120" w:type="dxa"/>
-            </w:tcMar>
-          </w:tcPr>
-          <w:p>
-            <w:r>
-              <w:rPr>
-                <w:rFonts w:ascii="Segoe UI" w:hAnsi="Segoe UI"/>
-                <w:color w:val="333333"/>
-                <w:sz w:val="18"/>
-              </w:rPr>
-              <w:t>Go back to the previous page or step</w:t>
-            </w:r>
-          </w:p>
-        </w:tc>
-      </w:tr>
-      <w:tr>
-        <w:tc>
-          <w:tcPr>
-            <w:tcW w:type="dxa" w:w="3010"/>
-            <w:shd w:fill="F8FAFC"/>
-            <w:tcMar>
-              <w:top w:w="100" w:type="dxa"/>
-              <w:bottom w:w="100" w:type="dxa"/>
-              <w:left w:w="120" w:type="dxa"/>
-              <w:right w:w="120" w:type="dxa"/>
-            </w:tcMar>
-          </w:tcPr>
-          <w:p>
-            <w:r>
-              <w:rPr>
-                <w:rFonts w:ascii="Segoe UI" w:hAnsi="Segoe UI"/>
-                <w:color w:val="333333"/>
-                <w:sz w:val="18"/>
-              </w:rPr>
-            </w:r>
-          </w:p>
-        </w:tc>
-        <w:tc>
-          <w:tcPr>
-            <w:tcW w:type="dxa" w:w="3010"/>
-            <w:shd w:fill="F8FAFC"/>
-            <w:tcMar>
-              <w:top w:w="100" w:type="dxa"/>
-              <w:bottom w:w="100" w:type="dxa"/>
-              <w:left w:w="120" w:type="dxa"/>
-              <w:right w:w="120" w:type="dxa"/>
-            </w:tcMar>
-          </w:tcPr>
-          <w:p>
-            <w:r>
-              <w:rPr>
-                <w:rFonts w:ascii="Segoe UI" w:hAnsi="Segoe UI"/>
-                <w:color w:val="333333"/>
-                <w:sz w:val="18"/>
-              </w:rPr>
-              <w:t>Back</w:t>
-            </w:r>
-          </w:p>
-        </w:tc>
-        <w:tc>
-          <w:tcPr>
-            <w:tcW w:type="dxa" w:w="3010"/>
-            <w:shd w:fill="F8FAFC"/>
-            <w:tcMar>
-              <w:top w:w="100" w:type="dxa"/>
-              <w:bottom w:w="100" w:type="dxa"/>
-              <w:left w:w="120" w:type="dxa"/>
-              <w:right w:w="120" w:type="dxa"/>
-            </w:tcMar>
-          </w:tcPr>
-          <w:p>
-            <w:r>
-              <w:rPr>
-                <w:rFonts w:ascii="Segoe UI" w:hAnsi="Segoe UI"/>
-                <w:color w:val="333333"/>
-                <w:sz w:val="18"/>
-              </w:rPr>
-              <w:t>Return to the previous screen</w:t>
-            </w:r>
-          </w:p>
-        </w:tc>
-      </w:tr>
-      <w:tr>
-        <w:tc>
-          <w:tcPr>
-            <w:tcW w:type="dxa" w:w="3010"/>
-            <w:shd w:fill="FFFFFF"/>
-            <w:tcMar>
-              <w:top w:w="100" w:type="dxa"/>
-              <w:bottom w:w="100" w:type="dxa"/>
-              <w:left w:w="120" w:type="dxa"/>
-              <w:right w:w="120" w:type="dxa"/>
-            </w:tcMar>
-          </w:tcPr>
-          <w:p>
-            <w:r>
-              <w:rPr>
-                <w:rFonts w:ascii="Segoe UI" w:hAnsi="Segoe UI"/>
-                <w:color w:val="333333"/>
-                <w:sz w:val="18"/>
-              </w:rPr>
-            </w:r>
-          </w:p>
-        </w:tc>
-        <w:tc>
-          <w:tcPr>
-            <w:tcW w:type="dxa" w:w="3010"/>
-            <w:shd w:fill="FFFFFF"/>
-            <w:tcMar>
-              <w:top w:w="100" w:type="dxa"/>
-              <w:bottom w:w="100" w:type="dxa"/>
-              <w:left w:w="120" w:type="dxa"/>
-              <w:right w:w="120" w:type="dxa"/>
-            </w:tcMar>
-          </w:tcPr>
-          <w:p>
-            <w:r>
-              <w:rPr>
-                <w:rFonts w:ascii="Segoe UI" w:hAnsi="Segoe UI"/>
-                <w:color w:val="333333"/>
-                <w:sz w:val="18"/>
-              </w:rPr>
-              <w:t>Add</w:t>
-            </w:r>
-          </w:p>
-        </w:tc>
-        <w:tc>
-          <w:tcPr>
-            <w:tcW w:type="dxa" w:w="3010"/>
-            <w:shd w:fill="FFFFFF"/>
-            <w:tcMar>
-              <w:top w:w="100" w:type="dxa"/>
-              <w:bottom w:w="100" w:type="dxa"/>
-              <w:left w:w="120" w:type="dxa"/>
-              <w:right w:w="120" w:type="dxa"/>
-            </w:tcMar>
-          </w:tcPr>
-          <w:p>
-            <w:r>
-              <w:rPr>
-                <w:rFonts w:ascii="Segoe UI" w:hAnsi="Segoe UI"/>
-                <w:color w:val="333333"/>
-                <w:sz w:val="18"/>
-              </w:rPr>
-              <w:t>Add a new record (e.g., Add User, Add Federation)</w:t>
-            </w:r>
-          </w:p>
-        </w:tc>
-      </w:tr>
-      <w:tr>
-        <w:tc>
-          <w:tcPr>
-            <w:tcW w:type="dxa" w:w="3010"/>
-            <w:shd w:fill="F8FAFC"/>
-            <w:tcMar>
-              <w:top w:w="100" w:type="dxa"/>
-              <w:bottom w:w="100" w:type="dxa"/>
-              <w:left w:w="120" w:type="dxa"/>
-              <w:right w:w="120" w:type="dxa"/>
-            </w:tcMar>
-          </w:tcPr>
-          <w:p>
-            <w:r>
-              <w:rPr>
-                <w:rFonts w:ascii="Segoe UI" w:hAnsi="Segoe UI"/>
-                <w:color w:val="333333"/>
-                <w:sz w:val="18"/>
-              </w:rPr>
-            </w:r>
-          </w:p>
-        </w:tc>
-        <w:tc>
-          <w:tcPr>
-            <w:tcW w:type="dxa" w:w="3010"/>
-            <w:shd w:fill="F8FAFC"/>
-            <w:tcMar>
-              <w:top w:w="100" w:type="dxa"/>
-              <w:bottom w:w="100" w:type="dxa"/>
-              <w:left w:w="120" w:type="dxa"/>
-              <w:right w:w="120" w:type="dxa"/>
-            </w:tcMar>
-          </w:tcPr>
-          <w:p>
-            <w:r>
-              <w:rPr>
-                <w:rFonts w:ascii="Segoe UI" w:hAnsi="Segoe UI"/>
-                <w:color w:val="333333"/>
-                <w:sz w:val="18"/>
-              </w:rPr>
-              <w:t>Add more Details</w:t>
-            </w:r>
-          </w:p>
-        </w:tc>
-        <w:tc>
-          <w:tcPr>
-            <w:tcW w:type="dxa" w:w="3010"/>
-            <w:shd w:fill="F8FAFC"/>
-            <w:tcMar>
-              <w:top w:w="100" w:type="dxa"/>
-              <w:bottom w:w="100" w:type="dxa"/>
-              <w:left w:w="120" w:type="dxa"/>
-              <w:right w:w="120" w:type="dxa"/>
-            </w:tcMar>
-          </w:tcPr>
-          <w:p>
-            <w:r>
-              <w:rPr>
-                <w:rFonts w:ascii="Segoe UI" w:hAnsi="Segoe UI"/>
-                <w:color w:val="333333"/>
-                <w:sz w:val="18"/>
-              </w:rPr>
-              <w:t>Add additional information to a form</w:t>
-            </w:r>
-          </w:p>
-        </w:tc>
-      </w:tr>
-      <w:tr>
-        <w:tc>
-          <w:tcPr>
-            <w:tcW w:type="dxa" w:w="3010"/>
-            <w:shd w:fill="FFFFFF"/>
-            <w:tcMar>
-              <w:top w:w="100" w:type="dxa"/>
-              <w:bottom w:w="100" w:type="dxa"/>
-              <w:left w:w="120" w:type="dxa"/>
-              <w:right w:w="120" w:type="dxa"/>
-            </w:tcMar>
-          </w:tcPr>
-          <w:p>
-            <w:r>
-              <w:rPr>
-                <w:rFonts w:ascii="Segoe UI" w:hAnsi="Segoe UI"/>
-                <w:color w:val="333333"/>
-                <w:sz w:val="18"/>
-              </w:rPr>
-            </w:r>
-          </w:p>
-        </w:tc>
-        <w:tc>
-          <w:tcPr>
-            <w:tcW w:type="dxa" w:w="3010"/>
-            <w:shd w:fill="FFFFFF"/>
-            <w:tcMar>
-              <w:top w:w="100" w:type="dxa"/>
-              <w:bottom w:w="100" w:type="dxa"/>
-              <w:left w:w="120" w:type="dxa"/>
-              <w:right w:w="120" w:type="dxa"/>
-            </w:tcMar>
-          </w:tcPr>
-          <w:p>
-            <w:r>
-              <w:rPr>
-                <w:rFonts w:ascii="Segoe UI" w:hAnsi="Segoe UI"/>
-                <w:color w:val="333333"/>
-                <w:sz w:val="18"/>
-              </w:rPr>
-              <w:t>Hide Details</w:t>
-            </w:r>
-          </w:p>
-        </w:tc>
-        <w:tc>
-          <w:tcPr>
-            <w:tcW w:type="dxa" w:w="3010"/>
-            <w:shd w:fill="FFFFFF"/>
-            <w:tcMar>
-              <w:top w:w="100" w:type="dxa"/>
-              <w:bottom w:w="100" w:type="dxa"/>
-              <w:left w:w="120" w:type="dxa"/>
-              <w:right w:w="120" w:type="dxa"/>
-            </w:tcMar>
-          </w:tcPr>
-          <w:p>
-            <w:r>
-              <w:rPr>
-                <w:rFonts w:ascii="Segoe UI" w:hAnsi="Segoe UI"/>
-                <w:color w:val="333333"/>
-                <w:sz w:val="18"/>
-              </w:rPr>
-              <w:t>Collapse or hide the displayed information</w:t>
-            </w:r>
-          </w:p>
-        </w:tc>
-      </w:tr>
-      <w:tr>
-        <w:tc>
-          <w:tcPr>
-            <w:tcW w:type="dxa" w:w="3010"/>
-            <w:shd w:fill="F8FAFC"/>
-            <w:tcMar>
-              <w:top w:w="100" w:type="dxa"/>
-              <w:bottom w:w="100" w:type="dxa"/>
-              <w:left w:w="120" w:type="dxa"/>
-              <w:right w:w="120" w:type="dxa"/>
-            </w:tcMar>
-          </w:tcPr>
-          <w:p>
-            <w:r>
-              <w:rPr>
-                <w:rFonts w:ascii="Segoe UI" w:hAnsi="Segoe UI"/>
-                <w:color w:val="333333"/>
-                <w:sz w:val="18"/>
-              </w:rPr>
-            </w:r>
-          </w:p>
-        </w:tc>
-        <w:tc>
-          <w:tcPr>
-            <w:tcW w:type="dxa" w:w="3010"/>
-            <w:shd w:fill="F8FAFC"/>
-            <w:tcMar>
-              <w:top w:w="100" w:type="dxa"/>
-              <w:bottom w:w="100" w:type="dxa"/>
-              <w:left w:w="120" w:type="dxa"/>
-              <w:right w:w="120" w:type="dxa"/>
-            </w:tcMar>
-          </w:tcPr>
-          <w:p>
-            <w:r>
-              <w:rPr>
-                <w:rFonts w:ascii="Segoe UI" w:hAnsi="Segoe UI"/>
-                <w:color w:val="333333"/>
-                <w:sz w:val="18"/>
-              </w:rPr>
-              <w:t>Choose File</w:t>
-            </w:r>
-          </w:p>
-        </w:tc>
-        <w:tc>
-          <w:tcPr>
-            <w:tcW w:type="dxa" w:w="3010"/>
-            <w:shd w:fill="F8FAFC"/>
-            <w:tcMar>
-              <w:top w:w="100" w:type="dxa"/>
-              <w:bottom w:w="100" w:type="dxa"/>
-              <w:left w:w="120" w:type="dxa"/>
-              <w:right w:w="120" w:type="dxa"/>
-            </w:tcMar>
-          </w:tcPr>
-          <w:p>
-            <w:r>
-              <w:rPr>
-                <w:rFonts w:ascii="Segoe UI" w:hAnsi="Segoe UI"/>
-                <w:color w:val="333333"/>
-                <w:sz w:val="18"/>
-              </w:rPr>
-              <w:t>Browse and upload a file</w:t>
-            </w:r>
-          </w:p>
-        </w:tc>
-      </w:tr>
-      <w:tr>
-        <w:tc>
-          <w:tcPr>
-            <w:tcW w:type="dxa" w:w="3010"/>
-            <w:shd w:fill="FFFFFF"/>
-            <w:tcMar>
-              <w:top w:w="100" w:type="dxa"/>
-              <w:bottom w:w="100" w:type="dxa"/>
-              <w:left w:w="120" w:type="dxa"/>
-              <w:right w:w="120" w:type="dxa"/>
-            </w:tcMar>
-          </w:tcPr>
-          <w:p>
-            <w:r>
-              <w:rPr>
-                <w:rFonts w:ascii="Segoe UI" w:hAnsi="Segoe UI"/>
-                <w:color w:val="333333"/>
-                <w:sz w:val="18"/>
-              </w:rPr>
-            </w:r>
-          </w:p>
-        </w:tc>
-        <w:tc>
-          <w:tcPr>
-            <w:tcW w:type="dxa" w:w="3010"/>
-            <w:shd w:fill="FFFFFF"/>
-            <w:tcMar>
-              <w:top w:w="100" w:type="dxa"/>
-              <w:bottom w:w="100" w:type="dxa"/>
-              <w:left w:w="120" w:type="dxa"/>
-              <w:right w:w="120" w:type="dxa"/>
-            </w:tcMar>
-          </w:tcPr>
-          <w:p>
-            <w:r>
-              <w:rPr>
-                <w:rFonts w:ascii="Segoe UI" w:hAnsi="Segoe UI"/>
-                <w:color w:val="333333"/>
-                <w:sz w:val="18"/>
-              </w:rPr>
-              <w:t>Export to Excel</w:t>
-            </w:r>
-          </w:p>
-        </w:tc>
-        <w:tc>
-          <w:tcPr>
-            <w:tcW w:type="dxa" w:w="3010"/>
-            <w:shd w:fill="FFFFFF"/>
-            <w:tcMar>
-              <w:top w:w="100" w:type="dxa"/>
-              <w:bottom w:w="100" w:type="dxa"/>
-              <w:left w:w="120" w:type="dxa"/>
-              <w:right w:w="120" w:type="dxa"/>
-            </w:tcMar>
-          </w:tcPr>
-          <w:p>
-            <w:r>
-              <w:rPr>
-                <w:rFonts w:ascii="Segoe UI" w:hAnsi="Segoe UI"/>
-                <w:color w:val="333333"/>
-                <w:sz w:val="18"/>
-              </w:rPr>
-              <w:t>Downloads the current report in Excel format</w:t>
-            </w:r>
-          </w:p>
-        </w:tc>
-      </w:tr>
-      <w:tr>
-        <w:tc>
-          <w:tcPr>
-            <w:tcW w:type="dxa" w:w="3010"/>
-            <w:shd w:fill="F8FAFC"/>
-            <w:tcMar>
-              <w:top w:w="100" w:type="dxa"/>
-              <w:bottom w:w="100" w:type="dxa"/>
-              <w:left w:w="120" w:type="dxa"/>
-              <w:right w:w="120" w:type="dxa"/>
-            </w:tcMar>
-          </w:tcPr>
-          <w:p>
-            <w:r>
-              <w:rPr>
-                <w:rFonts w:ascii="Segoe UI" w:hAnsi="Segoe UI"/>
-                <w:color w:val="333333"/>
-                <w:sz w:val="18"/>
-              </w:rPr>
-            </w:r>
-          </w:p>
-        </w:tc>
-        <w:tc>
-          <w:tcPr>
-            <w:tcW w:type="dxa" w:w="3010"/>
-            <w:shd w:fill="F8FAFC"/>
-            <w:tcMar>
-              <w:top w:w="100" w:type="dxa"/>
-              <w:bottom w:w="100" w:type="dxa"/>
-              <w:left w:w="120" w:type="dxa"/>
-              <w:right w:w="120" w:type="dxa"/>
-            </w:tcMar>
-          </w:tcPr>
-          <w:p>
-            <w:r>
-              <w:rPr>
-                <w:rFonts w:ascii="Segoe UI" w:hAnsi="Segoe UI"/>
-                <w:color w:val="333333"/>
-                <w:sz w:val="18"/>
-              </w:rPr>
-              <w:t>Export to PDF</w:t>
-            </w:r>
-          </w:p>
-        </w:tc>
-        <w:tc>
-          <w:tcPr>
-            <w:tcW w:type="dxa" w:w="3010"/>
-            <w:shd w:fill="F8FAFC"/>
-            <w:tcMar>
-              <w:top w:w="100" w:type="dxa"/>
-              <w:bottom w:w="100" w:type="dxa"/>
-              <w:left w:w="120" w:type="dxa"/>
-              <w:right w:w="120" w:type="dxa"/>
-            </w:tcMar>
-          </w:tcPr>
-          <w:p>
-            <w:r>
-              <w:rPr>
-                <w:rFonts w:ascii="Segoe UI" w:hAnsi="Segoe UI"/>
-                <w:color w:val="333333"/>
-                <w:sz w:val="18"/>
-              </w:rPr>
-              <w:t>Downloads the current report in PDF format</w:t>
-            </w:r>
-          </w:p>
-        </w:tc>
-      </w:tr>
-      <w:tr>
-        <w:tc>
-          <w:tcPr>
-            <w:tcW w:type="dxa" w:w="3010"/>
-            <w:shd w:fill="FFFFFF"/>
-            <w:tcMar>
-              <w:top w:w="100" w:type="dxa"/>
-              <w:bottom w:w="100" w:type="dxa"/>
-              <w:left w:w="120" w:type="dxa"/>
-              <w:right w:w="120" w:type="dxa"/>
-            </w:tcMar>
-          </w:tcPr>
-          <w:p>
-            <w:r>
-              <w:rPr>
-                <w:rFonts w:ascii="Segoe UI" w:hAnsi="Segoe UI"/>
-                <w:color w:val="333333"/>
-                <w:sz w:val="18"/>
-              </w:rPr>
-            </w:r>
-          </w:p>
-        </w:tc>
-        <w:tc>
-          <w:tcPr>
-            <w:tcW w:type="dxa" w:w="3010"/>
-            <w:shd w:fill="FFFFFF"/>
-            <w:tcMar>
-              <w:top w:w="100" w:type="dxa"/>
-              <w:bottom w:w="100" w:type="dxa"/>
-              <w:left w:w="120" w:type="dxa"/>
-              <w:right w:w="120" w:type="dxa"/>
-            </w:tcMar>
-          </w:tcPr>
-          <w:p>
-            <w:r>
-              <w:rPr>
-                <w:rFonts w:ascii="Segoe UI" w:hAnsi="Segoe UI"/>
-                <w:color w:val="333333"/>
-                <w:sz w:val="18"/>
-              </w:rPr>
-              <w:t>Logout</w:t>
-            </w:r>
-          </w:p>
-        </w:tc>
-        <w:tc>
-          <w:tcPr>
-            <w:tcW w:type="dxa" w:w="3010"/>
-            <w:shd w:fill="FFFFFF"/>
-            <w:tcMar>
-              <w:top w:w="100" w:type="dxa"/>
-              <w:bottom w:w="100" w:type="dxa"/>
-              <w:left w:w="120" w:type="dxa"/>
-              <w:right w:w="120" w:type="dxa"/>
-            </w:tcMar>
-          </w:tcPr>
-          <w:p>
-            <w:r>
-              <w:rPr>
-                <w:rFonts w:ascii="Segoe UI" w:hAnsi="Segoe UI"/>
-                <w:color w:val="333333"/>
-                <w:sz w:val="18"/>
-              </w:rPr>
-              <w:t>Sign out of the NCD portal</w:t>
+              <w:t>Save the current data</w:t>
             </w:r>
           </w:p>
         </w:tc>
@@ -2738,40 +1152,13 @@
         </w:tblBorders>
       </w:tblPr>
       <w:tblGrid>
-        <w:gridCol w:w="2160"/>
-        <w:gridCol w:w="2592"/>
-        <w:gridCol w:w="4608"/>
+        <w:gridCol w:w="3168"/>
+        <w:gridCol w:w="6192"/>
       </w:tblGrid>
       <w:tr>
         <w:tc>
           <w:tcPr>
-            <w:tcW w:type="dxa" w:w="3010"/>
-            <w:shd w:fill="table_header_bg"/>
-            <w:tcMar>
-              <w:top w:w="100" w:type="dxa"/>
-              <w:bottom w:w="100" w:type="dxa"/>
-              <w:left w:w="120" w:type="dxa"/>
-              <w:right w:w="120" w:type="dxa"/>
-            </w:tcMar>
-          </w:tcPr>
-          <w:p>
-            <w:pPr>
-              <w:jc w:val="left"/>
-            </w:pPr>
-            <w:r>
-              <w:rPr>
-                <w:rFonts w:ascii="Segoe UI" w:hAnsi="Segoe UI"/>
-                <w:b/>
-                <w:color w:val="1B365D"/>
-                <w:sz w:val="19"/>
-              </w:rPr>
-              <w:t>Icon</w:t>
-            </w:r>
-          </w:p>
-        </w:tc>
-        <w:tc>
-          <w:tcPr>
-            <w:tcW w:type="dxa" w:w="3010"/>
+            <w:tcW w:type="dxa" w:w="4514"/>
             <w:shd w:fill="table_header_bg"/>
             <w:tcMar>
               <w:top w:w="100" w:type="dxa"/>
@@ -2797,7 +1184,7 @@
         </w:tc>
         <w:tc>
           <w:tcPr>
-            <w:tcW w:type="dxa" w:w="3010"/>
+            <w:tcW w:type="dxa" w:w="4514"/>
             <w:shd w:fill="table_header_bg"/>
             <w:tcMar>
               <w:top w:w="100" w:type="dxa"/>
@@ -2825,96 +1212,8 @@
       <w:tr>
         <w:tc>
           <w:tcPr>
-            <w:tcW w:type="dxa" w:w="3010"/>
+            <w:tcW w:type="dxa" w:w="4514"/>
             <w:shd w:fill="FFFFFF"/>
-            <w:tcMar>
-              <w:top w:w="100" w:type="dxa"/>
-              <w:bottom w:w="100" w:type="dxa"/>
-              <w:left w:w="120" w:type="dxa"/>
-              <w:right w:w="120" w:type="dxa"/>
-            </w:tcMar>
-          </w:tcPr>
-          <w:p>
-            <w:r>
-              <w:rPr>
-                <w:rFonts w:ascii="Segoe UI" w:hAnsi="Segoe UI"/>
-                <w:color w:val="333333"/>
-                <w:sz w:val="18"/>
-              </w:rPr>
-            </w:r>
-          </w:p>
-        </w:tc>
-        <w:tc>
-          <w:tcPr>
-            <w:tcW w:type="dxa" w:w="3010"/>
-            <w:shd w:fill="FFFFFF"/>
-            <w:tcMar>
-              <w:top w:w="100" w:type="dxa"/>
-              <w:bottom w:w="100" w:type="dxa"/>
-              <w:left w:w="120" w:type="dxa"/>
-              <w:right w:w="120" w:type="dxa"/>
-            </w:tcMar>
-          </w:tcPr>
-          <w:p>
-            <w:r>
-              <w:rPr>
-                <w:rFonts w:ascii="Segoe UI" w:hAnsi="Segoe UI"/>
-                <w:color w:val="333333"/>
-                <w:sz w:val="18"/>
-              </w:rPr>
-              <w:t>Calendar</w:t>
-            </w:r>
-          </w:p>
-        </w:tc>
-        <w:tc>
-          <w:tcPr>
-            <w:tcW w:type="dxa" w:w="3010"/>
-            <w:shd w:fill="FFFFFF"/>
-            <w:tcMar>
-              <w:top w:w="100" w:type="dxa"/>
-              <w:bottom w:w="100" w:type="dxa"/>
-              <w:left w:w="120" w:type="dxa"/>
-              <w:right w:w="120" w:type="dxa"/>
-            </w:tcMar>
-          </w:tcPr>
-          <w:p>
-            <w:r>
-              <w:rPr>
-                <w:rFonts w:ascii="Segoe UI" w:hAnsi="Segoe UI"/>
-                <w:color w:val="333333"/>
-                <w:sz w:val="18"/>
-              </w:rPr>
-              <w:t>For selecting date, month and year</w:t>
-            </w:r>
-          </w:p>
-        </w:tc>
-      </w:tr>
-      <w:tr>
-        <w:tc>
-          <w:tcPr>
-            <w:tcW w:type="dxa" w:w="3010"/>
-            <w:shd w:fill="F8FAFC"/>
-            <w:tcMar>
-              <w:top w:w="100" w:type="dxa"/>
-              <w:bottom w:w="100" w:type="dxa"/>
-              <w:left w:w="120" w:type="dxa"/>
-              <w:right w:w="120" w:type="dxa"/>
-            </w:tcMar>
-          </w:tcPr>
-          <w:p>
-            <w:r>
-              <w:rPr>
-                <w:rFonts w:ascii="Segoe UI" w:hAnsi="Segoe UI"/>
-                <w:color w:val="333333"/>
-                <w:sz w:val="18"/>
-              </w:rPr>
-            </w:r>
-          </w:p>
-        </w:tc>
-        <w:tc>
-          <w:tcPr>
-            <w:tcW w:type="dxa" w:w="3010"/>
-            <w:shd w:fill="F8FAFC"/>
             <w:tcMar>
               <w:top w:w="100" w:type="dxa"/>
               <w:bottom w:w="100" w:type="dxa"/>
@@ -2935,31 +1234,7 @@
         </w:tc>
         <w:tc>
           <w:tcPr>
-            <w:tcW w:type="dxa" w:w="3010"/>
-            <w:shd w:fill="F8FAFC"/>
-            <w:tcMar>
-              <w:top w:w="100" w:type="dxa"/>
-              <w:bottom w:w="100" w:type="dxa"/>
-              <w:left w:w="120" w:type="dxa"/>
-              <w:right w:w="120" w:type="dxa"/>
-            </w:tcMar>
-          </w:tcPr>
-          <w:p>
-            <w:r>
-              <w:rPr>
-                <w:rFonts w:ascii="Segoe UI" w:hAnsi="Segoe UI"/>
-                <w:color w:val="333333"/>
-                <w:sz w:val="18"/>
-              </w:rPr>
-              <w:t>Opens the selected record for modification</w:t>
-            </w:r>
-          </w:p>
-        </w:tc>
-      </w:tr>
-      <w:tr>
-        <w:tc>
-          <w:tcPr>
-            <w:tcW w:type="dxa" w:w="3010"/>
+            <w:tcW w:type="dxa" w:w="4514"/>
             <w:shd w:fill="FFFFFF"/>
             <w:tcMar>
               <w:top w:w="100" w:type="dxa"/>
@@ -2975,13 +1250,16 @@
                 <w:color w:val="333333"/>
                 <w:sz w:val="18"/>
               </w:rPr>
+              <w:t>Edit the record</w:t>
             </w:r>
           </w:p>
         </w:tc>
+      </w:tr>
+      <w:tr>
         <w:tc>
           <w:tcPr>
-            <w:tcW w:type="dxa" w:w="3010"/>
-            <w:shd w:fill="FFFFFF"/>
+            <w:tcW w:type="dxa" w:w="4514"/>
+            <w:shd w:fill="F8FAFC"/>
             <w:tcMar>
               <w:top w:w="100" w:type="dxa"/>
               <w:bottom w:w="100" w:type="dxa"/>
@@ -3002,31 +1280,7 @@
         </w:tc>
         <w:tc>
           <w:tcPr>
-            <w:tcW w:type="dxa" w:w="3010"/>
-            <w:shd w:fill="FFFFFF"/>
-            <w:tcMar>
-              <w:top w:w="100" w:type="dxa"/>
-              <w:bottom w:w="100" w:type="dxa"/>
-              <w:left w:w="120" w:type="dxa"/>
-              <w:right w:w="120" w:type="dxa"/>
-            </w:tcMar>
-          </w:tcPr>
-          <w:p>
-            <w:r>
-              <w:rPr>
-                <w:rFonts w:ascii="Segoe UI" w:hAnsi="Segoe UI"/>
-                <w:color w:val="333333"/>
-                <w:sz w:val="18"/>
-              </w:rPr>
-              <w:t>Deletes the selected record</w:t>
-            </w:r>
-          </w:p>
-        </w:tc>
-      </w:tr>
-      <w:tr>
-        <w:tc>
-          <w:tcPr>
-            <w:tcW w:type="dxa" w:w="3010"/>
+            <w:tcW w:type="dxa" w:w="4514"/>
             <w:shd w:fill="F8FAFC"/>
             <w:tcMar>
               <w:top w:w="100" w:type="dxa"/>
@@ -3042,13 +1296,16 @@
                 <w:color w:val="333333"/>
                 <w:sz w:val="18"/>
               </w:rPr>
+              <w:t>Delete the record</w:t>
             </w:r>
           </w:p>
         </w:tc>
+      </w:tr>
+      <w:tr>
         <w:tc>
           <w:tcPr>
-            <w:tcW w:type="dxa" w:w="3010"/>
-            <w:shd w:fill="F8FAFC"/>
+            <w:tcW w:type="dxa" w:w="4514"/>
+            <w:shd w:fill="FFFFFF"/>
             <w:tcMar>
               <w:top w:w="100" w:type="dxa"/>
               <w:bottom w:w="100" w:type="dxa"/>
@@ -3069,31 +1326,7 @@
         </w:tc>
         <w:tc>
           <w:tcPr>
-            <w:tcW w:type="dxa" w:w="3010"/>
-            <w:shd w:fill="F8FAFC"/>
-            <w:tcMar>
-              <w:top w:w="100" w:type="dxa"/>
-              <w:bottom w:w="100" w:type="dxa"/>
-              <w:left w:w="120" w:type="dxa"/>
-              <w:right w:w="120" w:type="dxa"/>
-            </w:tcMar>
-          </w:tcPr>
-          <w:p>
-            <w:r>
-              <w:rPr>
-                <w:rFonts w:ascii="Segoe UI" w:hAnsi="Segoe UI"/>
-                <w:color w:val="333333"/>
-                <w:sz w:val="18"/>
-              </w:rPr>
-              <w:t>Opens the selected record in read-only detailed view</w:t>
-            </w:r>
-          </w:p>
-        </w:tc>
-      </w:tr>
-      <w:tr>
-        <w:tc>
-          <w:tcPr>
-            <w:tcW w:type="dxa" w:w="3010"/>
+            <w:tcW w:type="dxa" w:w="4514"/>
             <w:shd w:fill="FFFFFF"/>
             <w:tcMar>
               <w:top w:w="100" w:type="dxa"/>
@@ -3109,586 +1342,7 @@
                 <w:color w:val="333333"/>
                 <w:sz w:val="18"/>
               </w:rPr>
-            </w:r>
-          </w:p>
-        </w:tc>
-        <w:tc>
-          <w:tcPr>
-            <w:tcW w:type="dxa" w:w="3010"/>
-            <w:shd w:fill="FFFFFF"/>
-            <w:tcMar>
-              <w:top w:w="100" w:type="dxa"/>
-              <w:bottom w:w="100" w:type="dxa"/>
-              <w:left w:w="120" w:type="dxa"/>
-              <w:right w:w="120" w:type="dxa"/>
-            </w:tcMar>
-          </w:tcPr>
-          <w:p>
-            <w:r>
-              <w:rPr>
-                <w:rFonts w:ascii="Segoe UI" w:hAnsi="Segoe UI"/>
-                <w:color w:val="333333"/>
-                <w:sz w:val="18"/>
-              </w:rPr>
-              <w:t>Search</w:t>
-            </w:r>
-          </w:p>
-        </w:tc>
-        <w:tc>
-          <w:tcPr>
-            <w:tcW w:type="dxa" w:w="3010"/>
-            <w:shd w:fill="FFFFFF"/>
-            <w:tcMar>
-              <w:top w:w="100" w:type="dxa"/>
-              <w:bottom w:w="100" w:type="dxa"/>
-              <w:left w:w="120" w:type="dxa"/>
-              <w:right w:w="120" w:type="dxa"/>
-            </w:tcMar>
-          </w:tcPr>
-          <w:p>
-            <w:r>
-              <w:rPr>
-                <w:rFonts w:ascii="Segoe UI" w:hAnsi="Segoe UI"/>
-                <w:color w:val="333333"/>
-                <w:sz w:val="18"/>
-              </w:rPr>
-              <w:t>Search or filter records</w:t>
-            </w:r>
-          </w:p>
-        </w:tc>
-      </w:tr>
-      <w:tr>
-        <w:tc>
-          <w:tcPr>
-            <w:tcW w:type="dxa" w:w="3010"/>
-            <w:shd w:fill="F8FAFC"/>
-            <w:tcMar>
-              <w:top w:w="100" w:type="dxa"/>
-              <w:bottom w:w="100" w:type="dxa"/>
-              <w:left w:w="120" w:type="dxa"/>
-              <w:right w:w="120" w:type="dxa"/>
-            </w:tcMar>
-          </w:tcPr>
-          <w:p>
-            <w:r>
-              <w:rPr>
-                <w:rFonts w:ascii="Segoe UI" w:hAnsi="Segoe UI"/>
-                <w:color w:val="333333"/>
-                <w:sz w:val="18"/>
-              </w:rPr>
-            </w:r>
-          </w:p>
-        </w:tc>
-        <w:tc>
-          <w:tcPr>
-            <w:tcW w:type="dxa" w:w="3010"/>
-            <w:shd w:fill="F8FAFC"/>
-            <w:tcMar>
-              <w:top w:w="100" w:type="dxa"/>
-              <w:bottom w:w="100" w:type="dxa"/>
-              <w:left w:w="120" w:type="dxa"/>
-              <w:right w:w="120" w:type="dxa"/>
-            </w:tcMar>
-          </w:tcPr>
-          <w:p>
-            <w:r>
-              <w:rPr>
-                <w:rFonts w:ascii="Segoe UI" w:hAnsi="Segoe UI"/>
-                <w:color w:val="333333"/>
-                <w:sz w:val="18"/>
-              </w:rPr>
-              <w:t>Asterisk / Star</w:t>
-            </w:r>
-          </w:p>
-        </w:tc>
-        <w:tc>
-          <w:tcPr>
-            <w:tcW w:type="dxa" w:w="3010"/>
-            <w:shd w:fill="F8FAFC"/>
-            <w:tcMar>
-              <w:top w:w="100" w:type="dxa"/>
-              <w:bottom w:w="100" w:type="dxa"/>
-              <w:left w:w="120" w:type="dxa"/>
-              <w:right w:w="120" w:type="dxa"/>
-            </w:tcMar>
-          </w:tcPr>
-          <w:p>
-            <w:r>
-              <w:rPr>
-                <w:rFonts w:ascii="Segoe UI" w:hAnsi="Segoe UI"/>
-                <w:color w:val="333333"/>
-                <w:sz w:val="18"/>
-              </w:rPr>
-              <w:t>Indicates a mandatory field (shown in red)</w:t>
-            </w:r>
-          </w:p>
-        </w:tc>
-      </w:tr>
-      <w:tr>
-        <w:tc>
-          <w:tcPr>
-            <w:tcW w:type="dxa" w:w="3010"/>
-            <w:shd w:fill="FFFFFF"/>
-            <w:tcMar>
-              <w:top w:w="100" w:type="dxa"/>
-              <w:bottom w:w="100" w:type="dxa"/>
-              <w:left w:w="120" w:type="dxa"/>
-              <w:right w:w="120" w:type="dxa"/>
-            </w:tcMar>
-          </w:tcPr>
-          <w:p>
-            <w:r>
-              <w:rPr>
-                <w:rFonts w:ascii="Segoe UI" w:hAnsi="Segoe UI"/>
-                <w:color w:val="333333"/>
-                <w:sz w:val="18"/>
-              </w:rPr>
-            </w:r>
-          </w:p>
-        </w:tc>
-        <w:tc>
-          <w:tcPr>
-            <w:tcW w:type="dxa" w:w="3010"/>
-            <w:shd w:fill="FFFFFF"/>
-            <w:tcMar>
-              <w:top w:w="100" w:type="dxa"/>
-              <w:bottom w:w="100" w:type="dxa"/>
-              <w:left w:w="120" w:type="dxa"/>
-              <w:right w:w="120" w:type="dxa"/>
-            </w:tcMar>
-          </w:tcPr>
-          <w:p>
-            <w:r>
-              <w:rPr>
-                <w:rFonts w:ascii="Segoe UI" w:hAnsi="Segoe UI"/>
-                <w:color w:val="333333"/>
-                <w:sz w:val="18"/>
-              </w:rPr>
-              <w:t>Sorting</w:t>
-            </w:r>
-          </w:p>
-        </w:tc>
-        <w:tc>
-          <w:tcPr>
-            <w:tcW w:type="dxa" w:w="3010"/>
-            <w:shd w:fill="FFFFFF"/>
-            <w:tcMar>
-              <w:top w:w="100" w:type="dxa"/>
-              <w:bottom w:w="100" w:type="dxa"/>
-              <w:left w:w="120" w:type="dxa"/>
-              <w:right w:w="120" w:type="dxa"/>
-            </w:tcMar>
-          </w:tcPr>
-          <w:p>
-            <w:r>
-              <w:rPr>
-                <w:rFonts w:ascii="Segoe UI" w:hAnsi="Segoe UI"/>
-                <w:color w:val="333333"/>
-                <w:sz w:val="18"/>
-              </w:rPr>
-              <w:t>Sort records in ascending or descending order</w:t>
-            </w:r>
-          </w:p>
-        </w:tc>
-      </w:tr>
-      <w:tr>
-        <w:tc>
-          <w:tcPr>
-            <w:tcW w:type="dxa" w:w="3010"/>
-            <w:shd w:fill="F8FAFC"/>
-            <w:tcMar>
-              <w:top w:w="100" w:type="dxa"/>
-              <w:bottom w:w="100" w:type="dxa"/>
-              <w:left w:w="120" w:type="dxa"/>
-              <w:right w:w="120" w:type="dxa"/>
-            </w:tcMar>
-          </w:tcPr>
-          <w:p>
-            <w:r>
-              <w:rPr>
-                <w:rFonts w:ascii="Segoe UI" w:hAnsi="Segoe UI"/>
-                <w:color w:val="333333"/>
-                <w:sz w:val="18"/>
-              </w:rPr>
-            </w:r>
-          </w:p>
-        </w:tc>
-        <w:tc>
-          <w:tcPr>
-            <w:tcW w:type="dxa" w:w="3010"/>
-            <w:shd w:fill="F8FAFC"/>
-            <w:tcMar>
-              <w:top w:w="100" w:type="dxa"/>
-              <w:bottom w:w="100" w:type="dxa"/>
-              <w:left w:w="120" w:type="dxa"/>
-              <w:right w:w="120" w:type="dxa"/>
-            </w:tcMar>
-          </w:tcPr>
-          <w:p>
-            <w:r>
-              <w:rPr>
-                <w:rFonts w:ascii="Segoe UI" w:hAnsi="Segoe UI"/>
-                <w:color w:val="333333"/>
-                <w:sz w:val="18"/>
-              </w:rPr>
-              <w:t>PDF</w:t>
-            </w:r>
-          </w:p>
-        </w:tc>
-        <w:tc>
-          <w:tcPr>
-            <w:tcW w:type="dxa" w:w="3010"/>
-            <w:shd w:fill="F8FAFC"/>
-            <w:tcMar>
-              <w:top w:w="100" w:type="dxa"/>
-              <w:bottom w:w="100" w:type="dxa"/>
-              <w:left w:w="120" w:type="dxa"/>
-              <w:right w:w="120" w:type="dxa"/>
-            </w:tcMar>
-          </w:tcPr>
-          <w:p>
-            <w:r>
-              <w:rPr>
-                <w:rFonts w:ascii="Segoe UI" w:hAnsi="Segoe UI"/>
-                <w:color w:val="333333"/>
-                <w:sz w:val="18"/>
-              </w:rPr>
-              <w:t>View or download the record in PDF format</w:t>
-            </w:r>
-          </w:p>
-        </w:tc>
-      </w:tr>
-      <w:tr>
-        <w:tc>
-          <w:tcPr>
-            <w:tcW w:type="dxa" w:w="3010"/>
-            <w:shd w:fill="FFFFFF"/>
-            <w:tcMar>
-              <w:top w:w="100" w:type="dxa"/>
-              <w:bottom w:w="100" w:type="dxa"/>
-              <w:left w:w="120" w:type="dxa"/>
-              <w:right w:w="120" w:type="dxa"/>
-            </w:tcMar>
-          </w:tcPr>
-          <w:p>
-            <w:r>
-              <w:rPr>
-                <w:rFonts w:ascii="Segoe UI" w:hAnsi="Segoe UI"/>
-                <w:color w:val="333333"/>
-                <w:sz w:val="18"/>
-              </w:rPr>
-            </w:r>
-          </w:p>
-        </w:tc>
-        <w:tc>
-          <w:tcPr>
-            <w:tcW w:type="dxa" w:w="3010"/>
-            <w:shd w:fill="FFFFFF"/>
-            <w:tcMar>
-              <w:top w:w="100" w:type="dxa"/>
-              <w:bottom w:w="100" w:type="dxa"/>
-              <w:left w:w="120" w:type="dxa"/>
-              <w:right w:w="120" w:type="dxa"/>
-            </w:tcMar>
-          </w:tcPr>
-          <w:p>
-            <w:r>
-              <w:rPr>
-                <w:rFonts w:ascii="Segoe UI" w:hAnsi="Segoe UI"/>
-                <w:color w:val="333333"/>
-                <w:sz w:val="18"/>
-              </w:rPr>
-              <w:t>Excel</w:t>
-            </w:r>
-          </w:p>
-        </w:tc>
-        <w:tc>
-          <w:tcPr>
-            <w:tcW w:type="dxa" w:w="3010"/>
-            <w:shd w:fill="FFFFFF"/>
-            <w:tcMar>
-              <w:top w:w="100" w:type="dxa"/>
-              <w:bottom w:w="100" w:type="dxa"/>
-              <w:left w:w="120" w:type="dxa"/>
-              <w:right w:w="120" w:type="dxa"/>
-            </w:tcMar>
-          </w:tcPr>
-          <w:p>
-            <w:r>
-              <w:rPr>
-                <w:rFonts w:ascii="Segoe UI" w:hAnsi="Segoe UI"/>
-                <w:color w:val="333333"/>
-                <w:sz w:val="18"/>
-              </w:rPr>
-              <w:t>Export the current report in Excel format</w:t>
-            </w:r>
-          </w:p>
-        </w:tc>
-      </w:tr>
-      <w:tr>
-        <w:tc>
-          <w:tcPr>
-            <w:tcW w:type="dxa" w:w="3010"/>
-            <w:shd w:fill="F8FAFC"/>
-            <w:tcMar>
-              <w:top w:w="100" w:type="dxa"/>
-              <w:bottom w:w="100" w:type="dxa"/>
-              <w:left w:w="120" w:type="dxa"/>
-              <w:right w:w="120" w:type="dxa"/>
-            </w:tcMar>
-          </w:tcPr>
-          <w:p>
-            <w:r>
-              <w:rPr>
-                <w:rFonts w:ascii="Segoe UI" w:hAnsi="Segoe UI"/>
-                <w:color w:val="333333"/>
-                <w:sz w:val="18"/>
-              </w:rPr>
-            </w:r>
-          </w:p>
-        </w:tc>
-        <w:tc>
-          <w:tcPr>
-            <w:tcW w:type="dxa" w:w="3010"/>
-            <w:shd w:fill="F8FAFC"/>
-            <w:tcMar>
-              <w:top w:w="100" w:type="dxa"/>
-              <w:bottom w:w="100" w:type="dxa"/>
-              <w:left w:w="120" w:type="dxa"/>
-              <w:right w:w="120" w:type="dxa"/>
-            </w:tcMar>
-          </w:tcPr>
-          <w:p>
-            <w:r>
-              <w:rPr>
-                <w:rFonts w:ascii="Segoe UI" w:hAnsi="Segoe UI"/>
-                <w:color w:val="333333"/>
-                <w:sz w:val="18"/>
-              </w:rPr>
-              <w:t>Add</w:t>
-            </w:r>
-          </w:p>
-        </w:tc>
-        <w:tc>
-          <w:tcPr>
-            <w:tcW w:type="dxa" w:w="3010"/>
-            <w:shd w:fill="F8FAFC"/>
-            <w:tcMar>
-              <w:top w:w="100" w:type="dxa"/>
-              <w:bottom w:w="100" w:type="dxa"/>
-              <w:left w:w="120" w:type="dxa"/>
-              <w:right w:w="120" w:type="dxa"/>
-            </w:tcMar>
-          </w:tcPr>
-          <w:p>
-            <w:r>
-              <w:rPr>
-                <w:rFonts w:ascii="Segoe UI" w:hAnsi="Segoe UI"/>
-                <w:color w:val="333333"/>
-                <w:sz w:val="18"/>
-              </w:rPr>
-              <w:t>Add a new record or section</w:t>
-            </w:r>
-          </w:p>
-        </w:tc>
-      </w:tr>
-      <w:tr>
-        <w:tc>
-          <w:tcPr>
-            <w:tcW w:type="dxa" w:w="3010"/>
-            <w:shd w:fill="FFFFFF"/>
-            <w:tcMar>
-              <w:top w:w="100" w:type="dxa"/>
-              <w:bottom w:w="100" w:type="dxa"/>
-              <w:left w:w="120" w:type="dxa"/>
-              <w:right w:w="120" w:type="dxa"/>
-            </w:tcMar>
-          </w:tcPr>
-          <w:p>
-            <w:r>
-              <w:rPr>
-                <w:rFonts w:ascii="Segoe UI" w:hAnsi="Segoe UI"/>
-                <w:color w:val="333333"/>
-                <w:sz w:val="18"/>
-              </w:rPr>
-            </w:r>
-          </w:p>
-        </w:tc>
-        <w:tc>
-          <w:tcPr>
-            <w:tcW w:type="dxa" w:w="3010"/>
-            <w:shd w:fill="FFFFFF"/>
-            <w:tcMar>
-              <w:top w:w="100" w:type="dxa"/>
-              <w:bottom w:w="100" w:type="dxa"/>
-              <w:left w:w="120" w:type="dxa"/>
-              <w:right w:w="120" w:type="dxa"/>
-            </w:tcMar>
-          </w:tcPr>
-          <w:p>
-            <w:r>
-              <w:rPr>
-                <w:rFonts w:ascii="Segoe UI" w:hAnsi="Segoe UI"/>
-                <w:color w:val="333333"/>
-                <w:sz w:val="18"/>
-              </w:rPr>
-              <w:t>Info / Tooltip</w:t>
-            </w:r>
-          </w:p>
-        </w:tc>
-        <w:tc>
-          <w:tcPr>
-            <w:tcW w:type="dxa" w:w="3010"/>
-            <w:shd w:fill="FFFFFF"/>
-            <w:tcMar>
-              <w:top w:w="100" w:type="dxa"/>
-              <w:bottom w:w="100" w:type="dxa"/>
-              <w:left w:w="120" w:type="dxa"/>
-              <w:right w:w="120" w:type="dxa"/>
-            </w:tcMar>
-          </w:tcPr>
-          <w:p>
-            <w:r>
-              <w:rPr>
-                <w:rFonts w:ascii="Segoe UI" w:hAnsi="Segoe UI"/>
-                <w:color w:val="333333"/>
-                <w:sz w:val="18"/>
-              </w:rPr>
-              <w:t>Displays contextual help for a field or control</w:t>
-            </w:r>
-          </w:p>
-        </w:tc>
-      </w:tr>
-      <w:tr>
-        <w:tc>
-          <w:tcPr>
-            <w:tcW w:type="dxa" w:w="3010"/>
-            <w:shd w:fill="F8FAFC"/>
-            <w:tcMar>
-              <w:top w:w="100" w:type="dxa"/>
-              <w:bottom w:w="100" w:type="dxa"/>
-              <w:left w:w="120" w:type="dxa"/>
-              <w:right w:w="120" w:type="dxa"/>
-            </w:tcMar>
-          </w:tcPr>
-          <w:p>
-            <w:r>
-              <w:rPr>
-                <w:rFonts w:ascii="Segoe UI" w:hAnsi="Segoe UI"/>
-                <w:color w:val="333333"/>
-                <w:sz w:val="18"/>
-              </w:rPr>
-            </w:r>
-          </w:p>
-        </w:tc>
-        <w:tc>
-          <w:tcPr>
-            <w:tcW w:type="dxa" w:w="3010"/>
-            <w:shd w:fill="F8FAFC"/>
-            <w:tcMar>
-              <w:top w:w="100" w:type="dxa"/>
-              <w:bottom w:w="100" w:type="dxa"/>
-              <w:left w:w="120" w:type="dxa"/>
-              <w:right w:w="120" w:type="dxa"/>
-            </w:tcMar>
-          </w:tcPr>
-          <w:p>
-            <w:r>
-              <w:rPr>
-                <w:rFonts w:ascii="Segoe UI" w:hAnsi="Segoe UI"/>
-                <w:color w:val="333333"/>
-                <w:sz w:val="18"/>
-              </w:rPr>
-              <w:t>User Profile</w:t>
-            </w:r>
-          </w:p>
-        </w:tc>
-        <w:tc>
-          <w:tcPr>
-            <w:tcW w:type="dxa" w:w="3010"/>
-            <w:shd w:fill="F8FAFC"/>
-            <w:tcMar>
-              <w:top w:w="100" w:type="dxa"/>
-              <w:bottom w:w="100" w:type="dxa"/>
-              <w:left w:w="120" w:type="dxa"/>
-              <w:right w:w="120" w:type="dxa"/>
-            </w:tcMar>
-          </w:tcPr>
-          <w:p>
-            <w:r>
-              <w:rPr>
-                <w:rFonts w:ascii="Segoe UI" w:hAnsi="Segoe UI"/>
-                <w:color w:val="333333"/>
-                <w:sz w:val="18"/>
-              </w:rPr>
-              <w:t>Access user profile options and Logout</w:t>
-            </w:r>
-          </w:p>
-        </w:tc>
-      </w:tr>
-      <w:tr>
-        <w:tc>
-          <w:tcPr>
-            <w:tcW w:type="dxa" w:w="3010"/>
-            <w:shd w:fill="FFFFFF"/>
-            <w:tcMar>
-              <w:top w:w="100" w:type="dxa"/>
-              <w:bottom w:w="100" w:type="dxa"/>
-              <w:left w:w="120" w:type="dxa"/>
-              <w:right w:w="120" w:type="dxa"/>
-            </w:tcMar>
-          </w:tcPr>
-          <w:p>
-            <w:r>
-              <w:rPr>
-                <w:rFonts w:ascii="Segoe UI" w:hAnsi="Segoe UI"/>
-                <w:color w:val="333333"/>
-                <w:sz w:val="18"/>
-              </w:rPr>
-            </w:r>
-          </w:p>
-        </w:tc>
-        <w:tc>
-          <w:tcPr>
-            <w:tcW w:type="dxa" w:w="3010"/>
-            <w:shd w:fill="FFFFFF"/>
-            <w:tcMar>
-              <w:top w:w="100" w:type="dxa"/>
-              <w:bottom w:w="100" w:type="dxa"/>
-              <w:left w:w="120" w:type="dxa"/>
-              <w:right w:w="120" w:type="dxa"/>
-            </w:tcMar>
-          </w:tcPr>
-          <w:p>
-            <w:r>
-              <w:rPr>
-                <w:rFonts w:ascii="Segoe UI" w:hAnsi="Segoe UI"/>
-                <w:color w:val="333333"/>
-                <w:sz w:val="18"/>
-              </w:rPr>
-              <w:t>Hamburger Menu</w:t>
-            </w:r>
-          </w:p>
-        </w:tc>
-        <w:tc>
-          <w:tcPr>
-            <w:tcW w:type="dxa" w:w="3010"/>
-            <w:shd w:fill="FFFFFF"/>
-            <w:tcMar>
-              <w:top w:w="100" w:type="dxa"/>
-              <w:bottom w:w="100" w:type="dxa"/>
-              <w:left w:w="120" w:type="dxa"/>
-              <w:right w:w="120" w:type="dxa"/>
-            </w:tcMar>
-          </w:tcPr>
-          <w:p>
-            <w:r>
-              <w:rPr>
-                <w:rFonts w:ascii="Segoe UI" w:hAnsi="Segoe UI"/>
-                <w:color w:val="333333"/>
-                <w:sz w:val="18"/>
-              </w:rPr>
-              <w:t>Expand or collapse the left navigation menu</w:t>
+              <w:t>View record details</w:t>
             </w:r>
           </w:p>
         </w:tc>
@@ -3698,112 +1352,6 @@
       <w:pPr>
         <w:spacing w:before="160"/>
       </w:pPr>
-    </w:p>
-    <w:p>
-      <w:pPr>
-        <w:pStyle w:val="Heading1"/>
-        <w:keepNext/>
-        <w:spacing w:before="360" w:after="160"/>
-      </w:pPr>
-      <w:r>
-        <w:rPr>
-          <w:rFonts w:ascii="Segoe UI" w:hAnsi="Segoe UI"/>
-          <w:b/>
-          <w:color w:val="1B365D"/>
-          <w:sz w:val="40"/>
-        </w:rPr>
-        <w:t>5.3 Calendar detail</w:t>
-      </w:r>
-    </w:p>
-    <w:p>
-      <w:pPr>
-        <w:spacing w:after="120" w:line="276" w:lineRule="auto"/>
-      </w:pPr>
-      <w:r>
-        <w:rPr>
-          <w:rFonts w:ascii="Segoe UI" w:hAnsi="Segoe UI"/>
-          <w:b w:val="0"/>
-          <w:i w:val="0"/>
-          <w:color w:val="333333"/>
-          <w:sz w:val="21"/>
-        </w:rPr>
-        <w:t>Following illustration allows the user to select a specific date from the Calendar on any screen (e.g., From Date, To Date, Approved Date):</w:t>
-      </w:r>
-    </w:p>
-    <w:p>
-      <w:pPr>
-        <w:spacing w:after="120" w:line="276" w:lineRule="auto"/>
-      </w:pPr>
-      <w:r>
-        <w:rPr>
-          <w:rFonts w:ascii="Segoe UI" w:hAnsi="Segoe UI"/>
-          <w:b w:val="0"/>
-          <w:i w:val="0"/>
-          <w:color w:val="333333"/>
-          <w:sz w:val="21"/>
-        </w:rPr>
-        <w:t>1. Click on the calendar icon next to the date field to open the calendar chart.</w:t>
-      </w:r>
-    </w:p>
-    <w:p>
-      <w:pPr>
-        <w:spacing w:after="120" w:line="276" w:lineRule="auto"/>
-      </w:pPr>
-      <w:r>
-        <w:rPr>
-          <w:rFonts w:ascii="Segoe UI" w:hAnsi="Segoe UI"/>
-          <w:b w:val="0"/>
-          <w:i w:val="0"/>
-          <w:color w:val="333333"/>
-          <w:sz w:val="21"/>
-        </w:rPr>
-        <w:t>2. On the top of the calendar chart, click on the year to open the year list and select the required year.</w:t>
-      </w:r>
-    </w:p>
-    <w:p>
-      <w:pPr>
-        <w:spacing w:after="120" w:line="276" w:lineRule="auto"/>
-      </w:pPr>
-      <w:r>
-        <w:rPr>
-          <w:rFonts w:ascii="Segoe UI" w:hAnsi="Segoe UI"/>
-          <w:b w:val="0"/>
-          <w:i w:val="0"/>
-          <w:color w:val="333333"/>
-          <w:sz w:val="21"/>
-        </w:rPr>
-        <w:t>3. Click on the arrow (slide) buttons to move to the required month.</w:t>
-      </w:r>
-    </w:p>
-    <w:p>
-      <w:pPr>
-        <w:spacing w:after="120" w:line="276" w:lineRule="auto"/>
-      </w:pPr>
-      <w:r>
-        <w:rPr>
-          <w:rFonts w:ascii="Segoe UI" w:hAnsi="Segoe UI"/>
-          <w:b w:val="0"/>
-          <w:i w:val="0"/>
-          <w:color w:val="333333"/>
-          <w:sz w:val="21"/>
-        </w:rPr>
-        <w:t>4. Click on the required date number to select the date.</w:t>
-      </w:r>
-    </w:p>
-    <w:p>
-      <w:pPr>
-        <w:spacing w:after="120" w:line="276" w:lineRule="auto"/>
-      </w:pPr>
-      <w:r>
-        <w:rPr>
-          <w:rFonts w:ascii="Segoe UI" w:hAnsi="Segoe UI"/>
-          <w:b w:val="0"/>
-          <w:i w:val="0"/>
-          <w:color w:val="333333"/>
-          <w:sz w:val="21"/>
-        </w:rPr>
-        <w:t>5. The selected date is populated in the date field and the calendar closes automatically.</w:t>
-      </w:r>
     </w:p>
     <w:p>
       <w:pPr>
@@ -3833,22 +1381,7 @@
           <w:color w:val="333333"/>
           <w:sz w:val="21"/>
         </w:rPr>
-        <w:t>Access to the National Cooperative Database (NCD) portal is limited to authorised users. State Nodal accounts are provisioned by the Ministry of Cooperation / National Admin. Once the account is created, the user receives login credentials (Username / registered Email ID / Mobile Number and password) along with the portal URL.</w:t>
-      </w:r>
-    </w:p>
-    <w:p>
-      <w:pPr>
-        <w:spacing w:after="120" w:line="276" w:lineRule="auto"/>
-      </w:pPr>
-      <w:r>
-        <w:rPr>
-          <w:rFonts w:ascii="Segoe UI" w:hAnsi="Segoe UI"/>
-          <w:b w:val="0"/>
-          <w:i w:val="0"/>
-          <w:color w:val="333333"/>
-          <w:sz w:val="21"/>
-        </w:rPr>
-        <w:t>To use the portal, enter the NCD URL in the browser address bar, close the welcome pop-up, and click the Login button at the top-right corner of the home page. Select the required login type, enter the credentials along with the captcha, and click Login. On successful authentication, the NCD Dashboard is displayed and the user can navigate to any module for which access has been granted through the left navigation menu.</w:t>
+        <w:t>[Describe how users get access and log in here.]</w:t>
       </w:r>
     </w:p>
     <w:p>
@@ -3864,7 +1397,7 @@
           <w:color w:val="1B365D"/>
           <w:sz w:val="40"/>
         </w:rPr>
-        <w:t>7 Functionality for State Nodal</w:t>
+        <w:t>7 Functionality</w:t>
       </w:r>
     </w:p>
     <w:p>
@@ -3878,7 +1411,7 @@
           <w:color w:val="333333"/>
           <w:sz w:val="21"/>
         </w:rPr>
-        <w:t>Login to NCD portal using Password or OTP with captcha validation.</w:t>
+        <w:t>[Functionality 1]</w:t>
       </w:r>
     </w:p>
     <w:p>
@@ -3892,441 +1425,7 @@
           <w:color w:val="333333"/>
           <w:sz w:val="21"/>
         </w:rPr>
-        <w:t>View the State Nodal Dashboard with welcome message, user details, system date/time and left navigation menu.</w:t>
-      </w:r>
-    </w:p>
-    <w:p>
-      <w:pPr>
-        <w:pStyle w:val="ListBullet"/>
-        <w:spacing w:before="0" w:after="60" w:line="276" w:lineRule="auto"/>
-      </w:pPr>
-      <w:r>
-        <w:rPr>
-          <w:rFonts w:ascii="Segoe UI" w:hAnsi="Segoe UI"/>
-          <w:color w:val="333333"/>
-          <w:sz w:val="21"/>
-        </w:rPr>
-        <w:t>Access Cooperatives At a Glance to view consolidated statistics of cooperatives across India.</w:t>
-      </w:r>
-    </w:p>
-    <w:p>
-      <w:pPr>
-        <w:pStyle w:val="ListBullet"/>
-        <w:spacing w:before="0" w:after="60" w:line="276" w:lineRule="auto"/>
-      </w:pPr>
-      <w:r>
-        <w:rPr>
-          <w:rFonts w:ascii="Segoe UI" w:hAnsi="Segoe UI"/>
-          <w:color w:val="333333"/>
-          <w:sz w:val="21"/>
-        </w:rPr>
-        <w:t>Drill down into cooperative categories:</w:t>
-      </w:r>
-    </w:p>
-    <w:p>
-      <w:pPr>
-        <w:pStyle w:val="ListBullet2"/>
-        <w:spacing w:before="0" w:after="60" w:line="276" w:lineRule="auto"/>
-      </w:pPr>
-      <w:r>
-        <w:rPr>
-          <w:rFonts w:ascii="Segoe UI" w:hAnsi="Segoe UI"/>
-          <w:color w:val="333333"/>
-          <w:sz w:val="21"/>
-        </w:rPr>
-        <w:t>Primary Cooperatives</w:t>
-      </w:r>
-    </w:p>
-    <w:p>
-      <w:pPr>
-        <w:pStyle w:val="ListBullet2"/>
-        <w:spacing w:before="0" w:after="60" w:line="276" w:lineRule="auto"/>
-      </w:pPr>
-      <w:r>
-        <w:rPr>
-          <w:rFonts w:ascii="Segoe UI" w:hAnsi="Segoe UI"/>
-          <w:color w:val="333333"/>
-          <w:sz w:val="21"/>
-        </w:rPr>
-        <w:t>State Coop / Federations</w:t>
-      </w:r>
-    </w:p>
-    <w:p>
-      <w:pPr>
-        <w:pStyle w:val="ListBullet2"/>
-        <w:spacing w:before="0" w:after="60" w:line="276" w:lineRule="auto"/>
-      </w:pPr>
-      <w:r>
-        <w:rPr>
-          <w:rFonts w:ascii="Segoe UI" w:hAnsi="Segoe UI"/>
-          <w:color w:val="333333"/>
-          <w:sz w:val="21"/>
-        </w:rPr>
-        <w:t>Cooperative Banks</w:t>
-      </w:r>
-    </w:p>
-    <w:p>
-      <w:pPr>
-        <w:pStyle w:val="ListBullet2"/>
-        <w:spacing w:before="0" w:after="60" w:line="276" w:lineRule="auto"/>
-      </w:pPr>
-      <w:r>
-        <w:rPr>
-          <w:rFonts w:ascii="Segoe UI" w:hAnsi="Segoe UI"/>
-          <w:color w:val="333333"/>
-          <w:sz w:val="21"/>
-        </w:rPr>
-        <w:t>Multi State Cooperatives</w:t>
-      </w:r>
-    </w:p>
-    <w:p>
-      <w:pPr>
-        <w:pStyle w:val="ListBullet2"/>
-        <w:spacing w:before="0" w:after="60" w:line="276" w:lineRule="auto"/>
-      </w:pPr>
-      <w:r>
-        <w:rPr>
-          <w:rFonts w:ascii="Segoe UI" w:hAnsi="Segoe UI"/>
-          <w:color w:val="333333"/>
-          <w:sz w:val="21"/>
-        </w:rPr>
-        <w:t>National Coop / Federations</w:t>
-      </w:r>
-    </w:p>
-    <w:p>
-      <w:pPr>
-        <w:pStyle w:val="ListBullet2"/>
-        <w:spacing w:before="0" w:after="60" w:line="276" w:lineRule="auto"/>
-      </w:pPr>
-      <w:r>
-        <w:rPr>
-          <w:rFonts w:ascii="Segoe UI" w:hAnsi="Segoe UI"/>
-          <w:color w:val="333333"/>
-          <w:sz w:val="21"/>
-        </w:rPr>
-        <w:t>Cooperative E&amp;T Institutes</w:t>
-      </w:r>
-    </w:p>
-    <w:p>
-      <w:pPr>
-        <w:pStyle w:val="ListBullet"/>
-        <w:spacing w:before="0" w:after="60" w:line="276" w:lineRule="auto"/>
-      </w:pPr>
-      <w:r>
-        <w:rPr>
-          <w:rFonts w:ascii="Segoe UI" w:hAnsi="Segoe UI"/>
-          <w:color w:val="333333"/>
-          <w:sz w:val="21"/>
-        </w:rPr>
-        <w:t>Use the Analytical Dashboard for detailed reports:</w:t>
-      </w:r>
-    </w:p>
-    <w:p>
-      <w:pPr>
-        <w:pStyle w:val="ListBullet2"/>
-        <w:spacing w:before="0" w:after="60" w:line="276" w:lineRule="auto"/>
-      </w:pPr>
-      <w:r>
-        <w:rPr>
-          <w:rFonts w:ascii="Segoe UI" w:hAnsi="Segoe UI"/>
-          <w:color w:val="333333"/>
-          <w:sz w:val="21"/>
-        </w:rPr>
-        <w:t>State/Sector-wise Societies and Members</w:t>
-      </w:r>
-    </w:p>
-    <w:p>
-      <w:pPr>
-        <w:pStyle w:val="ListBullet2"/>
-        <w:spacing w:before="0" w:after="60" w:line="276" w:lineRule="auto"/>
-      </w:pPr>
-      <w:r>
-        <w:rPr>
-          <w:rFonts w:ascii="Segoe UI" w:hAnsi="Segoe UI"/>
-          <w:color w:val="333333"/>
-          <w:sz w:val="21"/>
-        </w:rPr>
-        <w:t>Sector-wise Cooperatives</w:t>
-      </w:r>
-    </w:p>
-    <w:p>
-      <w:pPr>
-        <w:pStyle w:val="ListBullet2"/>
-        <w:spacing w:before="0" w:after="60" w:line="276" w:lineRule="auto"/>
-      </w:pPr>
-      <w:r>
-        <w:rPr>
-          <w:rFonts w:ascii="Segoe UI" w:hAnsi="Segoe UI"/>
-          <w:color w:val="333333"/>
-          <w:sz w:val="21"/>
-        </w:rPr>
-        <w:t>Coverage of Gram Panchayat – PACS/LAMPS/FSS</w:t>
-      </w:r>
-    </w:p>
-    <w:p>
-      <w:pPr>
-        <w:pStyle w:val="ListBullet2"/>
-        <w:spacing w:before="0" w:after="60" w:line="276" w:lineRule="auto"/>
-      </w:pPr>
-      <w:r>
-        <w:rPr>
-          <w:rFonts w:ascii="Segoe UI" w:hAnsi="Segoe UI"/>
-          <w:color w:val="333333"/>
-          <w:sz w:val="21"/>
-        </w:rPr>
-        <w:t>Year-wise Society Register</w:t>
-      </w:r>
-    </w:p>
-    <w:p>
-      <w:pPr>
-        <w:pStyle w:val="ListBullet2"/>
-        <w:spacing w:before="0" w:after="60" w:line="276" w:lineRule="auto"/>
-      </w:pPr>
-      <w:r>
-        <w:rPr>
-          <w:rFonts w:ascii="Segoe UI" w:hAnsi="Segoe UI"/>
-          <w:color w:val="333333"/>
-          <w:sz w:val="21"/>
-        </w:rPr>
-        <w:t>Affiliated Report</w:t>
-      </w:r>
-    </w:p>
-    <w:p>
-      <w:pPr>
-        <w:pStyle w:val="ListBullet2"/>
-        <w:spacing w:before="0" w:after="60" w:line="276" w:lineRule="auto"/>
-      </w:pPr>
-      <w:r>
-        <w:rPr>
-          <w:rFonts w:ascii="Segoe UI" w:hAnsi="Segoe UI"/>
-          <w:color w:val="333333"/>
-          <w:sz w:val="21"/>
-        </w:rPr>
-        <w:t>Functional Status-Wise Report – PACS/LAMPS/FSS</w:t>
-      </w:r>
-    </w:p>
-    <w:p>
-      <w:pPr>
-        <w:pStyle w:val="ListBullet2"/>
-        <w:spacing w:before="0" w:after="60" w:line="276" w:lineRule="auto"/>
-      </w:pPr>
-      <w:r>
-        <w:rPr>
-          <w:rFonts w:ascii="Segoe UI" w:hAnsi="Segoe UI"/>
-          <w:color w:val="333333"/>
-          <w:sz w:val="21"/>
-        </w:rPr>
-        <w:t>Functional Status-Wise Report – Dairy Cooperative</w:t>
-      </w:r>
-    </w:p>
-    <w:p>
-      <w:pPr>
-        <w:pStyle w:val="ListBullet2"/>
-        <w:spacing w:before="0" w:after="60" w:line="276" w:lineRule="auto"/>
-      </w:pPr>
-      <w:r>
-        <w:rPr>
-          <w:rFonts w:ascii="Segoe UI" w:hAnsi="Segoe UI"/>
-          <w:color w:val="333333"/>
-          <w:sz w:val="21"/>
-        </w:rPr>
-        <w:t>Functional Status-Wise Report – Fishery Cooperative</w:t>
-      </w:r>
-    </w:p>
-    <w:p>
-      <w:pPr>
-        <w:pStyle w:val="ListBullet"/>
-        <w:spacing w:before="0" w:after="60" w:line="276" w:lineRule="auto"/>
-      </w:pPr>
-      <w:r>
-        <w:rPr>
-          <w:rFonts w:ascii="Segoe UI" w:hAnsi="Segoe UI"/>
-          <w:color w:val="333333"/>
-          <w:sz w:val="21"/>
-        </w:rPr>
-        <w:t>Manage Cooperative Societies:</w:t>
-      </w:r>
-    </w:p>
-    <w:p>
-      <w:pPr>
-        <w:pStyle w:val="ListBullet2"/>
-        <w:spacing w:before="0" w:after="60" w:line="276" w:lineRule="auto"/>
-      </w:pPr>
-      <w:r>
-        <w:rPr>
-          <w:rFonts w:ascii="Segoe UI" w:hAnsi="Segoe UI"/>
-          <w:color w:val="333333"/>
-          <w:sz w:val="21"/>
-        </w:rPr>
-        <w:t>Review Pending Society List and take action</w:t>
-      </w:r>
-    </w:p>
-    <w:p>
-      <w:pPr>
-        <w:pStyle w:val="ListBullet2"/>
-        <w:spacing w:before="0" w:after="60" w:line="276" w:lineRule="auto"/>
-      </w:pPr>
-      <w:r>
-        <w:rPr>
-          <w:rFonts w:ascii="Segoe UI" w:hAnsi="Segoe UI"/>
-          <w:color w:val="333333"/>
-          <w:sz w:val="21"/>
-        </w:rPr>
-        <w:t>Access Approved Society List</w:t>
-      </w:r>
-    </w:p>
-    <w:p>
-      <w:pPr>
-        <w:pStyle w:val="ListBullet"/>
-        <w:spacing w:before="0" w:after="60" w:line="276" w:lineRule="auto"/>
-      </w:pPr>
-      <w:r>
-        <w:rPr>
-          <w:rFonts w:ascii="Segoe UI" w:hAnsi="Segoe UI"/>
-          <w:color w:val="333333"/>
-          <w:sz w:val="21"/>
-        </w:rPr>
-        <w:t>Manage Users:</w:t>
-      </w:r>
-    </w:p>
-    <w:p>
-      <w:pPr>
-        <w:pStyle w:val="ListBullet2"/>
-        <w:spacing w:before="0" w:after="60" w:line="276" w:lineRule="auto"/>
-      </w:pPr>
-      <w:r>
-        <w:rPr>
-          <w:rFonts w:ascii="Segoe UI" w:hAnsi="Segoe UI"/>
-          <w:color w:val="333333"/>
-          <w:sz w:val="21"/>
-        </w:rPr>
-        <w:t>Add new State-level user</w:t>
-      </w:r>
-    </w:p>
-    <w:p>
-      <w:pPr>
-        <w:pStyle w:val="ListBullet2"/>
-        <w:spacing w:before="0" w:after="60" w:line="276" w:lineRule="auto"/>
-      </w:pPr>
-      <w:r>
-        <w:rPr>
-          <w:rFonts w:ascii="Segoe UI" w:hAnsi="Segoe UI"/>
-          <w:color w:val="333333"/>
-          <w:sz w:val="21"/>
-        </w:rPr>
-        <w:t>Edit existing user details</w:t>
-      </w:r>
-    </w:p>
-    <w:p>
-      <w:pPr>
-        <w:pStyle w:val="ListBullet2"/>
-        <w:spacing w:before="0" w:after="60" w:line="276" w:lineRule="auto"/>
-      </w:pPr>
-      <w:r>
-        <w:rPr>
-          <w:rFonts w:ascii="Segoe UI" w:hAnsi="Segoe UI"/>
-          <w:color w:val="333333"/>
-          <w:sz w:val="21"/>
-        </w:rPr>
-        <w:t>View user information</w:t>
-      </w:r>
-    </w:p>
-    <w:p>
-      <w:pPr>
-        <w:pStyle w:val="ListBullet2"/>
-        <w:spacing w:before="0" w:after="60" w:line="276" w:lineRule="auto"/>
-      </w:pPr>
-      <w:r>
-        <w:rPr>
-          <w:rFonts w:ascii="Segoe UI" w:hAnsi="Segoe UI"/>
-          <w:color w:val="333333"/>
-          <w:sz w:val="21"/>
-        </w:rPr>
-        <w:t>Access Cooperative Society User List and view society users</w:t>
-      </w:r>
-    </w:p>
-    <w:p>
-      <w:pPr>
-        <w:pStyle w:val="ListBullet"/>
-        <w:spacing w:before="0" w:after="60" w:line="276" w:lineRule="auto"/>
-      </w:pPr>
-      <w:r>
-        <w:rPr>
-          <w:rFonts w:ascii="Segoe UI" w:hAnsi="Segoe UI"/>
-          <w:color w:val="333333"/>
-          <w:sz w:val="21"/>
-        </w:rPr>
-        <w:t>Manage Federations:</w:t>
-      </w:r>
-    </w:p>
-    <w:p>
-      <w:pPr>
-        <w:pStyle w:val="ListBullet2"/>
-        <w:spacing w:before="0" w:after="60" w:line="276" w:lineRule="auto"/>
-      </w:pPr>
-      <w:r>
-        <w:rPr>
-          <w:rFonts w:ascii="Segoe UI" w:hAnsi="Segoe UI"/>
-          <w:color w:val="333333"/>
-          <w:sz w:val="21"/>
-        </w:rPr>
-        <w:t>Add State/District Federation</w:t>
-      </w:r>
-    </w:p>
-    <w:p>
-      <w:pPr>
-        <w:pStyle w:val="ListBullet2"/>
-        <w:spacing w:before="0" w:after="60" w:line="276" w:lineRule="auto"/>
-      </w:pPr>
-      <w:r>
-        <w:rPr>
-          <w:rFonts w:ascii="Segoe UI" w:hAnsi="Segoe UI"/>
-          <w:color w:val="333333"/>
-          <w:sz w:val="21"/>
-        </w:rPr>
-        <w:t>Access List of National Federations</w:t>
-      </w:r>
-    </w:p>
-    <w:p>
-      <w:pPr>
-        <w:pStyle w:val="ListBullet"/>
-        <w:spacing w:before="0" w:after="60" w:line="276" w:lineRule="auto"/>
-      </w:pPr>
-      <w:r>
-        <w:rPr>
-          <w:rFonts w:ascii="Segoe UI" w:hAnsi="Segoe UI"/>
-          <w:color w:val="333333"/>
-          <w:sz w:val="21"/>
-        </w:rPr>
-        <w:t>Filter reports using From Date, To Date, Location, Sector, Primary Activity, District and Functional Status criteria.</w:t>
-      </w:r>
-    </w:p>
-    <w:p>
-      <w:pPr>
-        <w:pStyle w:val="ListBullet"/>
-        <w:spacing w:before="0" w:after="60" w:line="276" w:lineRule="auto"/>
-      </w:pPr>
-      <w:r>
-        <w:rPr>
-          <w:rFonts w:ascii="Segoe UI" w:hAnsi="Segoe UI"/>
-          <w:color w:val="333333"/>
-          <w:sz w:val="21"/>
-        </w:rPr>
-        <w:t>Export reports to Excel or PDF format.</w:t>
-      </w:r>
-    </w:p>
-    <w:p>
-      <w:pPr>
-        <w:pStyle w:val="ListBullet"/>
-        <w:spacing w:before="0" w:after="60" w:line="276" w:lineRule="auto"/>
-      </w:pPr>
-      <w:r>
-        <w:rPr>
-          <w:rFonts w:ascii="Segoe UI" w:hAnsi="Segoe UI"/>
-          <w:color w:val="333333"/>
-          <w:sz w:val="21"/>
-        </w:rPr>
-        <w:t>Logout from the portal via the user profile menu.</w:t>
+        <w:t>[Functionality 2]</w:t>
       </w:r>
     </w:p>
     <w:p>
@@ -4344,7 +1443,7 @@
         </w:rPr>
         <w:t>10.</w:t>
         <w:tab/>
-        <w:t>National Cooperative Database</w:t>
+        <w:t>Search Interface</w:t>
       </w:r>
     </w:p>
     <w:p>
@@ -4357,7 +1456,32 @@
           <w:color w:val="333333"/>
           <w:sz w:val="21"/>
         </w:rPr>
-        <w:t>The National Cooperative Database (NCD) module provides authorized administrators with secure, web‑based access to cooperative banking information and analytical tools. After authentication, users can navigate a centralized dashboard to monitor geographic data, execute queries, manage user settings, and oversee state‑level cooperative bank records as well as aggregate cooperative performance metrics.</w:t>
+        <w:t>The Search Interface module provides powerful tools for locating information across the web directly from the Enterprise Application. Users can quickly retrieve web pages, images, videos, and other online content using keywords or other input methods.</w:t>
+      </w:r>
+    </w:p>
+    <w:p>
+      <w:pPr>
+        <w:spacing w:before="80" w:after="160"/>
+      </w:pPr>
+      <w:r>
+        <w:rPr>
+          <w:rFonts w:ascii="Segoe UI" w:hAnsi="Segoe UI"/>
+          <w:b/>
+          <w:color w:val="C00000"/>
+          <w:sz w:val="21"/>
+        </w:rPr>
+        <w:t xml:space="preserve">Note: </w:t>
+      </w:r>
+      <w:r>
+        <w:rPr>
+          <w:rFonts w:ascii="Segoe UI" w:hAnsi="Segoe UI"/>
+          <w:color w:val="333333"/>
+          <w:sz w:val="21"/>
+        </w:rPr>
+        <w:t>Note: The system requires a stable internet connection. If you experience any issues</w:t>
+        <w:br/>
+        <w:t>accessing the system, contact your system administrator.</w:t>
+        <w:br/>
       </w:r>
     </w:p>
     <w:p>
@@ -4371,7 +1495,7 @@
           <w:color w:val="D97706"/>
           <w:sz w:val="21"/>
         </w:rPr>
-        <w:t>The National Cooperative Database module includes features for:</w:t>
+        <w:t>The Search Interface module includes features for:</w:t>
       </w:r>
     </w:p>
     <w:p>
@@ -4385,77 +1509,7 @@
           <w:color w:val="333333"/>
           <w:sz w:val="21"/>
         </w:rPr>
-        <w:t>Secure user authentication</w:t>
-      </w:r>
-    </w:p>
-    <w:p>
-      <w:pPr>
-        <w:pStyle w:val="ListBullet"/>
-        <w:spacing w:after="40"/>
-      </w:pPr>
-      <w:r>
-        <w:rPr>
-          <w:rFonts w:ascii="Segoe UI" w:hAnsi="Segoe UI"/>
-          <w:color w:val="333333"/>
-          <w:sz w:val="21"/>
-        </w:rPr>
-        <w:t>Access centralized dashboard with GIS maps and quick‑link tools</w:t>
-      </w:r>
-    </w:p>
-    <w:p>
-      <w:pPr>
-        <w:pStyle w:val="ListBullet"/>
-        <w:spacing w:after="40"/>
-      </w:pPr>
-      <w:r>
-        <w:rPr>
-          <w:rFonts w:ascii="Segoe UI" w:hAnsi="Segoe UI"/>
-          <w:color w:val="333333"/>
-          <w:sz w:val="21"/>
-        </w:rPr>
-        <w:t>Build and run customized data queries</w:t>
-      </w:r>
-    </w:p>
-    <w:p>
-      <w:pPr>
-        <w:pStyle w:val="ListBullet"/>
-        <w:spacing w:after="40"/>
-      </w:pPr>
-      <w:r>
-        <w:rPr>
-          <w:rFonts w:ascii="Segoe UI" w:hAnsi="Segoe UI"/>
-          <w:color w:val="333333"/>
-          <w:sz w:val="21"/>
-        </w:rPr>
-        <w:t>Manage user profile and system settings</w:t>
-      </w:r>
-    </w:p>
-    <w:p>
-      <w:pPr>
-        <w:pStyle w:val="ListBullet"/>
-        <w:spacing w:after="40"/>
-      </w:pPr>
-      <w:r>
-        <w:rPr>
-          <w:rFonts w:ascii="Segoe UI" w:hAnsi="Segoe UI"/>
-          <w:color w:val="333333"/>
-          <w:sz w:val="21"/>
-        </w:rPr>
-        <w:t>View, filter, and maintain state cooperative bank records</w:t>
-      </w:r>
-    </w:p>
-    <w:p>
-      <w:pPr>
-        <w:pStyle w:val="ListBullet"/>
-        <w:spacing w:after="40"/>
-      </w:pPr>
-      <w:r>
-        <w:rPr>
-          <w:rFonts w:ascii="Segoe UI" w:hAnsi="Segoe UI"/>
-          <w:color w:val="333333"/>
-          <w:sz w:val="21"/>
-        </w:rPr>
-        <w:t>Review summary statistics for state, multi‑state, and national cooperatives</w:t>
+        <w:t>Google Search — locate web pages, images, videos, and other online content using keywords or other input methods</w:t>
       </w:r>
     </w:p>
     <w:p>
@@ -4478,7 +1532,7 @@
         </w:rPr>
         <w:t>10.1</w:t>
         <w:tab/>
-        <w:t>National Cooperative Database Login</w:t>
+        <w:t>Google Search</w:t>
       </w:r>
     </w:p>
     <w:p>
@@ -4491,29 +1545,7 @@
           <w:color w:val="333333"/>
           <w:sz w:val="21"/>
         </w:rPr>
-        <w:t>Login feature enables authorized users to securely access the NCD portal by entering their credentials.</w:t>
-      </w:r>
-    </w:p>
-    <w:p>
-      <w:pPr>
-        <w:spacing w:before="40" w:after="120"/>
-      </w:pPr>
-      <w:r>
-        <w:rPr>
-          <w:rFonts w:ascii="Segoe UI" w:hAnsi="Segoe UI"/>
-          <w:b/>
-          <w:color w:val="D97706"/>
-          <w:sz w:val="19"/>
-        </w:rPr>
-        <w:t xml:space="preserve">Path: </w:t>
-      </w:r>
-      <w:r>
-        <w:rPr>
-          <w:rFonts w:ascii="Segoe UI" w:hAnsi="Segoe UI"/>
-          <w:color w:val="333333"/>
-          <w:sz w:val="19"/>
-        </w:rPr>
-        <w:t>National Cooperative Database Login</w:t>
+        <w:t>The Google Search screen enables users to locate web pages, images, videos, and other online content using keywords or other input methods.</w:t>
       </w:r>
     </w:p>
     <w:p>
@@ -4526,7 +1558,7 @@
           <w:color w:val="333333"/>
           <w:sz w:val="21"/>
         </w:rPr>
-        <w:t>Select National Cooperative Database Login option from menu as shown in the image below;</w:t>
+        <w:t>Navigate to Google Search from the main menu.</w:t>
       </w:r>
     </w:p>
     <w:p>
@@ -4546,7 +1578,7 @@
               <a:graphicData uri="http://schemas.openxmlformats.org/drawingml/2006/picture">
                 <pic:pic>
                   <pic:nvPicPr>
-                    <pic:cNvPr id="0" name="screen_1_annotated.png"/>
+                    <pic:cNvPr id="0" name="screen_1_viewport.png"/>
                     <pic:cNvPicPr/>
                   </pic:nvPicPr>
                   <pic:blipFill>
@@ -4571,717 +1603,76 @@
     </w:p>
     <w:p>
       <w:pPr>
+        <w:pStyle w:val="Caption"/>
         <w:spacing w:before="80" w:after="280"/>
         <w:jc w:val="center"/>
       </w:pPr>
       <w:r>
         <w:rPr>
-          <w:rFonts w:ascii="Segoe UI" w:hAnsi="Segoe UI"/>
           <w:b/>
+          <w:i w:val="0"/>
           <w:color w:val="D97706"/>
           <w:sz w:val="20"/>
         </w:rPr>
-        <w:t xml:space="preserve">Figure 10-1 </w:t>
+        <w:t xml:space="preserve">Figure </w:t>
       </w:r>
       <w:r>
         <w:rPr>
-          <w:rFonts w:ascii="Segoe UI" w:hAnsi="Segoe UI"/>
+          <w:b/>
+          <w:i w:val="0"/>
+          <w:color w:val="D97706"/>
+          <w:sz w:val="20"/>
+        </w:rPr>
+        <w:t>10-</w:t>
+      </w:r>
+      <w:r>
+        <w:rPr>
+          <w:sz w:val="20"/>
+          <w:szCs w:val="20"/>
+          <w:color w:val="D97706"/>
+        </w:rPr>
+        <w:fldChar w:fldCharType="begin"/>
+      </w:r>
+      <w:r>
+        <w:rPr>
+          <w:sz w:val="20"/>
+          <w:szCs w:val="20"/>
+          <w:color w:val="D97706"/>
+        </w:rPr>
+        <w:instrText xml:space="preserve"> SEQ Figure \* ARABIC</w:instrText>
+      </w:r>
+      <w:r>
+        <w:rPr>
+          <w:sz w:val="20"/>
+          <w:szCs w:val="20"/>
+          <w:color w:val="D97706"/>
+        </w:rPr>
+        <w:fldChar w:fldCharType="separate"/>
+      </w:r>
+      <w:r>
+        <w:rPr>
+          <w:sz w:val="20"/>
+          <w:szCs w:val="20"/>
+          <w:color w:val="D97706"/>
+        </w:rPr>
+        <w:t>1</w:t>
+      </w:r>
+      <w:r>
+        <w:rPr>
+          <w:sz w:val="20"/>
+          <w:szCs w:val="20"/>
+          <w:color w:val="D97706"/>
+        </w:rPr>
+        <w:fldChar w:fldCharType="end"/>
+      </w:r>
+      <w:r>
+        <w:rPr>
+          <w:b w:val="0"/>
           <w:i/>
           <w:color w:val="828282"/>
           <w:sz w:val="20"/>
         </w:rPr>
-        <w:t>National Cooperative Database Login</w:t>
-      </w:r>
-    </w:p>
-    <w:tbl>
-      <w:tblPr>
-        <w:tblW w:type="auto" w:w="0"/>
-        <w:tblLayout w:type="fixed"/>
-        <w:tblLook w:firstColumn="1" w:firstRow="1" w:lastColumn="0" w:lastRow="0" w:noHBand="0" w:noVBand="1" w:val="04A0"/>
-        <w:tblBorders>
-          <w:top w:val="single" w:sz="4" w:space="0" w:color="CCCCCC"/>
-          <w:left w:val="single" w:sz="4" w:space="0" w:color="CCCCCC"/>
-          <w:bottom w:val="single" w:sz="4" w:space="0" w:color="CCCCCC"/>
-          <w:right w:val="single" w:sz="4" w:space="0" w:color="CCCCCC"/>
-          <w:insideH w:val="single" w:sz="4" w:space="0" w:color="CCCCCC"/>
-          <w:insideV w:val="single" w:sz="4" w:space="0" w:color="CCCCCC"/>
-        </w:tblBorders>
-      </w:tblPr>
-      <w:tblGrid>
-        <w:gridCol w:w="2592"/>
-        <w:gridCol w:w="3168"/>
-        <w:gridCol w:w="2160"/>
-        <w:gridCol w:w="1440"/>
-      </w:tblGrid>
-      <w:tr>
-        <w:tc>
-          <w:tcPr>
-            <w:tcW w:type="dxa" w:w="2257"/>
-            <w:shd w:fill="table_header_bg"/>
-            <w:tcMar>
-              <w:top w:w="100" w:type="dxa"/>
-              <w:bottom w:w="100" w:type="dxa"/>
-              <w:left w:w="100" w:type="dxa"/>
-              <w:right w:w="100" w:type="dxa"/>
-            </w:tcMar>
-          </w:tcPr>
-          <w:p>
-            <w:pPr>
-              <w:jc w:val="left"/>
-            </w:pPr>
-            <w:r>
-              <w:rPr>
-                <w:rFonts w:ascii="Segoe UI" w:hAnsi="Segoe UI"/>
-                <w:b/>
-                <w:color w:val="1B365D"/>
-                <w:sz w:val="19"/>
-              </w:rPr>
-              <w:t>Field Name</w:t>
-            </w:r>
-          </w:p>
-        </w:tc>
-        <w:tc>
-          <w:tcPr>
-            <w:tcW w:type="dxa" w:w="2257"/>
-            <w:shd w:fill="table_header_bg"/>
-            <w:tcMar>
-              <w:top w:w="100" w:type="dxa"/>
-              <w:bottom w:w="100" w:type="dxa"/>
-              <w:left w:w="100" w:type="dxa"/>
-              <w:right w:w="100" w:type="dxa"/>
-            </w:tcMar>
-          </w:tcPr>
-          <w:p>
-            <w:pPr>
-              <w:jc w:val="left"/>
-            </w:pPr>
-            <w:r>
-              <w:rPr>
-                <w:rFonts w:ascii="Segoe UI" w:hAnsi="Segoe UI"/>
-                <w:b/>
-                <w:color w:val="1B365D"/>
-                <w:sz w:val="19"/>
-              </w:rPr>
-              <w:t>Utility</w:t>
-            </w:r>
-          </w:p>
-        </w:tc>
-        <w:tc>
-          <w:tcPr>
-            <w:tcW w:type="dxa" w:w="2257"/>
-            <w:shd w:fill="table_header_bg"/>
-            <w:tcMar>
-              <w:top w:w="100" w:type="dxa"/>
-              <w:bottom w:w="100" w:type="dxa"/>
-              <w:left w:w="100" w:type="dxa"/>
-              <w:right w:w="100" w:type="dxa"/>
-            </w:tcMar>
-          </w:tcPr>
-          <w:p>
-            <w:pPr>
-              <w:jc w:val="left"/>
-            </w:pPr>
-            <w:r>
-              <w:rPr>
-                <w:rFonts w:ascii="Segoe UI" w:hAnsi="Segoe UI"/>
-                <w:b/>
-                <w:color w:val="1B365D"/>
-                <w:sz w:val="19"/>
-              </w:rPr>
-              <w:t>Information</w:t>
-            </w:r>
-          </w:p>
-        </w:tc>
-        <w:tc>
-          <w:tcPr>
-            <w:tcW w:type="dxa" w:w="2257"/>
-            <w:shd w:fill="table_header_bg"/>
-            <w:tcMar>
-              <w:top w:w="100" w:type="dxa"/>
-              <w:bottom w:w="100" w:type="dxa"/>
-              <w:left w:w="100" w:type="dxa"/>
-              <w:right w:w="100" w:type="dxa"/>
-            </w:tcMar>
-          </w:tcPr>
-          <w:p>
-            <w:pPr>
-              <w:jc w:val="left"/>
-            </w:pPr>
-            <w:r>
-              <w:rPr>
-                <w:rFonts w:ascii="Segoe UI" w:hAnsi="Segoe UI"/>
-                <w:b/>
-                <w:color w:val="1B365D"/>
-                <w:sz w:val="19"/>
-              </w:rPr>
-              <w:t>Sample</w:t>
-            </w:r>
-          </w:p>
-        </w:tc>
-      </w:tr>
-      <w:tr>
-        <w:tc>
-          <w:tcPr>
-            <w:tcW w:type="dxa" w:w="2257"/>
-            <w:shd w:fill="FFFFFF"/>
-            <w:tcMar>
-              <w:top w:w="80" w:type="dxa"/>
-              <w:bottom w:w="80" w:type="dxa"/>
-              <w:left w:w="100" w:type="dxa"/>
-              <w:right w:w="100" w:type="dxa"/>
-            </w:tcMar>
-          </w:tcPr>
-          <w:p>
-            <w:r>
-              <w:rPr>
-                <w:rFonts w:ascii="Segoe UI" w:hAnsi="Segoe UI"/>
-                <w:color w:val="333333"/>
-                <w:sz w:val="18"/>
-              </w:rPr>
-              <w:t>OTP</w:t>
-            </w:r>
-          </w:p>
-        </w:tc>
-        <w:tc>
-          <w:tcPr>
-            <w:tcW w:type="dxa" w:w="2257"/>
-            <w:shd w:fill="FFFFFF"/>
-            <w:tcMar>
-              <w:top w:w="80" w:type="dxa"/>
-              <w:bottom w:w="80" w:type="dxa"/>
-              <w:left w:w="100" w:type="dxa"/>
-              <w:right w:w="100" w:type="dxa"/>
-            </w:tcMar>
-          </w:tcPr>
-          <w:p>
-            <w:r>
-              <w:rPr>
-                <w:rFonts w:ascii="Segoe UI" w:hAnsi="Segoe UI"/>
-                <w:color w:val="333333"/>
-                <w:sz w:val="18"/>
-              </w:rPr>
-              <w:t>Validates the user’s identity during sign‑in by requiring a one‑time code.</w:t>
-            </w:r>
-          </w:p>
-        </w:tc>
-        <w:tc>
-          <w:tcPr>
-            <w:tcW w:type="dxa" w:w="2257"/>
-            <w:shd w:fill="FFFFFF"/>
-            <w:tcMar>
-              <w:top w:w="80" w:type="dxa"/>
-              <w:bottom w:w="80" w:type="dxa"/>
-              <w:left w:w="100" w:type="dxa"/>
-              <w:right w:w="100" w:type="dxa"/>
-            </w:tcMar>
-          </w:tcPr>
-          <w:p>
-            <w:r>
-              <w:rPr>
-                <w:rFonts w:ascii="Segoe UI" w:hAnsi="Segoe UI"/>
-                <w:color w:val="333333"/>
-                <w:sz w:val="18"/>
-              </w:rPr>
-              <w:t>A 6‑digit numeric code received by SMS or email.</w:t>
-            </w:r>
-          </w:p>
-        </w:tc>
-        <w:tc>
-          <w:tcPr>
-            <w:tcW w:type="dxa" w:w="2257"/>
-            <w:shd w:fill="FFFFFF"/>
-            <w:tcMar>
-              <w:top w:w="80" w:type="dxa"/>
-              <w:bottom w:w="80" w:type="dxa"/>
-              <w:left w:w="100" w:type="dxa"/>
-              <w:right w:w="100" w:type="dxa"/>
-            </w:tcMar>
-          </w:tcPr>
-          <w:p>
-            <w:r>
-              <w:rPr>
-                <w:rFonts w:ascii="Segoe UI" w:hAnsi="Segoe UI"/>
-                <w:color w:val="333333"/>
-                <w:sz w:val="18"/>
-              </w:rPr>
-              <w:t>483921</w:t>
-            </w:r>
-          </w:p>
-        </w:tc>
-      </w:tr>
-      <w:tr>
-        <w:tc>
-          <w:tcPr>
-            <w:tcW w:type="dxa" w:w="2257"/>
-            <w:shd w:fill="F8FAFC"/>
-            <w:tcMar>
-              <w:top w:w="80" w:type="dxa"/>
-              <w:bottom w:w="80" w:type="dxa"/>
-              <w:left w:w="100" w:type="dxa"/>
-              <w:right w:w="100" w:type="dxa"/>
-            </w:tcMar>
-          </w:tcPr>
-          <w:p>
-            <w:r>
-              <w:rPr>
-                <w:rFonts w:ascii="Segoe UI" w:hAnsi="Segoe UI"/>
-                <w:color w:val="333333"/>
-                <w:sz w:val="18"/>
-              </w:rPr>
-              <w:t>Password</w:t>
-            </w:r>
-          </w:p>
-        </w:tc>
-        <w:tc>
-          <w:tcPr>
-            <w:tcW w:type="dxa" w:w="2257"/>
-            <w:shd w:fill="F8FAFC"/>
-            <w:tcMar>
-              <w:top w:w="80" w:type="dxa"/>
-              <w:bottom w:w="80" w:type="dxa"/>
-              <w:left w:w="100" w:type="dxa"/>
-              <w:right w:w="100" w:type="dxa"/>
-            </w:tcMar>
-          </w:tcPr>
-          <w:p>
-            <w:r>
-              <w:rPr>
-                <w:rFonts w:ascii="Segoe UI" w:hAnsi="Segoe UI"/>
-                <w:color w:val="333333"/>
-                <w:sz w:val="18"/>
-              </w:rPr>
-              <w:t>Indicates that the user will authenticate using a password rather than an OTP.</w:t>
-            </w:r>
-          </w:p>
-        </w:tc>
-        <w:tc>
-          <w:tcPr>
-            <w:tcW w:type="dxa" w:w="2257"/>
-            <w:shd w:fill="F8FAFC"/>
-            <w:tcMar>
-              <w:top w:w="80" w:type="dxa"/>
-              <w:bottom w:w="80" w:type="dxa"/>
-              <w:left w:w="100" w:type="dxa"/>
-              <w:right w:w="100" w:type="dxa"/>
-            </w:tcMar>
-          </w:tcPr>
-          <w:p>
-            <w:r>
-              <w:rPr>
-                <w:rFonts w:ascii="Segoe UI" w:hAnsi="Segoe UI"/>
-                <w:color w:val="333333"/>
-                <w:sz w:val="18"/>
-              </w:rPr>
-              <w:t>Select the radio button labeled “Password”.</w:t>
-            </w:r>
-          </w:p>
-        </w:tc>
-        <w:tc>
-          <w:tcPr>
-            <w:tcW w:type="dxa" w:w="2257"/>
-            <w:shd w:fill="F8FAFC"/>
-            <w:tcMar>
-              <w:top w:w="80" w:type="dxa"/>
-              <w:bottom w:w="80" w:type="dxa"/>
-              <w:left w:w="100" w:type="dxa"/>
-              <w:right w:w="100" w:type="dxa"/>
-            </w:tcMar>
-          </w:tcPr>
-          <w:p>
-            <w:r>
-              <w:rPr>
-                <w:rFonts w:ascii="Segoe UI" w:hAnsi="Segoe UI"/>
-                <w:color w:val="333333"/>
-                <w:sz w:val="18"/>
-              </w:rPr>
-              <w:t>Password</w:t>
-            </w:r>
-          </w:p>
-        </w:tc>
-      </w:tr>
-      <w:tr>
-        <w:tc>
-          <w:tcPr>
-            <w:tcW w:type="dxa" w:w="2257"/>
-            <w:shd w:fill="FFFFFF"/>
-            <w:tcMar>
-              <w:top w:w="80" w:type="dxa"/>
-              <w:bottom w:w="80" w:type="dxa"/>
-              <w:left w:w="100" w:type="dxa"/>
-              <w:right w:w="100" w:type="dxa"/>
-            </w:tcMar>
-          </w:tcPr>
-          <w:p>
-            <w:r>
-              <w:rPr>
-                <w:rFonts w:ascii="Segoe UI" w:hAnsi="Segoe UI"/>
-                <w:color w:val="333333"/>
-                <w:sz w:val="18"/>
-              </w:rPr>
-              <w:t>Enter Email or Mobile or Username</w:t>
-            </w:r>
-          </w:p>
-        </w:tc>
-        <w:tc>
-          <w:tcPr>
-            <w:tcW w:type="dxa" w:w="2257"/>
-            <w:shd w:fill="FFFFFF"/>
-            <w:tcMar>
-              <w:top w:w="80" w:type="dxa"/>
-              <w:bottom w:w="80" w:type="dxa"/>
-              <w:left w:w="100" w:type="dxa"/>
-              <w:right w:w="100" w:type="dxa"/>
-            </w:tcMar>
-          </w:tcPr>
-          <w:p>
-            <w:r>
-              <w:rPr>
-                <w:rFonts w:ascii="Segoe UI" w:hAnsi="Segoe UI"/>
-                <w:color w:val="333333"/>
-                <w:sz w:val="18"/>
-              </w:rPr>
-              <w:t>Locates the user’s account so the system knows which credentials to verify.</w:t>
-            </w:r>
-          </w:p>
-        </w:tc>
-        <w:tc>
-          <w:tcPr>
-            <w:tcW w:type="dxa" w:w="2257"/>
-            <w:shd w:fill="FFFFFF"/>
-            <w:tcMar>
-              <w:top w:w="80" w:type="dxa"/>
-              <w:bottom w:w="80" w:type="dxa"/>
-              <w:left w:w="100" w:type="dxa"/>
-              <w:right w:w="100" w:type="dxa"/>
-            </w:tcMar>
-          </w:tcPr>
-          <w:p>
-            <w:r>
-              <w:rPr>
-                <w:rFonts w:ascii="Segoe UI" w:hAnsi="Segoe UI"/>
-                <w:color w:val="333333"/>
-                <w:sz w:val="18"/>
-              </w:rPr>
-              <w:t>Enter a valid email address, an international mobile number (e.g., +15551234567), or an assigned username; up to 64 characters.</w:t>
-            </w:r>
-          </w:p>
-        </w:tc>
-        <w:tc>
-          <w:tcPr>
-            <w:tcW w:type="dxa" w:w="2257"/>
-            <w:shd w:fill="FFFFFF"/>
-            <w:tcMar>
-              <w:top w:w="80" w:type="dxa"/>
-              <w:bottom w:w="80" w:type="dxa"/>
-              <w:left w:w="100" w:type="dxa"/>
-              <w:right w:w="100" w:type="dxa"/>
-            </w:tcMar>
-          </w:tcPr>
-          <w:p>
-            <w:r>
-              <w:rPr>
-                <w:rFonts w:ascii="Segoe UI" w:hAnsi="Segoe UI"/>
-                <w:color w:val="333333"/>
-                <w:sz w:val="18"/>
-              </w:rPr>
-              <w:t>john.doe@example.com</w:t>
-            </w:r>
-          </w:p>
-        </w:tc>
-      </w:tr>
-      <w:tr>
-        <w:tc>
-          <w:tcPr>
-            <w:tcW w:type="dxa" w:w="2257"/>
-            <w:shd w:fill="F8FAFC"/>
-            <w:tcMar>
-              <w:top w:w="80" w:type="dxa"/>
-              <w:bottom w:w="80" w:type="dxa"/>
-              <w:left w:w="100" w:type="dxa"/>
-              <w:right w:w="100" w:type="dxa"/>
-            </w:tcMar>
-          </w:tcPr>
-          <w:p>
-            <w:r>
-              <w:rPr>
-                <w:rFonts w:ascii="Segoe UI" w:hAnsi="Segoe UI"/>
-                <w:color w:val="333333"/>
-                <w:sz w:val="18"/>
-              </w:rPr>
-              <w:t>Enter Your Password</w:t>
-            </w:r>
-          </w:p>
-        </w:tc>
-        <w:tc>
-          <w:tcPr>
-            <w:tcW w:type="dxa" w:w="2257"/>
-            <w:shd w:fill="F8FAFC"/>
-            <w:tcMar>
-              <w:top w:w="80" w:type="dxa"/>
-              <w:bottom w:w="80" w:type="dxa"/>
-              <w:left w:w="100" w:type="dxa"/>
-              <w:right w:w="100" w:type="dxa"/>
-            </w:tcMar>
-          </w:tcPr>
-          <w:p>
-            <w:r>
-              <w:rPr>
-                <w:rFonts w:ascii="Segoe UI" w:hAnsi="Segoe UI"/>
-                <w:color w:val="333333"/>
-                <w:sz w:val="18"/>
-              </w:rPr>
-              <w:t>Confirms the user’s authority to access the account after the identifier has been provided.</w:t>
-            </w:r>
-          </w:p>
-        </w:tc>
-        <w:tc>
-          <w:tcPr>
-            <w:tcW w:type="dxa" w:w="2257"/>
-            <w:shd w:fill="F8FAFC"/>
-            <w:tcMar>
-              <w:top w:w="80" w:type="dxa"/>
-              <w:bottom w:w="80" w:type="dxa"/>
-              <w:left w:w="100" w:type="dxa"/>
-              <w:right w:w="100" w:type="dxa"/>
-            </w:tcMar>
-          </w:tcPr>
-          <w:p>
-            <w:r>
-              <w:rPr>
-                <w:rFonts w:ascii="Segoe UI" w:hAnsi="Segoe UI"/>
-                <w:color w:val="333333"/>
-                <w:sz w:val="18"/>
-              </w:rPr>
-              <w:t>Alphanumeric string between 8 and 20 characters; may include symbols such as ! @ # $.</w:t>
-            </w:r>
-          </w:p>
-        </w:tc>
-        <w:tc>
-          <w:tcPr>
-            <w:tcW w:type="dxa" w:w="2257"/>
-            <w:shd w:fill="F8FAFC"/>
-            <w:tcMar>
-              <w:top w:w="80" w:type="dxa"/>
-              <w:bottom w:w="80" w:type="dxa"/>
-              <w:left w:w="100" w:type="dxa"/>
-              <w:right w:w="100" w:type="dxa"/>
-            </w:tcMar>
-          </w:tcPr>
-          <w:p>
-            <w:r>
-              <w:rPr>
-                <w:rFonts w:ascii="Segoe UI" w:hAnsi="Segoe UI"/>
-                <w:color w:val="333333"/>
-                <w:sz w:val="18"/>
-              </w:rPr>
-              <w:t>P@ssw0rd2024</w:t>
-            </w:r>
-          </w:p>
-        </w:tc>
-      </w:tr>
-      <w:tr>
-        <w:tc>
-          <w:tcPr>
-            <w:tcW w:type="dxa" w:w="2257"/>
-            <w:shd w:fill="FFFFFF"/>
-            <w:tcMar>
-              <w:top w:w="80" w:type="dxa"/>
-              <w:bottom w:w="80" w:type="dxa"/>
-              <w:left w:w="100" w:type="dxa"/>
-              <w:right w:w="100" w:type="dxa"/>
-            </w:tcMar>
-          </w:tcPr>
-          <w:p>
-            <w:r>
-              <w:rPr>
-                <w:rFonts w:ascii="Segoe UI" w:hAnsi="Segoe UI"/>
-                <w:color w:val="333333"/>
-                <w:sz w:val="18"/>
-              </w:rPr>
-              <w:t>Enter Value</w:t>
-            </w:r>
-          </w:p>
-        </w:tc>
-        <w:tc>
-          <w:tcPr>
-            <w:tcW w:type="dxa" w:w="2257"/>
-            <w:shd w:fill="FFFFFF"/>
-            <w:tcMar>
-              <w:top w:w="80" w:type="dxa"/>
-              <w:bottom w:w="80" w:type="dxa"/>
-              <w:left w:w="100" w:type="dxa"/>
-              <w:right w:w="100" w:type="dxa"/>
-            </w:tcMar>
-          </w:tcPr>
-          <w:p>
-            <w:r>
-              <w:rPr>
-                <w:rFonts w:ascii="Segoe UI" w:hAnsi="Segoe UI"/>
-                <w:color w:val="333333"/>
-                <w:sz w:val="18"/>
-              </w:rPr>
-              <w:t>Collects an additional piece of information required for the login workflow (e.g., a security answer).</w:t>
-            </w:r>
-          </w:p>
-        </w:tc>
-        <w:tc>
-          <w:tcPr>
-            <w:tcW w:type="dxa" w:w="2257"/>
-            <w:shd w:fill="FFFFFF"/>
-            <w:tcMar>
-              <w:top w:w="80" w:type="dxa"/>
-              <w:bottom w:w="80" w:type="dxa"/>
-              <w:left w:w="100" w:type="dxa"/>
-              <w:right w:w="100" w:type="dxa"/>
-            </w:tcMar>
-          </w:tcPr>
-          <w:p>
-            <w:r>
-              <w:rPr>
-                <w:rFonts w:ascii="Segoe UI" w:hAnsi="Segoe UI"/>
-                <w:color w:val="333333"/>
-                <w:sz w:val="18"/>
-              </w:rPr>
-              <w:t>Free‑form text up to 30 characters; letters and numbers only.</w:t>
-            </w:r>
-          </w:p>
-        </w:tc>
-        <w:tc>
-          <w:tcPr>
-            <w:tcW w:type="dxa" w:w="2257"/>
-            <w:shd w:fill="FFFFFF"/>
-            <w:tcMar>
-              <w:top w:w="80" w:type="dxa"/>
-              <w:bottom w:w="80" w:type="dxa"/>
-              <w:left w:w="100" w:type="dxa"/>
-              <w:right w:w="100" w:type="dxa"/>
-            </w:tcMar>
-          </w:tcPr>
-          <w:p>
-            <w:r>
-              <w:rPr>
-                <w:rFonts w:ascii="Segoe UI" w:hAnsi="Segoe UI"/>
-                <w:color w:val="333333"/>
-                <w:sz w:val="18"/>
-              </w:rPr>
-              <w:t>ABC123</w:t>
-            </w:r>
-          </w:p>
-        </w:tc>
-      </w:tr>
-      <w:tr>
-        <w:tc>
-          <w:tcPr>
-            <w:tcW w:type="dxa" w:w="2257"/>
-            <w:shd w:fill="F8FAFC"/>
-            <w:tcMar>
-              <w:top w:w="80" w:type="dxa"/>
-              <w:bottom w:w="80" w:type="dxa"/>
-              <w:left w:w="100" w:type="dxa"/>
-              <w:right w:w="100" w:type="dxa"/>
-            </w:tcMar>
-          </w:tcPr>
-          <w:p>
-            <w:r>
-              <w:rPr>
-                <w:rFonts w:ascii="Segoe UI" w:hAnsi="Segoe UI"/>
-                <w:color w:val="333333"/>
-                <w:sz w:val="18"/>
-              </w:rPr>
-              <w:t>Stay signed in</w:t>
-            </w:r>
-          </w:p>
-        </w:tc>
-        <w:tc>
-          <w:tcPr>
-            <w:tcW w:type="dxa" w:w="2257"/>
-            <w:shd w:fill="F8FAFC"/>
-            <w:tcMar>
-              <w:top w:w="80" w:type="dxa"/>
-              <w:bottom w:w="80" w:type="dxa"/>
-              <w:left w:w="100" w:type="dxa"/>
-              <w:right w:w="100" w:type="dxa"/>
-            </w:tcMar>
-          </w:tcPr>
-          <w:p>
-            <w:r>
-              <w:rPr>
-                <w:rFonts w:ascii="Segoe UI" w:hAnsi="Segoe UI"/>
-                <w:color w:val="333333"/>
-                <w:sz w:val="18"/>
-              </w:rPr>
-              <w:t>Keeps the user’s session active after the browser is closed, reducing the need to log in again.</w:t>
-            </w:r>
-          </w:p>
-        </w:tc>
-        <w:tc>
-          <w:tcPr>
-            <w:tcW w:type="dxa" w:w="2257"/>
-            <w:shd w:fill="F8FAFC"/>
-            <w:tcMar>
-              <w:top w:w="80" w:type="dxa"/>
-              <w:bottom w:w="80" w:type="dxa"/>
-              <w:left w:w="100" w:type="dxa"/>
-              <w:right w:w="100" w:type="dxa"/>
-            </w:tcMar>
-          </w:tcPr>
-          <w:p>
-            <w:r>
-              <w:rPr>
-                <w:rFonts w:ascii="Segoe UI" w:hAnsi="Segoe UI"/>
-                <w:color w:val="333333"/>
-                <w:sz w:val="18"/>
-              </w:rPr>
-              <w:t>Check the box to enable; leave unchecked to disable.</w:t>
-            </w:r>
-          </w:p>
-        </w:tc>
-        <w:tc>
-          <w:tcPr>
-            <w:tcW w:type="dxa" w:w="2257"/>
-            <w:shd w:fill="F8FAFC"/>
-            <w:tcMar>
-              <w:top w:w="80" w:type="dxa"/>
-              <w:bottom w:w="80" w:type="dxa"/>
-              <w:left w:w="100" w:type="dxa"/>
-              <w:right w:w="100" w:type="dxa"/>
-            </w:tcMar>
-          </w:tcPr>
-          <w:p>
-            <w:r>
-              <w:rPr>
-                <w:rFonts w:ascii="Segoe UI" w:hAnsi="Segoe UI"/>
-                <w:color w:val="333333"/>
-                <w:sz w:val="18"/>
-              </w:rPr>
-              <w:t>Checked</w:t>
-            </w:r>
-          </w:p>
-        </w:tc>
-      </w:tr>
-    </w:tbl>
-    <w:p>
-      <w:pPr>
-        <w:spacing w:before="80" w:after="240"/>
-        <w:jc w:val="center"/>
-      </w:pPr>
-      <w:r>
-        <w:rPr>
-          <w:rFonts w:ascii="Segoe UI" w:hAnsi="Segoe UI"/>
-          <w:b/>
-          <w:color w:val="D97706"/>
-          <w:sz w:val="20"/>
-        </w:rPr>
-        <w:t xml:space="preserve">Table 10-1 </w:t>
-      </w:r>
-      <w:r>
-        <w:rPr>
-          <w:rFonts w:ascii="Segoe UI" w:hAnsi="Segoe UI"/>
-          <w:i/>
-          <w:color w:val="828282"/>
-          <w:sz w:val="20"/>
-        </w:rPr>
-        <w:t>OTP Table</w:t>
+        <w:t xml:space="preserve"> Google Search</w:t>
       </w:r>
     </w:p>
     <w:p>
@@ -5309,13 +1700,348 @@
           <w:color w:val="333333"/>
           <w:sz w:val="21"/>
         </w:rPr>
-        <w:t>Click on the Login button to perform the corresponding action.</w:t>
+        <w:t>Click on the Search field to activate it.</w:t>
+      </w:r>
+    </w:p>
+    <w:p>
+      <w:pPr>
+        <w:pStyle w:val="ListBullet"/>
+        <w:spacing w:after="40"/>
+      </w:pPr>
+      <w:r>
+        <w:rPr>
+          <w:rFonts w:ascii="Segoe UI" w:hAnsi="Segoe UI"/>
+          <w:color w:val="333333"/>
+          <w:sz w:val="21"/>
+        </w:rPr>
+        <w:t>Enter the search terms in the Search field.</w:t>
+      </w:r>
+    </w:p>
+    <w:p>
+      <w:pPr>
+        <w:pStyle w:val="ListBullet"/>
+        <w:spacing w:after="40"/>
+      </w:pPr>
+      <w:r>
+        <w:rPr>
+          <w:rFonts w:ascii="Segoe UI" w:hAnsi="Segoe UI"/>
+          <w:color w:val="333333"/>
+          <w:sz w:val="21"/>
+        </w:rPr>
+        <w:t>Click the Google Search button to view results.</w:t>
+      </w:r>
+    </w:p>
+    <w:p>
+      <w:pPr>
+        <w:pStyle w:val="ListBullet"/>
+        <w:spacing w:after="40"/>
+      </w:pPr>
+      <w:r>
+        <w:rPr>
+          <w:rFonts w:ascii="Segoe UI" w:hAnsi="Segoe UI"/>
+          <w:color w:val="333333"/>
+          <w:sz w:val="21"/>
+        </w:rPr>
+        <w:t>Click the I'm Feeling Lucky button to go directly to the top result.</w:t>
+      </w:r>
+    </w:p>
+    <w:p>
+      <w:pPr>
+        <w:pStyle w:val="ListBullet"/>
+        <w:spacing w:after="40"/>
+      </w:pPr>
+      <w:r>
+        <w:rPr>
+          <w:rFonts w:ascii="Segoe UI" w:hAnsi="Segoe UI"/>
+          <w:color w:val="333333"/>
+          <w:sz w:val="21"/>
+        </w:rPr>
+        <w:t>Click the Search by voice button to speak the query.</w:t>
+      </w:r>
+    </w:p>
+    <w:p>
+      <w:pPr>
+        <w:pStyle w:val="ListBullet"/>
+        <w:spacing w:after="40"/>
+      </w:pPr>
+      <w:r>
+        <w:rPr>
+          <w:rFonts w:ascii="Segoe UI" w:hAnsi="Segoe UI"/>
+          <w:color w:val="333333"/>
+          <w:sz w:val="21"/>
+        </w:rPr>
+        <w:t>Click the Search by image button to upload an image for search.</w:t>
+      </w:r>
+    </w:p>
+    <w:p>
+      <w:pPr>
+        <w:pStyle w:val="ListBullet"/>
+        <w:spacing w:after="40"/>
+      </w:pPr>
+      <w:r>
+        <w:rPr>
+          <w:rFonts w:ascii="Segoe UI" w:hAnsi="Segoe UI"/>
+          <w:color w:val="333333"/>
+          <w:sz w:val="21"/>
+        </w:rPr>
+        <w:t>Click the AI Mode button to enable AI assistance.</w:t>
+      </w:r>
+    </w:p>
+    <w:p>
+      <w:pPr>
+        <w:pStyle w:val="ListBullet"/>
+        <w:spacing w:after="40"/>
+      </w:pPr>
+      <w:r>
+        <w:rPr>
+          <w:rFonts w:ascii="Segoe UI" w:hAnsi="Segoe UI"/>
+          <w:color w:val="333333"/>
+          <w:sz w:val="21"/>
+        </w:rPr>
+        <w:t>Click the Share button to open sharing options.</w:t>
+      </w:r>
+    </w:p>
+    <w:p>
+      <w:pPr>
+        <w:pStyle w:val="ListBullet"/>
+        <w:spacing w:after="40"/>
+      </w:pPr>
+      <w:r>
+        <w:rPr>
+          <w:rFonts w:ascii="Segoe UI" w:hAnsi="Segoe UI"/>
+          <w:color w:val="333333"/>
+          <w:sz w:val="21"/>
+        </w:rPr>
+        <w:t>Click the Settings button to modify search preferences.</w:t>
+      </w:r>
+    </w:p>
+    <w:p>
+      <w:pPr>
+        <w:pStyle w:val="ListBullet"/>
+        <w:spacing w:after="40"/>
+      </w:pPr>
+      <w:r>
+        <w:rPr>
+          <w:rFonts w:ascii="Segoe UI" w:hAnsi="Segoe UI"/>
+          <w:color w:val="333333"/>
+          <w:sz w:val="21"/>
+        </w:rPr>
+        <w:t>Click the Google apps button to view available Google apps.</w:t>
+      </w:r>
+    </w:p>
+    <w:p>
+      <w:pPr>
+        <w:pStyle w:val="ListBullet"/>
+        <w:spacing w:after="40"/>
+      </w:pPr>
+      <w:r>
+        <w:rPr>
+          <w:rFonts w:ascii="Segoe UI" w:hAnsi="Segoe UI"/>
+          <w:color w:val="333333"/>
+          <w:sz w:val="21"/>
+        </w:rPr>
+        <w:t>Click the About link to learn about Google.</w:t>
+      </w:r>
+    </w:p>
+    <w:p>
+      <w:pPr>
+        <w:pStyle w:val="ListBullet"/>
+        <w:spacing w:after="40"/>
+      </w:pPr>
+      <w:r>
+        <w:rPr>
+          <w:rFonts w:ascii="Segoe UI" w:hAnsi="Segoe UI"/>
+          <w:color w:val="333333"/>
+          <w:sz w:val="21"/>
+        </w:rPr>
+        <w:t>Click the Store link to view Google merchandise.</w:t>
+      </w:r>
+    </w:p>
+    <w:p>
+      <w:pPr>
+        <w:pStyle w:val="ListBullet"/>
+        <w:spacing w:after="40"/>
+      </w:pPr>
+      <w:r>
+        <w:rPr>
+          <w:rFonts w:ascii="Segoe UI" w:hAnsi="Segoe UI"/>
+          <w:color w:val="333333"/>
+          <w:sz w:val="21"/>
+        </w:rPr>
+        <w:t>Click the Gmail link to open email.</w:t>
+      </w:r>
+    </w:p>
+    <w:p>
+      <w:pPr>
+        <w:pStyle w:val="ListBullet"/>
+        <w:spacing w:after="40"/>
+      </w:pPr>
+      <w:r>
+        <w:rPr>
+          <w:rFonts w:ascii="Segoe UI" w:hAnsi="Segoe UI"/>
+          <w:color w:val="333333"/>
+          <w:sz w:val="21"/>
+        </w:rPr>
+        <w:t>Click the Images link to switch to image search.</w:t>
+      </w:r>
+    </w:p>
+    <w:p>
+      <w:pPr>
+        <w:pStyle w:val="ListBullet"/>
+        <w:spacing w:after="40"/>
+      </w:pPr>
+      <w:r>
+        <w:rPr>
+          <w:rFonts w:ascii="Segoe UI" w:hAnsi="Segoe UI"/>
+          <w:color w:val="333333"/>
+          <w:sz w:val="21"/>
+        </w:rPr>
+        <w:t>Click the Sign in link to log into a Google account.</w:t>
+      </w:r>
+    </w:p>
+    <w:p>
+      <w:pPr>
+        <w:spacing w:before="80" w:after="80"/>
+      </w:pPr>
+      <w:r>
+        <w:rPr>
+          <w:rFonts w:ascii="Segoe UI" w:hAnsi="Segoe UI"/>
+          <w:b/>
+          <w:color w:val="C00000"/>
+          <w:sz w:val="21"/>
+        </w:rPr>
+        <w:t xml:space="preserve">Note: </w:t>
+      </w:r>
+      <w:r>
+        <w:rPr>
+          <w:rFonts w:ascii="Segoe UI" w:hAnsi="Segoe UI"/>
+          <w:color w:val="333333"/>
+          <w:sz w:val="21"/>
+        </w:rPr>
+        <w:t>Ensure an active internet connection before performing a search.</w:t>
       </w:r>
     </w:p>
     <w:p>
       <w:r>
         <w:br w:type="page"/>
       </w:r>
+    </w:p>
+    <w:p>
+      <w:pPr>
+        <w:pStyle w:val="Heading1"/>
+        <w:keepNext/>
+        <w:spacing w:before="360" w:after="160"/>
+      </w:pPr>
+      <w:r>
+        <w:rPr>
+          <w:rFonts w:ascii="Segoe UI" w:hAnsi="Segoe UI"/>
+          <w:b/>
+          <w:color w:val="1B365D"/>
+          <w:sz w:val="40"/>
+        </w:rPr>
+        <w:t>1.</w:t>
+        <w:tab/>
+        <w:t>ture</w:t>
+      </w:r>
+    </w:p>
+    <w:p>
+      <w:pPr>
+        <w:spacing w:line="276" w:lineRule="auto" w:after="120"/>
+      </w:pPr>
+      <w:r>
+        <w:rPr>
+          <w:rFonts w:ascii="Segoe UI" w:hAnsi="Segoe UI"/>
+          <w:color w:val="333333"/>
+          <w:sz w:val="21"/>
+        </w:rPr>
+        <w:t>The Ture module serves as the entry point for users to access and manage cooperative data within the Enterprise Application. It provides secure authentication and a customizable dashboard for quick insight into statistics by state and sector.</w:t>
+      </w:r>
+    </w:p>
+    <w:p>
+      <w:pPr>
+        <w:spacing w:before="80" w:after="160"/>
+      </w:pPr>
+      <w:r>
+        <w:rPr>
+          <w:rFonts w:ascii="Segoe UI" w:hAnsi="Segoe UI"/>
+          <w:b/>
+          <w:color w:val="C00000"/>
+          <w:sz w:val="21"/>
+        </w:rPr>
+        <w:t xml:space="preserve">Note: </w:t>
+      </w:r>
+      <w:r>
+        <w:rPr>
+          <w:rFonts w:ascii="Segoe UI" w:hAnsi="Segoe UI"/>
+          <w:color w:val="333333"/>
+          <w:sz w:val="21"/>
+        </w:rPr>
+        <w:t>Note: The system requires a stable internet connection. If you experience any issues</w:t>
+        <w:br/>
+        <w:t>accessing the system, contact your system administrator.</w:t>
+        <w:br/>
+      </w:r>
+    </w:p>
+    <w:p>
+      <w:pPr>
+        <w:spacing w:before="120" w:after="80"/>
+      </w:pPr>
+      <w:r>
+        <w:rPr>
+          <w:rFonts w:ascii="Segoe UI" w:hAnsi="Segoe UI"/>
+          <w:b/>
+          <w:color w:val="D97706"/>
+          <w:sz w:val="21"/>
+        </w:rPr>
+        <w:t>The ture module includes features for:</w:t>
+      </w:r>
+    </w:p>
+    <w:p>
+      <w:pPr>
+        <w:pStyle w:val="ListBullet"/>
+        <w:spacing w:after="40"/>
+      </w:pPr>
+      <w:r>
+        <w:rPr>
+          <w:rFonts w:ascii="Segoe UI" w:hAnsi="Segoe UI"/>
+          <w:color w:val="333333"/>
+          <w:sz w:val="21"/>
+        </w:rPr>
+        <w:t>Home — view cooperative statistics and filter data by state and sector.</w:t>
+      </w:r>
+    </w:p>
+    <w:p>
+      <w:pPr>
+        <w:pStyle w:val="ListBullet"/>
+        <w:spacing w:after="40"/>
+      </w:pPr>
+      <w:r>
+        <w:rPr>
+          <w:rFonts w:ascii="Segoe UI" w:hAnsi="Segoe UI"/>
+          <w:color w:val="333333"/>
+          <w:sz w:val="21"/>
+        </w:rPr>
+        <w:t>Login — securely sign in to the NCD System using assigned credentials.</w:t>
+      </w:r>
+    </w:p>
+    <w:p>
+      <w:pPr>
+        <w:pStyle w:val="ListBullet"/>
+        <w:spacing w:after="40"/>
+      </w:pPr>
+      <w:r>
+        <w:rPr>
+          <w:rFonts w:ascii="Segoe UI" w:hAnsi="Segoe UI"/>
+          <w:color w:val="333333"/>
+          <w:sz w:val="21"/>
+        </w:rPr>
+        <w:t>NCD Login — securely sign in to the NCD System using assigned credentials.</w:t>
+      </w:r>
+    </w:p>
+    <w:p>
+      <w:pPr>
+        <w:spacing w:after="240"/>
+      </w:pPr>
     </w:p>
     <w:p>
       <w:pPr>
@@ -5330,9 +2056,9 @@
           <w:color w:val="D97706"/>
           <w:sz w:val="32"/>
         </w:rPr>
-        <w:t>10.2</w:t>
+        <w:t>1.1</w:t>
         <w:tab/>
-        <w:t>Dashboard Overview</w:t>
+        <w:t>Home</w:t>
       </w:r>
     </w:p>
     <w:p>
@@ -5345,29 +2071,7 @@
           <w:color w:val="333333"/>
           <w:sz w:val="21"/>
         </w:rPr>
-        <w:t>Dashboard provides administrators with an overview and quick access to core tools such as GIS maps, query builder, generic actions, and user profile settings.</w:t>
-      </w:r>
-    </w:p>
-    <w:p>
-      <w:pPr>
-        <w:spacing w:before="40" w:after="120"/>
-      </w:pPr>
-      <w:r>
-        <w:rPr>
-          <w:rFonts w:ascii="Segoe UI" w:hAnsi="Segoe UI"/>
-          <w:b/>
-          <w:color w:val="D97706"/>
-          <w:sz w:val="19"/>
-        </w:rPr>
-        <w:t xml:space="preserve">Path: </w:t>
-      </w:r>
-      <w:r>
-        <w:rPr>
-          <w:rFonts w:ascii="Segoe UI" w:hAnsi="Segoe UI"/>
-          <w:color w:val="333333"/>
-          <w:sz w:val="19"/>
-        </w:rPr>
-        <w:t>Dashboard Overview</w:t>
+        <w:t>The Home screen provides an overview of cooperative statistics and enables users to filter data by state and sector.</w:t>
       </w:r>
     </w:p>
     <w:p>
@@ -5380,7 +2084,7 @@
           <w:color w:val="333333"/>
           <w:sz w:val="21"/>
         </w:rPr>
-        <w:t>Select Dashboard Overview option from menu as shown in the image below;</w:t>
+        <w:t>Select HOME option from the navigation bar as shown in the image below;</w:t>
       </w:r>
     </w:p>
     <w:p>
@@ -5400,7 +2104,7 @@
               <a:graphicData uri="http://schemas.openxmlformats.org/drawingml/2006/picture">
                 <pic:pic>
                   <pic:nvPicPr>
-                    <pic:cNvPr id="0" name="screen_2_annotated.png"/>
+                    <pic:cNvPr id="0" name="screen_1_viewport.png"/>
                     <pic:cNvPicPr/>
                   </pic:nvPicPr>
                   <pic:blipFill>
@@ -5425,26 +2129,532 @@
     </w:p>
     <w:p>
       <w:pPr>
+        <w:pStyle w:val="Caption"/>
         <w:spacing w:before="80" w:after="280"/>
         <w:jc w:val="center"/>
       </w:pPr>
       <w:r>
         <w:rPr>
-          <w:rFonts w:ascii="Segoe UI" w:hAnsi="Segoe UI"/>
           <w:b/>
+          <w:i w:val="0"/>
           <w:color w:val="D97706"/>
           <w:sz w:val="20"/>
         </w:rPr>
-        <w:t xml:space="preserve">Figure 10-2 </w:t>
+        <w:t xml:space="preserve">Figure </w:t>
       </w:r>
       <w:r>
         <w:rPr>
-          <w:rFonts w:ascii="Segoe UI" w:hAnsi="Segoe UI"/>
+          <w:b/>
+          <w:i w:val="0"/>
+          <w:color w:val="D97706"/>
+          <w:sz w:val="20"/>
+        </w:rPr>
+        <w:t>1-</w:t>
+      </w:r>
+      <w:r>
+        <w:rPr>
+          <w:sz w:val="20"/>
+          <w:szCs w:val="20"/>
+          <w:color w:val="D97706"/>
+        </w:rPr>
+        <w:fldChar w:fldCharType="begin"/>
+      </w:r>
+      <w:r>
+        <w:rPr>
+          <w:sz w:val="20"/>
+          <w:szCs w:val="20"/>
+          <w:color w:val="D97706"/>
+        </w:rPr>
+        <w:instrText xml:space="preserve"> SEQ Figure \* ARABIC</w:instrText>
+      </w:r>
+      <w:r>
+        <w:rPr>
+          <w:sz w:val="20"/>
+          <w:szCs w:val="20"/>
+          <w:color w:val="D97706"/>
+        </w:rPr>
+        <w:fldChar w:fldCharType="separate"/>
+      </w:r>
+      <w:r>
+        <w:rPr>
+          <w:sz w:val="20"/>
+          <w:szCs w:val="20"/>
+          <w:color w:val="D97706"/>
+        </w:rPr>
+        <w:t>1</w:t>
+      </w:r>
+      <w:r>
+        <w:rPr>
+          <w:sz w:val="20"/>
+          <w:szCs w:val="20"/>
+          <w:color w:val="D97706"/>
+        </w:rPr>
+        <w:fldChar w:fldCharType="end"/>
+      </w:r>
+      <w:r>
+        <w:rPr>
+          <w:b w:val="0"/>
           <w:i/>
           <w:color w:val="828282"/>
           <w:sz w:val="20"/>
         </w:rPr>
-        <w:t>Dashboard Overview</w:t>
+        <w:t xml:space="preserve"> Home</w:t>
+      </w:r>
+    </w:p>
+    <w:p>
+      <w:pPr>
+        <w:spacing w:before="80" w:after="80"/>
+        <w:jc w:val="center"/>
+      </w:pPr>
+      <w:r>
+        <w:drawing>
+          <wp:inline xmlns:a="http://schemas.openxmlformats.org/drawingml/2006/main" xmlns:pic="http://schemas.openxmlformats.org/drawingml/2006/picture">
+            <wp:extent cx="5759999" cy="2835000"/>
+            <wp:docPr id="3" name="Picture 3"/>
+            <wp:cNvGraphicFramePr>
+              <a:graphicFrameLocks noChangeAspect="1"/>
+            </wp:cNvGraphicFramePr>
+            <a:graphic>
+              <a:graphicData uri="http://schemas.openxmlformats.org/drawingml/2006/picture">
+                <pic:pic>
+                  <pic:nvPicPr>
+                    <pic:cNvPr id="0" name="screen_1_seg1.png"/>
+                    <pic:cNvPicPr/>
+                  </pic:nvPicPr>
+                  <pic:blipFill>
+                    <a:blip r:embed="rId13"/>
+                    <a:stretch>
+                      <a:fillRect/>
+                    </a:stretch>
+                  </pic:blipFill>
+                  <pic:spPr>
+                    <a:xfrm>
+                      <a:off x="0" y="0"/>
+                      <a:ext cx="5759999" cy="2835000"/>
+                    </a:xfrm>
+                    <a:prstGeom prst="rect"/>
+                  </pic:spPr>
+                </pic:pic>
+              </a:graphicData>
+            </a:graphic>
+          </wp:inline>
+        </w:drawing>
+      </w:r>
+    </w:p>
+    <w:p>
+      <w:pPr>
+        <w:pStyle w:val="Caption"/>
+        <w:spacing w:before="80" w:after="280"/>
+        <w:jc w:val="center"/>
+      </w:pPr>
+      <w:r>
+        <w:rPr>
+          <w:b/>
+          <w:i w:val="0"/>
+          <w:color w:val="D97706"/>
+          <w:sz w:val="20"/>
+        </w:rPr>
+        <w:t xml:space="preserve">Figure </w:t>
+      </w:r>
+      <w:r>
+        <w:rPr>
+          <w:b/>
+          <w:i w:val="0"/>
+          <w:color w:val="D97706"/>
+          <w:sz w:val="20"/>
+        </w:rPr>
+        <w:t>1-</w:t>
+      </w:r>
+      <w:r>
+        <w:rPr>
+          <w:sz w:val="20"/>
+          <w:szCs w:val="20"/>
+          <w:color w:val="D97706"/>
+        </w:rPr>
+        <w:fldChar w:fldCharType="begin"/>
+      </w:r>
+      <w:r>
+        <w:rPr>
+          <w:sz w:val="20"/>
+          <w:szCs w:val="20"/>
+          <w:color w:val="D97706"/>
+        </w:rPr>
+        <w:instrText xml:space="preserve"> SEQ Figure \* ARABIC</w:instrText>
+      </w:r>
+      <w:r>
+        <w:rPr>
+          <w:sz w:val="20"/>
+          <w:szCs w:val="20"/>
+          <w:color w:val="D97706"/>
+        </w:rPr>
+        <w:fldChar w:fldCharType="separate"/>
+      </w:r>
+      <w:r>
+        <w:rPr>
+          <w:sz w:val="20"/>
+          <w:szCs w:val="20"/>
+          <w:color w:val="D97706"/>
+        </w:rPr>
+        <w:t>1</w:t>
+      </w:r>
+      <w:r>
+        <w:rPr>
+          <w:sz w:val="20"/>
+          <w:szCs w:val="20"/>
+          <w:color w:val="D97706"/>
+        </w:rPr>
+        <w:fldChar w:fldCharType="end"/>
+      </w:r>
+      <w:r>
+        <w:rPr>
+          <w:b w:val="0"/>
+          <w:i/>
+          <w:color w:val="828282"/>
+          <w:sz w:val="20"/>
+        </w:rPr>
+        <w:t xml:space="preserve"> Home ((continued))</w:t>
+      </w:r>
+    </w:p>
+    <w:p>
+      <w:pPr>
+        <w:spacing w:before="80" w:after="80"/>
+        <w:jc w:val="center"/>
+      </w:pPr>
+      <w:r>
+        <w:drawing>
+          <wp:inline xmlns:a="http://schemas.openxmlformats.org/drawingml/2006/main" xmlns:pic="http://schemas.openxmlformats.org/drawingml/2006/picture">
+            <wp:extent cx="5759999" cy="2835000"/>
+            <wp:docPr id="4" name="Picture 4"/>
+            <wp:cNvGraphicFramePr>
+              <a:graphicFrameLocks noChangeAspect="1"/>
+            </wp:cNvGraphicFramePr>
+            <a:graphic>
+              <a:graphicData uri="http://schemas.openxmlformats.org/drawingml/2006/picture">
+                <pic:pic>
+                  <pic:nvPicPr>
+                    <pic:cNvPr id="0" name="screen_1_seg2.png"/>
+                    <pic:cNvPicPr/>
+                  </pic:nvPicPr>
+                  <pic:blipFill>
+                    <a:blip r:embed="rId14"/>
+                    <a:stretch>
+                      <a:fillRect/>
+                    </a:stretch>
+                  </pic:blipFill>
+                  <pic:spPr>
+                    <a:xfrm>
+                      <a:off x="0" y="0"/>
+                      <a:ext cx="5759999" cy="2835000"/>
+                    </a:xfrm>
+                    <a:prstGeom prst="rect"/>
+                  </pic:spPr>
+                </pic:pic>
+              </a:graphicData>
+            </a:graphic>
+          </wp:inline>
+        </w:drawing>
+      </w:r>
+    </w:p>
+    <w:p>
+      <w:pPr>
+        <w:pStyle w:val="Caption"/>
+        <w:spacing w:before="80" w:after="280"/>
+        <w:jc w:val="center"/>
+      </w:pPr>
+      <w:r>
+        <w:rPr>
+          <w:b/>
+          <w:i w:val="0"/>
+          <w:color w:val="D97706"/>
+          <w:sz w:val="20"/>
+        </w:rPr>
+        <w:t xml:space="preserve">Figure </w:t>
+      </w:r>
+      <w:r>
+        <w:rPr>
+          <w:b/>
+          <w:i w:val="0"/>
+          <w:color w:val="D97706"/>
+          <w:sz w:val="20"/>
+        </w:rPr>
+        <w:t>1-</w:t>
+      </w:r>
+      <w:r>
+        <w:rPr>
+          <w:sz w:val="20"/>
+          <w:szCs w:val="20"/>
+          <w:color w:val="D97706"/>
+        </w:rPr>
+        <w:fldChar w:fldCharType="begin"/>
+      </w:r>
+      <w:r>
+        <w:rPr>
+          <w:sz w:val="20"/>
+          <w:szCs w:val="20"/>
+          <w:color w:val="D97706"/>
+        </w:rPr>
+        <w:instrText xml:space="preserve"> SEQ Figure \* ARABIC</w:instrText>
+      </w:r>
+      <w:r>
+        <w:rPr>
+          <w:sz w:val="20"/>
+          <w:szCs w:val="20"/>
+          <w:color w:val="D97706"/>
+        </w:rPr>
+        <w:fldChar w:fldCharType="separate"/>
+      </w:r>
+      <w:r>
+        <w:rPr>
+          <w:sz w:val="20"/>
+          <w:szCs w:val="20"/>
+          <w:color w:val="D97706"/>
+        </w:rPr>
+        <w:t>1</w:t>
+      </w:r>
+      <w:r>
+        <w:rPr>
+          <w:sz w:val="20"/>
+          <w:szCs w:val="20"/>
+          <w:color w:val="D97706"/>
+        </w:rPr>
+        <w:fldChar w:fldCharType="end"/>
+      </w:r>
+      <w:r>
+        <w:rPr>
+          <w:b w:val="0"/>
+          <w:i/>
+          <w:color w:val="828282"/>
+          <w:sz w:val="20"/>
+        </w:rPr>
+        <w:t xml:space="preserve"> Home ((continued))</w:t>
+      </w:r>
+    </w:p>
+    <w:p>
+      <w:pPr>
+        <w:spacing w:before="80" w:after="80"/>
+        <w:jc w:val="center"/>
+      </w:pPr>
+      <w:r>
+        <w:drawing>
+          <wp:inline xmlns:a="http://schemas.openxmlformats.org/drawingml/2006/main" xmlns:pic="http://schemas.openxmlformats.org/drawingml/2006/picture">
+            <wp:extent cx="5759999" cy="2835000"/>
+            <wp:docPr id="5" name="Picture 5"/>
+            <wp:cNvGraphicFramePr>
+              <a:graphicFrameLocks noChangeAspect="1"/>
+            </wp:cNvGraphicFramePr>
+            <a:graphic>
+              <a:graphicData uri="http://schemas.openxmlformats.org/drawingml/2006/picture">
+                <pic:pic>
+                  <pic:nvPicPr>
+                    <pic:cNvPr id="0" name="screen_1_seg3.png"/>
+                    <pic:cNvPicPr/>
+                  </pic:nvPicPr>
+                  <pic:blipFill>
+                    <a:blip r:embed="rId15"/>
+                    <a:stretch>
+                      <a:fillRect/>
+                    </a:stretch>
+                  </pic:blipFill>
+                  <pic:spPr>
+                    <a:xfrm>
+                      <a:off x="0" y="0"/>
+                      <a:ext cx="5759999" cy="2835000"/>
+                    </a:xfrm>
+                    <a:prstGeom prst="rect"/>
+                  </pic:spPr>
+                </pic:pic>
+              </a:graphicData>
+            </a:graphic>
+          </wp:inline>
+        </w:drawing>
+      </w:r>
+    </w:p>
+    <w:p>
+      <w:pPr>
+        <w:pStyle w:val="Caption"/>
+        <w:spacing w:before="80" w:after="280"/>
+        <w:jc w:val="center"/>
+      </w:pPr>
+      <w:r>
+        <w:rPr>
+          <w:b/>
+          <w:i w:val="0"/>
+          <w:color w:val="D97706"/>
+          <w:sz w:val="20"/>
+        </w:rPr>
+        <w:t xml:space="preserve">Figure </w:t>
+      </w:r>
+      <w:r>
+        <w:rPr>
+          <w:b/>
+          <w:i w:val="0"/>
+          <w:color w:val="D97706"/>
+          <w:sz w:val="20"/>
+        </w:rPr>
+        <w:t>1-</w:t>
+      </w:r>
+      <w:r>
+        <w:rPr>
+          <w:sz w:val="20"/>
+          <w:szCs w:val="20"/>
+          <w:color w:val="D97706"/>
+        </w:rPr>
+        <w:fldChar w:fldCharType="begin"/>
+      </w:r>
+      <w:r>
+        <w:rPr>
+          <w:sz w:val="20"/>
+          <w:szCs w:val="20"/>
+          <w:color w:val="D97706"/>
+        </w:rPr>
+        <w:instrText xml:space="preserve"> SEQ Figure \* ARABIC</w:instrText>
+      </w:r>
+      <w:r>
+        <w:rPr>
+          <w:sz w:val="20"/>
+          <w:szCs w:val="20"/>
+          <w:color w:val="D97706"/>
+        </w:rPr>
+        <w:fldChar w:fldCharType="separate"/>
+      </w:r>
+      <w:r>
+        <w:rPr>
+          <w:sz w:val="20"/>
+          <w:szCs w:val="20"/>
+          <w:color w:val="D97706"/>
+        </w:rPr>
+        <w:t>1</w:t>
+      </w:r>
+      <w:r>
+        <w:rPr>
+          <w:sz w:val="20"/>
+          <w:szCs w:val="20"/>
+          <w:color w:val="D97706"/>
+        </w:rPr>
+        <w:fldChar w:fldCharType="end"/>
+      </w:r>
+      <w:r>
+        <w:rPr>
+          <w:b w:val="0"/>
+          <w:i/>
+          <w:color w:val="828282"/>
+          <w:sz w:val="20"/>
+        </w:rPr>
+        <w:t xml:space="preserve"> Home ((continued))</w:t>
+      </w:r>
+    </w:p>
+    <w:p>
+      <w:pPr>
+        <w:spacing w:before="80" w:after="80"/>
+        <w:jc w:val="center"/>
+      </w:pPr>
+      <w:r>
+        <w:drawing>
+          <wp:inline xmlns:a="http://schemas.openxmlformats.org/drawingml/2006/main" xmlns:pic="http://schemas.openxmlformats.org/drawingml/2006/picture">
+            <wp:extent cx="5759999" cy="2835000"/>
+            <wp:docPr id="6" name="Picture 6"/>
+            <wp:cNvGraphicFramePr>
+              <a:graphicFrameLocks noChangeAspect="1"/>
+            </wp:cNvGraphicFramePr>
+            <a:graphic>
+              <a:graphicData uri="http://schemas.openxmlformats.org/drawingml/2006/picture">
+                <pic:pic>
+                  <pic:nvPicPr>
+                    <pic:cNvPr id="0" name="screen_1_seg4.png"/>
+                    <pic:cNvPicPr/>
+                  </pic:nvPicPr>
+                  <pic:blipFill>
+                    <a:blip r:embed="rId16"/>
+                    <a:stretch>
+                      <a:fillRect/>
+                    </a:stretch>
+                  </pic:blipFill>
+                  <pic:spPr>
+                    <a:xfrm>
+                      <a:off x="0" y="0"/>
+                      <a:ext cx="5759999" cy="2835000"/>
+                    </a:xfrm>
+                    <a:prstGeom prst="rect"/>
+                  </pic:spPr>
+                </pic:pic>
+              </a:graphicData>
+            </a:graphic>
+          </wp:inline>
+        </w:drawing>
+      </w:r>
+    </w:p>
+    <w:p>
+      <w:pPr>
+        <w:pStyle w:val="Caption"/>
+        <w:spacing w:before="80" w:after="280"/>
+        <w:jc w:val="center"/>
+      </w:pPr>
+      <w:r>
+        <w:rPr>
+          <w:b/>
+          <w:i w:val="0"/>
+          <w:color w:val="D97706"/>
+          <w:sz w:val="20"/>
+        </w:rPr>
+        <w:t xml:space="preserve">Figure </w:t>
+      </w:r>
+      <w:r>
+        <w:rPr>
+          <w:b/>
+          <w:i w:val="0"/>
+          <w:color w:val="D97706"/>
+          <w:sz w:val="20"/>
+        </w:rPr>
+        <w:t>1-</w:t>
+      </w:r>
+      <w:r>
+        <w:rPr>
+          <w:sz w:val="20"/>
+          <w:szCs w:val="20"/>
+          <w:color w:val="D97706"/>
+        </w:rPr>
+        <w:fldChar w:fldCharType="begin"/>
+      </w:r>
+      <w:r>
+        <w:rPr>
+          <w:sz w:val="20"/>
+          <w:szCs w:val="20"/>
+          <w:color w:val="D97706"/>
+        </w:rPr>
+        <w:instrText xml:space="preserve"> SEQ Figure \* ARABIC</w:instrText>
+      </w:r>
+      <w:r>
+        <w:rPr>
+          <w:sz w:val="20"/>
+          <w:szCs w:val="20"/>
+          <w:color w:val="D97706"/>
+        </w:rPr>
+        <w:fldChar w:fldCharType="separate"/>
+      </w:r>
+      <w:r>
+        <w:rPr>
+          <w:sz w:val="20"/>
+          <w:szCs w:val="20"/>
+          <w:color w:val="D97706"/>
+        </w:rPr>
+        <w:t>1</w:t>
+      </w:r>
+      <w:r>
+        <w:rPr>
+          <w:sz w:val="20"/>
+          <w:szCs w:val="20"/>
+          <w:color w:val="D97706"/>
+        </w:rPr>
+        <w:fldChar w:fldCharType="end"/>
+      </w:r>
+      <w:r>
+        <w:rPr>
+          <w:b w:val="0"/>
+          <w:i/>
+          <w:color w:val="828282"/>
+          <w:sz w:val="20"/>
+        </w:rPr>
+        <w:t xml:space="preserve"> Home ((continued))</w:t>
       </w:r>
     </w:p>
     <w:p>
@@ -5472,7 +2682,7 @@
           <w:color w:val="333333"/>
           <w:sz w:val="21"/>
         </w:rPr>
-        <w:t>Click on the GIS Maps button to perform the corresponding action.</w:t>
+        <w:t>Click on the LOGIN link in the top navigation bar.</w:t>
       </w:r>
     </w:p>
     <w:p>
@@ -5486,7 +2696,7 @@
           <w:color w:val="333333"/>
           <w:sz w:val="21"/>
         </w:rPr>
-        <w:t>Click on the Query Builder button to perform the corresponding action.</w:t>
+        <w:t>Click on the navigation area to view the list of available sections.</w:t>
       </w:r>
     </w:p>
     <w:p>
@@ -5500,35 +2710,51 @@
           <w:color w:val="333333"/>
           <w:sz w:val="21"/>
         </w:rPr>
-        <w:t>Click on the Button button to perform the corresponding action.</w:t>
+        <w:t>Click on the OFFICIAL LOGIN link to open the authentication page.</w:t>
       </w:r>
     </w:p>
     <w:p>
       <w:pPr>
-        <w:pStyle w:val="ListBullet"/>
-        <w:spacing w:after="40"/>
+        <w:spacing w:before="80" w:after="80"/>
       </w:pPr>
+      <w:r>
+        <w:rPr>
+          <w:rFonts w:ascii="Segoe UI" w:hAnsi="Segoe UI"/>
+          <w:b/>
+          <w:color w:val="C00000"/>
+          <w:sz w:val="21"/>
+        </w:rPr>
+        <w:t xml:space="preserve">Note: </w:t>
+      </w:r>
       <w:r>
         <w:rPr>
           <w:rFonts w:ascii="Segoe UI" w:hAnsi="Segoe UI"/>
           <w:color w:val="333333"/>
           <w:sz w:val="21"/>
         </w:rPr>
-        <w:t>Click on the User Profile button to perform the corresponding action.</w:t>
+        <w:t>Use the Accessibility Options button to customize visual settings for better readability.</w:t>
       </w:r>
     </w:p>
     <w:p>
       <w:pPr>
-        <w:pStyle w:val="ListBullet"/>
-        <w:spacing w:after="40"/>
+        <w:spacing w:before="80" w:after="80"/>
       </w:pPr>
+      <w:r>
+        <w:rPr>
+          <w:rFonts w:ascii="Segoe UI" w:hAnsi="Segoe UI"/>
+          <w:b/>
+          <w:color w:val="C00000"/>
+          <w:sz w:val="21"/>
+        </w:rPr>
+        <w:t xml:space="preserve">Note: </w:t>
+      </w:r>
       <w:r>
         <w:rPr>
           <w:rFonts w:ascii="Segoe UI" w:hAnsi="Segoe UI"/>
           <w:color w:val="333333"/>
           <w:sz w:val="21"/>
         </w:rPr>
-        <w:t>Click on the NCD Mitra button to perform the corresponding action.</w:t>
+        <w:t>The Translate page button requires an internet connection to load translations.</w:t>
       </w:r>
     </w:p>
     <w:p>
@@ -5549,9 +2775,9 @@
           <w:color w:val="D97706"/>
           <w:sz w:val="32"/>
         </w:rPr>
-        <w:t>10.3</w:t>
+        <w:t>1.2</w:t>
         <w:tab/>
-        <w:t>State Cooperative Bank List</w:t>
+        <w:t>Login</w:t>
       </w:r>
     </w:p>
     <w:p>
@@ -5564,29 +2790,7 @@
           <w:color w:val="333333"/>
           <w:sz w:val="21"/>
         </w:rPr>
-        <w:t>List State Cooperative Bank screen enables administrators to view, filter, and manage state cooperative bank records.</w:t>
-      </w:r>
-    </w:p>
-    <w:p>
-      <w:pPr>
-        <w:spacing w:before="40" w:after="120"/>
-      </w:pPr>
-      <w:r>
-        <w:rPr>
-          <w:rFonts w:ascii="Segoe UI" w:hAnsi="Segoe UI"/>
-          <w:b/>
-          <w:color w:val="D97706"/>
-          <w:sz w:val="19"/>
-        </w:rPr>
-        <w:t xml:space="preserve">Path: </w:t>
-      </w:r>
-      <w:r>
-        <w:rPr>
-          <w:rFonts w:ascii="Segoe UI" w:hAnsi="Segoe UI"/>
-          <w:color w:val="333333"/>
-          <w:sz w:val="19"/>
-        </w:rPr>
-        <w:t>Cooperative Bank &gt;&gt; State Cooperative Bank &gt;&gt; List &gt;&gt; State Cooperative Bank List</w:t>
+        <w:t>The Login screen enables users to securely access the NCD System using their assigned credentials.</w:t>
       </w:r>
     </w:p>
     <w:p>
@@ -5599,7 +2803,7 @@
           <w:color w:val="333333"/>
           <w:sz w:val="21"/>
         </w:rPr>
-        <w:t>Select State Cooperative Bank List option from Cooperative Bank as shown in the image below;</w:t>
+        <w:t>Select Login option from the main navigation menu as shown in the image below;</w:t>
       </w:r>
     </w:p>
     <w:p>
@@ -5611,7 +2815,7 @@
         <w:drawing>
           <wp:inline xmlns:a="http://schemas.openxmlformats.org/drawingml/2006/main" xmlns:pic="http://schemas.openxmlformats.org/drawingml/2006/picture">
             <wp:extent cx="5759999" cy="2835000"/>
-            <wp:docPr id="3" name="Picture 3"/>
+            <wp:docPr id="7" name="Picture 7"/>
             <wp:cNvGraphicFramePr>
               <a:graphicFrameLocks noChangeAspect="1"/>
             </wp:cNvGraphicFramePr>
@@ -5619,11 +2823,11 @@
               <a:graphicData uri="http://schemas.openxmlformats.org/drawingml/2006/picture">
                 <pic:pic>
                   <pic:nvPicPr>
-                    <pic:cNvPr id="0" name="screen_3_annotated.png"/>
+                    <pic:cNvPr id="0" name="screen_2_full.png"/>
                     <pic:cNvPicPr/>
                   </pic:nvPicPr>
                   <pic:blipFill>
-                    <a:blip r:embed="rId13"/>
+                    <a:blip r:embed="rId17"/>
                     <a:stretch>
                       <a:fillRect/>
                     </a:stretch>
@@ -5644,267 +2848,76 @@
     </w:p>
     <w:p>
       <w:pPr>
+        <w:pStyle w:val="Caption"/>
         <w:spacing w:before="80" w:after="280"/>
         <w:jc w:val="center"/>
       </w:pPr>
       <w:r>
         <w:rPr>
-          <w:rFonts w:ascii="Segoe UI" w:hAnsi="Segoe UI"/>
           <w:b/>
+          <w:i w:val="0"/>
           <w:color w:val="D97706"/>
           <w:sz w:val="20"/>
         </w:rPr>
-        <w:t xml:space="preserve">Figure 10-3 </w:t>
+        <w:t xml:space="preserve">Figure </w:t>
       </w:r>
       <w:r>
         <w:rPr>
-          <w:rFonts w:ascii="Segoe UI" w:hAnsi="Segoe UI"/>
+          <w:b/>
+          <w:i w:val="0"/>
+          <w:color w:val="D97706"/>
+          <w:sz w:val="20"/>
+        </w:rPr>
+        <w:t>1-</w:t>
+      </w:r>
+      <w:r>
+        <w:rPr>
+          <w:sz w:val="20"/>
+          <w:szCs w:val="20"/>
+          <w:color w:val="D97706"/>
+        </w:rPr>
+        <w:fldChar w:fldCharType="begin"/>
+      </w:r>
+      <w:r>
+        <w:rPr>
+          <w:sz w:val="20"/>
+          <w:szCs w:val="20"/>
+          <w:color w:val="D97706"/>
+        </w:rPr>
+        <w:instrText xml:space="preserve"> SEQ Figure \* ARABIC</w:instrText>
+      </w:r>
+      <w:r>
+        <w:rPr>
+          <w:sz w:val="20"/>
+          <w:szCs w:val="20"/>
+          <w:color w:val="D97706"/>
+        </w:rPr>
+        <w:fldChar w:fldCharType="separate"/>
+      </w:r>
+      <w:r>
+        <w:rPr>
+          <w:sz w:val="20"/>
+          <w:szCs w:val="20"/>
+          <w:color w:val="D97706"/>
+        </w:rPr>
+        <w:t>1</w:t>
+      </w:r>
+      <w:r>
+        <w:rPr>
+          <w:sz w:val="20"/>
+          <w:szCs w:val="20"/>
+          <w:color w:val="D97706"/>
+        </w:rPr>
+        <w:fldChar w:fldCharType="end"/>
+      </w:r>
+      <w:r>
+        <w:rPr>
+          <w:b w:val="0"/>
           <w:i/>
           <w:color w:val="828282"/>
           <w:sz w:val="20"/>
         </w:rPr>
-        <w:t>State Cooperative Bank List</w:t>
-      </w:r>
-    </w:p>
-    <w:tbl>
-      <w:tblPr>
-        <w:tblW w:type="auto" w:w="0"/>
-        <w:tblLayout w:type="fixed"/>
-        <w:tblLook w:firstColumn="1" w:firstRow="1" w:lastColumn="0" w:lastRow="0" w:noHBand="0" w:noVBand="1" w:val="04A0"/>
-        <w:tblBorders>
-          <w:top w:val="single" w:sz="4" w:space="0" w:color="CCCCCC"/>
-          <w:left w:val="single" w:sz="4" w:space="0" w:color="CCCCCC"/>
-          <w:bottom w:val="single" w:sz="4" w:space="0" w:color="CCCCCC"/>
-          <w:right w:val="single" w:sz="4" w:space="0" w:color="CCCCCC"/>
-          <w:insideH w:val="single" w:sz="4" w:space="0" w:color="CCCCCC"/>
-          <w:insideV w:val="single" w:sz="4" w:space="0" w:color="CCCCCC"/>
-        </w:tblBorders>
-      </w:tblPr>
-      <w:tblGrid>
-        <w:gridCol w:w="2592"/>
-        <w:gridCol w:w="3168"/>
-        <w:gridCol w:w="2160"/>
-        <w:gridCol w:w="1440"/>
-      </w:tblGrid>
-      <w:tr>
-        <w:tc>
-          <w:tcPr>
-            <w:tcW w:type="dxa" w:w="2257"/>
-            <w:shd w:fill="table_header_bg"/>
-            <w:tcMar>
-              <w:top w:w="100" w:type="dxa"/>
-              <w:bottom w:w="100" w:type="dxa"/>
-              <w:left w:w="100" w:type="dxa"/>
-              <w:right w:w="100" w:type="dxa"/>
-            </w:tcMar>
-          </w:tcPr>
-          <w:p>
-            <w:pPr>
-              <w:jc w:val="left"/>
-            </w:pPr>
-            <w:r>
-              <w:rPr>
-                <w:rFonts w:ascii="Segoe UI" w:hAnsi="Segoe UI"/>
-                <w:b/>
-                <w:color w:val="1B365D"/>
-                <w:sz w:val="19"/>
-              </w:rPr>
-              <w:t>Field Name</w:t>
-            </w:r>
-          </w:p>
-        </w:tc>
-        <w:tc>
-          <w:tcPr>
-            <w:tcW w:type="dxa" w:w="2257"/>
-            <w:shd w:fill="table_header_bg"/>
-            <w:tcMar>
-              <w:top w:w="100" w:type="dxa"/>
-              <w:bottom w:w="100" w:type="dxa"/>
-              <w:left w:w="100" w:type="dxa"/>
-              <w:right w:w="100" w:type="dxa"/>
-            </w:tcMar>
-          </w:tcPr>
-          <w:p>
-            <w:pPr>
-              <w:jc w:val="left"/>
-            </w:pPr>
-            <w:r>
-              <w:rPr>
-                <w:rFonts w:ascii="Segoe UI" w:hAnsi="Segoe UI"/>
-                <w:b/>
-                <w:color w:val="1B365D"/>
-                <w:sz w:val="19"/>
-              </w:rPr>
-              <w:t>Utility</w:t>
-            </w:r>
-          </w:p>
-        </w:tc>
-        <w:tc>
-          <w:tcPr>
-            <w:tcW w:type="dxa" w:w="2257"/>
-            <w:shd w:fill="table_header_bg"/>
-            <w:tcMar>
-              <w:top w:w="100" w:type="dxa"/>
-              <w:bottom w:w="100" w:type="dxa"/>
-              <w:left w:w="100" w:type="dxa"/>
-              <w:right w:w="100" w:type="dxa"/>
-            </w:tcMar>
-          </w:tcPr>
-          <w:p>
-            <w:pPr>
-              <w:jc w:val="left"/>
-            </w:pPr>
-            <w:r>
-              <w:rPr>
-                <w:rFonts w:ascii="Segoe UI" w:hAnsi="Segoe UI"/>
-                <w:b/>
-                <w:color w:val="1B365D"/>
-                <w:sz w:val="19"/>
-              </w:rPr>
-              <w:t>Information</w:t>
-            </w:r>
-          </w:p>
-        </w:tc>
-        <w:tc>
-          <w:tcPr>
-            <w:tcW w:type="dxa" w:w="2257"/>
-            <w:shd w:fill="table_header_bg"/>
-            <w:tcMar>
-              <w:top w:w="100" w:type="dxa"/>
-              <w:bottom w:w="100" w:type="dxa"/>
-              <w:left w:w="100" w:type="dxa"/>
-              <w:right w:w="100" w:type="dxa"/>
-            </w:tcMar>
-          </w:tcPr>
-          <w:p>
-            <w:pPr>
-              <w:jc w:val="left"/>
-            </w:pPr>
-            <w:r>
-              <w:rPr>
-                <w:rFonts w:ascii="Segoe UI" w:hAnsi="Segoe UI"/>
-                <w:b/>
-                <w:color w:val="1B365D"/>
-                <w:sz w:val="19"/>
-              </w:rPr>
-              <w:t>Sample</w:t>
-            </w:r>
-          </w:p>
-        </w:tc>
-      </w:tr>
-      <w:tr>
-        <w:tc>
-          <w:tcPr>
-            <w:tcW w:type="dxa" w:w="2257"/>
-            <w:shd w:fill="FFFFFF"/>
-            <w:tcMar>
-              <w:top w:w="80" w:type="dxa"/>
-              <w:bottom w:w="80" w:type="dxa"/>
-              <w:left w:w="100" w:type="dxa"/>
-              <w:right w:w="100" w:type="dxa"/>
-            </w:tcMar>
-          </w:tcPr>
-          <w:p>
-            <w:r>
-              <w:rPr>
-                <w:rFonts w:ascii="Segoe UI" w:hAnsi="Segoe UI"/>
-                <w:color w:val="333333"/>
-                <w:sz w:val="18"/>
-              </w:rPr>
-              <w:t>Results Per Page</w:t>
-            </w:r>
-          </w:p>
-        </w:tc>
-        <w:tc>
-          <w:tcPr>
-            <w:tcW w:type="dxa" w:w="2257"/>
-            <w:shd w:fill="FFFFFF"/>
-            <w:tcMar>
-              <w:top w:w="80" w:type="dxa"/>
-              <w:bottom w:w="80" w:type="dxa"/>
-              <w:left w:w="100" w:type="dxa"/>
-              <w:right w:w="100" w:type="dxa"/>
-            </w:tcMar>
-          </w:tcPr>
-          <w:p>
-            <w:r>
-              <w:rPr>
-                <w:rFonts w:ascii="Segoe UI" w:hAnsi="Segoe UI"/>
-                <w:color w:val="333333"/>
-                <w:sz w:val="18"/>
-              </w:rPr>
-              <w:t>Allows the user to set how many records appear on each screen, facilitating easier navigation and faster loading when reviewing large lists.</w:t>
-            </w:r>
-          </w:p>
-        </w:tc>
-        <w:tc>
-          <w:tcPr>
-            <w:tcW w:type="dxa" w:w="2257"/>
-            <w:shd w:fill="FFFFFF"/>
-            <w:tcMar>
-              <w:top w:w="80" w:type="dxa"/>
-              <w:bottom w:w="80" w:type="dxa"/>
-              <w:left w:w="100" w:type="dxa"/>
-              <w:right w:w="100" w:type="dxa"/>
-            </w:tcMar>
-          </w:tcPr>
-          <w:p>
-            <w:r>
-              <w:rPr>
-                <w:rFonts w:ascii="Segoe UI" w:hAnsi="Segoe UI"/>
-                <w:color w:val="333333"/>
-                <w:sz w:val="18"/>
-              </w:rPr>
-              <w:t>Select one of the following values: 10, 25, 50, or 100.</w:t>
-            </w:r>
-          </w:p>
-        </w:tc>
-        <w:tc>
-          <w:tcPr>
-            <w:tcW w:type="dxa" w:w="2257"/>
-            <w:shd w:fill="FFFFFF"/>
-            <w:tcMar>
-              <w:top w:w="80" w:type="dxa"/>
-              <w:bottom w:w="80" w:type="dxa"/>
-              <w:left w:w="100" w:type="dxa"/>
-              <w:right w:w="100" w:type="dxa"/>
-            </w:tcMar>
-          </w:tcPr>
-          <w:p>
-            <w:r>
-              <w:rPr>
-                <w:rFonts w:ascii="Segoe UI" w:hAnsi="Segoe UI"/>
-                <w:color w:val="333333"/>
-                <w:sz w:val="18"/>
-              </w:rPr>
-              <w:t>25</w:t>
-            </w:r>
-          </w:p>
-        </w:tc>
-      </w:tr>
-    </w:tbl>
-    <w:p>
-      <w:pPr>
-        <w:spacing w:before="80" w:after="240"/>
-        <w:jc w:val="center"/>
-      </w:pPr>
-      <w:r>
-        <w:rPr>
-          <w:rFonts w:ascii="Segoe UI" w:hAnsi="Segoe UI"/>
-          <w:b/>
-          <w:color w:val="D97706"/>
-          <w:sz w:val="20"/>
-        </w:rPr>
-        <w:t xml:space="preserve">Table 10-2 </w:t>
-      </w:r>
-      <w:r>
-        <w:rPr>
-          <w:rFonts w:ascii="Segoe UI" w:hAnsi="Segoe UI"/>
-          <w:i/>
-          <w:color w:val="828282"/>
-          <w:sz w:val="20"/>
-        </w:rPr>
-        <w:t>Results Per Page Table</w:t>
+        <w:t xml:space="preserve"> Login</w:t>
       </w:r>
     </w:p>
     <w:p>
@@ -5932,7 +2945,7 @@
           <w:color w:val="333333"/>
           <w:sz w:val="21"/>
         </w:rPr>
-        <w:t>Click on the Federations button to perform the corresponding action.</w:t>
+        <w:t>Select the desired login method (OTP or Password) by clicking the corresponding radio button.</w:t>
       </w:r>
     </w:p>
     <w:p>
@@ -5946,7 +2959,7 @@
           <w:color w:val="333333"/>
           <w:sz w:val="21"/>
         </w:rPr>
-        <w:t>Click on the Functional Status Verification button to perform the corresponding action.</w:t>
+        <w:t>Enter the Email ID / Mobile No./ Username in the Email ID / Mobile No./ Username field.</w:t>
       </w:r>
     </w:p>
     <w:p>
@@ -5960,7 +2973,7 @@
           <w:color w:val="333333"/>
           <w:sz w:val="21"/>
         </w:rPr>
-        <w:t>Click on the Button button to perform the corresponding action.</w:t>
+        <w:t>If the Password method is selected, enter the password in the Password field.</w:t>
       </w:r>
     </w:p>
     <w:p>
@@ -5974,7 +2987,7 @@
           <w:color w:val="333333"/>
           <w:sz w:val="21"/>
         </w:rPr>
-        <w:t>Filter records by entering details in the 10 field.</w:t>
+        <w:t>Enter the characters displayed in the Captcha field.</w:t>
       </w:r>
     </w:p>
     <w:p>
@@ -5988,7 +3001,7 @@
           <w:color w:val="333333"/>
           <w:sz w:val="21"/>
         </w:rPr>
-        <w:t>Filter records by entering details in the 25 field.</w:t>
+        <w:t>Optionally, check the Remember me checkbox to stay signed in.</w:t>
       </w:r>
     </w:p>
     <w:p>
@@ -6002,7 +3015,51 @@
           <w:color w:val="333333"/>
           <w:sz w:val="21"/>
         </w:rPr>
-        <w:t>Filter records by entering details in the 50 field.</w:t>
+        <w:t>Click the Login button to submit credentials.</w:t>
+      </w:r>
+    </w:p>
+    <w:p>
+      <w:pPr>
+        <w:spacing w:before="80" w:after="80"/>
+      </w:pPr>
+      <w:r>
+        <w:rPr>
+          <w:rFonts w:ascii="Segoe UI" w:hAnsi="Segoe UI"/>
+          <w:b/>
+          <w:color w:val="C00000"/>
+          <w:sz w:val="21"/>
+        </w:rPr>
+        <w:t xml:space="preserve">Note: </w:t>
+      </w:r>
+      <w:r>
+        <w:rPr>
+          <w:rFonts w:ascii="Segoe UI" w:hAnsi="Segoe UI"/>
+          <w:color w:val="333333"/>
+          <w:sz w:val="21"/>
+        </w:rPr>
+        <w:t>Ensure that the Captcha is entered exactly as shown; it is case‑sensitive.</w:t>
+      </w:r>
+    </w:p>
+    <w:p>
+      <w:pPr>
+        <w:spacing w:before="80" w:after="80"/>
+      </w:pPr>
+      <w:r>
+        <w:rPr>
+          <w:rFonts w:ascii="Segoe UI" w:hAnsi="Segoe UI"/>
+          <w:b/>
+          <w:color w:val="C00000"/>
+          <w:sz w:val="21"/>
+        </w:rPr>
+        <w:t xml:space="preserve">Note: </w:t>
+      </w:r>
+      <w:r>
+        <w:rPr>
+          <w:rFonts w:ascii="Segoe UI" w:hAnsi="Segoe UI"/>
+          <w:color w:val="333333"/>
+          <w:sz w:val="21"/>
+        </w:rPr>
+        <w:t>The Remember me option stores authentication tokens on the device; use only on trusted computers.</w:t>
       </w:r>
     </w:p>
     <w:p>
@@ -6023,9 +3080,9 @@
           <w:color w:val="D97706"/>
           <w:sz w:val="32"/>
         </w:rPr>
-        <w:t>10.4</w:t>
+        <w:t>1.3</w:t>
         <w:tab/>
-        <w:t>Cooperatives Overview Dashboard</w:t>
+        <w:t>NCD Login</w:t>
       </w:r>
     </w:p>
     <w:p>
@@ -6038,29 +3095,7 @@
           <w:color w:val="333333"/>
           <w:sz w:val="21"/>
         </w:rPr>
-        <w:t>Cooperatives‑at‑a‑Glance dashboard enables users to view summary statistics and key metrics of state, multi‑state, and national cooperatives.</w:t>
-      </w:r>
-    </w:p>
-    <w:p>
-      <w:pPr>
-        <w:spacing w:before="40" w:after="120"/>
-      </w:pPr>
-      <w:r>
-        <w:rPr>
-          <w:rFonts w:ascii="Segoe UI" w:hAnsi="Segoe UI"/>
-          <w:b/>
-          <w:color w:val="D97706"/>
-          <w:sz w:val="19"/>
-        </w:rPr>
-        <w:t xml:space="preserve">Path: </w:t>
-      </w:r>
-      <w:r>
-        <w:rPr>
-          <w:rFonts w:ascii="Segoe UI" w:hAnsi="Segoe UI"/>
-          <w:color w:val="333333"/>
-          <w:sz w:val="19"/>
-        </w:rPr>
-        <w:t>Cooperatives at a glance &gt;&gt; Cooperatives Overview Dashboard</w:t>
+        <w:t>The Login screen enables users to securely access the NCD System using their assigned credentials.</w:t>
       </w:r>
     </w:p>
     <w:p>
@@ -6073,7 +3108,7 @@
           <w:color w:val="333333"/>
           <w:sz w:val="21"/>
         </w:rPr>
-        <w:t>Select Cooperatives Overview Dashboard option from Cooperatives at a glance as shown in the image below;</w:t>
+        <w:t>Select Login option from the main navigation menu as shown in the image below;</w:t>
       </w:r>
     </w:p>
     <w:p>
@@ -6084,8 +3119,8 @@
       <w:r>
         <w:drawing>
           <wp:inline xmlns:a="http://schemas.openxmlformats.org/drawingml/2006/main" xmlns:pic="http://schemas.openxmlformats.org/drawingml/2006/picture">
-            <wp:extent cx="5759999" cy="3141543"/>
-            <wp:docPr id="4" name="Picture 4"/>
+            <wp:extent cx="5759999" cy="2835000"/>
+            <wp:docPr id="8" name="Picture 8"/>
             <wp:cNvGraphicFramePr>
               <a:graphicFrameLocks noChangeAspect="1"/>
             </wp:cNvGraphicFramePr>
@@ -6093,11 +3128,11 @@
               <a:graphicData uri="http://schemas.openxmlformats.org/drawingml/2006/picture">
                 <pic:pic>
                   <pic:nvPicPr>
-                    <pic:cNvPr id="0" name="screen_4_annotated.png"/>
+                    <pic:cNvPr id="0" name="screen_2_full.png"/>
                     <pic:cNvPicPr/>
                   </pic:nvPicPr>
                   <pic:blipFill>
-                    <a:blip r:embed="rId14"/>
+                    <a:blip r:embed="rId17"/>
                     <a:stretch>
                       <a:fillRect/>
                     </a:stretch>
@@ -6105,7 +3140,7 @@
                   <pic:spPr>
                     <a:xfrm>
                       <a:off x="0" y="0"/>
-                      <a:ext cx="5759999" cy="3141543"/>
+                      <a:ext cx="5759999" cy="2835000"/>
                     </a:xfrm>
                     <a:prstGeom prst="rect"/>
                   </pic:spPr>
@@ -6118,26 +3153,76 @@
     </w:p>
     <w:p>
       <w:pPr>
+        <w:pStyle w:val="Caption"/>
         <w:spacing w:before="80" w:after="280"/>
         <w:jc w:val="center"/>
       </w:pPr>
       <w:r>
         <w:rPr>
-          <w:rFonts w:ascii="Segoe UI" w:hAnsi="Segoe UI"/>
           <w:b/>
+          <w:i w:val="0"/>
           <w:color w:val="D97706"/>
           <w:sz w:val="20"/>
         </w:rPr>
-        <w:t xml:space="preserve">Figure 10-4 </w:t>
+        <w:t xml:space="preserve">Figure </w:t>
       </w:r>
       <w:r>
         <w:rPr>
-          <w:rFonts w:ascii="Segoe UI" w:hAnsi="Segoe UI"/>
+          <w:b/>
+          <w:i w:val="0"/>
+          <w:color w:val="D97706"/>
+          <w:sz w:val="20"/>
+        </w:rPr>
+        <w:t>1-</w:t>
+      </w:r>
+      <w:r>
+        <w:rPr>
+          <w:sz w:val="20"/>
+          <w:szCs w:val="20"/>
+          <w:color w:val="D97706"/>
+        </w:rPr>
+        <w:fldChar w:fldCharType="begin"/>
+      </w:r>
+      <w:r>
+        <w:rPr>
+          <w:sz w:val="20"/>
+          <w:szCs w:val="20"/>
+          <w:color w:val="D97706"/>
+        </w:rPr>
+        <w:instrText xml:space="preserve"> SEQ Figure \* ARABIC</w:instrText>
+      </w:r>
+      <w:r>
+        <w:rPr>
+          <w:sz w:val="20"/>
+          <w:szCs w:val="20"/>
+          <w:color w:val="D97706"/>
+        </w:rPr>
+        <w:fldChar w:fldCharType="separate"/>
+      </w:r>
+      <w:r>
+        <w:rPr>
+          <w:sz w:val="20"/>
+          <w:szCs w:val="20"/>
+          <w:color w:val="D97706"/>
+        </w:rPr>
+        <w:t>1</w:t>
+      </w:r>
+      <w:r>
+        <w:rPr>
+          <w:sz w:val="20"/>
+          <w:szCs w:val="20"/>
+          <w:color w:val="D97706"/>
+        </w:rPr>
+        <w:fldChar w:fldCharType="end"/>
+      </w:r>
+      <w:r>
+        <w:rPr>
+          <w:b w:val="0"/>
           <w:i/>
           <w:color w:val="828282"/>
           <w:sz w:val="20"/>
         </w:rPr>
-        <w:t>Cooperatives Overview Dashboard</w:t>
+        <w:t xml:space="preserve"> NCD Login</w:t>
       </w:r>
     </w:p>
     <w:p>
@@ -6165,7 +3250,7 @@
           <w:color w:val="333333"/>
           <w:sz w:val="21"/>
         </w:rPr>
-        <w:t>Click on the Button button to perform the corresponding action.</w:t>
+        <w:t>Click on the Email ID / Mobile No./ Username field to focus.</w:t>
       </w:r>
     </w:p>
     <w:p>
@@ -6179,7 +3264,7 @@
           <w:color w:val="333333"/>
           <w:sz w:val="21"/>
         </w:rPr>
-        <w:t>Click on the USER ID: QA_STATE_NODAL | NAME: RAVISHANKAR VERMA | DESIGNATION: CHAIRPERSON | ROLE: STATE NODAL | STATE/UT: UTTAR PRADE button to perform the corresponding action.</w:t>
+        <w:t>Enter qa_state_nodal in the Email ID / Mobile No./ Username field.</w:t>
       </w:r>
     </w:p>
     <w:p>
@@ -6193,7 +3278,43 @@
           <w:color w:val="333333"/>
           <w:sz w:val="21"/>
         </w:rPr>
-        <w:t>Click on the NCD Mitra | आपका डिजिटल सहकार साथी button to perform the corresponding action.</w:t>
+        <w:t>Click on the Password field to focus.</w:t>
+      </w:r>
+    </w:p>
+    <w:p>
+      <w:pPr>
+        <w:pStyle w:val="ListBullet"/>
+        <w:spacing w:after="40"/>
+      </w:pPr>
+      <w:r>
+        <w:rPr>
+          <w:rFonts w:ascii="Segoe UI" w:hAnsi="Segoe UI"/>
+          <w:color w:val="333333"/>
+          <w:sz w:val="21"/>
+        </w:rPr>
+        <w:t>Update the Email ID / Mobile No./ Username field with the entered value.</w:t>
+      </w:r>
+    </w:p>
+    <w:p>
+      <w:pPr>
+        <w:spacing w:before="80" w:after="80"/>
+      </w:pPr>
+      <w:r>
+        <w:rPr>
+          <w:rFonts w:ascii="Segoe UI" w:hAnsi="Segoe UI"/>
+          <w:b/>
+          <w:color w:val="C00000"/>
+          <w:sz w:val="21"/>
+        </w:rPr>
+        <w:t xml:space="preserve">Note: </w:t>
+      </w:r>
+      <w:r>
+        <w:rPr>
+          <w:rFonts w:ascii="Segoe UI" w:hAnsi="Segoe UI"/>
+          <w:color w:val="333333"/>
+          <w:sz w:val="21"/>
+        </w:rPr>
+        <w:t>Enter the captcha exactly as displayed; an incorrect entry will prevent login.</w:t>
       </w:r>
     </w:p>
     <w:p>
@@ -6250,7 +3371,7 @@
               <w:color w:val="828282"/>
               <w:sz w:val="16"/>
             </w:rPr>
-            <w:t>Ministry of Cooperation, Government of India</w:t>
+            <w:t>[Client Name]</w:t>
           </w:r>
         </w:p>
       </w:tc>
@@ -6344,7 +3465,7 @@
               <w:color w:val="646464"/>
               <w:sz w:val="17"/>
             </w:rPr>
-            <w:t>Ministry of Cooperation, Government of India — User Manual for State Nodal</w:t>
+            <w:t>[Client Name] — User Manual</w:t>
           </w:r>
         </w:p>
       </w:tc>

--- a/Final_Manuals/Final_Client_Manual.docx
+++ b/Final_Manuals/Final_Client_Manual.docx
@@ -1480,9 +1480,9 @@
           <w:color w:val="1B365D"/>
           <w:sz w:val="40"/>
         </w:rPr>
-        <w:t>10.</w:t>
+        <w:t>2.</w:t>
         <w:tab/>
-        <w:t>login</w:t>
+        <w:t>dashboard</w:t>
       </w:r>
     </w:p>
     <w:p>
@@ -1495,7 +1495,7 @@
           <w:color w:val="333333"/>
           <w:sz w:val="21"/>
         </w:rPr>
-        <w:t>The Login module serves as the gateway to the Enterprise Application, ensuring secure access for all users. Within this module, the Google Search screen allows users to quickly perform web searches and reach related tools without leaving the application.</w:t>
+        <w:t>The Dashboard module gives users a centralized view of system activity and performance. From here you can quickly assess active records, cooperative information, and essential metrics to support informed decision‑making.</w:t>
       </w:r>
     </w:p>
     <w:p>
@@ -1509,7 +1509,7 @@
           <w:color w:val="D97706"/>
           <w:sz w:val="21"/>
         </w:rPr>
-        <w:t>The login module includes features for:</w:t>
+        <w:t>The dashboard module includes features for:</w:t>
       </w:r>
     </w:p>
     <w:p>
@@ -1523,7 +1523,21 @@
           <w:color w:val="333333"/>
           <w:sz w:val="21"/>
         </w:rPr>
-        <w:t>Google Search — perform web searches and access related tools</w:t>
+        <w:t>Dashboard — view a summary of all active records and key system metrics.</w:t>
+      </w:r>
+    </w:p>
+    <w:p>
+      <w:pPr>
+        <w:pStyle w:val="ListBullet"/>
+        <w:spacing w:after="40"/>
+      </w:pPr>
+      <w:r>
+        <w:rPr>
+          <w:rFonts w:ascii="Arial" w:hAnsi="Arial"/>
+          <w:color w:val="333333"/>
+          <w:sz w:val="21"/>
+        </w:rPr>
+        <w:t>Cooperatives at a glance — review cooperative societies, federations, banks and related reports.</w:t>
       </w:r>
     </w:p>
     <w:p>
@@ -1544,9 +1558,9 @@
           <w:color w:val="D97706"/>
           <w:sz w:val="32"/>
         </w:rPr>
-        <w:t>10.1</w:t>
+        <w:t>2.1</w:t>
         <w:tab/>
-        <w:t>Google Search</w:t>
+        <w:t>Dashboard</w:t>
       </w:r>
     </w:p>
     <w:p>
@@ -1559,7 +1573,7 @@
           <w:color w:val="333333"/>
           <w:sz w:val="21"/>
         </w:rPr>
-        <w:t>The Google Search screen enables users to perform web searches and access related tools.</w:t>
+        <w:t>The Dashboard screen provides an overview of all active records and key system metrics.</w:t>
       </w:r>
     </w:p>
     <w:p>
@@ -1572,7 +1586,7 @@
           <w:color w:val="333333"/>
           <w:sz w:val="21"/>
         </w:rPr>
-        <w:t>Navigate to Google Search from the main menu.</w:t>
+        <w:t>Navigate to Dashboard from the main menu.</w:t>
       </w:r>
     </w:p>
     <w:p>
@@ -1637,7 +1651,7 @@
           <w:color w:val="D97706"/>
           <w:sz w:val="20"/>
         </w:rPr>
-        <w:t>10-</w:t>
+        <w:t>2-</w:t>
       </w:r>
       <w:r>
         <w:rPr>
@@ -1686,7 +1700,7 @@
           <w:color w:val="828282"/>
           <w:sz w:val="20"/>
         </w:rPr>
-        <w:t xml:space="preserve"> Google Search</w:t>
+        <w:t xml:space="preserve"> Dashboard</w:t>
       </w:r>
     </w:p>
     <w:p>
@@ -1714,7 +1728,7 @@
           <w:color w:val="333333"/>
           <w:sz w:val="21"/>
         </w:rPr>
-        <w:t>Click on the Search field to activate it.</w:t>
+        <w:t>Click on Cooperatives at a glance.</w:t>
       </w:r>
     </w:p>
     <w:p>
@@ -1728,35 +1742,7 @@
           <w:color w:val="333333"/>
           <w:sz w:val="21"/>
         </w:rPr>
-        <w:t>Enter the search terms in the Search field.</w:t>
-      </w:r>
-    </w:p>
-    <w:p>
-      <w:pPr>
-        <w:pStyle w:val="ListBullet"/>
-        <w:spacing w:after="40"/>
-      </w:pPr>
-      <w:r>
-        <w:rPr>
-          <w:rFonts w:ascii="Arial" w:hAnsi="Arial"/>
-          <w:color w:val="333333"/>
-          <w:sz w:val="21"/>
-        </w:rPr>
-        <w:t>Click on the Google Search button to submit the query.</w:t>
-      </w:r>
-    </w:p>
-    <w:p>
-      <w:pPr>
-        <w:pStyle w:val="ListBullet"/>
-        <w:spacing w:after="40"/>
-      </w:pPr>
-      <w:r>
-        <w:rPr>
-          <w:rFonts w:ascii="Arial" w:hAnsi="Arial"/>
-          <w:color w:val="333333"/>
-          <w:sz w:val="21"/>
-        </w:rPr>
-        <w:t>Click on the I'm Feeling Lucky button to open the top result directly.</w:t>
+        <w:t>The Cooperatives at a glance page will be displayed.</w:t>
       </w:r>
     </w:p>
     <w:p>
@@ -1778,7 +1764,1113 @@
           <w:color w:val="333333"/>
           <w:sz w:val="21"/>
         </w:rPr>
-        <w:t>Voice and image search require appropriate device permissions.</w:t>
+        <w:t>User information is displayed at the top right corner of the screen.</w:t>
+      </w:r>
+    </w:p>
+    <w:p>
+      <w:r>
+        <w:br w:type="page"/>
+      </w:r>
+    </w:p>
+    <w:p>
+      <w:pPr>
+        <w:pStyle w:val="Heading2"/>
+        <w:keepNext/>
+        <w:spacing w:before="360" w:after="160"/>
+      </w:pPr>
+      <w:r>
+        <w:rPr>
+          <w:rFonts w:ascii="Segoe UI" w:hAnsi="Segoe UI"/>
+          <w:b/>
+          <w:color w:val="D97706"/>
+          <w:sz w:val="32"/>
+        </w:rPr>
+        <w:t>2.2</w:t>
+        <w:tab/>
+        <w:t>Cooperatives at a glance</w:t>
+      </w:r>
+    </w:p>
+    <w:p>
+      <w:pPr>
+        <w:spacing w:line="276" w:lineRule="auto" w:after="120"/>
+      </w:pPr>
+      <w:r>
+        <w:rPr>
+          <w:rFonts w:ascii="Arial" w:hAnsi="Arial"/>
+          <w:color w:val="333333"/>
+          <w:sz w:val="21"/>
+        </w:rPr>
+        <w:t>The Cooperatives at a glance screen provides an overview of cooperative societies, federations, banks and related reports.</w:t>
+      </w:r>
+    </w:p>
+    <w:p>
+      <w:pPr>
+        <w:spacing w:before="40" w:after="120"/>
+      </w:pPr>
+      <w:r>
+        <w:rPr>
+          <w:rFonts w:ascii="Arial" w:hAnsi="Arial"/>
+          <w:b/>
+          <w:color w:val="D97706"/>
+          <w:sz w:val="19"/>
+        </w:rPr>
+        <w:t xml:space="preserve">Path: </w:t>
+      </w:r>
+      <w:r>
+        <w:rPr>
+          <w:rFonts w:ascii="Arial" w:hAnsi="Arial"/>
+          <w:color w:val="333333"/>
+          <w:sz w:val="19"/>
+        </w:rPr>
+        <w:t>Cooperatives at a glance</w:t>
+      </w:r>
+    </w:p>
+    <w:p>
+      <w:pPr>
+        <w:spacing w:line="276" w:lineRule="auto" w:after="120"/>
+      </w:pPr>
+      <w:r>
+        <w:rPr>
+          <w:rFonts w:ascii="Arial" w:hAnsi="Arial"/>
+          <w:color w:val="333333"/>
+          <w:sz w:val="21"/>
+        </w:rPr>
+        <w:t>Navigate to Cooperatives at a glance from the main menu.</w:t>
+      </w:r>
+    </w:p>
+    <w:p>
+      <w:pPr>
+        <w:spacing w:before="80" w:after="80"/>
+        <w:jc w:val="center"/>
+      </w:pPr>
+      <w:r>
+        <w:drawing>
+          <wp:inline xmlns:a="http://schemas.openxmlformats.org/drawingml/2006/main" xmlns:pic="http://schemas.openxmlformats.org/drawingml/2006/picture">
+            <wp:extent cx="5759999" cy="2835000"/>
+            <wp:docPr id="3" name="Picture 3"/>
+            <wp:cNvGraphicFramePr>
+              <a:graphicFrameLocks noChangeAspect="1"/>
+            </wp:cNvGraphicFramePr>
+            <a:graphic>
+              <a:graphicData uri="http://schemas.openxmlformats.org/drawingml/2006/picture">
+                <pic:pic>
+                  <pic:nvPicPr>
+                    <pic:cNvPr id="0" name="screen_2_annotated.png"/>
+                    <pic:cNvPicPr/>
+                  </pic:nvPicPr>
+                  <pic:blipFill>
+                    <a:blip r:embed="rId13"/>
+                    <a:stretch>
+                      <a:fillRect/>
+                    </a:stretch>
+                  </pic:blipFill>
+                  <pic:spPr>
+                    <a:xfrm>
+                      <a:off x="0" y="0"/>
+                      <a:ext cx="5759999" cy="2835000"/>
+                    </a:xfrm>
+                    <a:prstGeom prst="rect"/>
+                  </pic:spPr>
+                </pic:pic>
+              </a:graphicData>
+            </a:graphic>
+          </wp:inline>
+        </w:drawing>
+      </w:r>
+    </w:p>
+    <w:p>
+      <w:pPr>
+        <w:pStyle w:val="Caption"/>
+        <w:spacing w:before="80" w:after="280"/>
+        <w:jc w:val="center"/>
+      </w:pPr>
+      <w:r>
+        <w:rPr>
+          <w:b/>
+          <w:i w:val="0"/>
+          <w:color w:val="D97706"/>
+          <w:sz w:val="20"/>
+        </w:rPr>
+        <w:t xml:space="preserve">Figure </w:t>
+      </w:r>
+      <w:r>
+        <w:rPr>
+          <w:b/>
+          <w:i w:val="0"/>
+          <w:color w:val="D97706"/>
+          <w:sz w:val="20"/>
+        </w:rPr>
+        <w:t>2-</w:t>
+      </w:r>
+      <w:r>
+        <w:rPr>
+          <w:sz w:val="20"/>
+          <w:szCs w:val="20"/>
+          <w:color w:val="D97706"/>
+        </w:rPr>
+        <w:fldChar w:fldCharType="begin"/>
+      </w:r>
+      <w:r>
+        <w:rPr>
+          <w:sz w:val="20"/>
+          <w:szCs w:val="20"/>
+          <w:color w:val="D97706"/>
+        </w:rPr>
+        <w:instrText xml:space="preserve"> SEQ Figure \* ARABIC</w:instrText>
+      </w:r>
+      <w:r>
+        <w:rPr>
+          <w:sz w:val="20"/>
+          <w:szCs w:val="20"/>
+          <w:color w:val="D97706"/>
+        </w:rPr>
+        <w:fldChar w:fldCharType="separate"/>
+      </w:r>
+      <w:r>
+        <w:rPr>
+          <w:sz w:val="20"/>
+          <w:szCs w:val="20"/>
+          <w:color w:val="D97706"/>
+        </w:rPr>
+        <w:t>1</w:t>
+      </w:r>
+      <w:r>
+        <w:rPr>
+          <w:sz w:val="20"/>
+          <w:szCs w:val="20"/>
+          <w:color w:val="D97706"/>
+        </w:rPr>
+        <w:fldChar w:fldCharType="end"/>
+      </w:r>
+      <w:r>
+        <w:rPr>
+          <w:b w:val="0"/>
+          <w:i/>
+          <w:color w:val="828282"/>
+          <w:sz w:val="20"/>
+        </w:rPr>
+        <w:t xml:space="preserve"> Cooperatives at a glance</w:t>
+      </w:r>
+    </w:p>
+    <w:p>
+      <w:pPr>
+        <w:spacing w:before="120" w:after="80"/>
+      </w:pPr>
+      <w:r>
+        <w:rPr>
+          <w:rFonts w:ascii="Arial" w:hAnsi="Arial"/>
+          <w:b/>
+          <w:color w:val="D97706"/>
+          <w:sz w:val="21"/>
+        </w:rPr>
+        <w:t>User Actions / Steps:</w:t>
+      </w:r>
+    </w:p>
+    <w:p>
+      <w:pPr>
+        <w:pStyle w:val="ListBullet"/>
+        <w:spacing w:after="40"/>
+      </w:pPr>
+      <w:r>
+        <w:rPr>
+          <w:rFonts w:ascii="Arial" w:hAnsi="Arial"/>
+          <w:color w:val="333333"/>
+          <w:sz w:val="21"/>
+        </w:rPr>
+        <w:t>Click the Cooperative Societies ▶ button to view cooperative societies.</w:t>
+      </w:r>
+    </w:p>
+    <w:p>
+      <w:pPr>
+        <w:pStyle w:val="ListBullet"/>
+        <w:spacing w:after="40"/>
+      </w:pPr>
+      <w:r>
+        <w:rPr>
+          <w:rFonts w:ascii="Arial" w:hAnsi="Arial"/>
+          <w:color w:val="333333"/>
+          <w:sz w:val="21"/>
+        </w:rPr>
+        <w:t>Click the Users ▶ button to view user management options.</w:t>
+      </w:r>
+    </w:p>
+    <w:p>
+      <w:pPr>
+        <w:pStyle w:val="ListBullet"/>
+        <w:spacing w:after="40"/>
+      </w:pPr>
+      <w:r>
+        <w:rPr>
+          <w:rFonts w:ascii="Arial" w:hAnsi="Arial"/>
+          <w:color w:val="333333"/>
+          <w:sz w:val="21"/>
+        </w:rPr>
+        <w:t>Click the Federations ▶ button to view federation information.</w:t>
+      </w:r>
+    </w:p>
+    <w:p>
+      <w:pPr>
+        <w:pStyle w:val="ListBullet"/>
+        <w:spacing w:after="40"/>
+      </w:pPr>
+      <w:r>
+        <w:rPr>
+          <w:rFonts w:ascii="Arial" w:hAnsi="Arial"/>
+          <w:color w:val="333333"/>
+          <w:sz w:val="21"/>
+        </w:rPr>
+        <w:t>Click the GIS Maps ▶ button to open geographic information system maps.</w:t>
+      </w:r>
+    </w:p>
+    <w:p>
+      <w:pPr>
+        <w:pStyle w:val="ListBullet"/>
+        <w:spacing w:after="40"/>
+      </w:pPr>
+      <w:r>
+        <w:rPr>
+          <w:rFonts w:ascii="Arial" w:hAnsi="Arial"/>
+          <w:color w:val="333333"/>
+          <w:sz w:val="21"/>
+        </w:rPr>
+        <w:t>Click the Analytical Reports ▶ button to access analytical reporting tools.</w:t>
+      </w:r>
+    </w:p>
+    <w:p>
+      <w:pPr>
+        <w:pStyle w:val="ListBullet"/>
+        <w:spacing w:after="40"/>
+      </w:pPr>
+      <w:r>
+        <w:rPr>
+          <w:rFonts w:ascii="Arial" w:hAnsi="Arial"/>
+          <w:color w:val="333333"/>
+          <w:sz w:val="21"/>
+        </w:rPr>
+        <w:t>Click the All India Summary Report ▶ button to generate a national summary report.</w:t>
+      </w:r>
+    </w:p>
+    <w:p>
+      <w:pPr>
+        <w:pStyle w:val="ListBullet"/>
+        <w:spacing w:after="40"/>
+      </w:pPr>
+      <w:r>
+        <w:rPr>
+          <w:rFonts w:ascii="Arial" w:hAnsi="Arial"/>
+          <w:color w:val="333333"/>
+          <w:sz w:val="21"/>
+        </w:rPr>
+        <w:t>Click the Ranking Dashboard ▶ button to view ranking metrics.</w:t>
+      </w:r>
+    </w:p>
+    <w:p>
+      <w:pPr>
+        <w:pStyle w:val="ListBullet"/>
+        <w:spacing w:after="40"/>
+      </w:pPr>
+      <w:r>
+        <w:rPr>
+          <w:rFonts w:ascii="Arial" w:hAnsi="Arial"/>
+          <w:color w:val="333333"/>
+          <w:sz w:val="21"/>
+        </w:rPr>
+        <w:t>Click the Query Builder ▶ button to create custom queries.</w:t>
+      </w:r>
+    </w:p>
+    <w:p>
+      <w:pPr>
+        <w:pStyle w:val="ListBullet"/>
+        <w:spacing w:after="40"/>
+      </w:pPr>
+      <w:r>
+        <w:rPr>
+          <w:rFonts w:ascii="Arial" w:hAnsi="Arial"/>
+          <w:color w:val="333333"/>
+          <w:sz w:val="21"/>
+        </w:rPr>
+        <w:t>Click the Cooperative Banks ▶ button to view cooperative bank details.</w:t>
+      </w:r>
+    </w:p>
+    <w:p>
+      <w:pPr>
+        <w:pStyle w:val="ListBullet"/>
+        <w:spacing w:after="40"/>
+      </w:pPr>
+      <w:r>
+        <w:rPr>
+          <w:rFonts w:ascii="Arial" w:hAnsi="Arial"/>
+          <w:color w:val="333333"/>
+          <w:sz w:val="21"/>
+        </w:rPr>
+        <w:t>Click the State/Sector Write Up ▶ button to view state and sector write‑ups.</w:t>
+      </w:r>
+    </w:p>
+    <w:p>
+      <w:pPr>
+        <w:pStyle w:val="ListBullet"/>
+        <w:spacing w:after="40"/>
+      </w:pPr>
+      <w:r>
+        <w:rPr>
+          <w:rFonts w:ascii="Arial" w:hAnsi="Arial"/>
+          <w:color w:val="333333"/>
+          <w:sz w:val="21"/>
+        </w:rPr>
+        <w:t>Click the Functional Status Verification ▶ button to verify functional status.</w:t>
+      </w:r>
+    </w:p>
+    <w:p>
+      <w:r>
+        <w:br w:type="page"/>
+      </w:r>
+    </w:p>
+    <w:p>
+      <w:pPr>
+        <w:pStyle w:val="Heading1"/>
+        <w:keepNext/>
+        <w:spacing w:before="360" w:after="160"/>
+      </w:pPr>
+      <w:r>
+        <w:rPr>
+          <w:rFonts w:ascii="Segoe UI" w:hAnsi="Segoe UI"/>
+          <w:b/>
+          <w:color w:val="1B365D"/>
+          <w:sz w:val="40"/>
+        </w:rPr>
+        <w:t>1.</w:t>
+        <w:tab/>
+        <w:t>login</w:t>
+      </w:r>
+    </w:p>
+    <w:p>
+      <w:pPr>
+        <w:spacing w:line="276" w:lineRule="auto" w:after="120"/>
+      </w:pPr>
+      <w:r>
+        <w:rPr>
+          <w:rFonts w:ascii="Arial" w:hAnsi="Arial"/>
+          <w:color w:val="333333"/>
+          <w:sz w:val="21"/>
+        </w:rPr>
+        <w:t>The Login module controls user access to the Enterprise Application, ensuring that only authorized personnel can view and manage cooperative data. It provides a secure entry point and directs users to the system’s main dashboard.</w:t>
+      </w:r>
+    </w:p>
+    <w:p>
+      <w:pPr>
+        <w:spacing w:before="120" w:after="80"/>
+      </w:pPr>
+      <w:r>
+        <w:rPr>
+          <w:rFonts w:ascii="Arial" w:hAnsi="Arial"/>
+          <w:b/>
+          <w:color w:val="D97706"/>
+          <w:sz w:val="21"/>
+        </w:rPr>
+        <w:t>The login module includes features for:</w:t>
+      </w:r>
+    </w:p>
+    <w:p>
+      <w:pPr>
+        <w:pStyle w:val="ListBullet"/>
+        <w:spacing w:after="40"/>
+      </w:pPr>
+      <w:r>
+        <w:rPr>
+          <w:rFonts w:ascii="Arial" w:hAnsi="Arial"/>
+          <w:color w:val="333333"/>
+          <w:sz w:val="21"/>
+        </w:rPr>
+        <w:t>NCD Home — view cooperative statistics and navigate to other sections of the National Cooperative Database.</w:t>
+      </w:r>
+    </w:p>
+    <w:p>
+      <w:pPr>
+        <w:pStyle w:val="ListBullet"/>
+        <w:spacing w:after="40"/>
+      </w:pPr>
+      <w:r>
+        <w:rPr>
+          <w:rFonts w:ascii="Arial" w:hAnsi="Arial"/>
+          <w:color w:val="333333"/>
+          <w:sz w:val="21"/>
+        </w:rPr>
+        <w:t>Login — enter credentials to securely access the system.</w:t>
+      </w:r>
+    </w:p>
+    <w:p>
+      <w:pPr>
+        <w:spacing w:after="240"/>
+      </w:pPr>
+    </w:p>
+    <w:p>
+      <w:pPr>
+        <w:pStyle w:val="Heading2"/>
+        <w:keepNext/>
+        <w:spacing w:before="360" w:after="160"/>
+      </w:pPr>
+      <w:r>
+        <w:rPr>
+          <w:rFonts w:ascii="Segoe UI" w:hAnsi="Segoe UI"/>
+          <w:b/>
+          <w:color w:val="D97706"/>
+          <w:sz w:val="32"/>
+        </w:rPr>
+        <w:t>1.1</w:t>
+        <w:tab/>
+        <w:t>NCD Home</w:t>
+      </w:r>
+    </w:p>
+    <w:p>
+      <w:pPr>
+        <w:spacing w:line="276" w:lineRule="auto" w:after="120"/>
+      </w:pPr>
+      <w:r>
+        <w:rPr>
+          <w:rFonts w:ascii="Arial" w:hAnsi="Arial"/>
+          <w:color w:val="333333"/>
+          <w:sz w:val="21"/>
+        </w:rPr>
+        <w:t>The NCD Home screen provides an overview of cooperative statistics and access to various sections of the National Cooperative Database.</w:t>
+      </w:r>
+    </w:p>
+    <w:p>
+      <w:pPr>
+        <w:spacing w:line="276" w:lineRule="auto" w:after="120"/>
+      </w:pPr>
+      <w:r>
+        <w:rPr>
+          <w:rFonts w:ascii="Arial" w:hAnsi="Arial"/>
+          <w:color w:val="333333"/>
+          <w:sz w:val="21"/>
+        </w:rPr>
+        <w:t>Navigate to NCD Home from the main menu.</w:t>
+      </w:r>
+    </w:p>
+    <w:p>
+      <w:pPr>
+        <w:spacing w:before="80" w:after="80"/>
+        <w:jc w:val="center"/>
+      </w:pPr>
+      <w:r>
+        <w:drawing>
+          <wp:inline xmlns:a="http://schemas.openxmlformats.org/drawingml/2006/main" xmlns:pic="http://schemas.openxmlformats.org/drawingml/2006/picture">
+            <wp:extent cx="5759999" cy="2018999"/>
+            <wp:docPr id="4" name="Picture 4"/>
+            <wp:cNvGraphicFramePr>
+              <a:graphicFrameLocks noChangeAspect="1"/>
+            </wp:cNvGraphicFramePr>
+            <a:graphic>
+              <a:graphicData uri="http://schemas.openxmlformats.org/drawingml/2006/picture">
+                <pic:pic>
+                  <pic:nvPicPr>
+                    <pic:cNvPr id="0" name="screen_1_annotated.png"/>
+                    <pic:cNvPicPr/>
+                  </pic:nvPicPr>
+                  <pic:blipFill>
+                    <a:blip r:embed="rId14"/>
+                    <a:stretch>
+                      <a:fillRect/>
+                    </a:stretch>
+                  </pic:blipFill>
+                  <pic:spPr>
+                    <a:xfrm>
+                      <a:off x="0" y="0"/>
+                      <a:ext cx="5759999" cy="2018999"/>
+                    </a:xfrm>
+                    <a:prstGeom prst="rect"/>
+                  </pic:spPr>
+                </pic:pic>
+              </a:graphicData>
+            </a:graphic>
+          </wp:inline>
+        </w:drawing>
+      </w:r>
+    </w:p>
+    <w:p>
+      <w:pPr>
+        <w:pStyle w:val="Caption"/>
+        <w:spacing w:before="80" w:after="280"/>
+        <w:jc w:val="center"/>
+      </w:pPr>
+      <w:r>
+        <w:rPr>
+          <w:b/>
+          <w:i w:val="0"/>
+          <w:color w:val="D97706"/>
+          <w:sz w:val="20"/>
+        </w:rPr>
+        <w:t xml:space="preserve">Figure </w:t>
+      </w:r>
+      <w:r>
+        <w:rPr>
+          <w:b/>
+          <w:i w:val="0"/>
+          <w:color w:val="D97706"/>
+          <w:sz w:val="20"/>
+        </w:rPr>
+        <w:t>1-</w:t>
+      </w:r>
+      <w:r>
+        <w:rPr>
+          <w:sz w:val="20"/>
+          <w:szCs w:val="20"/>
+          <w:color w:val="D97706"/>
+        </w:rPr>
+        <w:fldChar w:fldCharType="begin"/>
+      </w:r>
+      <w:r>
+        <w:rPr>
+          <w:sz w:val="20"/>
+          <w:szCs w:val="20"/>
+          <w:color w:val="D97706"/>
+        </w:rPr>
+        <w:instrText xml:space="preserve"> SEQ Figure \* ARABIC</w:instrText>
+      </w:r>
+      <w:r>
+        <w:rPr>
+          <w:sz w:val="20"/>
+          <w:szCs w:val="20"/>
+          <w:color w:val="D97706"/>
+        </w:rPr>
+        <w:fldChar w:fldCharType="separate"/>
+      </w:r>
+      <w:r>
+        <w:rPr>
+          <w:sz w:val="20"/>
+          <w:szCs w:val="20"/>
+          <w:color w:val="D97706"/>
+        </w:rPr>
+        <w:t>1</w:t>
+      </w:r>
+      <w:r>
+        <w:rPr>
+          <w:sz w:val="20"/>
+          <w:szCs w:val="20"/>
+          <w:color w:val="D97706"/>
+        </w:rPr>
+        <w:fldChar w:fldCharType="end"/>
+      </w:r>
+      <w:r>
+        <w:rPr>
+          <w:b w:val="0"/>
+          <w:i/>
+          <w:color w:val="828282"/>
+          <w:sz w:val="20"/>
+        </w:rPr>
+        <w:t xml:space="preserve"> NCD Home</w:t>
+      </w:r>
+    </w:p>
+    <w:p>
+      <w:pPr>
+        <w:spacing w:before="80" w:after="80"/>
+        <w:jc w:val="center"/>
+      </w:pPr>
+      <w:r>
+        <w:drawing>
+          <wp:inline xmlns:a="http://schemas.openxmlformats.org/drawingml/2006/main" xmlns:pic="http://schemas.openxmlformats.org/drawingml/2006/picture">
+            <wp:extent cx="5759999" cy="2018999"/>
+            <wp:docPr id="5" name="Picture 5"/>
+            <wp:cNvGraphicFramePr>
+              <a:graphicFrameLocks noChangeAspect="1"/>
+            </wp:cNvGraphicFramePr>
+            <a:graphic>
+              <a:graphicData uri="http://schemas.openxmlformats.org/drawingml/2006/picture">
+                <pic:pic>
+                  <pic:nvPicPr>
+                    <pic:cNvPr id="0" name="screen_1_annotated.png"/>
+                    <pic:cNvPicPr/>
+                  </pic:nvPicPr>
+                  <pic:blipFill>
+                    <a:blip r:embed="rId14"/>
+                    <a:stretch>
+                      <a:fillRect/>
+                    </a:stretch>
+                  </pic:blipFill>
+                  <pic:spPr>
+                    <a:xfrm>
+                      <a:off x="0" y="0"/>
+                      <a:ext cx="5759999" cy="2018999"/>
+                    </a:xfrm>
+                    <a:prstGeom prst="rect"/>
+                  </pic:spPr>
+                </pic:pic>
+              </a:graphicData>
+            </a:graphic>
+          </wp:inline>
+        </w:drawing>
+      </w:r>
+    </w:p>
+    <w:p>
+      <w:pPr>
+        <w:pStyle w:val="Caption"/>
+        <w:spacing w:before="80" w:after="280"/>
+        <w:jc w:val="center"/>
+      </w:pPr>
+      <w:r>
+        <w:rPr>
+          <w:b/>
+          <w:i w:val="0"/>
+          <w:color w:val="D97706"/>
+          <w:sz w:val="20"/>
+        </w:rPr>
+        <w:t xml:space="preserve">Figure </w:t>
+      </w:r>
+      <w:r>
+        <w:rPr>
+          <w:b/>
+          <w:i w:val="0"/>
+          <w:color w:val="D97706"/>
+          <w:sz w:val="20"/>
+        </w:rPr>
+        <w:t>1-</w:t>
+      </w:r>
+      <w:r>
+        <w:rPr>
+          <w:sz w:val="20"/>
+          <w:szCs w:val="20"/>
+          <w:color w:val="D97706"/>
+        </w:rPr>
+        <w:fldChar w:fldCharType="begin"/>
+      </w:r>
+      <w:r>
+        <w:rPr>
+          <w:sz w:val="20"/>
+          <w:szCs w:val="20"/>
+          <w:color w:val="D97706"/>
+        </w:rPr>
+        <w:instrText xml:space="preserve"> SEQ Figure \* ARABIC</w:instrText>
+      </w:r>
+      <w:r>
+        <w:rPr>
+          <w:sz w:val="20"/>
+          <w:szCs w:val="20"/>
+          <w:color w:val="D97706"/>
+        </w:rPr>
+        <w:fldChar w:fldCharType="separate"/>
+      </w:r>
+      <w:r>
+        <w:rPr>
+          <w:sz w:val="20"/>
+          <w:szCs w:val="20"/>
+          <w:color w:val="D97706"/>
+        </w:rPr>
+        <w:t>1</w:t>
+      </w:r>
+      <w:r>
+        <w:rPr>
+          <w:sz w:val="20"/>
+          <w:szCs w:val="20"/>
+          <w:color w:val="D97706"/>
+        </w:rPr>
+        <w:fldChar w:fldCharType="end"/>
+      </w:r>
+      <w:r>
+        <w:rPr>
+          <w:b w:val="0"/>
+          <w:i/>
+          <w:color w:val="828282"/>
+          <w:sz w:val="20"/>
+        </w:rPr>
+        <w:t xml:space="preserve"> NCD Home ((continued))</w:t>
+      </w:r>
+    </w:p>
+    <w:p>
+      <w:pPr>
+        <w:spacing w:before="80" w:after="80"/>
+        <w:jc w:val="center"/>
+      </w:pPr>
+      <w:r>
+        <w:drawing>
+          <wp:inline xmlns:a="http://schemas.openxmlformats.org/drawingml/2006/main" xmlns:pic="http://schemas.openxmlformats.org/drawingml/2006/picture">
+            <wp:extent cx="5759999" cy="2018999"/>
+            <wp:docPr id="6" name="Picture 6"/>
+            <wp:cNvGraphicFramePr>
+              <a:graphicFrameLocks noChangeAspect="1"/>
+            </wp:cNvGraphicFramePr>
+            <a:graphic>
+              <a:graphicData uri="http://schemas.openxmlformats.org/drawingml/2006/picture">
+                <pic:pic>
+                  <pic:nvPicPr>
+                    <pic:cNvPr id="0" name="screen_1_annotated.png"/>
+                    <pic:cNvPicPr/>
+                  </pic:nvPicPr>
+                  <pic:blipFill>
+                    <a:blip r:embed="rId14"/>
+                    <a:stretch>
+                      <a:fillRect/>
+                    </a:stretch>
+                  </pic:blipFill>
+                  <pic:spPr>
+                    <a:xfrm>
+                      <a:off x="0" y="0"/>
+                      <a:ext cx="5759999" cy="2018999"/>
+                    </a:xfrm>
+                    <a:prstGeom prst="rect"/>
+                  </pic:spPr>
+                </pic:pic>
+              </a:graphicData>
+            </a:graphic>
+          </wp:inline>
+        </w:drawing>
+      </w:r>
+    </w:p>
+    <w:p>
+      <w:pPr>
+        <w:pStyle w:val="Caption"/>
+        <w:spacing w:before="80" w:after="280"/>
+        <w:jc w:val="center"/>
+      </w:pPr>
+      <w:r>
+        <w:rPr>
+          <w:b/>
+          <w:i w:val="0"/>
+          <w:color w:val="D97706"/>
+          <w:sz w:val="20"/>
+        </w:rPr>
+        <w:t xml:space="preserve">Figure </w:t>
+      </w:r>
+      <w:r>
+        <w:rPr>
+          <w:b/>
+          <w:i w:val="0"/>
+          <w:color w:val="D97706"/>
+          <w:sz w:val="20"/>
+        </w:rPr>
+        <w:t>1-</w:t>
+      </w:r>
+      <w:r>
+        <w:rPr>
+          <w:sz w:val="20"/>
+          <w:szCs w:val="20"/>
+          <w:color w:val="D97706"/>
+        </w:rPr>
+        <w:fldChar w:fldCharType="begin"/>
+      </w:r>
+      <w:r>
+        <w:rPr>
+          <w:sz w:val="20"/>
+          <w:szCs w:val="20"/>
+          <w:color w:val="D97706"/>
+        </w:rPr>
+        <w:instrText xml:space="preserve"> SEQ Figure \* ARABIC</w:instrText>
+      </w:r>
+      <w:r>
+        <w:rPr>
+          <w:sz w:val="20"/>
+          <w:szCs w:val="20"/>
+          <w:color w:val="D97706"/>
+        </w:rPr>
+        <w:fldChar w:fldCharType="separate"/>
+      </w:r>
+      <w:r>
+        <w:rPr>
+          <w:sz w:val="20"/>
+          <w:szCs w:val="20"/>
+          <w:color w:val="D97706"/>
+        </w:rPr>
+        <w:t>1</w:t>
+      </w:r>
+      <w:r>
+        <w:rPr>
+          <w:sz w:val="20"/>
+          <w:szCs w:val="20"/>
+          <w:color w:val="D97706"/>
+        </w:rPr>
+        <w:fldChar w:fldCharType="end"/>
+      </w:r>
+      <w:r>
+        <w:rPr>
+          <w:b w:val="0"/>
+          <w:i/>
+          <w:color w:val="828282"/>
+          <w:sz w:val="20"/>
+        </w:rPr>
+        <w:t xml:space="preserve"> NCD Home ((continued))</w:t>
+      </w:r>
+    </w:p>
+    <w:p>
+      <w:pPr>
+        <w:spacing w:before="80" w:after="80"/>
+        <w:jc w:val="center"/>
+      </w:pPr>
+      <w:r>
+        <w:drawing>
+          <wp:inline xmlns:a="http://schemas.openxmlformats.org/drawingml/2006/main" xmlns:pic="http://schemas.openxmlformats.org/drawingml/2006/picture">
+            <wp:extent cx="5759999" cy="2018999"/>
+            <wp:docPr id="7" name="Picture 7"/>
+            <wp:cNvGraphicFramePr>
+              <a:graphicFrameLocks noChangeAspect="1"/>
+            </wp:cNvGraphicFramePr>
+            <a:graphic>
+              <a:graphicData uri="http://schemas.openxmlformats.org/drawingml/2006/picture">
+                <pic:pic>
+                  <pic:nvPicPr>
+                    <pic:cNvPr id="0" name="screen_1_annotated.png"/>
+                    <pic:cNvPicPr/>
+                  </pic:nvPicPr>
+                  <pic:blipFill>
+                    <a:blip r:embed="rId14"/>
+                    <a:stretch>
+                      <a:fillRect/>
+                    </a:stretch>
+                  </pic:blipFill>
+                  <pic:spPr>
+                    <a:xfrm>
+                      <a:off x="0" y="0"/>
+                      <a:ext cx="5759999" cy="2018999"/>
+                    </a:xfrm>
+                    <a:prstGeom prst="rect"/>
+                  </pic:spPr>
+                </pic:pic>
+              </a:graphicData>
+            </a:graphic>
+          </wp:inline>
+        </w:drawing>
+      </w:r>
+    </w:p>
+    <w:p>
+      <w:pPr>
+        <w:pStyle w:val="Caption"/>
+        <w:spacing w:before="80" w:after="280"/>
+        <w:jc w:val="center"/>
+      </w:pPr>
+      <w:r>
+        <w:rPr>
+          <w:b/>
+          <w:i w:val="0"/>
+          <w:color w:val="D97706"/>
+          <w:sz w:val="20"/>
+        </w:rPr>
+        <w:t xml:space="preserve">Figure </w:t>
+      </w:r>
+      <w:r>
+        <w:rPr>
+          <w:b/>
+          <w:i w:val="0"/>
+          <w:color w:val="D97706"/>
+          <w:sz w:val="20"/>
+        </w:rPr>
+        <w:t>1-</w:t>
+      </w:r>
+      <w:r>
+        <w:rPr>
+          <w:sz w:val="20"/>
+          <w:szCs w:val="20"/>
+          <w:color w:val="D97706"/>
+        </w:rPr>
+        <w:fldChar w:fldCharType="begin"/>
+      </w:r>
+      <w:r>
+        <w:rPr>
+          <w:sz w:val="20"/>
+          <w:szCs w:val="20"/>
+          <w:color w:val="D97706"/>
+        </w:rPr>
+        <w:instrText xml:space="preserve"> SEQ Figure \* ARABIC</w:instrText>
+      </w:r>
+      <w:r>
+        <w:rPr>
+          <w:sz w:val="20"/>
+          <w:szCs w:val="20"/>
+          <w:color w:val="D97706"/>
+        </w:rPr>
+        <w:fldChar w:fldCharType="separate"/>
+      </w:r>
+      <w:r>
+        <w:rPr>
+          <w:sz w:val="20"/>
+          <w:szCs w:val="20"/>
+          <w:color w:val="D97706"/>
+        </w:rPr>
+        <w:t>1</w:t>
+      </w:r>
+      <w:r>
+        <w:rPr>
+          <w:sz w:val="20"/>
+          <w:szCs w:val="20"/>
+          <w:color w:val="D97706"/>
+        </w:rPr>
+        <w:fldChar w:fldCharType="end"/>
+      </w:r>
+      <w:r>
+        <w:rPr>
+          <w:b w:val="0"/>
+          <w:i/>
+          <w:color w:val="828282"/>
+          <w:sz w:val="20"/>
+        </w:rPr>
+        <w:t xml:space="preserve"> NCD Home ((continued))</w:t>
+      </w:r>
+    </w:p>
+    <w:p>
+      <w:pPr>
+        <w:spacing w:before="80" w:after="80"/>
+        <w:jc w:val="center"/>
+      </w:pPr>
+      <w:r>
+        <w:drawing>
+          <wp:inline xmlns:a="http://schemas.openxmlformats.org/drawingml/2006/main" xmlns:pic="http://schemas.openxmlformats.org/drawingml/2006/picture">
+            <wp:extent cx="5759999" cy="2018999"/>
+            <wp:docPr id="8" name="Picture 8"/>
+            <wp:cNvGraphicFramePr>
+              <a:graphicFrameLocks noChangeAspect="1"/>
+            </wp:cNvGraphicFramePr>
+            <a:graphic>
+              <a:graphicData uri="http://schemas.openxmlformats.org/drawingml/2006/picture">
+                <pic:pic>
+                  <pic:nvPicPr>
+                    <pic:cNvPr id="0" name="screen_1_annotated.png"/>
+                    <pic:cNvPicPr/>
+                  </pic:nvPicPr>
+                  <pic:blipFill>
+                    <a:blip r:embed="rId14"/>
+                    <a:stretch>
+                      <a:fillRect/>
+                    </a:stretch>
+                  </pic:blipFill>
+                  <pic:spPr>
+                    <a:xfrm>
+                      <a:off x="0" y="0"/>
+                      <a:ext cx="5759999" cy="2018999"/>
+                    </a:xfrm>
+                    <a:prstGeom prst="rect"/>
+                  </pic:spPr>
+                </pic:pic>
+              </a:graphicData>
+            </a:graphic>
+          </wp:inline>
+        </w:drawing>
+      </w:r>
+    </w:p>
+    <w:p>
+      <w:pPr>
+        <w:pStyle w:val="Caption"/>
+        <w:spacing w:before="80" w:after="280"/>
+        <w:jc w:val="center"/>
+      </w:pPr>
+      <w:r>
+        <w:rPr>
+          <w:b/>
+          <w:i w:val="0"/>
+          <w:color w:val="D97706"/>
+          <w:sz w:val="20"/>
+        </w:rPr>
+        <w:t xml:space="preserve">Figure </w:t>
+      </w:r>
+      <w:r>
+        <w:rPr>
+          <w:b/>
+          <w:i w:val="0"/>
+          <w:color w:val="D97706"/>
+          <w:sz w:val="20"/>
+        </w:rPr>
+        <w:t>1-</w:t>
+      </w:r>
+      <w:r>
+        <w:rPr>
+          <w:sz w:val="20"/>
+          <w:szCs w:val="20"/>
+          <w:color w:val="D97706"/>
+        </w:rPr>
+        <w:fldChar w:fldCharType="begin"/>
+      </w:r>
+      <w:r>
+        <w:rPr>
+          <w:sz w:val="20"/>
+          <w:szCs w:val="20"/>
+          <w:color w:val="D97706"/>
+        </w:rPr>
+        <w:instrText xml:space="preserve"> SEQ Figure \* ARABIC</w:instrText>
+      </w:r>
+      <w:r>
+        <w:rPr>
+          <w:sz w:val="20"/>
+          <w:szCs w:val="20"/>
+          <w:color w:val="D97706"/>
+        </w:rPr>
+        <w:fldChar w:fldCharType="separate"/>
+      </w:r>
+      <w:r>
+        <w:rPr>
+          <w:sz w:val="20"/>
+          <w:szCs w:val="20"/>
+          <w:color w:val="D97706"/>
+        </w:rPr>
+        <w:t>1</w:t>
+      </w:r>
+      <w:r>
+        <w:rPr>
+          <w:sz w:val="20"/>
+          <w:szCs w:val="20"/>
+          <w:color w:val="D97706"/>
+        </w:rPr>
+        <w:fldChar w:fldCharType="end"/>
+      </w:r>
+      <w:r>
+        <w:rPr>
+          <w:b w:val="0"/>
+          <w:i/>
+          <w:color w:val="828282"/>
+          <w:sz w:val="20"/>
+        </w:rPr>
+        <w:t xml:space="preserve"> NCD Home ((continued))</w:t>
+      </w:r>
+    </w:p>
+    <w:p>
+      <w:pPr>
+        <w:spacing w:before="120" w:after="80"/>
+      </w:pPr>
+      <w:r>
+        <w:rPr>
+          <w:rFonts w:ascii="Arial" w:hAnsi="Arial"/>
+          <w:b/>
+          <w:color w:val="D97706"/>
+          <w:sz w:val="21"/>
+        </w:rPr>
+        <w:t>User Actions / Steps:</w:t>
+      </w:r>
+    </w:p>
+    <w:p>
+      <w:pPr>
+        <w:pStyle w:val="ListBullet"/>
+        <w:spacing w:after="40"/>
+      </w:pPr>
+      <w:r>
+        <w:rPr>
+          <w:rFonts w:ascii="Arial" w:hAnsi="Arial"/>
+          <w:color w:val="333333"/>
+          <w:sz w:val="21"/>
+        </w:rPr>
+        <w:t>Click the Close button to dismiss the panel.</w:t>
+      </w:r>
+    </w:p>
+    <w:p>
+      <w:pPr>
+        <w:pStyle w:val="ListBullet"/>
+        <w:spacing w:after="40"/>
+      </w:pPr>
+      <w:r>
+        <w:rPr>
+          <w:rFonts w:ascii="Arial" w:hAnsi="Arial"/>
+          <w:color w:val="333333"/>
+          <w:sz w:val="21"/>
+        </w:rPr>
+        <w:t>Click the OFFICIAL LOGIN link to open the login page.</w:t>
+      </w:r>
+    </w:p>
+    <w:p>
+      <w:pPr>
+        <w:pStyle w:val="ListBullet"/>
+        <w:spacing w:after="40"/>
+      </w:pPr>
+      <w:r>
+        <w:rPr>
+          <w:rFonts w:ascii="Arial" w:hAnsi="Arial"/>
+          <w:color w:val="333333"/>
+          <w:sz w:val="21"/>
+        </w:rPr>
+        <w:t>Click the OFFICIAL LOGIN link again.</w:t>
       </w:r>
     </w:p>
     <w:p>
@@ -1800,7 +2892,242 @@
           <w:color w:val="333333"/>
           <w:sz w:val="21"/>
         </w:rPr>
-        <w:t>The AI Mode button provides AI‑assisted search suggestions.</w:t>
+        <w:t>Accessibility buttons affect visual presentation; use them according to user needs.</w:t>
+      </w:r>
+    </w:p>
+    <w:p>
+      <w:pPr>
+        <w:spacing w:before="80" w:after="80"/>
+      </w:pPr>
+      <w:r>
+        <w:rPr>
+          <w:rFonts w:ascii="Arial" w:hAnsi="Arial"/>
+          <w:b/>
+          <w:color w:val="C00000"/>
+          <w:sz w:val="21"/>
+        </w:rPr>
+        <w:t xml:space="preserve">Note: </w:t>
+      </w:r>
+      <w:r>
+        <w:rPr>
+          <w:rFonts w:ascii="Arial" w:hAnsi="Arial"/>
+          <w:color w:val="333333"/>
+          <w:sz w:val="21"/>
+        </w:rPr>
+        <w:t>Search buttons operate on the selections made in the State/UT and Sector dropdowns.</w:t>
+      </w:r>
+    </w:p>
+    <w:p>
+      <w:r>
+        <w:br w:type="page"/>
+      </w:r>
+    </w:p>
+    <w:p>
+      <w:pPr>
+        <w:pStyle w:val="Heading2"/>
+        <w:keepNext/>
+        <w:spacing w:before="360" w:after="160"/>
+      </w:pPr>
+      <w:r>
+        <w:rPr>
+          <w:rFonts w:ascii="Segoe UI" w:hAnsi="Segoe UI"/>
+          <w:b/>
+          <w:color w:val="D97706"/>
+          <w:sz w:val="32"/>
+        </w:rPr>
+        <w:t>1.2</w:t>
+        <w:tab/>
+        <w:t>Login</w:t>
+      </w:r>
+    </w:p>
+    <w:p>
+      <w:pPr>
+        <w:spacing w:line="276" w:lineRule="auto" w:after="120"/>
+      </w:pPr>
+      <w:r>
+        <w:rPr>
+          <w:rFonts w:ascii="Arial" w:hAnsi="Arial"/>
+          <w:color w:val="333333"/>
+          <w:sz w:val="21"/>
+        </w:rPr>
+        <w:t>The Login screen enables users to access the system securely using their credentials.</w:t>
+      </w:r>
+    </w:p>
+    <w:p>
+      <w:pPr>
+        <w:spacing w:line="276" w:lineRule="auto" w:after="120"/>
+      </w:pPr>
+      <w:r>
+        <w:rPr>
+          <w:rFonts w:ascii="Arial" w:hAnsi="Arial"/>
+          <w:color w:val="333333"/>
+          <w:sz w:val="21"/>
+        </w:rPr>
+        <w:t>Navigate to Login from the main menu.</w:t>
+      </w:r>
+    </w:p>
+    <w:p>
+      <w:pPr>
+        <w:spacing w:before="80" w:after="80"/>
+        <w:jc w:val="center"/>
+      </w:pPr>
+      <w:r>
+        <w:drawing>
+          <wp:inline xmlns:a="http://schemas.openxmlformats.org/drawingml/2006/main" xmlns:pic="http://schemas.openxmlformats.org/drawingml/2006/picture">
+            <wp:extent cx="5759999" cy="2835000"/>
+            <wp:docPr id="9" name="Picture 9"/>
+            <wp:cNvGraphicFramePr>
+              <a:graphicFrameLocks noChangeAspect="1"/>
+            </wp:cNvGraphicFramePr>
+            <a:graphic>
+              <a:graphicData uri="http://schemas.openxmlformats.org/drawingml/2006/picture">
+                <pic:pic>
+                  <pic:nvPicPr>
+                    <pic:cNvPr id="0" name="screen_2_annotated.png"/>
+                    <pic:cNvPicPr/>
+                  </pic:nvPicPr>
+                  <pic:blipFill>
+                    <a:blip r:embed="rId15"/>
+                    <a:stretch>
+                      <a:fillRect/>
+                    </a:stretch>
+                  </pic:blipFill>
+                  <pic:spPr>
+                    <a:xfrm>
+                      <a:off x="0" y="0"/>
+                      <a:ext cx="5759999" cy="2835000"/>
+                    </a:xfrm>
+                    <a:prstGeom prst="rect"/>
+                  </pic:spPr>
+                </pic:pic>
+              </a:graphicData>
+            </a:graphic>
+          </wp:inline>
+        </w:drawing>
+      </w:r>
+    </w:p>
+    <w:p>
+      <w:pPr>
+        <w:pStyle w:val="Caption"/>
+        <w:spacing w:before="80" w:after="280"/>
+        <w:jc w:val="center"/>
+      </w:pPr>
+      <w:r>
+        <w:rPr>
+          <w:b/>
+          <w:i w:val="0"/>
+          <w:color w:val="D97706"/>
+          <w:sz w:val="20"/>
+        </w:rPr>
+        <w:t xml:space="preserve">Figure </w:t>
+      </w:r>
+      <w:r>
+        <w:rPr>
+          <w:b/>
+          <w:i w:val="0"/>
+          <w:color w:val="D97706"/>
+          <w:sz w:val="20"/>
+        </w:rPr>
+        <w:t>1-</w:t>
+      </w:r>
+      <w:r>
+        <w:rPr>
+          <w:sz w:val="20"/>
+          <w:szCs w:val="20"/>
+          <w:color w:val="D97706"/>
+        </w:rPr>
+        <w:fldChar w:fldCharType="begin"/>
+      </w:r>
+      <w:r>
+        <w:rPr>
+          <w:sz w:val="20"/>
+          <w:szCs w:val="20"/>
+          <w:color w:val="D97706"/>
+        </w:rPr>
+        <w:instrText xml:space="preserve"> SEQ Figure \* ARABIC</w:instrText>
+      </w:r>
+      <w:r>
+        <w:rPr>
+          <w:sz w:val="20"/>
+          <w:szCs w:val="20"/>
+          <w:color w:val="D97706"/>
+        </w:rPr>
+        <w:fldChar w:fldCharType="separate"/>
+      </w:r>
+      <w:r>
+        <w:rPr>
+          <w:sz w:val="20"/>
+          <w:szCs w:val="20"/>
+          <w:color w:val="D97706"/>
+        </w:rPr>
+        <w:t>1</w:t>
+      </w:r>
+      <w:r>
+        <w:rPr>
+          <w:sz w:val="20"/>
+          <w:szCs w:val="20"/>
+          <w:color w:val="D97706"/>
+        </w:rPr>
+        <w:fldChar w:fldCharType="end"/>
+      </w:r>
+      <w:r>
+        <w:rPr>
+          <w:b w:val="0"/>
+          <w:i/>
+          <w:color w:val="828282"/>
+          <w:sz w:val="20"/>
+        </w:rPr>
+        <w:t xml:space="preserve"> Login</w:t>
+      </w:r>
+    </w:p>
+    <w:p>
+      <w:pPr>
+        <w:spacing w:before="120" w:after="80"/>
+      </w:pPr>
+      <w:r>
+        <w:rPr>
+          <w:rFonts w:ascii="Arial" w:hAnsi="Arial"/>
+          <w:b/>
+          <w:color w:val="D97706"/>
+          <w:sz w:val="21"/>
+        </w:rPr>
+        <w:t>User Actions / Steps:</w:t>
+      </w:r>
+    </w:p>
+    <w:p>
+      <w:pPr>
+        <w:pStyle w:val="ListBullet"/>
+        <w:spacing w:after="40"/>
+      </w:pPr>
+      <w:r>
+        <w:rPr>
+          <w:rFonts w:ascii="Arial" w:hAnsi="Arial"/>
+          <w:color w:val="333333"/>
+          <w:sz w:val="21"/>
+        </w:rPr>
+        <w:t>Click on the Email ID / Mobile No./ Username field.</w:t>
+      </w:r>
+    </w:p>
+    <w:p>
+      <w:pPr>
+        <w:spacing w:before="80" w:after="80"/>
+      </w:pPr>
+      <w:r>
+        <w:rPr>
+          <w:rFonts w:ascii="Arial" w:hAnsi="Arial"/>
+          <w:b/>
+          <w:color w:val="C00000"/>
+          <w:sz w:val="21"/>
+        </w:rPr>
+        <w:t xml:space="preserve">Note: </w:t>
+      </w:r>
+      <w:r>
+        <w:rPr>
+          <w:rFonts w:ascii="Arial" w:hAnsi="Arial"/>
+          <w:color w:val="333333"/>
+          <w:sz w:val="21"/>
+        </w:rPr>
+        <w:t>Select the appropriate authentication method (OTP or Password) before entering credentials.</w:t>
       </w:r>
     </w:p>
     <w:p>

--- a/Final_Manuals/Final_Client_Manual.docx
+++ b/Final_Manuals/Final_Client_Manual.docx
@@ -2,145 +2,52 @@
 <file path=word/document.xml><?xml version="1.0" encoding="utf-8"?>
 <w:document xmlns:wpc="http://schemas.microsoft.com/office/word/2010/wordprocessingCanvas" xmlns:mo="http://schemas.microsoft.com/office/mac/office/2008/main" xmlns:mc="http://schemas.openxmlformats.org/markup-compatibility/2006" xmlns:mv="urn:schemas-microsoft-com:mac:vml" xmlns:o="urn:schemas-microsoft-com:office:office" xmlns:r="http://schemas.openxmlformats.org/officeDocument/2006/relationships" xmlns:m="http://schemas.openxmlformats.org/officeDocument/2006/math" xmlns:v="urn:schemas-microsoft-com:vml" xmlns:wp14="http://schemas.microsoft.com/office/word/2010/wordprocessingDrawing" xmlns:wp="http://schemas.openxmlformats.org/drawingml/2006/wordprocessingDrawing" xmlns:w10="urn:schemas-microsoft-com:office:word" xmlns:w="http://schemas.openxmlformats.org/wordprocessingml/2006/main" xmlns:w14="http://schemas.microsoft.com/office/word/2010/wordml" xmlns:wpg="http://schemas.microsoft.com/office/word/2010/wordprocessingGroup" xmlns:wpi="http://schemas.microsoft.com/office/word/2010/wordprocessingInk" xmlns:wne="http://schemas.microsoft.com/office/word/2006/wordml" xmlns:wps="http://schemas.microsoft.com/office/word/2010/wordprocessingShape" mc:Ignorable="w14 wp14">
   <w:body>
-    <w:tbl>
-      <w:tblPr>
-        <w:tblW w:type="auto" w:w="0"/>
-        <w:tblLayout w:type="fixed"/>
-        <w:tblLook w:firstColumn="1" w:firstRow="1" w:lastColumn="0" w:lastRow="0" w:noHBand="0" w:noVBand="1" w:val="04A0"/>
-      </w:tblPr>
-      <w:tblGrid>
-        <w:gridCol w:w="9360"/>
-      </w:tblGrid>
-      <w:tr>
-        <w:tc>
-          <w:tcPr>
-            <w:tcW w:type="dxa" w:w="9029"/>
-            <w:shd w:fill="1B365D"/>
-            <w:tcMar>
-              <w:top w:w="200" w:type="dxa"/>
-              <w:bottom w:w="200" w:type="dxa"/>
-              <w:left w:w="150" w:type="dxa"/>
-              <w:right w:w="150" w:type="dxa"/>
-            </w:tcMar>
-          </w:tcPr>
-          <w:p>
-            <w:pPr>
-              <w:spacing w:after="0"/>
-            </w:pPr>
-          </w:p>
-        </w:tc>
-      </w:tr>
-    </w:tbl>
     <w:p/>
     <w:p/>
     <w:p/>
     <w:p>
       <w:pPr>
-        <w:jc w:val="left"/>
-      </w:pPr>
-      <w:r>
-        <w:drawing>
-          <wp:inline xmlns:a="http://schemas.openxmlformats.org/drawingml/2006/main" xmlns:pic="http://schemas.openxmlformats.org/drawingml/2006/picture">
-            <wp:extent cx="1081278" cy="1005840"/>
-            <wp:docPr id="1" name="Picture 1"/>
-            <wp:cNvGraphicFramePr>
-              <a:graphicFrameLocks noChangeAspect="1"/>
-            </wp:cNvGraphicFramePr>
-            <a:graphic>
-              <a:graphicData uri="http://schemas.openxmlformats.org/drawingml/2006/picture">
-                <pic:pic>
-                  <pic:nvPicPr>
-                    <pic:cNvPr id="0" name="logo.png"/>
-                    <pic:cNvPicPr/>
-                  </pic:nvPicPr>
-                  <pic:blipFill>
-                    <a:blip r:embed="rId11"/>
-                    <a:stretch>
-                      <a:fillRect/>
-                    </a:stretch>
-                  </pic:blipFill>
-                  <pic:spPr>
-                    <a:xfrm>
-                      <a:off x="0" y="0"/>
-                      <a:ext cx="1081278" cy="1005840"/>
-                    </a:xfrm>
-                    <a:prstGeom prst="rect"/>
-                  </pic:spPr>
-                </pic:pic>
-              </a:graphicData>
-            </a:graphic>
-          </wp:inline>
-        </w:drawing>
-      </w:r>
-    </w:p>
-    <w:p/>
-    <w:p>
-      <w:pPr>
-        <w:jc w:val="left"/>
-      </w:pPr>
-      <w:r>
-        <w:rPr>
-          <w:rFonts w:ascii="Segoe UI" w:hAnsi="Segoe UI"/>
-          <w:i/>
-          <w:color w:val="D97706"/>
-          <w:sz w:val="28"/>
-        </w:rPr>
-        <w:t>[Client Name]</w:t>
-        <w:br/>
-      </w:r>
-      <w:r>
-        <w:rPr>
-          <w:rFonts w:ascii="Segoe UI" w:hAnsi="Segoe UI"/>
-          <w:b/>
-          <w:color w:val="D97706"/>
-          <w:sz w:val="32"/>
-        </w:rPr>
-        <w:t>[CLIENT NAME]</w:t>
-      </w:r>
-    </w:p>
-    <w:p>
-      <w:pPr>
-        <w:jc w:val="left"/>
-        <w:pBdr>
-          <w:bottom w:val="single" w:sz="18" w:space="4" w:color="D97706"/>
-        </w:pBdr>
+        <w:spacing w:after="160" w:line="360" w:lineRule="auto"/>
+        <w:jc w:val="center"/>
       </w:pPr>
       <w:r>
         <w:rPr>
           <w:rFonts w:ascii="Segoe UI" w:hAnsi="Segoe UI"/>
           <w:b/>
-          <w:color w:val="1B365D"/>
+          <w:color w:val="FF8000"/>
           <w:sz w:val="64"/>
         </w:rPr>
-        <w:t>[System Name]</w:t>
+        <w:t>ORANGEHRMS</w:t>
       </w:r>
     </w:p>
     <w:p>
       <w:pPr>
-        <w:jc w:val="left"/>
-      </w:pPr>
-      <w:r>
-        <w:rPr>
-          <w:rFonts w:ascii="Segoe UI" w:hAnsi="Segoe UI"/>
-          <w:i/>
-          <w:color w:val="828282"/>
-          <w:sz w:val="36"/>
-        </w:rPr>
-        <w:t>User Manual</w:t>
-      </w:r>
-    </w:p>
-    <w:p>
-      <w:pPr>
-        <w:jc w:val="left"/>
+        <w:spacing w:after="160" w:line="360" w:lineRule="auto"/>
+        <w:jc w:val="center"/>
       </w:pPr>
       <w:r>
         <w:rPr>
           <w:rFonts w:ascii="Segoe UI" w:hAnsi="Segoe UI"/>
           <w:b/>
-          <w:color w:val="D97706"/>
-          <w:sz w:val="32"/>
+          <w:color w:val="FF8000"/>
+          <w:sz w:val="64"/>
         </w:rPr>
-        <w:t>For</w:t>
+        <w:t>OrangeHRM-Portal</w:t>
+      </w:r>
+    </w:p>
+    <w:p>
+      <w:pPr>
+        <w:spacing w:after="160" w:line="360" w:lineRule="auto"/>
+        <w:jc w:val="center"/>
+      </w:pPr>
+      <w:r>
+        <w:rPr>
+          <w:rFonts w:ascii="Segoe UI" w:hAnsi="Segoe UI"/>
+          <w:b/>
+          <w:color w:val="FF8000"/>
+          <w:sz w:val="64"/>
+        </w:rPr>
+        <w:t>User Manual</w:t>
       </w:r>
     </w:p>
     <w:p/>
@@ -149,142 +56,19 @@
     <w:p/>
     <w:p/>
     <w:p/>
-    <w:p/>
-    <w:p/>
     <w:p>
       <w:pPr>
-        <w:spacing w:after="160"/>
-        <w:jc w:val="left"/>
-        <w:pBdr>
-          <w:bottom w:val="single" w:sz="12" w:space="4" w:color="1B365D"/>
-        </w:pBdr>
+        <w:jc w:val="center"/>
       </w:pPr>
+      <w:r>
+        <w:rPr>
+          <w:rFonts w:ascii="Segoe UI" w:hAnsi="Segoe UI"/>
+          <w:color w:val="FF8000"/>
+          <w:sz w:val="36"/>
+        </w:rPr>
+        <w:t>Version 1.0</w:t>
+      </w:r>
     </w:p>
-    <w:tbl>
-      <w:tblPr>
-        <w:tblW w:type="auto" w:w="0"/>
-        <w:tblLayout w:type="fixed"/>
-        <w:tblLook w:firstColumn="1" w:firstRow="1" w:lastColumn="0" w:lastRow="0" w:noHBand="0" w:noVBand="1" w:val="04A0"/>
-        <w:tblBorders>
-          <w:top w:val="single" w:sz="4" w:space="0" w:color="E2E8F0"/>
-          <w:left w:val="single" w:sz="4" w:space="0" w:color="E2E8F0"/>
-          <w:bottom w:val="single" w:sz="4" w:space="0" w:color="E2E8F0"/>
-          <w:right w:val="single" w:sz="4" w:space="0" w:color="E2E8F0"/>
-          <w:insideH w:val="single" w:sz="4" w:space="0" w:color="E2E8F0"/>
-          <w:insideV w:val="single" w:sz="4" w:space="0" w:color="E2E8F0"/>
-        </w:tblBorders>
-      </w:tblPr>
-      <w:tblGrid>
-        <w:gridCol w:w="4680"/>
-        <w:gridCol w:w="4680"/>
-      </w:tblGrid>
-      <w:tr>
-        <w:tc>
-          <w:tcPr>
-            <w:tcW w:type="dxa" w:w="4514"/>
-            <w:shd w:fill="F8FAFC"/>
-            <w:tcMar>
-              <w:top w:w="120" w:type="dxa"/>
-              <w:bottom w:w="120" w:type="dxa"/>
-              <w:left w:w="150" w:type="dxa"/>
-              <w:right w:w="150" w:type="dxa"/>
-            </w:tcMar>
-          </w:tcPr>
-          <w:p>
-            <w:pPr>
-              <w:spacing w:line="360" w:lineRule="auto"/>
-            </w:pPr>
-            <w:r>
-              <w:rPr>
-                <w:rFonts w:ascii="Arial" w:hAnsi="Arial"/>
-                <w:b/>
-                <w:color w:val="646464"/>
-                <w:sz w:val="17"/>
-              </w:rPr>
-              <w:t>DOCUMENT VERSION:</w:t>
-              <w:br/>
-            </w:r>
-            <w:r>
-              <w:rPr>
-                <w:rFonts w:ascii="Arial" w:hAnsi="Arial"/>
-                <w:color w:val="282828"/>
-                <w:sz w:val="19"/>
-              </w:rPr>
-              <w:t>1.0</w:t>
-              <w:br/>
-              <w:br/>
-            </w:r>
-            <w:r>
-              <w:rPr>
-                <w:rFonts w:ascii="Arial" w:hAnsi="Arial"/>
-                <w:b/>
-                <w:color w:val="646464"/>
-                <w:sz w:val="17"/>
-              </w:rPr>
-              <w:t>PUBLISHED DATE:</w:t>
-              <w:br/>
-            </w:r>
-            <w:r>
-              <w:rPr>
-                <w:rFonts w:ascii="Arial" w:hAnsi="Arial"/>
-                <w:color w:val="282828"/>
-                <w:sz w:val="19"/>
-              </w:rPr>
-              <w:t>15-07-2026</w:t>
-              <w:br/>
-              <w:br/>
-            </w:r>
-            <w:r>
-              <w:rPr>
-                <w:rFonts w:ascii="Arial" w:hAnsi="Arial"/>
-                <w:b/>
-                <w:color w:val="646464"/>
-                <w:sz w:val="17"/>
-              </w:rPr>
-              <w:t>GENERATED BY:</w:t>
-              <w:br/>
-            </w:r>
-            <w:r>
-              <w:rPr>
-                <w:rFonts w:ascii="Arial" w:hAnsi="Arial"/>
-                <w:color w:val="282828"/>
-                <w:sz w:val="19"/>
-              </w:rPr>
-              <w:t>Documentation Automation Bot v2</w:t>
-              <w:br/>
-              <w:br/>
-            </w:r>
-          </w:p>
-        </w:tc>
-        <w:tc>
-          <w:tcPr>
-            <w:tcW w:type="dxa" w:w="4514"/>
-            <w:shd w:fill="1B365D"/>
-            <w:tcMar>
-              <w:top w:w="120" w:type="dxa"/>
-              <w:bottom w:w="120" w:type="dxa"/>
-              <w:left w:w="150" w:type="dxa"/>
-              <w:right w:w="150" w:type="dxa"/>
-            </w:tcMar>
-          </w:tcPr>
-          <w:p>
-            <w:pPr>
-              <w:spacing w:before="480"/>
-              <w:jc w:val="center"/>
-            </w:pPr>
-            <w:r>
-              <w:rPr>
-                <w:rFonts w:ascii="Segoe UI" w:hAnsi="Segoe UI"/>
-                <w:b/>
-                <w:color w:val="FFFFFF"/>
-                <w:sz w:val="22"/>
-              </w:rPr>
-              <w:t>CONFIDENTIAL</w:t>
-            </w:r>
-          </w:p>
-        </w:tc>
-      </w:tr>
-    </w:tbl>
     <w:p>
       <w:r>
         <w:br w:type="page"/>
@@ -300,7 +84,7 @@
         <w:rPr>
           <w:rFonts w:ascii="Segoe UI" w:hAnsi="Segoe UI"/>
           <w:b/>
-          <w:color w:val="1B365D"/>
+          <w:color w:val="FF8000"/>
           <w:sz w:val="40"/>
         </w:rPr>
         <w:t>Revision History</w:t>
@@ -321,17 +105,17 @@
         </w:tblBorders>
       </w:tblPr>
       <w:tblGrid>
-        <w:gridCol w:w="1560"/>
-        <w:gridCol w:w="1560"/>
-        <w:gridCol w:w="1560"/>
-        <w:gridCol w:w="1560"/>
-        <w:gridCol w:w="1560"/>
-        <w:gridCol w:w="1560"/>
+        <w:gridCol w:w="1488"/>
+        <w:gridCol w:w="1488"/>
+        <w:gridCol w:w="1488"/>
+        <w:gridCol w:w="1488"/>
+        <w:gridCol w:w="1488"/>
+        <w:gridCol w:w="1488"/>
       </w:tblGrid>
       <w:tr>
         <w:tc>
           <w:tcPr>
-            <w:tcW w:type="dxa" w:w="1505"/>
+            <w:tcW w:type="dxa" w:w="1504"/>
             <w:shd w:fill="table_header_bg"/>
             <w:tcMar>
               <w:top w:w="100" w:type="dxa"/>
@@ -351,13 +135,13 @@
                 <w:color w:val="1B365D"/>
                 <w:sz w:val="19"/>
               </w:rPr>
-              <w:t>Revision No</w:t>
+              <w:t>Version</w:t>
             </w:r>
           </w:p>
         </w:tc>
         <w:tc>
           <w:tcPr>
-            <w:tcW w:type="dxa" w:w="1505"/>
+            <w:tcW w:type="dxa" w:w="1504"/>
             <w:shd w:fill="table_header_bg"/>
             <w:tcMar>
               <w:top w:w="100" w:type="dxa"/>
@@ -377,13 +161,13 @@
                 <w:color w:val="1B365D"/>
                 <w:sz w:val="19"/>
               </w:rPr>
-              <w:t>Revision Date</w:t>
+              <w:t>Date</w:t>
             </w:r>
           </w:p>
         </w:tc>
         <w:tc>
           <w:tcPr>
-            <w:tcW w:type="dxa" w:w="1505"/>
+            <w:tcW w:type="dxa" w:w="1504"/>
             <w:shd w:fill="table_header_bg"/>
             <w:tcMar>
               <w:top w:w="100" w:type="dxa"/>
@@ -403,13 +187,13 @@
                 <w:color w:val="1B365D"/>
                 <w:sz w:val="19"/>
               </w:rPr>
-              <w:t>Revision By</w:t>
+              <w:t>Description</w:t>
             </w:r>
           </w:p>
         </w:tc>
         <w:tc>
           <w:tcPr>
-            <w:tcW w:type="dxa" w:w="1505"/>
+            <w:tcW w:type="dxa" w:w="1504"/>
             <w:shd w:fill="table_header_bg"/>
             <w:tcMar>
               <w:top w:w="100" w:type="dxa"/>
@@ -429,13 +213,39 @@
                 <w:color w:val="1B365D"/>
                 <w:sz w:val="19"/>
               </w:rPr>
-              <w:t>Approved Date</w:t>
+              <w:t>Prepared By</w:t>
             </w:r>
           </w:p>
         </w:tc>
         <w:tc>
           <w:tcPr>
-            <w:tcW w:type="dxa" w:w="1505"/>
+            <w:tcW w:type="dxa" w:w="1504"/>
+            <w:shd w:fill="table_header_bg"/>
+            <w:tcMar>
+              <w:top w:w="100" w:type="dxa"/>
+              <w:bottom w:w="100" w:type="dxa"/>
+              <w:left w:w="120" w:type="dxa"/>
+              <w:right w:w="120" w:type="dxa"/>
+            </w:tcMar>
+          </w:tcPr>
+          <w:p>
+            <w:pPr>
+              <w:jc w:val="left"/>
+            </w:pPr>
+            <w:r>
+              <w:rPr>
+                <w:rFonts w:ascii="Segoe UI" w:hAnsi="Segoe UI"/>
+                <w:b/>
+                <w:color w:val="1B365D"/>
+                <w:sz w:val="19"/>
+              </w:rPr>
+              <w:t>Reviewed By</w:t>
+            </w:r>
+          </w:p>
+        </w:tc>
+        <w:tc>
+          <w:tcPr>
+            <w:tcW w:type="dxa" w:w="1504"/>
             <w:shd w:fill="table_header_bg"/>
             <w:tcMar>
               <w:top w:w="100" w:type="dxa"/>
@@ -459,37 +269,11 @@
             </w:r>
           </w:p>
         </w:tc>
-        <w:tc>
-          <w:tcPr>
-            <w:tcW w:type="dxa" w:w="1505"/>
-            <w:shd w:fill="table_header_bg"/>
-            <w:tcMar>
-              <w:top w:w="100" w:type="dxa"/>
-              <w:bottom w:w="100" w:type="dxa"/>
-              <w:left w:w="120" w:type="dxa"/>
-              <w:right w:w="120" w:type="dxa"/>
-            </w:tcMar>
-          </w:tcPr>
-          <w:p>
-            <w:pPr>
-              <w:jc w:val="left"/>
-            </w:pPr>
-            <w:r>
-              <w:rPr>
-                <w:rFonts w:ascii="Segoe UI" w:hAnsi="Segoe UI"/>
-                <w:b/>
-                <w:color w:val="1B365D"/>
-                <w:sz w:val="19"/>
-              </w:rPr>
-              <w:t>Description</w:t>
-            </w:r>
-          </w:p>
-        </w:tc>
       </w:tr>
       <w:tr>
         <w:tc>
           <w:tcPr>
-            <w:tcW w:type="dxa" w:w="1505"/>
+            <w:tcW w:type="dxa" w:w="1504"/>
             <w:shd w:fill="FFFFFF"/>
             <w:tcMar>
               <w:top w:w="100" w:type="dxa"/>
@@ -511,7 +295,7 @@
         </w:tc>
         <w:tc>
           <w:tcPr>
-            <w:tcW w:type="dxa" w:w="1505"/>
+            <w:tcW w:type="dxa" w:w="1504"/>
             <w:shd w:fill="FFFFFF"/>
             <w:tcMar>
               <w:top w:w="100" w:type="dxa"/>
@@ -527,13 +311,13 @@
                 <w:color w:val="333333"/>
                 <w:sz w:val="18"/>
               </w:rPr>
-              <w:t>1.0</w:t>
+              <w:t>16-07-2026</w:t>
             </w:r>
           </w:p>
         </w:tc>
         <w:tc>
           <w:tcPr>
-            <w:tcW w:type="dxa" w:w="1505"/>
+            <w:tcW w:type="dxa" w:w="1504"/>
             <w:shd w:fill="FFFFFF"/>
             <w:tcMar>
               <w:top w:w="100" w:type="dxa"/>
@@ -549,13 +333,13 @@
                 <w:color w:val="333333"/>
                 <w:sz w:val="18"/>
               </w:rPr>
-              <w:t>1.0</w:t>
+              <w:t>Initial version</w:t>
             </w:r>
           </w:p>
         </w:tc>
         <w:tc>
           <w:tcPr>
-            <w:tcW w:type="dxa" w:w="1505"/>
+            <w:tcW w:type="dxa" w:w="1504"/>
             <w:shd w:fill="FFFFFF"/>
             <w:tcMar>
               <w:top w:w="100" w:type="dxa"/>
@@ -576,7 +360,7 @@
         </w:tc>
         <w:tc>
           <w:tcPr>
-            <w:tcW w:type="dxa" w:w="1505"/>
+            <w:tcW w:type="dxa" w:w="1504"/>
             <w:shd w:fill="FFFFFF"/>
             <w:tcMar>
               <w:top w:w="100" w:type="dxa"/>
@@ -597,7 +381,7 @@
         </w:tc>
         <w:tc>
           <w:tcPr>
-            <w:tcW w:type="dxa" w:w="1505"/>
+            <w:tcW w:type="dxa" w:w="1504"/>
             <w:shd w:fill="FFFFFF"/>
             <w:tcMar>
               <w:top w:w="100" w:type="dxa"/>
@@ -613,16 +397,62 @@
                 <w:color w:val="333333"/>
                 <w:sz w:val="18"/>
               </w:rPr>
-              <w:t>Initial version</w:t>
             </w:r>
           </w:p>
         </w:tc>
       </w:tr>
     </w:tbl>
     <w:p>
+      <w:r>
+        <w:br w:type="page"/>
+      </w:r>
+    </w:p>
+    <w:p>
       <w:pPr>
-        <w:spacing w:before="160"/>
+        <w:pStyle w:val="Heading1"/>
+        <w:keepNext/>
+        <w:spacing w:before="360" w:after="160"/>
       </w:pPr>
+      <w:r>
+        <w:rPr>
+          <w:rFonts w:ascii="Segoe UI" w:hAnsi="Segoe UI"/>
+          <w:b/>
+          <w:color w:val="FF8000"/>
+          <w:sz w:val="40"/>
+        </w:rPr>
+        <w:t>Table of Contents</w:t>
+      </w:r>
+    </w:p>
+    <w:p>
+      <w:pPr>
+        <w:spacing w:after="240"/>
+      </w:pPr>
+      <w:r>
+        <w:rPr>
+          <w:rFonts w:ascii="Arial" w:hAnsi="Arial"/>
+          <w:i/>
+          <w:color w:val="6E6E6E"/>
+          <w:sz w:val="19"/>
+        </w:rPr>
+        <w:t>This Table of Contents is dynamically generated using native Microsoft Word index fields. Please right-click the block below and select ‘Update Field’ to refresh page numbers.</w:t>
+      </w:r>
+    </w:p>
+    <w:p>
+      <w:r>
+        <w:fldChar w:fldCharType="begin"/>
+      </w:r>
+      <w:r>
+        <w:instrText xml:space="preserve">TOC \o "1-3" \h \z \u</w:instrText>
+      </w:r>
+      <w:r>
+        <w:fldChar w:fldCharType="separate"/>
+      </w:r>
+      <w:r>
+        <w:t>Table of contents will update automatically.</w:t>
+      </w:r>
+      <w:r>
+        <w:fldChar w:fldCharType="end"/>
+      </w:r>
     </w:p>
     <w:p>
       <w:r>
@@ -639,38 +469,10 @@
         <w:rPr>
           <w:rFonts w:ascii="Segoe UI" w:hAnsi="Segoe UI"/>
           <w:b/>
-          <w:color w:val="1B365D"/>
+          <w:color w:val="FF8000"/>
           <w:sz w:val="40"/>
         </w:rPr>
-        <w:t>Table of Contents</w:t>
-      </w:r>
-    </w:p>
-    <w:p>
-      <w:pPr>
-        <w:spacing w:after="240"/>
-      </w:pPr>
-      <w:r>
-        <w:rPr>
-          <w:rFonts w:ascii="Arial" w:hAnsi="Arial"/>
-          <w:i/>
-          <w:color w:val="6E6E6E"/>
-          <w:sz w:val="19"/>
-        </w:rPr>
-        <w:t>This Table of Contents is dynamically generated using native Microsoft Word index fields. Please right-click the block below and select 'Update Field' to refresh page numbers.</w:t>
-      </w:r>
-    </w:p>
-    <w:p>
-      <w:fldChar w:fldCharType="begin"/>
-      <w:instrText xml:space="preserve">TOC \o "1-3" \h \z \u</w:instrText>
-      <w:fldChar w:fldCharType="separate"/>
-      <w:r>
-        <w:t>[Right-click here and select 'Update Field' to generate Table of Contents]</w:t>
-      </w:r>
-      <w:fldChar w:fldCharType="end"/>
-    </w:p>
-    <w:p>
-      <w:r>
-        <w:br w:type="page"/>
+        <w:t>1 About [Client]</w:t>
       </w:r>
     </w:p>
     <w:p>
@@ -683,38 +485,10 @@
         <w:rPr>
           <w:rFonts w:ascii="Segoe UI" w:hAnsi="Segoe UI"/>
           <w:b/>
-          <w:color w:val="1B365D"/>
+          <w:color w:val="FF8000"/>
           <w:sz w:val="40"/>
         </w:rPr>
-        <w:t>Table of Tables</w:t>
-      </w:r>
-    </w:p>
-    <w:p>
-      <w:pPr>
-        <w:spacing w:after="240"/>
-      </w:pPr>
-      <w:r>
-        <w:rPr>
-          <w:rFonts w:ascii="Arial" w:hAnsi="Arial"/>
-          <w:i/>
-          <w:color w:val="6E6E6E"/>
-          <w:sz w:val="19"/>
-        </w:rPr>
-        <w:t>Please right-click the block below and select 'Update Field' to refresh Table of Tables listing.</w:t>
-      </w:r>
-    </w:p>
-    <w:p>
-      <w:fldChar w:fldCharType="begin"/>
-      <w:instrText xml:space="preserve">TOC \c "Table"</w:instrText>
-      <w:fldChar w:fldCharType="separate"/>
-      <w:r>
-        <w:t>[Right-click here and select 'Update Field' to generate listing of captioned Tables]</w:t>
-      </w:r>
-      <w:fldChar w:fldCharType="end"/>
-    </w:p>
-    <w:p>
-      <w:r>
-        <w:br w:type="page"/>
+        <w:t>2 Introduction to [System]</w:t>
       </w:r>
     </w:p>
     <w:p>
@@ -727,38 +501,10 @@
         <w:rPr>
           <w:rFonts w:ascii="Segoe UI" w:hAnsi="Segoe UI"/>
           <w:b/>
-          <w:color w:val="1B365D"/>
+          <w:color w:val="FF8000"/>
           <w:sz w:val="40"/>
         </w:rPr>
-        <w:t>Table of Figures</w:t>
-      </w:r>
-    </w:p>
-    <w:p>
-      <w:pPr>
-        <w:spacing w:after="240"/>
-      </w:pPr>
-      <w:r>
-        <w:rPr>
-          <w:rFonts w:ascii="Arial" w:hAnsi="Arial"/>
-          <w:i/>
-          <w:color w:val="6E6E6E"/>
-          <w:sz w:val="19"/>
-        </w:rPr>
-        <w:t>Please right-click the block below and select 'Update Field' to refresh Table of Figures listing.</w:t>
-      </w:r>
-    </w:p>
-    <w:p>
-      <w:fldChar w:fldCharType="begin"/>
-      <w:instrText xml:space="preserve">TOC \c "Figure"</w:instrText>
-      <w:fldChar w:fldCharType="separate"/>
-      <w:r>
-        <w:t>[Right-click here and select 'Update Field' to generate listing of captioned Figures]</w:t>
-      </w:r>
-      <w:fldChar w:fldCharType="end"/>
-    </w:p>
-    <w:p>
-      <w:r>
-        <w:br w:type="page"/>
+        <w:t>3 Purpose</w:t>
       </w:r>
     </w:p>
     <w:p>
@@ -771,25 +517,10 @@
         <w:rPr>
           <w:rFonts w:ascii="Segoe UI" w:hAnsi="Segoe UI"/>
           <w:b/>
-          <w:color w:val="1B365D"/>
+          <w:color w:val="FF8000"/>
           <w:sz w:val="40"/>
         </w:rPr>
-        <w:t>1 About [Client]</w:t>
-      </w:r>
-    </w:p>
-    <w:p>
-      <w:pPr>
-        <w:spacing w:after="120" w:line="276" w:lineRule="auto"/>
-      </w:pPr>
-      <w:r>
-        <w:rPr>
-          <w:rFonts w:ascii="Arial" w:hAnsi="Arial"/>
-          <w:b w:val="0"/>
-          <w:i w:val="0"/>
-          <w:color w:val="333333"/>
-          <w:sz w:val="21"/>
-        </w:rPr>
-        <w:t>[Provide a brief description of the client organization here.]</w:t>
+        <w:t>4 Key Features</w:t>
       </w:r>
     </w:p>
     <w:p>
@@ -802,25 +533,10 @@
         <w:rPr>
           <w:rFonts w:ascii="Segoe UI" w:hAnsi="Segoe UI"/>
           <w:b/>
-          <w:color w:val="1B365D"/>
+          <w:color w:val="FF8000"/>
           <w:sz w:val="40"/>
         </w:rPr>
-        <w:t>2 Introduction to [System]</w:t>
-      </w:r>
-    </w:p>
-    <w:p>
-      <w:pPr>
-        <w:spacing w:after="120" w:line="276" w:lineRule="auto"/>
-      </w:pPr>
-      <w:r>
-        <w:rPr>
-          <w:rFonts w:ascii="Arial" w:hAnsi="Arial"/>
-          <w:b w:val="0"/>
-          <w:i w:val="0"/>
-          <w:color w:val="333333"/>
-          <w:sz w:val="21"/>
-        </w:rPr>
-        <w:t>[Provide a brief introduction to the software system here.]</w:t>
+        <w:t>5 Getting Started</w:t>
       </w:r>
     </w:p>
     <w:p>
@@ -833,25 +549,330 @@
         <w:rPr>
           <w:rFonts w:ascii="Segoe UI" w:hAnsi="Segoe UI"/>
           <w:b/>
-          <w:color w:val="1B365D"/>
+          <w:color w:val="FF8000"/>
           <w:sz w:val="40"/>
         </w:rPr>
-        <w:t>3 Purpose</w:t>
+        <w:t>1.</w:t>
+        <w:tab/>
+        <w:t>login</w:t>
       </w:r>
     </w:p>
     <w:p>
       <w:pPr>
-        <w:spacing w:after="120" w:line="276" w:lineRule="auto"/>
+        <w:spacing w:line="276" w:lineRule="auto" w:after="120"/>
+      </w:pPr>
+      <w:r>
+        <w:rPr>
+          <w:rFonts w:ascii="Arial" w:hAnsi="Arial"/>
+          <w:color w:val="333333"/>
+          <w:sz w:val="21"/>
+        </w:rPr>
+        <w:t>The Login module provides the entry point for all users to access the Enterprise Application securely. By entering valid credentials, users gain access to the system’s features and data.</w:t>
+      </w:r>
+    </w:p>
+    <w:p>
+      <w:pPr>
+        <w:spacing w:before="120" w:after="80"/>
+      </w:pPr>
+      <w:r>
+        <w:rPr>
+          <w:rFonts w:ascii="Arial" w:hAnsi="Arial"/>
+          <w:b/>
+          <w:color w:val="FF8000"/>
+          <w:sz w:val="21"/>
+        </w:rPr>
+        <w:t>The login module includes features for:</w:t>
+      </w:r>
+    </w:p>
+    <w:p>
+      <w:pPr>
+        <w:pStyle w:val="ListBullet"/>
+        <w:spacing w:after="40"/>
+      </w:pPr>
+      <w:r>
+        <w:rPr>
+          <w:rFonts w:ascii="Arial" w:hAnsi="Arial"/>
+          <w:color w:val="333333"/>
+          <w:sz w:val="21"/>
+        </w:rPr>
+        <w:t>Login — allows users to sign in with their credentials</w:t>
+      </w:r>
+    </w:p>
+    <w:p>
+      <w:pPr>
+        <w:pStyle w:val="Heading2"/>
+        <w:keepNext/>
+        <w:spacing w:before="360" w:after="160"/>
+      </w:pPr>
+      <w:r>
+        <w:rPr>
+          <w:rFonts w:ascii="Segoe UI" w:hAnsi="Segoe UI"/>
+          <w:b/>
+          <w:color w:val="FF8000"/>
+          <w:sz w:val="32"/>
+        </w:rPr>
+        <w:t>1.1</w:t>
+        <w:tab/>
+        <w:t>Login</w:t>
+      </w:r>
+    </w:p>
+    <w:p>
+      <w:pPr>
+        <w:spacing w:line="276" w:lineRule="auto" w:after="120"/>
+      </w:pPr>
+      <w:r>
+        <w:rPr>
+          <w:rFonts w:ascii="Arial" w:hAnsi="Arial"/>
+          <w:color w:val="333333"/>
+          <w:sz w:val="21"/>
+        </w:rPr>
+        <w:t>The Login screen enables users to access the system securely using their credentials.</w:t>
+      </w:r>
+    </w:p>
+    <w:p>
+      <w:pPr>
+        <w:spacing w:line="276" w:lineRule="auto" w:after="120"/>
+      </w:pPr>
+      <w:r>
+        <w:rPr>
+          <w:rFonts w:ascii="Arial" w:hAnsi="Arial"/>
+          <w:color w:val="333333"/>
+          <w:sz w:val="21"/>
+        </w:rPr>
+        <w:t>Navigate to Login from the main menu.</w:t>
+      </w:r>
+    </w:p>
+    <w:tbl>
+      <w:tblPr>
+        <w:tblW w:type="auto" w:w="0"/>
+        <w:tblLayout w:type="fixed"/>
+        <w:tblLook w:firstColumn="1" w:firstRow="1" w:lastColumn="0" w:lastRow="0" w:noHBand="0" w:noVBand="1" w:val="04A0"/>
+        <w:tblBorders>
+          <w:top w:val="none"/>
+          <w:left w:val="none"/>
+          <w:bottom w:val="none"/>
+          <w:right w:val="none"/>
+          <w:insideH w:val="none"/>
+          <w:insideV w:val="none"/>
+        </w:tblBorders>
+      </w:tblPr>
+      <w:tblGrid>
+        <w:gridCol w:w="9000"/>
+      </w:tblGrid>
+      <w:tr>
+        <w:tc>
+          <w:tcPr>
+            <w:tcW w:type="dxa" w:w="9026"/>
+            <w:tcMar>
+              <w:top w:w="0" w:type="dxa"/>
+              <w:bottom w:w="0" w:type="dxa"/>
+              <w:left w:w="0" w:type="dxa"/>
+              <w:right w:w="0" w:type="dxa"/>
+            </w:tcMar>
+            <w:tcBorders>
+              <w:top w:val="single" w:sz="4" w:space="0" w:color="CCCCCC"/>
+              <w:left w:val="single" w:sz="4" w:space="0" w:color="CCCCCC"/>
+              <w:bottom w:val="single" w:sz="4" w:space="0" w:color="CCCCCC"/>
+              <w:right w:val="single" w:sz="4" w:space="0" w:color="CCCCCC"/>
+            </w:tcBorders>
+          </w:tcPr>
+          <w:p>
+            <w:pPr>
+              <w:keepNext/>
+              <w:spacing w:before="80" w:after="80"/>
+              <w:jc w:val="center"/>
+            </w:pPr>
+            <w:r>
+              <w:drawing>
+                <wp:inline xmlns:a="http://schemas.openxmlformats.org/drawingml/2006/main" xmlns:pic="http://schemas.openxmlformats.org/drawingml/2006/picture">
+                  <wp:extent cx="5669280" cy="2790348"/>
+                  <wp:docPr id="1" name="Picture 1"/>
+                  <wp:cNvGraphicFramePr>
+                    <a:graphicFrameLocks noChangeAspect="1"/>
+                  </wp:cNvGraphicFramePr>
+                  <a:graphic>
+                    <a:graphicData uri="http://schemas.openxmlformats.org/drawingml/2006/picture">
+                      <pic:pic>
+                        <pic:nvPicPr>
+                          <pic:cNvPr id="0" name="screen_1_annotated.png"/>
+                          <pic:cNvPicPr/>
+                        </pic:nvPicPr>
+                        <pic:blipFill>
+                          <a:blip r:embed="rId11"/>
+                          <a:stretch>
+                            <a:fillRect/>
+                          </a:stretch>
+                        </pic:blipFill>
+                        <pic:spPr>
+                          <a:xfrm>
+                            <a:off x="0" y="0"/>
+                            <a:ext cx="5669280" cy="2790348"/>
+                          </a:xfrm>
+                          <a:prstGeom prst="rect"/>
+                        </pic:spPr>
+                      </pic:pic>
+                    </a:graphicData>
+                  </a:graphic>
+                </wp:inline>
+              </w:drawing>
+            </w:r>
+          </w:p>
+        </w:tc>
+      </w:tr>
+    </w:tbl>
+    <w:p>
+      <w:pPr>
+        <w:pStyle w:val="Caption"/>
+        <w:spacing w:before="80" w:after="280"/>
+        <w:jc w:val="center"/>
+      </w:pPr>
+      <w:r>
+        <w:rPr>
+          <w:b/>
+          <w:i w:val="0"/>
+          <w:color w:val="FF8000"/>
+          <w:sz w:val="20"/>
+        </w:rPr>
+        <w:t xml:space="preserve">Figure </w:t>
+      </w:r>
+      <w:r>
+        <w:rPr>
+          <w:b/>
+          <w:i w:val="0"/>
+          <w:color w:val="FF8000"/>
+          <w:sz w:val="20"/>
+        </w:rPr>
+        <w:t>1-</w:t>
+      </w:r>
+      <w:r>
+        <w:rPr>
+          <w:sz w:val="20"/>
+          <w:szCs w:val="20"/>
+          <w:color w:val="FF8000"/>
+        </w:rPr>
+        <w:fldChar w:fldCharType="begin"/>
+      </w:r>
+      <w:r>
+        <w:rPr>
+          <w:sz w:val="20"/>
+          <w:szCs w:val="20"/>
+          <w:color w:val="FF8000"/>
+        </w:rPr>
+        <w:instrText xml:space="preserve"> SEQ Figure \* ARABIC</w:instrText>
+      </w:r>
+      <w:r>
+        <w:rPr>
+          <w:sz w:val="20"/>
+          <w:szCs w:val="20"/>
+          <w:color w:val="FF8000"/>
+        </w:rPr>
+        <w:fldChar w:fldCharType="separate"/>
+      </w:r>
+      <w:r>
+        <w:rPr>
+          <w:sz w:val="20"/>
+          <w:szCs w:val="20"/>
+          <w:color w:val="FF8000"/>
+        </w:rPr>
+        <w:t>1</w:t>
+      </w:r>
+      <w:r>
+        <w:rPr>
+          <w:sz w:val="20"/>
+          <w:szCs w:val="20"/>
+          <w:color w:val="FF8000"/>
+        </w:rPr>
+        <w:fldChar w:fldCharType="end"/>
+      </w:r>
+      <w:r>
+        <w:rPr>
+          <w:b w:val="0"/>
+          <w:i/>
+          <w:color w:val="828282"/>
+          <w:sz w:val="20"/>
+        </w:rPr>
+        <w:t xml:space="preserve"> Login</w:t>
+      </w:r>
+    </w:p>
+    <w:p>
+      <w:pPr>
+        <w:spacing w:before="120" w:after="40"/>
+      </w:pPr>
+      <w:r>
+        <w:rPr>
+          <w:rFonts w:ascii="Arial" w:hAnsi="Arial"/>
+          <w:b/>
+          <w:color w:val="FF8000"/>
+          <w:sz w:val="21"/>
+        </w:rPr>
+        <w:t>Steps:</w:t>
+      </w:r>
+    </w:p>
+    <w:p>
+      <w:pPr>
+        <w:pStyle w:val="ListBullet"/>
+        <w:spacing w:after="40"/>
       </w:pPr>
       <w:r>
         <w:rPr>
           <w:rFonts w:ascii="Arial" w:hAnsi="Arial"/>
           <w:b w:val="0"/>
-          <w:i w:val="0"/>
           <w:color w:val="333333"/>
           <w:sz w:val="21"/>
         </w:rPr>
-        <w:t>[Describe the workflow and purpose that the system supports here.]</w:t>
+        <w:t>Enter the username in the Username field.</w:t>
+      </w:r>
+    </w:p>
+    <w:p>
+      <w:pPr>
+        <w:pStyle w:val="ListBullet"/>
+        <w:spacing w:after="40"/>
+      </w:pPr>
+      <w:r>
+        <w:rPr>
+          <w:rFonts w:ascii="Arial" w:hAnsi="Arial"/>
+          <w:b w:val="0"/>
+          <w:color w:val="333333"/>
+          <w:sz w:val="21"/>
+        </w:rPr>
+        <w:t>Enter the password in the Password field.</w:t>
+      </w:r>
+    </w:p>
+    <w:p>
+      <w:pPr>
+        <w:pStyle w:val="ListBullet"/>
+        <w:spacing w:after="40"/>
+      </w:pPr>
+      <w:r>
+        <w:rPr>
+          <w:rFonts w:ascii="Arial" w:hAnsi="Arial"/>
+          <w:b w:val="0"/>
+          <w:color w:val="333333"/>
+          <w:sz w:val="21"/>
+        </w:rPr>
+        <w:t>Click on the Login button to proceed.</w:t>
+      </w:r>
+    </w:p>
+    <w:p>
+      <w:pPr>
+        <w:spacing w:before="80" w:after="80"/>
+      </w:pPr>
+      <w:r>
+        <w:rPr>
+          <w:rFonts w:ascii="Arial" w:hAnsi="Arial"/>
+          <w:b/>
+          <w:color w:val="C00000"/>
+          <w:sz w:val="21"/>
+        </w:rPr>
+        <w:t xml:space="preserve">Note: </w:t>
+      </w:r>
+      <w:r>
+        <w:rPr>
+          <w:rFonts w:ascii="Arial" w:hAnsi="Arial"/>
+          <w:color w:val="333333"/>
+          <w:sz w:val="21"/>
+        </w:rPr>
+        <w:t>Ensure that the Caps Lock key is off when entering the password.</w:t>
       </w:r>
     </w:p>
     <w:p>
@@ -864,620 +885,7 @@
         <w:rPr>
           <w:rFonts w:ascii="Segoe UI" w:hAnsi="Segoe UI"/>
           <w:b/>
-          <w:color w:val="1B365D"/>
-          <w:sz w:val="40"/>
-        </w:rPr>
-        <w:t>4 Key Features</w:t>
-      </w:r>
-    </w:p>
-    <w:p>
-      <w:pPr>
-        <w:pStyle w:val="ListBullet"/>
-        <w:spacing w:before="0" w:after="60" w:line="276" w:lineRule="auto"/>
-      </w:pPr>
-      <w:r>
-        <w:rPr>
-          <w:rFonts w:ascii="Arial" w:hAnsi="Arial"/>
-          <w:color w:val="333333"/>
-          <w:sz w:val="21"/>
-        </w:rPr>
-        <w:t>[Feature 1]</w:t>
-      </w:r>
-    </w:p>
-    <w:p>
-      <w:pPr>
-        <w:pStyle w:val="ListBullet"/>
-        <w:spacing w:before="0" w:after="60" w:line="276" w:lineRule="auto"/>
-      </w:pPr>
-      <w:r>
-        <w:rPr>
-          <w:rFonts w:ascii="Arial" w:hAnsi="Arial"/>
-          <w:color w:val="333333"/>
-          <w:sz w:val="21"/>
-        </w:rPr>
-        <w:t>[Feature 2]</w:t>
-      </w:r>
-    </w:p>
-    <w:p>
-      <w:pPr>
-        <w:pStyle w:val="ListBullet"/>
-        <w:spacing w:before="0" w:after="60" w:line="276" w:lineRule="auto"/>
-      </w:pPr>
-      <w:r>
-        <w:rPr>
-          <w:rFonts w:ascii="Arial" w:hAnsi="Arial"/>
-          <w:color w:val="333333"/>
-          <w:sz w:val="21"/>
-        </w:rPr>
-        <w:t>[Feature 3]</w:t>
-      </w:r>
-    </w:p>
-    <w:p>
-      <w:pPr>
-        <w:pStyle w:val="Heading1"/>
-        <w:keepNext/>
-        <w:spacing w:before="360" w:after="160"/>
-      </w:pPr>
-      <w:r>
-        <w:rPr>
-          <w:rFonts w:ascii="Segoe UI" w:hAnsi="Segoe UI"/>
-          <w:b/>
-          <w:color w:val="1B365D"/>
-          <w:sz w:val="40"/>
-        </w:rPr>
-        <w:t>5 Standard Operating Procedures</w:t>
-      </w:r>
-    </w:p>
-    <w:p>
-      <w:pPr>
-        <w:pStyle w:val="Heading2"/>
-        <w:keepNext/>
-        <w:spacing w:before="360" w:after="160"/>
-      </w:pPr>
-      <w:r>
-        <w:rPr>
-          <w:rFonts w:ascii="Segoe UI" w:hAnsi="Segoe UI"/>
-          <w:b/>
-          <w:color w:val="D97706"/>
-          <w:sz w:val="32"/>
-        </w:rPr>
-        <w:t>5.1 Button details</w:t>
-      </w:r>
-    </w:p>
-    <w:tbl>
-      <w:tblPr>
-        <w:tblW w:type="auto" w:w="0"/>
-        <w:tblLayout w:type="fixed"/>
-        <w:tblLook w:firstColumn="1" w:firstRow="1" w:lastColumn="0" w:lastRow="0" w:noHBand="0" w:noVBand="1" w:val="04A0"/>
-        <w:tblBorders>
-          <w:top w:val="single" w:sz="4" w:space="0" w:color="CCCCCC"/>
-          <w:left w:val="single" w:sz="4" w:space="0" w:color="CCCCCC"/>
-          <w:bottom w:val="single" w:sz="4" w:space="0" w:color="CCCCCC"/>
-          <w:right w:val="single" w:sz="4" w:space="0" w:color="CCCCCC"/>
-          <w:insideH w:val="single" w:sz="4" w:space="0" w:color="CCCCCC"/>
-          <w:insideV w:val="single" w:sz="4" w:space="0" w:color="CCCCCC"/>
-        </w:tblBorders>
-      </w:tblPr>
-      <w:tblGrid>
-        <w:gridCol w:w="3168"/>
-        <w:gridCol w:w="6192"/>
-      </w:tblGrid>
-      <w:tr>
-        <w:tc>
-          <w:tcPr>
-            <w:tcW w:type="dxa" w:w="4514"/>
-            <w:shd w:fill="table_header_bg"/>
-            <w:tcMar>
-              <w:top w:w="100" w:type="dxa"/>
-              <w:bottom w:w="100" w:type="dxa"/>
-              <w:left w:w="120" w:type="dxa"/>
-              <w:right w:w="120" w:type="dxa"/>
-            </w:tcMar>
-          </w:tcPr>
-          <w:p>
-            <w:pPr>
-              <w:jc w:val="left"/>
-            </w:pPr>
-            <w:r>
-              <w:rPr>
-                <w:rFonts w:ascii="Segoe UI" w:hAnsi="Segoe UI"/>
-                <w:b/>
-                <w:color w:val="1B365D"/>
-                <w:sz w:val="19"/>
-              </w:rPr>
-              <w:t>Button Name</w:t>
-            </w:r>
-          </w:p>
-        </w:tc>
-        <w:tc>
-          <w:tcPr>
-            <w:tcW w:type="dxa" w:w="4514"/>
-            <w:shd w:fill="table_header_bg"/>
-            <w:tcMar>
-              <w:top w:w="100" w:type="dxa"/>
-              <w:bottom w:w="100" w:type="dxa"/>
-              <w:left w:w="120" w:type="dxa"/>
-              <w:right w:w="120" w:type="dxa"/>
-            </w:tcMar>
-          </w:tcPr>
-          <w:p>
-            <w:pPr>
-              <w:jc w:val="left"/>
-            </w:pPr>
-            <w:r>
-              <w:rPr>
-                <w:rFonts w:ascii="Segoe UI" w:hAnsi="Segoe UI"/>
-                <w:b/>
-                <w:color w:val="1B365D"/>
-                <w:sz w:val="19"/>
-              </w:rPr>
-              <w:t>Description</w:t>
-            </w:r>
-          </w:p>
-        </w:tc>
-      </w:tr>
-      <w:tr>
-        <w:tc>
-          <w:tcPr>
-            <w:tcW w:type="dxa" w:w="4514"/>
-            <w:shd w:fill="FFFFFF"/>
-            <w:tcMar>
-              <w:top w:w="100" w:type="dxa"/>
-              <w:bottom w:w="100" w:type="dxa"/>
-              <w:left w:w="120" w:type="dxa"/>
-              <w:right w:w="120" w:type="dxa"/>
-            </w:tcMar>
-          </w:tcPr>
-          <w:p>
-            <w:r>
-              <w:rPr>
-                <w:rFonts w:ascii="Arial" w:hAnsi="Arial"/>
-                <w:color w:val="333333"/>
-                <w:sz w:val="18"/>
-              </w:rPr>
-              <w:t>Submit</w:t>
-            </w:r>
-          </w:p>
-        </w:tc>
-        <w:tc>
-          <w:tcPr>
-            <w:tcW w:type="dxa" w:w="4514"/>
-            <w:shd w:fill="FFFFFF"/>
-            <w:tcMar>
-              <w:top w:w="100" w:type="dxa"/>
-              <w:bottom w:w="100" w:type="dxa"/>
-              <w:left w:w="120" w:type="dxa"/>
-              <w:right w:w="120" w:type="dxa"/>
-            </w:tcMar>
-          </w:tcPr>
-          <w:p>
-            <w:r>
-              <w:rPr>
-                <w:rFonts w:ascii="Arial" w:hAnsi="Arial"/>
-                <w:color w:val="333333"/>
-                <w:sz w:val="18"/>
-              </w:rPr>
-              <w:t>Submit the form data</w:t>
-            </w:r>
-          </w:p>
-        </w:tc>
-      </w:tr>
-      <w:tr>
-        <w:tc>
-          <w:tcPr>
-            <w:tcW w:type="dxa" w:w="4514"/>
-            <w:shd w:fill="F8FAFC"/>
-            <w:tcMar>
-              <w:top w:w="100" w:type="dxa"/>
-              <w:bottom w:w="100" w:type="dxa"/>
-              <w:left w:w="120" w:type="dxa"/>
-              <w:right w:w="120" w:type="dxa"/>
-            </w:tcMar>
-          </w:tcPr>
-          <w:p>
-            <w:r>
-              <w:rPr>
-                <w:rFonts w:ascii="Arial" w:hAnsi="Arial"/>
-                <w:color w:val="333333"/>
-                <w:sz w:val="18"/>
-              </w:rPr>
-              <w:t>Cancel</w:t>
-            </w:r>
-          </w:p>
-        </w:tc>
-        <w:tc>
-          <w:tcPr>
-            <w:tcW w:type="dxa" w:w="4514"/>
-            <w:shd w:fill="F8FAFC"/>
-            <w:tcMar>
-              <w:top w:w="100" w:type="dxa"/>
-              <w:bottom w:w="100" w:type="dxa"/>
-              <w:left w:w="120" w:type="dxa"/>
-              <w:right w:w="120" w:type="dxa"/>
-            </w:tcMar>
-          </w:tcPr>
-          <w:p>
-            <w:r>
-              <w:rPr>
-                <w:rFonts w:ascii="Arial" w:hAnsi="Arial"/>
-                <w:color w:val="333333"/>
-                <w:sz w:val="18"/>
-              </w:rPr>
-              <w:t>Cancel the current action</w:t>
-            </w:r>
-          </w:p>
-        </w:tc>
-      </w:tr>
-      <w:tr>
-        <w:tc>
-          <w:tcPr>
-            <w:tcW w:type="dxa" w:w="4514"/>
-            <w:shd w:fill="FFFFFF"/>
-            <w:tcMar>
-              <w:top w:w="100" w:type="dxa"/>
-              <w:bottom w:w="100" w:type="dxa"/>
-              <w:left w:w="120" w:type="dxa"/>
-              <w:right w:w="120" w:type="dxa"/>
-            </w:tcMar>
-          </w:tcPr>
-          <w:p>
-            <w:r>
-              <w:rPr>
-                <w:rFonts w:ascii="Arial" w:hAnsi="Arial"/>
-                <w:color w:val="333333"/>
-                <w:sz w:val="18"/>
-              </w:rPr>
-              <w:t>Save</w:t>
-            </w:r>
-          </w:p>
-        </w:tc>
-        <w:tc>
-          <w:tcPr>
-            <w:tcW w:type="dxa" w:w="4514"/>
-            <w:shd w:fill="FFFFFF"/>
-            <w:tcMar>
-              <w:top w:w="100" w:type="dxa"/>
-              <w:bottom w:w="100" w:type="dxa"/>
-              <w:left w:w="120" w:type="dxa"/>
-              <w:right w:w="120" w:type="dxa"/>
-            </w:tcMar>
-          </w:tcPr>
-          <w:p>
-            <w:r>
-              <w:rPr>
-                <w:rFonts w:ascii="Arial" w:hAnsi="Arial"/>
-                <w:color w:val="333333"/>
-                <w:sz w:val="18"/>
-              </w:rPr>
-              <w:t>Save the current data</w:t>
-            </w:r>
-          </w:p>
-        </w:tc>
-      </w:tr>
-    </w:tbl>
-    <w:p>
-      <w:pPr>
-        <w:spacing w:before="160"/>
-      </w:pPr>
-    </w:p>
-    <w:p>
-      <w:pPr>
-        <w:pStyle w:val="Heading2"/>
-        <w:keepNext/>
-        <w:spacing w:before="360" w:after="160"/>
-      </w:pPr>
-      <w:r>
-        <w:rPr>
-          <w:rFonts w:ascii="Segoe UI" w:hAnsi="Segoe UI"/>
-          <w:b/>
-          <w:color w:val="D97706"/>
-          <w:sz w:val="32"/>
-        </w:rPr>
-        <w:t>5.2 Icon details</w:t>
-      </w:r>
-    </w:p>
-    <w:tbl>
-      <w:tblPr>
-        <w:tblW w:type="auto" w:w="0"/>
-        <w:tblLayout w:type="fixed"/>
-        <w:tblLook w:firstColumn="1" w:firstRow="1" w:lastColumn="0" w:lastRow="0" w:noHBand="0" w:noVBand="1" w:val="04A0"/>
-        <w:tblBorders>
-          <w:top w:val="single" w:sz="4" w:space="0" w:color="CCCCCC"/>
-          <w:left w:val="single" w:sz="4" w:space="0" w:color="CCCCCC"/>
-          <w:bottom w:val="single" w:sz="4" w:space="0" w:color="CCCCCC"/>
-          <w:right w:val="single" w:sz="4" w:space="0" w:color="CCCCCC"/>
-          <w:insideH w:val="single" w:sz="4" w:space="0" w:color="CCCCCC"/>
-          <w:insideV w:val="single" w:sz="4" w:space="0" w:color="CCCCCC"/>
-        </w:tblBorders>
-      </w:tblPr>
-      <w:tblGrid>
-        <w:gridCol w:w="3168"/>
-        <w:gridCol w:w="6192"/>
-      </w:tblGrid>
-      <w:tr>
-        <w:tc>
-          <w:tcPr>
-            <w:tcW w:type="dxa" w:w="4514"/>
-            <w:shd w:fill="table_header_bg"/>
-            <w:tcMar>
-              <w:top w:w="100" w:type="dxa"/>
-              <w:bottom w:w="100" w:type="dxa"/>
-              <w:left w:w="120" w:type="dxa"/>
-              <w:right w:w="120" w:type="dxa"/>
-            </w:tcMar>
-          </w:tcPr>
-          <w:p>
-            <w:pPr>
-              <w:jc w:val="left"/>
-            </w:pPr>
-            <w:r>
-              <w:rPr>
-                <w:rFonts w:ascii="Segoe UI" w:hAnsi="Segoe UI"/>
-                <w:b/>
-                <w:color w:val="1B365D"/>
-                <w:sz w:val="19"/>
-              </w:rPr>
-              <w:t>Icon Name</w:t>
-            </w:r>
-          </w:p>
-        </w:tc>
-        <w:tc>
-          <w:tcPr>
-            <w:tcW w:type="dxa" w:w="4514"/>
-            <w:shd w:fill="table_header_bg"/>
-            <w:tcMar>
-              <w:top w:w="100" w:type="dxa"/>
-              <w:bottom w:w="100" w:type="dxa"/>
-              <w:left w:w="120" w:type="dxa"/>
-              <w:right w:w="120" w:type="dxa"/>
-            </w:tcMar>
-          </w:tcPr>
-          <w:p>
-            <w:pPr>
-              <w:jc w:val="left"/>
-            </w:pPr>
-            <w:r>
-              <w:rPr>
-                <w:rFonts w:ascii="Segoe UI" w:hAnsi="Segoe UI"/>
-                <w:b/>
-                <w:color w:val="1B365D"/>
-                <w:sz w:val="19"/>
-              </w:rPr>
-              <w:t>Description</w:t>
-            </w:r>
-          </w:p>
-        </w:tc>
-      </w:tr>
-      <w:tr>
-        <w:tc>
-          <w:tcPr>
-            <w:tcW w:type="dxa" w:w="4514"/>
-            <w:shd w:fill="FFFFFF"/>
-            <w:tcMar>
-              <w:top w:w="100" w:type="dxa"/>
-              <w:bottom w:w="100" w:type="dxa"/>
-              <w:left w:w="120" w:type="dxa"/>
-              <w:right w:w="120" w:type="dxa"/>
-            </w:tcMar>
-          </w:tcPr>
-          <w:p>
-            <w:r>
-              <w:rPr>
-                <w:rFonts w:ascii="Arial" w:hAnsi="Arial"/>
-                <w:color w:val="333333"/>
-                <w:sz w:val="18"/>
-              </w:rPr>
-              <w:t>Edit</w:t>
-            </w:r>
-          </w:p>
-        </w:tc>
-        <w:tc>
-          <w:tcPr>
-            <w:tcW w:type="dxa" w:w="4514"/>
-            <w:shd w:fill="FFFFFF"/>
-            <w:tcMar>
-              <w:top w:w="100" w:type="dxa"/>
-              <w:bottom w:w="100" w:type="dxa"/>
-              <w:left w:w="120" w:type="dxa"/>
-              <w:right w:w="120" w:type="dxa"/>
-            </w:tcMar>
-          </w:tcPr>
-          <w:p>
-            <w:r>
-              <w:rPr>
-                <w:rFonts w:ascii="Arial" w:hAnsi="Arial"/>
-                <w:color w:val="333333"/>
-                <w:sz w:val="18"/>
-              </w:rPr>
-              <w:t>Edit the record</w:t>
-            </w:r>
-          </w:p>
-        </w:tc>
-      </w:tr>
-      <w:tr>
-        <w:tc>
-          <w:tcPr>
-            <w:tcW w:type="dxa" w:w="4514"/>
-            <w:shd w:fill="F8FAFC"/>
-            <w:tcMar>
-              <w:top w:w="100" w:type="dxa"/>
-              <w:bottom w:w="100" w:type="dxa"/>
-              <w:left w:w="120" w:type="dxa"/>
-              <w:right w:w="120" w:type="dxa"/>
-            </w:tcMar>
-          </w:tcPr>
-          <w:p>
-            <w:r>
-              <w:rPr>
-                <w:rFonts w:ascii="Arial" w:hAnsi="Arial"/>
-                <w:color w:val="333333"/>
-                <w:sz w:val="18"/>
-              </w:rPr>
-              <w:t>Delete</w:t>
-            </w:r>
-          </w:p>
-        </w:tc>
-        <w:tc>
-          <w:tcPr>
-            <w:tcW w:type="dxa" w:w="4514"/>
-            <w:shd w:fill="F8FAFC"/>
-            <w:tcMar>
-              <w:top w:w="100" w:type="dxa"/>
-              <w:bottom w:w="100" w:type="dxa"/>
-              <w:left w:w="120" w:type="dxa"/>
-              <w:right w:w="120" w:type="dxa"/>
-            </w:tcMar>
-          </w:tcPr>
-          <w:p>
-            <w:r>
-              <w:rPr>
-                <w:rFonts w:ascii="Arial" w:hAnsi="Arial"/>
-                <w:color w:val="333333"/>
-                <w:sz w:val="18"/>
-              </w:rPr>
-              <w:t>Delete the record</w:t>
-            </w:r>
-          </w:p>
-        </w:tc>
-      </w:tr>
-      <w:tr>
-        <w:tc>
-          <w:tcPr>
-            <w:tcW w:type="dxa" w:w="4514"/>
-            <w:shd w:fill="FFFFFF"/>
-            <w:tcMar>
-              <w:top w:w="100" w:type="dxa"/>
-              <w:bottom w:w="100" w:type="dxa"/>
-              <w:left w:w="120" w:type="dxa"/>
-              <w:right w:w="120" w:type="dxa"/>
-            </w:tcMar>
-          </w:tcPr>
-          <w:p>
-            <w:r>
-              <w:rPr>
-                <w:rFonts w:ascii="Arial" w:hAnsi="Arial"/>
-                <w:color w:val="333333"/>
-                <w:sz w:val="18"/>
-              </w:rPr>
-              <w:t>View</w:t>
-            </w:r>
-          </w:p>
-        </w:tc>
-        <w:tc>
-          <w:tcPr>
-            <w:tcW w:type="dxa" w:w="4514"/>
-            <w:shd w:fill="FFFFFF"/>
-            <w:tcMar>
-              <w:top w:w="100" w:type="dxa"/>
-              <w:bottom w:w="100" w:type="dxa"/>
-              <w:left w:w="120" w:type="dxa"/>
-              <w:right w:w="120" w:type="dxa"/>
-            </w:tcMar>
-          </w:tcPr>
-          <w:p>
-            <w:r>
-              <w:rPr>
-                <w:rFonts w:ascii="Arial" w:hAnsi="Arial"/>
-                <w:color w:val="333333"/>
-                <w:sz w:val="18"/>
-              </w:rPr>
-              <w:t>View record details</w:t>
-            </w:r>
-          </w:p>
-        </w:tc>
-      </w:tr>
-    </w:tbl>
-    <w:p>
-      <w:pPr>
-        <w:spacing w:before="160"/>
-      </w:pPr>
-    </w:p>
-    <w:p>
-      <w:pPr>
-        <w:pStyle w:val="Heading1"/>
-        <w:keepNext/>
-        <w:spacing w:before="360" w:after="160"/>
-      </w:pPr>
-      <w:r>
-        <w:rPr>
-          <w:rFonts w:ascii="Segoe UI" w:hAnsi="Segoe UI"/>
-          <w:b/>
-          <w:color w:val="1B365D"/>
-          <w:sz w:val="40"/>
-        </w:rPr>
-        <w:t>6 Getting Started</w:t>
-      </w:r>
-    </w:p>
-    <w:p>
-      <w:pPr>
-        <w:spacing w:after="120" w:line="276" w:lineRule="auto"/>
-      </w:pPr>
-      <w:r>
-        <w:rPr>
-          <w:rFonts w:ascii="Arial" w:hAnsi="Arial"/>
-          <w:b w:val="0"/>
-          <w:i w:val="0"/>
-          <w:color w:val="333333"/>
-          <w:sz w:val="21"/>
-        </w:rPr>
-        <w:t>[Describe how users get access and log in here.]</w:t>
-      </w:r>
-    </w:p>
-    <w:p>
-      <w:pPr>
-        <w:pStyle w:val="Heading1"/>
-        <w:keepNext/>
-        <w:spacing w:before="360" w:after="160"/>
-      </w:pPr>
-      <w:r>
-        <w:rPr>
-          <w:rFonts w:ascii="Segoe UI" w:hAnsi="Segoe UI"/>
-          <w:b/>
-          <w:color w:val="1B365D"/>
-          <w:sz w:val="40"/>
-        </w:rPr>
-        <w:t>7 Functionality</w:t>
-      </w:r>
-    </w:p>
-    <w:p>
-      <w:pPr>
-        <w:pStyle w:val="ListBullet"/>
-        <w:spacing w:before="0" w:after="60" w:line="276" w:lineRule="auto"/>
-      </w:pPr>
-      <w:r>
-        <w:rPr>
-          <w:rFonts w:ascii="Arial" w:hAnsi="Arial"/>
-          <w:color w:val="333333"/>
-          <w:sz w:val="21"/>
-        </w:rPr>
-        <w:t>[Functionality 1]</w:t>
-      </w:r>
-    </w:p>
-    <w:p>
-      <w:pPr>
-        <w:pStyle w:val="ListBullet"/>
-        <w:spacing w:before="0" w:after="60" w:line="276" w:lineRule="auto"/>
-      </w:pPr>
-      <w:r>
-        <w:rPr>
-          <w:rFonts w:ascii="Arial" w:hAnsi="Arial"/>
-          <w:color w:val="333333"/>
-          <w:sz w:val="21"/>
-        </w:rPr>
-        <w:t>[Functionality 2]</w:t>
-      </w:r>
-    </w:p>
-    <w:p>
-      <w:pPr>
-        <w:pStyle w:val="Heading1"/>
-        <w:keepNext/>
-        <w:spacing w:before="360" w:after="160"/>
-      </w:pPr>
-      <w:r>
-        <w:rPr>
-          <w:rFonts w:ascii="Segoe UI" w:hAnsi="Segoe UI"/>
-          <w:b/>
-          <w:color w:val="1B365D"/>
+          <w:color w:val="FF8000"/>
           <w:sz w:val="40"/>
         </w:rPr>
         <w:t>2.</w:t>
@@ -1495,7 +903,7 @@
           <w:color w:val="333333"/>
           <w:sz w:val="21"/>
         </w:rPr>
-        <w:t>The Dashboard module gives users a centralized view of system activity and performance. From here you can quickly assess active records, cooperative information, and essential metrics to support informed decision‑making.</w:t>
+        <w:t>The Dashboard module gives users a consolidated view of the system’s most critical information at a glance. It surfaces real‑time metrics and highlights the status of all active records, enabling quick assessment of overall performance. This central hub streamlines monitoring and supports informed decision‑making across the enterprise.</w:t>
       </w:r>
     </w:p>
     <w:p>
@@ -1506,7 +914,7 @@
         <w:rPr>
           <w:rFonts w:ascii="Arial" w:hAnsi="Arial"/>
           <w:b/>
-          <w:color w:val="D97706"/>
+          <w:color w:val="FF8000"/>
           <w:sz w:val="21"/>
         </w:rPr>
         <w:t>The dashboard module includes features for:</w:t>
@@ -1523,27 +931,8 @@
           <w:color w:val="333333"/>
           <w:sz w:val="21"/>
         </w:rPr>
-        <w:t>Dashboard — view a summary of all active records and key system metrics.</w:t>
+        <w:t>Dashboard — view an overview of all active records and key system metrics</w:t>
       </w:r>
-    </w:p>
-    <w:p>
-      <w:pPr>
-        <w:pStyle w:val="ListBullet"/>
-        <w:spacing w:after="40"/>
-      </w:pPr>
-      <w:r>
-        <w:rPr>
-          <w:rFonts w:ascii="Arial" w:hAnsi="Arial"/>
-          <w:color w:val="333333"/>
-          <w:sz w:val="21"/>
-        </w:rPr>
-        <w:t>Cooperatives at a glance — review cooperative societies, federations, banks and related reports.</w:t>
-      </w:r>
-    </w:p>
-    <w:p>
-      <w:pPr>
-        <w:spacing w:after="240"/>
-      </w:pPr>
     </w:p>
     <w:p>
       <w:pPr>
@@ -1555,7 +944,7 @@
         <w:rPr>
           <w:rFonts w:ascii="Segoe UI" w:hAnsi="Segoe UI"/>
           <w:b/>
-          <w:color w:val="D97706"/>
+          <w:color w:val="FF8000"/>
           <w:sz w:val="32"/>
         </w:rPr>
         <w:t>2.1</w:t>
@@ -1589,46 +978,84 @@
         <w:t>Navigate to Dashboard from the main menu.</w:t>
       </w:r>
     </w:p>
-    <w:p>
-      <w:pPr>
-        <w:spacing w:before="80" w:after="80"/>
-        <w:jc w:val="center"/>
-      </w:pPr>
-      <w:r>
-        <w:drawing>
-          <wp:inline xmlns:a="http://schemas.openxmlformats.org/drawingml/2006/main" xmlns:pic="http://schemas.openxmlformats.org/drawingml/2006/picture">
-            <wp:extent cx="5759999" cy="2835000"/>
-            <wp:docPr id="2" name="Picture 2"/>
-            <wp:cNvGraphicFramePr>
-              <a:graphicFrameLocks noChangeAspect="1"/>
-            </wp:cNvGraphicFramePr>
-            <a:graphic>
-              <a:graphicData uri="http://schemas.openxmlformats.org/drawingml/2006/picture">
-                <pic:pic>
-                  <pic:nvPicPr>
-                    <pic:cNvPr id="0" name="screen_1_annotated.png"/>
-                    <pic:cNvPicPr/>
-                  </pic:nvPicPr>
-                  <pic:blipFill>
-                    <a:blip r:embed="rId12"/>
-                    <a:stretch>
-                      <a:fillRect/>
-                    </a:stretch>
-                  </pic:blipFill>
-                  <pic:spPr>
-                    <a:xfrm>
-                      <a:off x="0" y="0"/>
-                      <a:ext cx="5759999" cy="2835000"/>
-                    </a:xfrm>
-                    <a:prstGeom prst="rect"/>
-                  </pic:spPr>
-                </pic:pic>
-              </a:graphicData>
-            </a:graphic>
-          </wp:inline>
-        </w:drawing>
-      </w:r>
-    </w:p>
+    <w:tbl>
+      <w:tblPr>
+        <w:tblW w:type="auto" w:w="0"/>
+        <w:tblLayout w:type="fixed"/>
+        <w:tblLook w:firstColumn="1" w:firstRow="1" w:lastColumn="0" w:lastRow="0" w:noHBand="0" w:noVBand="1" w:val="04A0"/>
+        <w:tblBorders>
+          <w:top w:val="none"/>
+          <w:left w:val="none"/>
+          <w:bottom w:val="none"/>
+          <w:right w:val="none"/>
+          <w:insideH w:val="none"/>
+          <w:insideV w:val="none"/>
+        </w:tblBorders>
+      </w:tblPr>
+      <w:tblGrid>
+        <w:gridCol w:w="9000"/>
+      </w:tblGrid>
+      <w:tr>
+        <w:tc>
+          <w:tcPr>
+            <w:tcW w:type="dxa" w:w="9026"/>
+            <w:tcMar>
+              <w:top w:w="0" w:type="dxa"/>
+              <w:bottom w:w="0" w:type="dxa"/>
+              <w:left w:w="0" w:type="dxa"/>
+              <w:right w:w="0" w:type="dxa"/>
+            </w:tcMar>
+            <w:tcBorders>
+              <w:top w:val="single" w:sz="4" w:space="0" w:color="CCCCCC"/>
+              <w:left w:val="single" w:sz="4" w:space="0" w:color="CCCCCC"/>
+              <w:bottom w:val="single" w:sz="4" w:space="0" w:color="CCCCCC"/>
+              <w:right w:val="single" w:sz="4" w:space="0" w:color="CCCCCC"/>
+            </w:tcBorders>
+          </w:tcPr>
+          <w:p>
+            <w:pPr>
+              <w:keepNext/>
+              <w:spacing w:before="80" w:after="80"/>
+              <w:jc w:val="center"/>
+            </w:pPr>
+            <w:r>
+              <w:drawing>
+                <wp:inline xmlns:a="http://schemas.openxmlformats.org/drawingml/2006/main" xmlns:pic="http://schemas.openxmlformats.org/drawingml/2006/picture">
+                  <wp:extent cx="5669280" cy="4173302"/>
+                  <wp:docPr id="2" name="Picture 2"/>
+                  <wp:cNvGraphicFramePr>
+                    <a:graphicFrameLocks noChangeAspect="1"/>
+                  </wp:cNvGraphicFramePr>
+                  <a:graphic>
+                    <a:graphicData uri="http://schemas.openxmlformats.org/drawingml/2006/picture">
+                      <pic:pic>
+                        <pic:nvPicPr>
+                          <pic:cNvPr id="0" name="screen_1_annotated.png"/>
+                          <pic:cNvPicPr/>
+                        </pic:nvPicPr>
+                        <pic:blipFill>
+                          <a:blip r:embed="rId12"/>
+                          <a:stretch>
+                            <a:fillRect/>
+                          </a:stretch>
+                        </pic:blipFill>
+                        <pic:spPr>
+                          <a:xfrm>
+                            <a:off x="0" y="0"/>
+                            <a:ext cx="5669280" cy="4173302"/>
+                          </a:xfrm>
+                          <a:prstGeom prst="rect"/>
+                        </pic:spPr>
+                      </pic:pic>
+                    </a:graphicData>
+                  </a:graphic>
+                </wp:inline>
+              </w:drawing>
+            </w:r>
+          </w:p>
+        </w:tc>
+      </w:tr>
+    </w:tbl>
     <w:p>
       <w:pPr>
         <w:pStyle w:val="Caption"/>
@@ -1639,7 +1066,7 @@
         <w:rPr>
           <w:b/>
           <w:i w:val="0"/>
-          <w:color w:val="D97706"/>
+          <w:color w:val="FF8000"/>
           <w:sz w:val="20"/>
         </w:rPr>
         <w:t xml:space="preserve">Figure </w:t>
@@ -1648,7 +1075,7 @@
         <w:rPr>
           <w:b/>
           <w:i w:val="0"/>
-          <w:color w:val="D97706"/>
+          <w:color w:val="FF8000"/>
           <w:sz w:val="20"/>
         </w:rPr>
         <w:t>2-</w:t>
@@ -1657,7 +1084,7 @@
         <w:rPr>
           <w:sz w:val="20"/>
           <w:szCs w:val="20"/>
-          <w:color w:val="D97706"/>
+          <w:color w:val="FF8000"/>
         </w:rPr>
         <w:fldChar w:fldCharType="begin"/>
       </w:r>
@@ -1665,7 +1092,7 @@
         <w:rPr>
           <w:sz w:val="20"/>
           <w:szCs w:val="20"/>
-          <w:color w:val="D97706"/>
+          <w:color w:val="FF8000"/>
         </w:rPr>
         <w:instrText xml:space="preserve"> SEQ Figure \* ARABIC</w:instrText>
       </w:r>
@@ -1673,7 +1100,7 @@
         <w:rPr>
           <w:sz w:val="20"/>
           <w:szCs w:val="20"/>
-          <w:color w:val="D97706"/>
+          <w:color w:val="FF8000"/>
         </w:rPr>
         <w:fldChar w:fldCharType="separate"/>
       </w:r>
@@ -1681,7 +1108,7 @@
         <w:rPr>
           <w:sz w:val="20"/>
           <w:szCs w:val="20"/>
-          <w:color w:val="D97706"/>
+          <w:color w:val="FF8000"/>
         </w:rPr>
         <w:t>1</w:t>
       </w:r>
@@ -1689,7 +1116,7 @@
         <w:rPr>
           <w:sz w:val="20"/>
           <w:szCs w:val="20"/>
-          <w:color w:val="D97706"/>
+          <w:color w:val="FF8000"/>
         </w:rPr>
         <w:fldChar w:fldCharType="end"/>
       </w:r>
@@ -1705,16 +1132,259 @@
     </w:p>
     <w:p>
       <w:pPr>
+        <w:spacing w:before="120" w:after="40"/>
+      </w:pPr>
+      <w:r>
+        <w:rPr>
+          <w:rFonts w:ascii="Arial" w:hAnsi="Arial"/>
+          <w:b/>
+          <w:color w:val="FF8000"/>
+          <w:sz w:val="21"/>
+        </w:rPr>
+        <w:t>Steps:</w:t>
+      </w:r>
+    </w:p>
+    <w:p>
+      <w:pPr>
+        <w:pStyle w:val="ListBullet"/>
+        <w:spacing w:after="40"/>
+      </w:pPr>
+      <w:r>
+        <w:rPr>
+          <w:rFonts w:ascii="Arial" w:hAnsi="Arial"/>
+          <w:b w:val="0"/>
+          <w:color w:val="333333"/>
+          <w:sz w:val="21"/>
+        </w:rPr>
+        <w:t xml:space="preserve">Click the </w:t>
+      </w:r>
+      <w:r>
+        <w:rPr>
+          <w:rFonts w:ascii="Arial" w:hAnsi="Arial"/>
+          <w:b/>
+          <w:color w:val="333333"/>
+          <w:sz w:val="21"/>
+        </w:rPr>
+        <w:t>Upgrade button – opens the upgrade page.</w:t>
+      </w:r>
+      <w:r>
+        <w:rPr>
+          <w:rFonts w:ascii="Arial" w:hAnsi="Arial"/>
+          <w:b w:val="0"/>
+          <w:color w:val="333333"/>
+          <w:sz w:val="21"/>
+        </w:rPr>
+        <w:t xml:space="preserve"> button to perform the corresponding action.</w:t>
+      </w:r>
+    </w:p>
+    <w:p>
+      <w:pPr>
+        <w:pStyle w:val="ListBullet"/>
+        <w:spacing w:after="40"/>
+      </w:pPr>
+      <w:r>
+        <w:rPr>
+          <w:rFonts w:ascii="Arial" w:hAnsi="Arial"/>
+          <w:b w:val="0"/>
+          <w:color w:val="333333"/>
+          <w:sz w:val="21"/>
+        </w:rPr>
+        <w:t xml:space="preserve">Click the </w:t>
+      </w:r>
+      <w:r>
+        <w:rPr>
+          <w:rFonts w:ascii="Arial" w:hAnsi="Arial"/>
+          <w:b/>
+          <w:color w:val="333333"/>
+          <w:sz w:val="21"/>
+        </w:rPr>
+        <w:t>Help button – provides assistance and documentation.</w:t>
+      </w:r>
+      <w:r>
+        <w:rPr>
+          <w:rFonts w:ascii="Arial" w:hAnsi="Arial"/>
+          <w:b w:val="0"/>
+          <w:color w:val="333333"/>
+          <w:sz w:val="21"/>
+        </w:rPr>
+        <w:t xml:space="preserve"> button to perform the corresponding action.</w:t>
+      </w:r>
+    </w:p>
+    <w:p>
+      <w:pPr>
+        <w:pStyle w:val="ListBullet"/>
+        <w:spacing w:after="40"/>
+      </w:pPr>
+      <w:r>
+        <w:rPr>
+          <w:rFonts w:ascii="Arial" w:hAnsi="Arial"/>
+          <w:b w:val="0"/>
+          <w:color w:val="333333"/>
+          <w:sz w:val="21"/>
+        </w:rPr>
+        <w:t xml:space="preserve">Click the </w:t>
+      </w:r>
+      <w:r>
+        <w:rPr>
+          <w:rFonts w:ascii="Arial" w:hAnsi="Arial"/>
+          <w:b/>
+          <w:color w:val="333333"/>
+          <w:sz w:val="21"/>
+        </w:rPr>
+        <w:t>Assign Leave button – opens the Assign Leave form.</w:t>
+      </w:r>
+      <w:r>
+        <w:rPr>
+          <w:rFonts w:ascii="Arial" w:hAnsi="Arial"/>
+          <w:b w:val="0"/>
+          <w:color w:val="333333"/>
+          <w:sz w:val="21"/>
+        </w:rPr>
+        <w:t xml:space="preserve"> button to perform the corresponding action.</w:t>
+      </w:r>
+    </w:p>
+    <w:p>
+      <w:pPr>
+        <w:pStyle w:val="ListBullet"/>
+        <w:spacing w:after="40"/>
+      </w:pPr>
+      <w:r>
+        <w:rPr>
+          <w:rFonts w:ascii="Arial" w:hAnsi="Arial"/>
+          <w:b w:val="0"/>
+          <w:color w:val="333333"/>
+          <w:sz w:val="21"/>
+        </w:rPr>
+        <w:t xml:space="preserve">Click the </w:t>
+      </w:r>
+      <w:r>
+        <w:rPr>
+          <w:rFonts w:ascii="Arial" w:hAnsi="Arial"/>
+          <w:b/>
+          <w:color w:val="333333"/>
+          <w:sz w:val="21"/>
+        </w:rPr>
+        <w:t>Leave List button – displays the list of leave requests.</w:t>
+      </w:r>
+      <w:r>
+        <w:rPr>
+          <w:rFonts w:ascii="Arial" w:hAnsi="Arial"/>
+          <w:b w:val="0"/>
+          <w:color w:val="333333"/>
+          <w:sz w:val="21"/>
+        </w:rPr>
+        <w:t xml:space="preserve"> button to perform the corresponding action.</w:t>
+      </w:r>
+    </w:p>
+    <w:p>
+      <w:pPr>
+        <w:pStyle w:val="ListBullet"/>
+        <w:spacing w:after="40"/>
+      </w:pPr>
+      <w:r>
+        <w:rPr>
+          <w:rFonts w:ascii="Arial" w:hAnsi="Arial"/>
+          <w:b w:val="0"/>
+          <w:color w:val="333333"/>
+          <w:sz w:val="21"/>
+        </w:rPr>
+        <w:t xml:space="preserve">Click the </w:t>
+      </w:r>
+      <w:r>
+        <w:rPr>
+          <w:rFonts w:ascii="Arial" w:hAnsi="Arial"/>
+          <w:b/>
+          <w:color w:val="333333"/>
+          <w:sz w:val="21"/>
+        </w:rPr>
+        <w:t>Timesheets button – shows timesheet records.</w:t>
+      </w:r>
+      <w:r>
+        <w:rPr>
+          <w:rFonts w:ascii="Arial" w:hAnsi="Arial"/>
+          <w:b w:val="0"/>
+          <w:color w:val="333333"/>
+          <w:sz w:val="21"/>
+        </w:rPr>
+        <w:t xml:space="preserve"> button to perform the corresponding action.</w:t>
+      </w:r>
+    </w:p>
+    <w:p>
+      <w:pPr>
+        <w:pStyle w:val="ListBullet"/>
+        <w:spacing w:after="40"/>
+      </w:pPr>
+      <w:r>
+        <w:rPr>
+          <w:rFonts w:ascii="Arial" w:hAnsi="Arial"/>
+          <w:b w:val="0"/>
+          <w:color w:val="333333"/>
+          <w:sz w:val="21"/>
+        </w:rPr>
+        <w:t xml:space="preserve">Click the </w:t>
+      </w:r>
+      <w:r>
+        <w:rPr>
+          <w:rFonts w:ascii="Arial" w:hAnsi="Arial"/>
+          <w:b/>
+          <w:color w:val="333333"/>
+          <w:sz w:val="21"/>
+        </w:rPr>
+        <w:t>Apply Leave button – opens the Apply Leave form.</w:t>
+      </w:r>
+      <w:r>
+        <w:rPr>
+          <w:rFonts w:ascii="Arial" w:hAnsi="Arial"/>
+          <w:b w:val="0"/>
+          <w:color w:val="333333"/>
+          <w:sz w:val="21"/>
+        </w:rPr>
+        <w:t xml:space="preserve"> button to perform the corresponding action.</w:t>
+      </w:r>
+    </w:p>
+    <w:p>
+      <w:pPr>
+        <w:pStyle w:val="Heading1"/>
+        <w:keepNext/>
+        <w:spacing w:before="360" w:after="160"/>
+      </w:pPr>
+      <w:r>
+        <w:rPr>
+          <w:rFonts w:ascii="Segoe UI" w:hAnsi="Segoe UI"/>
+          <w:b/>
+          <w:color w:val="FF8000"/>
+          <w:sz w:val="40"/>
+        </w:rPr>
+        <w:t>3.</w:t>
+        <w:tab/>
+        <w:t>apply leave</w:t>
+      </w:r>
+    </w:p>
+    <w:p>
+      <w:pPr>
+        <w:spacing w:line="276" w:lineRule="auto" w:after="120"/>
+      </w:pPr>
+      <w:r>
+        <w:rPr>
+          <w:rFonts w:ascii="Arial" w:hAnsi="Arial"/>
+          <w:color w:val="333333"/>
+          <w:sz w:val="21"/>
+        </w:rPr>
+        <w:t>The Apply Leave module allows employees to manage their time‑off requests within the Enterprise Application. From this module you can review existing leave entries and apply filters to locate specific records quickly.</w:t>
+      </w:r>
+    </w:p>
+    <w:p>
+      <w:pPr>
         <w:spacing w:before="120" w:after="80"/>
       </w:pPr>
       <w:r>
         <w:rPr>
           <w:rFonts w:ascii="Arial" w:hAnsi="Arial"/>
           <w:b/>
-          <w:color w:val="D97706"/>
+          <w:color w:val="FF8000"/>
           <w:sz w:val="21"/>
         </w:rPr>
-        <w:t>User Actions / Steps:</w:t>
+        <w:t>The apply leave module includes features for:</w:t>
       </w:r>
     </w:p>
     <w:p>
@@ -1728,7 +1398,217 @@
           <w:color w:val="333333"/>
           <w:sz w:val="21"/>
         </w:rPr>
-        <w:t>Click on Cooperatives at a glance.</w:t>
+        <w:t>Leave List — view and filter leave records</w:t>
+      </w:r>
+    </w:p>
+    <w:p>
+      <w:pPr>
+        <w:pStyle w:val="Heading2"/>
+        <w:keepNext/>
+        <w:spacing w:before="360" w:after="160"/>
+      </w:pPr>
+      <w:r>
+        <w:rPr>
+          <w:rFonts w:ascii="Segoe UI" w:hAnsi="Segoe UI"/>
+          <w:b/>
+          <w:color w:val="FF8000"/>
+          <w:sz w:val="32"/>
+        </w:rPr>
+        <w:t>3.1</w:t>
+        <w:tab/>
+        <w:t>Leave List</w:t>
+      </w:r>
+    </w:p>
+    <w:p>
+      <w:pPr>
+        <w:spacing w:line="276" w:lineRule="auto" w:after="120"/>
+      </w:pPr>
+      <w:r>
+        <w:rPr>
+          <w:rFonts w:ascii="Arial" w:hAnsi="Arial"/>
+          <w:color w:val="333333"/>
+          <w:sz w:val="21"/>
+        </w:rPr>
+        <w:t>The Leave List screen enables users to view and filter Leave records.</w:t>
+      </w:r>
+    </w:p>
+    <w:p>
+      <w:pPr>
+        <w:spacing w:line="276" w:lineRule="auto" w:after="120"/>
+      </w:pPr>
+      <w:r>
+        <w:rPr>
+          <w:rFonts w:ascii="Arial" w:hAnsi="Arial"/>
+          <w:color w:val="333333"/>
+          <w:sz w:val="21"/>
+        </w:rPr>
+        <w:t>Navigate to Leave List from the main menu.</w:t>
+      </w:r>
+    </w:p>
+    <w:tbl>
+      <w:tblPr>
+        <w:tblW w:type="auto" w:w="0"/>
+        <w:tblLayout w:type="fixed"/>
+        <w:tblLook w:firstColumn="1" w:firstRow="1" w:lastColumn="0" w:lastRow="0" w:noHBand="0" w:noVBand="1" w:val="04A0"/>
+        <w:tblBorders>
+          <w:top w:val="none"/>
+          <w:left w:val="none"/>
+          <w:bottom w:val="none"/>
+          <w:right w:val="none"/>
+          <w:insideH w:val="none"/>
+          <w:insideV w:val="none"/>
+        </w:tblBorders>
+      </w:tblPr>
+      <w:tblGrid>
+        <w:gridCol w:w="9000"/>
+      </w:tblGrid>
+      <w:tr>
+        <w:tc>
+          <w:tcPr>
+            <w:tcW w:type="dxa" w:w="9026"/>
+            <w:tcMar>
+              <w:top w:w="0" w:type="dxa"/>
+              <w:bottom w:w="0" w:type="dxa"/>
+              <w:left w:w="0" w:type="dxa"/>
+              <w:right w:w="0" w:type="dxa"/>
+            </w:tcMar>
+            <w:tcBorders>
+              <w:top w:val="single" w:sz="4" w:space="0" w:color="CCCCCC"/>
+              <w:left w:val="single" w:sz="4" w:space="0" w:color="CCCCCC"/>
+              <w:bottom w:val="single" w:sz="4" w:space="0" w:color="CCCCCC"/>
+              <w:right w:val="single" w:sz="4" w:space="0" w:color="CCCCCC"/>
+            </w:tcBorders>
+          </w:tcPr>
+          <w:p>
+            <w:pPr>
+              <w:keepNext/>
+              <w:spacing w:before="80" w:after="80"/>
+              <w:jc w:val="center"/>
+            </w:pPr>
+            <w:r>
+              <w:drawing>
+                <wp:inline xmlns:a="http://schemas.openxmlformats.org/drawingml/2006/main" xmlns:pic="http://schemas.openxmlformats.org/drawingml/2006/picture">
+                  <wp:extent cx="5669280" cy="2790348"/>
+                  <wp:docPr id="3" name="Picture 3"/>
+                  <wp:cNvGraphicFramePr>
+                    <a:graphicFrameLocks noChangeAspect="1"/>
+                  </wp:cNvGraphicFramePr>
+                  <a:graphic>
+                    <a:graphicData uri="http://schemas.openxmlformats.org/drawingml/2006/picture">
+                      <pic:pic>
+                        <pic:nvPicPr>
+                          <pic:cNvPr id="0" name="screen_1_annotated.png"/>
+                          <pic:cNvPicPr/>
+                        </pic:nvPicPr>
+                        <pic:blipFill>
+                          <a:blip r:embed="rId13"/>
+                          <a:stretch>
+                            <a:fillRect/>
+                          </a:stretch>
+                        </pic:blipFill>
+                        <pic:spPr>
+                          <a:xfrm>
+                            <a:off x="0" y="0"/>
+                            <a:ext cx="5669280" cy="2790348"/>
+                          </a:xfrm>
+                          <a:prstGeom prst="rect"/>
+                        </pic:spPr>
+                      </pic:pic>
+                    </a:graphicData>
+                  </a:graphic>
+                </wp:inline>
+              </w:drawing>
+            </w:r>
+          </w:p>
+        </w:tc>
+      </w:tr>
+    </w:tbl>
+    <w:p>
+      <w:pPr>
+        <w:pStyle w:val="Caption"/>
+        <w:spacing w:before="80" w:after="280"/>
+        <w:jc w:val="center"/>
+      </w:pPr>
+      <w:r>
+        <w:rPr>
+          <w:b/>
+          <w:i w:val="0"/>
+          <w:color w:val="FF8000"/>
+          <w:sz w:val="20"/>
+        </w:rPr>
+        <w:t xml:space="preserve">Figure </w:t>
+      </w:r>
+      <w:r>
+        <w:rPr>
+          <w:b/>
+          <w:i w:val="0"/>
+          <w:color w:val="FF8000"/>
+          <w:sz w:val="20"/>
+        </w:rPr>
+        <w:t>3-</w:t>
+      </w:r>
+      <w:r>
+        <w:rPr>
+          <w:sz w:val="20"/>
+          <w:szCs w:val="20"/>
+          <w:color w:val="FF8000"/>
+        </w:rPr>
+        <w:fldChar w:fldCharType="begin"/>
+      </w:r>
+      <w:r>
+        <w:rPr>
+          <w:sz w:val="20"/>
+          <w:szCs w:val="20"/>
+          <w:color w:val="FF8000"/>
+        </w:rPr>
+        <w:instrText xml:space="preserve"> SEQ Figure \* ARABIC</w:instrText>
+      </w:r>
+      <w:r>
+        <w:rPr>
+          <w:sz w:val="20"/>
+          <w:szCs w:val="20"/>
+          <w:color w:val="FF8000"/>
+        </w:rPr>
+        <w:fldChar w:fldCharType="separate"/>
+      </w:r>
+      <w:r>
+        <w:rPr>
+          <w:sz w:val="20"/>
+          <w:szCs w:val="20"/>
+          <w:color w:val="FF8000"/>
+        </w:rPr>
+        <w:t>1</w:t>
+      </w:r>
+      <w:r>
+        <w:rPr>
+          <w:sz w:val="20"/>
+          <w:szCs w:val="20"/>
+          <w:color w:val="FF8000"/>
+        </w:rPr>
+        <w:fldChar w:fldCharType="end"/>
+      </w:r>
+      <w:r>
+        <w:rPr>
+          <w:b w:val="0"/>
+          <w:i/>
+          <w:color w:val="828282"/>
+          <w:sz w:val="20"/>
+        </w:rPr>
+        <w:t xml:space="preserve"> Leave List</w:t>
+      </w:r>
+    </w:p>
+    <w:p>
+      <w:pPr>
+        <w:spacing w:before="120" w:after="40"/>
+      </w:pPr>
+      <w:r>
+        <w:rPr>
+          <w:rFonts w:ascii="Arial" w:hAnsi="Arial"/>
+          <w:b/>
+          <w:color w:val="FF8000"/>
+          <w:sz w:val="21"/>
+        </w:rPr>
+        <w:t>Steps:</w:t>
       </w:r>
     </w:p>
     <w:p>
@@ -1739,10 +1619,71 @@
       <w:r>
         <w:rPr>
           <w:rFonts w:ascii="Arial" w:hAnsi="Arial"/>
+          <w:b w:val="0"/>
           <w:color w:val="333333"/>
           <w:sz w:val="21"/>
         </w:rPr>
-        <w:t>The Cooperatives at a glance page will be displayed.</w:t>
+        <w:t>Enter the start date in the From Date field.</w:t>
+      </w:r>
+    </w:p>
+    <w:p>
+      <w:pPr>
+        <w:pStyle w:val="ListBullet"/>
+        <w:spacing w:after="40"/>
+      </w:pPr>
+      <w:r>
+        <w:rPr>
+          <w:rFonts w:ascii="Arial" w:hAnsi="Arial"/>
+          <w:b w:val="0"/>
+          <w:color w:val="333333"/>
+          <w:sz w:val="21"/>
+        </w:rPr>
+        <w:t>Enter the end date in the To Date field.</w:t>
+      </w:r>
+    </w:p>
+    <w:p>
+      <w:pPr>
+        <w:pStyle w:val="ListBullet"/>
+        <w:spacing w:after="40"/>
+      </w:pPr>
+      <w:r>
+        <w:rPr>
+          <w:rFonts w:ascii="Arial" w:hAnsi="Arial"/>
+          <w:b w:val="0"/>
+          <w:color w:val="333333"/>
+          <w:sz w:val="21"/>
+        </w:rPr>
+        <w:t>Enter the employee name in the Employee Name field.</w:t>
+      </w:r>
+    </w:p>
+    <w:p>
+      <w:pPr>
+        <w:pStyle w:val="ListBullet"/>
+        <w:spacing w:after="40"/>
+      </w:pPr>
+      <w:r>
+        <w:rPr>
+          <w:rFonts w:ascii="Arial" w:hAnsi="Arial"/>
+          <w:b w:val="0"/>
+          <w:color w:val="333333"/>
+          <w:sz w:val="21"/>
+        </w:rPr>
+        <w:t>Click the Search button to apply the filter criteria.</w:t>
+      </w:r>
+    </w:p>
+    <w:p>
+      <w:pPr>
+        <w:pStyle w:val="ListBullet"/>
+        <w:spacing w:after="40"/>
+      </w:pPr>
+      <w:r>
+        <w:rPr>
+          <w:rFonts w:ascii="Arial" w:hAnsi="Arial"/>
+          <w:b w:val="0"/>
+          <w:color w:val="333333"/>
+          <w:sz w:val="21"/>
+        </w:rPr>
+        <w:t>Click the Reset button to clear all filter criteria.</w:t>
       </w:r>
     </w:p>
     <w:p>
@@ -1764,1382 +1705,14 @@
           <w:color w:val="333333"/>
           <w:sz w:val="21"/>
         </w:rPr>
-        <w:t>User information is displayed at the top right corner of the screen.</w:t>
-      </w:r>
-    </w:p>
-    <w:p>
-      <w:r>
-        <w:br w:type="page"/>
-      </w:r>
-    </w:p>
-    <w:p>
-      <w:pPr>
-        <w:pStyle w:val="Heading2"/>
-        <w:keepNext/>
-        <w:spacing w:before="360" w:after="160"/>
-      </w:pPr>
-      <w:r>
-        <w:rPr>
-          <w:rFonts w:ascii="Segoe UI" w:hAnsi="Segoe UI"/>
-          <w:b/>
-          <w:color w:val="D97706"/>
-          <w:sz w:val="32"/>
-        </w:rPr>
-        <w:t>2.2</w:t>
-        <w:tab/>
-        <w:t>Cooperatives at a glance</w:t>
-      </w:r>
-    </w:p>
-    <w:p>
-      <w:pPr>
-        <w:spacing w:line="276" w:lineRule="auto" w:after="120"/>
-      </w:pPr>
-      <w:r>
-        <w:rPr>
-          <w:rFonts w:ascii="Arial" w:hAnsi="Arial"/>
-          <w:color w:val="333333"/>
-          <w:sz w:val="21"/>
-        </w:rPr>
-        <w:t>The Cooperatives at a glance screen provides an overview of cooperative societies, federations, banks and related reports.</w:t>
-      </w:r>
-    </w:p>
-    <w:p>
-      <w:pPr>
-        <w:spacing w:before="40" w:after="120"/>
-      </w:pPr>
-      <w:r>
-        <w:rPr>
-          <w:rFonts w:ascii="Arial" w:hAnsi="Arial"/>
-          <w:b/>
-          <w:color w:val="D97706"/>
-          <w:sz w:val="19"/>
-        </w:rPr>
-        <w:t xml:space="preserve">Path: </w:t>
-      </w:r>
-      <w:r>
-        <w:rPr>
-          <w:rFonts w:ascii="Arial" w:hAnsi="Arial"/>
-          <w:color w:val="333333"/>
-          <w:sz w:val="19"/>
-        </w:rPr>
-        <w:t>Cooperatives at a glance</w:t>
-      </w:r>
-    </w:p>
-    <w:p>
-      <w:pPr>
-        <w:spacing w:line="276" w:lineRule="auto" w:after="120"/>
-      </w:pPr>
-      <w:r>
-        <w:rPr>
-          <w:rFonts w:ascii="Arial" w:hAnsi="Arial"/>
-          <w:color w:val="333333"/>
-          <w:sz w:val="21"/>
-        </w:rPr>
-        <w:t>Navigate to Cooperatives at a glance from the main menu.</w:t>
-      </w:r>
-    </w:p>
-    <w:p>
-      <w:pPr>
-        <w:spacing w:before="80" w:after="80"/>
-        <w:jc w:val="center"/>
-      </w:pPr>
-      <w:r>
-        <w:drawing>
-          <wp:inline xmlns:a="http://schemas.openxmlformats.org/drawingml/2006/main" xmlns:pic="http://schemas.openxmlformats.org/drawingml/2006/picture">
-            <wp:extent cx="5759999" cy="2835000"/>
-            <wp:docPr id="3" name="Picture 3"/>
-            <wp:cNvGraphicFramePr>
-              <a:graphicFrameLocks noChangeAspect="1"/>
-            </wp:cNvGraphicFramePr>
-            <a:graphic>
-              <a:graphicData uri="http://schemas.openxmlformats.org/drawingml/2006/picture">
-                <pic:pic>
-                  <pic:nvPicPr>
-                    <pic:cNvPr id="0" name="screen_2_annotated.png"/>
-                    <pic:cNvPicPr/>
-                  </pic:nvPicPr>
-                  <pic:blipFill>
-                    <a:blip r:embed="rId13"/>
-                    <a:stretch>
-                      <a:fillRect/>
-                    </a:stretch>
-                  </pic:blipFill>
-                  <pic:spPr>
-                    <a:xfrm>
-                      <a:off x="0" y="0"/>
-                      <a:ext cx="5759999" cy="2835000"/>
-                    </a:xfrm>
-                    <a:prstGeom prst="rect"/>
-                  </pic:spPr>
-                </pic:pic>
-              </a:graphicData>
-            </a:graphic>
-          </wp:inline>
-        </w:drawing>
-      </w:r>
-    </w:p>
-    <w:p>
-      <w:pPr>
-        <w:pStyle w:val="Caption"/>
-        <w:spacing w:before="80" w:after="280"/>
-        <w:jc w:val="center"/>
-      </w:pPr>
-      <w:r>
-        <w:rPr>
-          <w:b/>
-          <w:i w:val="0"/>
-          <w:color w:val="D97706"/>
-          <w:sz w:val="20"/>
-        </w:rPr>
-        <w:t xml:space="preserve">Figure </w:t>
-      </w:r>
-      <w:r>
-        <w:rPr>
-          <w:b/>
-          <w:i w:val="0"/>
-          <w:color w:val="D97706"/>
-          <w:sz w:val="20"/>
-        </w:rPr>
-        <w:t>2-</w:t>
-      </w:r>
-      <w:r>
-        <w:rPr>
-          <w:sz w:val="20"/>
-          <w:szCs w:val="20"/>
-          <w:color w:val="D97706"/>
-        </w:rPr>
-        <w:fldChar w:fldCharType="begin"/>
-      </w:r>
-      <w:r>
-        <w:rPr>
-          <w:sz w:val="20"/>
-          <w:szCs w:val="20"/>
-          <w:color w:val="D97706"/>
-        </w:rPr>
-        <w:instrText xml:space="preserve"> SEQ Figure \* ARABIC</w:instrText>
-      </w:r>
-      <w:r>
-        <w:rPr>
-          <w:sz w:val="20"/>
-          <w:szCs w:val="20"/>
-          <w:color w:val="D97706"/>
-        </w:rPr>
-        <w:fldChar w:fldCharType="separate"/>
-      </w:r>
-      <w:r>
-        <w:rPr>
-          <w:sz w:val="20"/>
-          <w:szCs w:val="20"/>
-          <w:color w:val="D97706"/>
-        </w:rPr>
-        <w:t>1</w:t>
-      </w:r>
-      <w:r>
-        <w:rPr>
-          <w:sz w:val="20"/>
-          <w:szCs w:val="20"/>
-          <w:color w:val="D97706"/>
-        </w:rPr>
-        <w:fldChar w:fldCharType="end"/>
-      </w:r>
-      <w:r>
-        <w:rPr>
-          <w:b w:val="0"/>
-          <w:i/>
-          <w:color w:val="828282"/>
-          <w:sz w:val="20"/>
-        </w:rPr>
-        <w:t xml:space="preserve"> Cooperatives at a glance</w:t>
-      </w:r>
-    </w:p>
-    <w:p>
-      <w:pPr>
-        <w:spacing w:before="120" w:after="80"/>
-      </w:pPr>
-      <w:r>
-        <w:rPr>
-          <w:rFonts w:ascii="Arial" w:hAnsi="Arial"/>
-          <w:b/>
-          <w:color w:val="D97706"/>
-          <w:sz w:val="21"/>
-        </w:rPr>
-        <w:t>User Actions / Steps:</w:t>
-      </w:r>
-    </w:p>
-    <w:p>
-      <w:pPr>
-        <w:pStyle w:val="ListBullet"/>
-        <w:spacing w:after="40"/>
-      </w:pPr>
-      <w:r>
-        <w:rPr>
-          <w:rFonts w:ascii="Arial" w:hAnsi="Arial"/>
-          <w:color w:val="333333"/>
-          <w:sz w:val="21"/>
-        </w:rPr>
-        <w:t>Click the Cooperative Societies ▶ button to view cooperative societies.</w:t>
-      </w:r>
-    </w:p>
-    <w:p>
-      <w:pPr>
-        <w:pStyle w:val="ListBullet"/>
-        <w:spacing w:after="40"/>
-      </w:pPr>
-      <w:r>
-        <w:rPr>
-          <w:rFonts w:ascii="Arial" w:hAnsi="Arial"/>
-          <w:color w:val="333333"/>
-          <w:sz w:val="21"/>
-        </w:rPr>
-        <w:t>Click the Users ▶ button to view user management options.</w:t>
-      </w:r>
-    </w:p>
-    <w:p>
-      <w:pPr>
-        <w:pStyle w:val="ListBullet"/>
-        <w:spacing w:after="40"/>
-      </w:pPr>
-      <w:r>
-        <w:rPr>
-          <w:rFonts w:ascii="Arial" w:hAnsi="Arial"/>
-          <w:color w:val="333333"/>
-          <w:sz w:val="21"/>
-        </w:rPr>
-        <w:t>Click the Federations ▶ button to view federation information.</w:t>
-      </w:r>
-    </w:p>
-    <w:p>
-      <w:pPr>
-        <w:pStyle w:val="ListBullet"/>
-        <w:spacing w:after="40"/>
-      </w:pPr>
-      <w:r>
-        <w:rPr>
-          <w:rFonts w:ascii="Arial" w:hAnsi="Arial"/>
-          <w:color w:val="333333"/>
-          <w:sz w:val="21"/>
-        </w:rPr>
-        <w:t>Click the GIS Maps ▶ button to open geographic information system maps.</w:t>
-      </w:r>
-    </w:p>
-    <w:p>
-      <w:pPr>
-        <w:pStyle w:val="ListBullet"/>
-        <w:spacing w:after="40"/>
-      </w:pPr>
-      <w:r>
-        <w:rPr>
-          <w:rFonts w:ascii="Arial" w:hAnsi="Arial"/>
-          <w:color w:val="333333"/>
-          <w:sz w:val="21"/>
-        </w:rPr>
-        <w:t>Click the Analytical Reports ▶ button to access analytical reporting tools.</w:t>
-      </w:r>
-    </w:p>
-    <w:p>
-      <w:pPr>
-        <w:pStyle w:val="ListBullet"/>
-        <w:spacing w:after="40"/>
-      </w:pPr>
-      <w:r>
-        <w:rPr>
-          <w:rFonts w:ascii="Arial" w:hAnsi="Arial"/>
-          <w:color w:val="333333"/>
-          <w:sz w:val="21"/>
-        </w:rPr>
-        <w:t>Click the All India Summary Report ▶ button to generate a national summary report.</w:t>
-      </w:r>
-    </w:p>
-    <w:p>
-      <w:pPr>
-        <w:pStyle w:val="ListBullet"/>
-        <w:spacing w:after="40"/>
-      </w:pPr>
-      <w:r>
-        <w:rPr>
-          <w:rFonts w:ascii="Arial" w:hAnsi="Arial"/>
-          <w:color w:val="333333"/>
-          <w:sz w:val="21"/>
-        </w:rPr>
-        <w:t>Click the Ranking Dashboard ▶ button to view ranking metrics.</w:t>
-      </w:r>
-    </w:p>
-    <w:p>
-      <w:pPr>
-        <w:pStyle w:val="ListBullet"/>
-        <w:spacing w:after="40"/>
-      </w:pPr>
-      <w:r>
-        <w:rPr>
-          <w:rFonts w:ascii="Arial" w:hAnsi="Arial"/>
-          <w:color w:val="333333"/>
-          <w:sz w:val="21"/>
-        </w:rPr>
-        <w:t>Click the Query Builder ▶ button to create custom queries.</w:t>
-      </w:r>
-    </w:p>
-    <w:p>
-      <w:pPr>
-        <w:pStyle w:val="ListBullet"/>
-        <w:spacing w:after="40"/>
-      </w:pPr>
-      <w:r>
-        <w:rPr>
-          <w:rFonts w:ascii="Arial" w:hAnsi="Arial"/>
-          <w:color w:val="333333"/>
-          <w:sz w:val="21"/>
-        </w:rPr>
-        <w:t>Click the Cooperative Banks ▶ button to view cooperative bank details.</w:t>
-      </w:r>
-    </w:p>
-    <w:p>
-      <w:pPr>
-        <w:pStyle w:val="ListBullet"/>
-        <w:spacing w:after="40"/>
-      </w:pPr>
-      <w:r>
-        <w:rPr>
-          <w:rFonts w:ascii="Arial" w:hAnsi="Arial"/>
-          <w:color w:val="333333"/>
-          <w:sz w:val="21"/>
-        </w:rPr>
-        <w:t>Click the State/Sector Write Up ▶ button to view state and sector write‑ups.</w:t>
-      </w:r>
-    </w:p>
-    <w:p>
-      <w:pPr>
-        <w:pStyle w:val="ListBullet"/>
-        <w:spacing w:after="40"/>
-      </w:pPr>
-      <w:r>
-        <w:rPr>
-          <w:rFonts w:ascii="Arial" w:hAnsi="Arial"/>
-          <w:color w:val="333333"/>
-          <w:sz w:val="21"/>
-        </w:rPr>
-        <w:t>Click the Functional Status Verification ▶ button to verify functional status.</w:t>
-      </w:r>
-    </w:p>
-    <w:p>
-      <w:r>
-        <w:br w:type="page"/>
-      </w:r>
-    </w:p>
-    <w:p>
-      <w:pPr>
-        <w:pStyle w:val="Heading1"/>
-        <w:keepNext/>
-        <w:spacing w:before="360" w:after="160"/>
-      </w:pPr>
-      <w:r>
-        <w:rPr>
-          <w:rFonts w:ascii="Segoe UI" w:hAnsi="Segoe UI"/>
-          <w:b/>
-          <w:color w:val="1B365D"/>
-          <w:sz w:val="40"/>
-        </w:rPr>
-        <w:t>1.</w:t>
-        <w:tab/>
-        <w:t>login</w:t>
-      </w:r>
-    </w:p>
-    <w:p>
-      <w:pPr>
-        <w:spacing w:line="276" w:lineRule="auto" w:after="120"/>
-      </w:pPr>
-      <w:r>
-        <w:rPr>
-          <w:rFonts w:ascii="Arial" w:hAnsi="Arial"/>
-          <w:color w:val="333333"/>
-          <w:sz w:val="21"/>
-        </w:rPr>
-        <w:t>The Login module controls user access to the Enterprise Application, ensuring that only authorized personnel can view and manage cooperative data. It provides a secure entry point and directs users to the system’s main dashboard.</w:t>
-      </w:r>
-    </w:p>
-    <w:p>
-      <w:pPr>
-        <w:spacing w:before="120" w:after="80"/>
-      </w:pPr>
-      <w:r>
-        <w:rPr>
-          <w:rFonts w:ascii="Arial" w:hAnsi="Arial"/>
-          <w:b/>
-          <w:color w:val="D97706"/>
-          <w:sz w:val="21"/>
-        </w:rPr>
-        <w:t>The login module includes features for:</w:t>
-      </w:r>
-    </w:p>
-    <w:p>
-      <w:pPr>
-        <w:pStyle w:val="ListBullet"/>
-        <w:spacing w:after="40"/>
-      </w:pPr>
-      <w:r>
-        <w:rPr>
-          <w:rFonts w:ascii="Arial" w:hAnsi="Arial"/>
-          <w:color w:val="333333"/>
-          <w:sz w:val="21"/>
-        </w:rPr>
-        <w:t>NCD Home — view cooperative statistics and navigate to other sections of the National Cooperative Database.</w:t>
-      </w:r>
-    </w:p>
-    <w:p>
-      <w:pPr>
-        <w:pStyle w:val="ListBullet"/>
-        <w:spacing w:after="40"/>
-      </w:pPr>
-      <w:r>
-        <w:rPr>
-          <w:rFonts w:ascii="Arial" w:hAnsi="Arial"/>
-          <w:color w:val="333333"/>
-          <w:sz w:val="21"/>
-        </w:rPr>
-        <w:t>Login — enter credentials to securely access the system.</w:t>
-      </w:r>
-    </w:p>
-    <w:p>
-      <w:pPr>
-        <w:spacing w:after="240"/>
-      </w:pPr>
-    </w:p>
-    <w:p>
-      <w:pPr>
-        <w:pStyle w:val="Heading2"/>
-        <w:keepNext/>
-        <w:spacing w:before="360" w:after="160"/>
-      </w:pPr>
-      <w:r>
-        <w:rPr>
-          <w:rFonts w:ascii="Segoe UI" w:hAnsi="Segoe UI"/>
-          <w:b/>
-          <w:color w:val="D97706"/>
-          <w:sz w:val="32"/>
-        </w:rPr>
-        <w:t>1.1</w:t>
-        <w:tab/>
-        <w:t>NCD Home</w:t>
-      </w:r>
-    </w:p>
-    <w:p>
-      <w:pPr>
-        <w:spacing w:line="276" w:lineRule="auto" w:after="120"/>
-      </w:pPr>
-      <w:r>
-        <w:rPr>
-          <w:rFonts w:ascii="Arial" w:hAnsi="Arial"/>
-          <w:color w:val="333333"/>
-          <w:sz w:val="21"/>
-        </w:rPr>
-        <w:t>The NCD Home screen provides an overview of cooperative statistics and access to various sections of the National Cooperative Database.</w:t>
-      </w:r>
-    </w:p>
-    <w:p>
-      <w:pPr>
-        <w:spacing w:line="276" w:lineRule="auto" w:after="120"/>
-      </w:pPr>
-      <w:r>
-        <w:rPr>
-          <w:rFonts w:ascii="Arial" w:hAnsi="Arial"/>
-          <w:color w:val="333333"/>
-          <w:sz w:val="21"/>
-        </w:rPr>
-        <w:t>Navigate to NCD Home from the main menu.</w:t>
-      </w:r>
-    </w:p>
-    <w:p>
-      <w:pPr>
-        <w:spacing w:before="80" w:after="80"/>
-        <w:jc w:val="center"/>
-      </w:pPr>
-      <w:r>
-        <w:drawing>
-          <wp:inline xmlns:a="http://schemas.openxmlformats.org/drawingml/2006/main" xmlns:pic="http://schemas.openxmlformats.org/drawingml/2006/picture">
-            <wp:extent cx="5759999" cy="2018999"/>
-            <wp:docPr id="4" name="Picture 4"/>
-            <wp:cNvGraphicFramePr>
-              <a:graphicFrameLocks noChangeAspect="1"/>
-            </wp:cNvGraphicFramePr>
-            <a:graphic>
-              <a:graphicData uri="http://schemas.openxmlformats.org/drawingml/2006/picture">
-                <pic:pic>
-                  <pic:nvPicPr>
-                    <pic:cNvPr id="0" name="screen_1_annotated.png"/>
-                    <pic:cNvPicPr/>
-                  </pic:nvPicPr>
-                  <pic:blipFill>
-                    <a:blip r:embed="rId14"/>
-                    <a:stretch>
-                      <a:fillRect/>
-                    </a:stretch>
-                  </pic:blipFill>
-                  <pic:spPr>
-                    <a:xfrm>
-                      <a:off x="0" y="0"/>
-                      <a:ext cx="5759999" cy="2018999"/>
-                    </a:xfrm>
-                    <a:prstGeom prst="rect"/>
-                  </pic:spPr>
-                </pic:pic>
-              </a:graphicData>
-            </a:graphic>
-          </wp:inline>
-        </w:drawing>
-      </w:r>
-    </w:p>
-    <w:p>
-      <w:pPr>
-        <w:pStyle w:val="Caption"/>
-        <w:spacing w:before="80" w:after="280"/>
-        <w:jc w:val="center"/>
-      </w:pPr>
-      <w:r>
-        <w:rPr>
-          <w:b/>
-          <w:i w:val="0"/>
-          <w:color w:val="D97706"/>
-          <w:sz w:val="20"/>
-        </w:rPr>
-        <w:t xml:space="preserve">Figure </w:t>
-      </w:r>
-      <w:r>
-        <w:rPr>
-          <w:b/>
-          <w:i w:val="0"/>
-          <w:color w:val="D97706"/>
-          <w:sz w:val="20"/>
-        </w:rPr>
-        <w:t>1-</w:t>
-      </w:r>
-      <w:r>
-        <w:rPr>
-          <w:sz w:val="20"/>
-          <w:szCs w:val="20"/>
-          <w:color w:val="D97706"/>
-        </w:rPr>
-        <w:fldChar w:fldCharType="begin"/>
-      </w:r>
-      <w:r>
-        <w:rPr>
-          <w:sz w:val="20"/>
-          <w:szCs w:val="20"/>
-          <w:color w:val="D97706"/>
-        </w:rPr>
-        <w:instrText xml:space="preserve"> SEQ Figure \* ARABIC</w:instrText>
-      </w:r>
-      <w:r>
-        <w:rPr>
-          <w:sz w:val="20"/>
-          <w:szCs w:val="20"/>
-          <w:color w:val="D97706"/>
-        </w:rPr>
-        <w:fldChar w:fldCharType="separate"/>
-      </w:r>
-      <w:r>
-        <w:rPr>
-          <w:sz w:val="20"/>
-          <w:szCs w:val="20"/>
-          <w:color w:val="D97706"/>
-        </w:rPr>
-        <w:t>1</w:t>
-      </w:r>
-      <w:r>
-        <w:rPr>
-          <w:sz w:val="20"/>
-          <w:szCs w:val="20"/>
-          <w:color w:val="D97706"/>
-        </w:rPr>
-        <w:fldChar w:fldCharType="end"/>
-      </w:r>
-      <w:r>
-        <w:rPr>
-          <w:b w:val="0"/>
-          <w:i/>
-          <w:color w:val="828282"/>
-          <w:sz w:val="20"/>
-        </w:rPr>
-        <w:t xml:space="preserve"> NCD Home</w:t>
-      </w:r>
-    </w:p>
-    <w:p>
-      <w:pPr>
-        <w:spacing w:before="80" w:after="80"/>
-        <w:jc w:val="center"/>
-      </w:pPr>
-      <w:r>
-        <w:drawing>
-          <wp:inline xmlns:a="http://schemas.openxmlformats.org/drawingml/2006/main" xmlns:pic="http://schemas.openxmlformats.org/drawingml/2006/picture">
-            <wp:extent cx="5759999" cy="2018999"/>
-            <wp:docPr id="5" name="Picture 5"/>
-            <wp:cNvGraphicFramePr>
-              <a:graphicFrameLocks noChangeAspect="1"/>
-            </wp:cNvGraphicFramePr>
-            <a:graphic>
-              <a:graphicData uri="http://schemas.openxmlformats.org/drawingml/2006/picture">
-                <pic:pic>
-                  <pic:nvPicPr>
-                    <pic:cNvPr id="0" name="screen_1_annotated.png"/>
-                    <pic:cNvPicPr/>
-                  </pic:nvPicPr>
-                  <pic:blipFill>
-                    <a:blip r:embed="rId14"/>
-                    <a:stretch>
-                      <a:fillRect/>
-                    </a:stretch>
-                  </pic:blipFill>
-                  <pic:spPr>
-                    <a:xfrm>
-                      <a:off x="0" y="0"/>
-                      <a:ext cx="5759999" cy="2018999"/>
-                    </a:xfrm>
-                    <a:prstGeom prst="rect"/>
-                  </pic:spPr>
-                </pic:pic>
-              </a:graphicData>
-            </a:graphic>
-          </wp:inline>
-        </w:drawing>
-      </w:r>
-    </w:p>
-    <w:p>
-      <w:pPr>
-        <w:pStyle w:val="Caption"/>
-        <w:spacing w:before="80" w:after="280"/>
-        <w:jc w:val="center"/>
-      </w:pPr>
-      <w:r>
-        <w:rPr>
-          <w:b/>
-          <w:i w:val="0"/>
-          <w:color w:val="D97706"/>
-          <w:sz w:val="20"/>
-        </w:rPr>
-        <w:t xml:space="preserve">Figure </w:t>
-      </w:r>
-      <w:r>
-        <w:rPr>
-          <w:b/>
-          <w:i w:val="0"/>
-          <w:color w:val="D97706"/>
-          <w:sz w:val="20"/>
-        </w:rPr>
-        <w:t>1-</w:t>
-      </w:r>
-      <w:r>
-        <w:rPr>
-          <w:sz w:val="20"/>
-          <w:szCs w:val="20"/>
-          <w:color w:val="D97706"/>
-        </w:rPr>
-        <w:fldChar w:fldCharType="begin"/>
-      </w:r>
-      <w:r>
-        <w:rPr>
-          <w:sz w:val="20"/>
-          <w:szCs w:val="20"/>
-          <w:color w:val="D97706"/>
-        </w:rPr>
-        <w:instrText xml:space="preserve"> SEQ Figure \* ARABIC</w:instrText>
-      </w:r>
-      <w:r>
-        <w:rPr>
-          <w:sz w:val="20"/>
-          <w:szCs w:val="20"/>
-          <w:color w:val="D97706"/>
-        </w:rPr>
-        <w:fldChar w:fldCharType="separate"/>
-      </w:r>
-      <w:r>
-        <w:rPr>
-          <w:sz w:val="20"/>
-          <w:szCs w:val="20"/>
-          <w:color w:val="D97706"/>
-        </w:rPr>
-        <w:t>1</w:t>
-      </w:r>
-      <w:r>
-        <w:rPr>
-          <w:sz w:val="20"/>
-          <w:szCs w:val="20"/>
-          <w:color w:val="D97706"/>
-        </w:rPr>
-        <w:fldChar w:fldCharType="end"/>
-      </w:r>
-      <w:r>
-        <w:rPr>
-          <w:b w:val="0"/>
-          <w:i/>
-          <w:color w:val="828282"/>
-          <w:sz w:val="20"/>
-        </w:rPr>
-        <w:t xml:space="preserve"> NCD Home ((continued))</w:t>
-      </w:r>
-    </w:p>
-    <w:p>
-      <w:pPr>
-        <w:spacing w:before="80" w:after="80"/>
-        <w:jc w:val="center"/>
-      </w:pPr>
-      <w:r>
-        <w:drawing>
-          <wp:inline xmlns:a="http://schemas.openxmlformats.org/drawingml/2006/main" xmlns:pic="http://schemas.openxmlformats.org/drawingml/2006/picture">
-            <wp:extent cx="5759999" cy="2018999"/>
-            <wp:docPr id="6" name="Picture 6"/>
-            <wp:cNvGraphicFramePr>
-              <a:graphicFrameLocks noChangeAspect="1"/>
-            </wp:cNvGraphicFramePr>
-            <a:graphic>
-              <a:graphicData uri="http://schemas.openxmlformats.org/drawingml/2006/picture">
-                <pic:pic>
-                  <pic:nvPicPr>
-                    <pic:cNvPr id="0" name="screen_1_annotated.png"/>
-                    <pic:cNvPicPr/>
-                  </pic:nvPicPr>
-                  <pic:blipFill>
-                    <a:blip r:embed="rId14"/>
-                    <a:stretch>
-                      <a:fillRect/>
-                    </a:stretch>
-                  </pic:blipFill>
-                  <pic:spPr>
-                    <a:xfrm>
-                      <a:off x="0" y="0"/>
-                      <a:ext cx="5759999" cy="2018999"/>
-                    </a:xfrm>
-                    <a:prstGeom prst="rect"/>
-                  </pic:spPr>
-                </pic:pic>
-              </a:graphicData>
-            </a:graphic>
-          </wp:inline>
-        </w:drawing>
-      </w:r>
-    </w:p>
-    <w:p>
-      <w:pPr>
-        <w:pStyle w:val="Caption"/>
-        <w:spacing w:before="80" w:after="280"/>
-        <w:jc w:val="center"/>
-      </w:pPr>
-      <w:r>
-        <w:rPr>
-          <w:b/>
-          <w:i w:val="0"/>
-          <w:color w:val="D97706"/>
-          <w:sz w:val="20"/>
-        </w:rPr>
-        <w:t xml:space="preserve">Figure </w:t>
-      </w:r>
-      <w:r>
-        <w:rPr>
-          <w:b/>
-          <w:i w:val="0"/>
-          <w:color w:val="D97706"/>
-          <w:sz w:val="20"/>
-        </w:rPr>
-        <w:t>1-</w:t>
-      </w:r>
-      <w:r>
-        <w:rPr>
-          <w:sz w:val="20"/>
-          <w:szCs w:val="20"/>
-          <w:color w:val="D97706"/>
-        </w:rPr>
-        <w:fldChar w:fldCharType="begin"/>
-      </w:r>
-      <w:r>
-        <w:rPr>
-          <w:sz w:val="20"/>
-          <w:szCs w:val="20"/>
-          <w:color w:val="D97706"/>
-        </w:rPr>
-        <w:instrText xml:space="preserve"> SEQ Figure \* ARABIC</w:instrText>
-      </w:r>
-      <w:r>
-        <w:rPr>
-          <w:sz w:val="20"/>
-          <w:szCs w:val="20"/>
-          <w:color w:val="D97706"/>
-        </w:rPr>
-        <w:fldChar w:fldCharType="separate"/>
-      </w:r>
-      <w:r>
-        <w:rPr>
-          <w:sz w:val="20"/>
-          <w:szCs w:val="20"/>
-          <w:color w:val="D97706"/>
-        </w:rPr>
-        <w:t>1</w:t>
-      </w:r>
-      <w:r>
-        <w:rPr>
-          <w:sz w:val="20"/>
-          <w:szCs w:val="20"/>
-          <w:color w:val="D97706"/>
-        </w:rPr>
-        <w:fldChar w:fldCharType="end"/>
-      </w:r>
-      <w:r>
-        <w:rPr>
-          <w:b w:val="0"/>
-          <w:i/>
-          <w:color w:val="828282"/>
-          <w:sz w:val="20"/>
-        </w:rPr>
-        <w:t xml:space="preserve"> NCD Home ((continued))</w:t>
-      </w:r>
-    </w:p>
-    <w:p>
-      <w:pPr>
-        <w:spacing w:before="80" w:after="80"/>
-        <w:jc w:val="center"/>
-      </w:pPr>
-      <w:r>
-        <w:drawing>
-          <wp:inline xmlns:a="http://schemas.openxmlformats.org/drawingml/2006/main" xmlns:pic="http://schemas.openxmlformats.org/drawingml/2006/picture">
-            <wp:extent cx="5759999" cy="2018999"/>
-            <wp:docPr id="7" name="Picture 7"/>
-            <wp:cNvGraphicFramePr>
-              <a:graphicFrameLocks noChangeAspect="1"/>
-            </wp:cNvGraphicFramePr>
-            <a:graphic>
-              <a:graphicData uri="http://schemas.openxmlformats.org/drawingml/2006/picture">
-                <pic:pic>
-                  <pic:nvPicPr>
-                    <pic:cNvPr id="0" name="screen_1_annotated.png"/>
-                    <pic:cNvPicPr/>
-                  </pic:nvPicPr>
-                  <pic:blipFill>
-                    <a:blip r:embed="rId14"/>
-                    <a:stretch>
-                      <a:fillRect/>
-                    </a:stretch>
-                  </pic:blipFill>
-                  <pic:spPr>
-                    <a:xfrm>
-                      <a:off x="0" y="0"/>
-                      <a:ext cx="5759999" cy="2018999"/>
-                    </a:xfrm>
-                    <a:prstGeom prst="rect"/>
-                  </pic:spPr>
-                </pic:pic>
-              </a:graphicData>
-            </a:graphic>
-          </wp:inline>
-        </w:drawing>
-      </w:r>
-    </w:p>
-    <w:p>
-      <w:pPr>
-        <w:pStyle w:val="Caption"/>
-        <w:spacing w:before="80" w:after="280"/>
-        <w:jc w:val="center"/>
-      </w:pPr>
-      <w:r>
-        <w:rPr>
-          <w:b/>
-          <w:i w:val="0"/>
-          <w:color w:val="D97706"/>
-          <w:sz w:val="20"/>
-        </w:rPr>
-        <w:t xml:space="preserve">Figure </w:t>
-      </w:r>
-      <w:r>
-        <w:rPr>
-          <w:b/>
-          <w:i w:val="0"/>
-          <w:color w:val="D97706"/>
-          <w:sz w:val="20"/>
-        </w:rPr>
-        <w:t>1-</w:t>
-      </w:r>
-      <w:r>
-        <w:rPr>
-          <w:sz w:val="20"/>
-          <w:szCs w:val="20"/>
-          <w:color w:val="D97706"/>
-        </w:rPr>
-        <w:fldChar w:fldCharType="begin"/>
-      </w:r>
-      <w:r>
-        <w:rPr>
-          <w:sz w:val="20"/>
-          <w:szCs w:val="20"/>
-          <w:color w:val="D97706"/>
-        </w:rPr>
-        <w:instrText xml:space="preserve"> SEQ Figure \* ARABIC</w:instrText>
-      </w:r>
-      <w:r>
-        <w:rPr>
-          <w:sz w:val="20"/>
-          <w:szCs w:val="20"/>
-          <w:color w:val="D97706"/>
-        </w:rPr>
-        <w:fldChar w:fldCharType="separate"/>
-      </w:r>
-      <w:r>
-        <w:rPr>
-          <w:sz w:val="20"/>
-          <w:szCs w:val="20"/>
-          <w:color w:val="D97706"/>
-        </w:rPr>
-        <w:t>1</w:t>
-      </w:r>
-      <w:r>
-        <w:rPr>
-          <w:sz w:val="20"/>
-          <w:szCs w:val="20"/>
-          <w:color w:val="D97706"/>
-        </w:rPr>
-        <w:fldChar w:fldCharType="end"/>
-      </w:r>
-      <w:r>
-        <w:rPr>
-          <w:b w:val="0"/>
-          <w:i/>
-          <w:color w:val="828282"/>
-          <w:sz w:val="20"/>
-        </w:rPr>
-        <w:t xml:space="preserve"> NCD Home ((continued))</w:t>
-      </w:r>
-    </w:p>
-    <w:p>
-      <w:pPr>
-        <w:spacing w:before="80" w:after="80"/>
-        <w:jc w:val="center"/>
-      </w:pPr>
-      <w:r>
-        <w:drawing>
-          <wp:inline xmlns:a="http://schemas.openxmlformats.org/drawingml/2006/main" xmlns:pic="http://schemas.openxmlformats.org/drawingml/2006/picture">
-            <wp:extent cx="5759999" cy="2018999"/>
-            <wp:docPr id="8" name="Picture 8"/>
-            <wp:cNvGraphicFramePr>
-              <a:graphicFrameLocks noChangeAspect="1"/>
-            </wp:cNvGraphicFramePr>
-            <a:graphic>
-              <a:graphicData uri="http://schemas.openxmlformats.org/drawingml/2006/picture">
-                <pic:pic>
-                  <pic:nvPicPr>
-                    <pic:cNvPr id="0" name="screen_1_annotated.png"/>
-                    <pic:cNvPicPr/>
-                  </pic:nvPicPr>
-                  <pic:blipFill>
-                    <a:blip r:embed="rId14"/>
-                    <a:stretch>
-                      <a:fillRect/>
-                    </a:stretch>
-                  </pic:blipFill>
-                  <pic:spPr>
-                    <a:xfrm>
-                      <a:off x="0" y="0"/>
-                      <a:ext cx="5759999" cy="2018999"/>
-                    </a:xfrm>
-                    <a:prstGeom prst="rect"/>
-                  </pic:spPr>
-                </pic:pic>
-              </a:graphicData>
-            </a:graphic>
-          </wp:inline>
-        </w:drawing>
-      </w:r>
-    </w:p>
-    <w:p>
-      <w:pPr>
-        <w:pStyle w:val="Caption"/>
-        <w:spacing w:before="80" w:after="280"/>
-        <w:jc w:val="center"/>
-      </w:pPr>
-      <w:r>
-        <w:rPr>
-          <w:b/>
-          <w:i w:val="0"/>
-          <w:color w:val="D97706"/>
-          <w:sz w:val="20"/>
-        </w:rPr>
-        <w:t xml:space="preserve">Figure </w:t>
-      </w:r>
-      <w:r>
-        <w:rPr>
-          <w:b/>
-          <w:i w:val="0"/>
-          <w:color w:val="D97706"/>
-          <w:sz w:val="20"/>
-        </w:rPr>
-        <w:t>1-</w:t>
-      </w:r>
-      <w:r>
-        <w:rPr>
-          <w:sz w:val="20"/>
-          <w:szCs w:val="20"/>
-          <w:color w:val="D97706"/>
-        </w:rPr>
-        <w:fldChar w:fldCharType="begin"/>
-      </w:r>
-      <w:r>
-        <w:rPr>
-          <w:sz w:val="20"/>
-          <w:szCs w:val="20"/>
-          <w:color w:val="D97706"/>
-        </w:rPr>
-        <w:instrText xml:space="preserve"> SEQ Figure \* ARABIC</w:instrText>
-      </w:r>
-      <w:r>
-        <w:rPr>
-          <w:sz w:val="20"/>
-          <w:szCs w:val="20"/>
-          <w:color w:val="D97706"/>
-        </w:rPr>
-        <w:fldChar w:fldCharType="separate"/>
-      </w:r>
-      <w:r>
-        <w:rPr>
-          <w:sz w:val="20"/>
-          <w:szCs w:val="20"/>
-          <w:color w:val="D97706"/>
-        </w:rPr>
-        <w:t>1</w:t>
-      </w:r>
-      <w:r>
-        <w:rPr>
-          <w:sz w:val="20"/>
-          <w:szCs w:val="20"/>
-          <w:color w:val="D97706"/>
-        </w:rPr>
-        <w:fldChar w:fldCharType="end"/>
-      </w:r>
-      <w:r>
-        <w:rPr>
-          <w:b w:val="0"/>
-          <w:i/>
-          <w:color w:val="828282"/>
-          <w:sz w:val="20"/>
-        </w:rPr>
-        <w:t xml:space="preserve"> NCD Home ((continued))</w:t>
-      </w:r>
-    </w:p>
-    <w:p>
-      <w:pPr>
-        <w:spacing w:before="120" w:after="80"/>
-      </w:pPr>
-      <w:r>
-        <w:rPr>
-          <w:rFonts w:ascii="Arial" w:hAnsi="Arial"/>
-          <w:b/>
-          <w:color w:val="D97706"/>
-          <w:sz w:val="21"/>
-        </w:rPr>
-        <w:t>User Actions / Steps:</w:t>
-      </w:r>
-    </w:p>
-    <w:p>
-      <w:pPr>
-        <w:pStyle w:val="ListBullet"/>
-        <w:spacing w:after="40"/>
-      </w:pPr>
-      <w:r>
-        <w:rPr>
-          <w:rFonts w:ascii="Arial" w:hAnsi="Arial"/>
-          <w:color w:val="333333"/>
-          <w:sz w:val="21"/>
-        </w:rPr>
-        <w:t>Click the Close button to dismiss the panel.</w:t>
-      </w:r>
-    </w:p>
-    <w:p>
-      <w:pPr>
-        <w:pStyle w:val="ListBullet"/>
-        <w:spacing w:after="40"/>
-      </w:pPr>
-      <w:r>
-        <w:rPr>
-          <w:rFonts w:ascii="Arial" w:hAnsi="Arial"/>
-          <w:color w:val="333333"/>
-          <w:sz w:val="21"/>
-        </w:rPr>
-        <w:t>Click the OFFICIAL LOGIN link to open the login page.</w:t>
-      </w:r>
-    </w:p>
-    <w:p>
-      <w:pPr>
-        <w:pStyle w:val="ListBullet"/>
-        <w:spacing w:after="40"/>
-      </w:pPr>
-      <w:r>
-        <w:rPr>
-          <w:rFonts w:ascii="Arial" w:hAnsi="Arial"/>
-          <w:color w:val="333333"/>
-          <w:sz w:val="21"/>
-        </w:rPr>
-        <w:t>Click the OFFICIAL LOGIN link again.</w:t>
-      </w:r>
-    </w:p>
-    <w:p>
-      <w:pPr>
-        <w:spacing w:before="80" w:after="80"/>
-      </w:pPr>
-      <w:r>
-        <w:rPr>
-          <w:rFonts w:ascii="Arial" w:hAnsi="Arial"/>
-          <w:b/>
-          <w:color w:val="C00000"/>
-          <w:sz w:val="21"/>
-        </w:rPr>
-        <w:t xml:space="preserve">Note: </w:t>
-      </w:r>
-      <w:r>
-        <w:rPr>
-          <w:rFonts w:ascii="Arial" w:hAnsi="Arial"/>
-          <w:color w:val="333333"/>
-          <w:sz w:val="21"/>
-        </w:rPr>
-        <w:t>Accessibility buttons affect visual presentation; use them according to user needs.</w:t>
-      </w:r>
-    </w:p>
-    <w:p>
-      <w:pPr>
-        <w:spacing w:before="80" w:after="80"/>
-      </w:pPr>
-      <w:r>
-        <w:rPr>
-          <w:rFonts w:ascii="Arial" w:hAnsi="Arial"/>
-          <w:b/>
-          <w:color w:val="C00000"/>
-          <w:sz w:val="21"/>
-        </w:rPr>
-        <w:t xml:space="preserve">Note: </w:t>
-      </w:r>
-      <w:r>
-        <w:rPr>
-          <w:rFonts w:ascii="Arial" w:hAnsi="Arial"/>
-          <w:color w:val="333333"/>
-          <w:sz w:val="21"/>
-        </w:rPr>
-        <w:t>Search buttons operate on the selections made in the State/UT and Sector dropdowns.</w:t>
-      </w:r>
-    </w:p>
-    <w:p>
-      <w:r>
-        <w:br w:type="page"/>
-      </w:r>
-    </w:p>
-    <w:p>
-      <w:pPr>
-        <w:pStyle w:val="Heading2"/>
-        <w:keepNext/>
-        <w:spacing w:before="360" w:after="160"/>
-      </w:pPr>
-      <w:r>
-        <w:rPr>
-          <w:rFonts w:ascii="Segoe UI" w:hAnsi="Segoe UI"/>
-          <w:b/>
-          <w:color w:val="D97706"/>
-          <w:sz w:val="32"/>
-        </w:rPr>
-        <w:t>1.2</w:t>
-        <w:tab/>
-        <w:t>Login</w:t>
-      </w:r>
-    </w:p>
-    <w:p>
-      <w:pPr>
-        <w:spacing w:line="276" w:lineRule="auto" w:after="120"/>
-      </w:pPr>
-      <w:r>
-        <w:rPr>
-          <w:rFonts w:ascii="Arial" w:hAnsi="Arial"/>
-          <w:color w:val="333333"/>
-          <w:sz w:val="21"/>
-        </w:rPr>
-        <w:t>The Login screen enables users to access the system securely using their credentials.</w:t>
-      </w:r>
-    </w:p>
-    <w:p>
-      <w:pPr>
-        <w:spacing w:line="276" w:lineRule="auto" w:after="120"/>
-      </w:pPr>
-      <w:r>
-        <w:rPr>
-          <w:rFonts w:ascii="Arial" w:hAnsi="Arial"/>
-          <w:color w:val="333333"/>
-          <w:sz w:val="21"/>
-        </w:rPr>
-        <w:t>Navigate to Login from the main menu.</w:t>
-      </w:r>
-    </w:p>
-    <w:p>
-      <w:pPr>
-        <w:spacing w:before="80" w:after="80"/>
-        <w:jc w:val="center"/>
-      </w:pPr>
-      <w:r>
-        <w:drawing>
-          <wp:inline xmlns:a="http://schemas.openxmlformats.org/drawingml/2006/main" xmlns:pic="http://schemas.openxmlformats.org/drawingml/2006/picture">
-            <wp:extent cx="5759999" cy="2835000"/>
-            <wp:docPr id="9" name="Picture 9"/>
-            <wp:cNvGraphicFramePr>
-              <a:graphicFrameLocks noChangeAspect="1"/>
-            </wp:cNvGraphicFramePr>
-            <a:graphic>
-              <a:graphicData uri="http://schemas.openxmlformats.org/drawingml/2006/picture">
-                <pic:pic>
-                  <pic:nvPicPr>
-                    <pic:cNvPr id="0" name="screen_2_annotated.png"/>
-                    <pic:cNvPicPr/>
-                  </pic:nvPicPr>
-                  <pic:blipFill>
-                    <a:blip r:embed="rId15"/>
-                    <a:stretch>
-                      <a:fillRect/>
-                    </a:stretch>
-                  </pic:blipFill>
-                  <pic:spPr>
-                    <a:xfrm>
-                      <a:off x="0" y="0"/>
-                      <a:ext cx="5759999" cy="2835000"/>
-                    </a:xfrm>
-                    <a:prstGeom prst="rect"/>
-                  </pic:spPr>
-                </pic:pic>
-              </a:graphicData>
-            </a:graphic>
-          </wp:inline>
-        </w:drawing>
-      </w:r>
-    </w:p>
-    <w:p>
-      <w:pPr>
-        <w:pStyle w:val="Caption"/>
-        <w:spacing w:before="80" w:after="280"/>
-        <w:jc w:val="center"/>
-      </w:pPr>
-      <w:r>
-        <w:rPr>
-          <w:b/>
-          <w:i w:val="0"/>
-          <w:color w:val="D97706"/>
-          <w:sz w:val="20"/>
-        </w:rPr>
-        <w:t xml:space="preserve">Figure </w:t>
-      </w:r>
-      <w:r>
-        <w:rPr>
-          <w:b/>
-          <w:i w:val="0"/>
-          <w:color w:val="D97706"/>
-          <w:sz w:val="20"/>
-        </w:rPr>
-        <w:t>1-</w:t>
-      </w:r>
-      <w:r>
-        <w:rPr>
-          <w:sz w:val="20"/>
-          <w:szCs w:val="20"/>
-          <w:color w:val="D97706"/>
-        </w:rPr>
-        <w:fldChar w:fldCharType="begin"/>
-      </w:r>
-      <w:r>
-        <w:rPr>
-          <w:sz w:val="20"/>
-          <w:szCs w:val="20"/>
-          <w:color w:val="D97706"/>
-        </w:rPr>
-        <w:instrText xml:space="preserve"> SEQ Figure \* ARABIC</w:instrText>
-      </w:r>
-      <w:r>
-        <w:rPr>
-          <w:sz w:val="20"/>
-          <w:szCs w:val="20"/>
-          <w:color w:val="D97706"/>
-        </w:rPr>
-        <w:fldChar w:fldCharType="separate"/>
-      </w:r>
-      <w:r>
-        <w:rPr>
-          <w:sz w:val="20"/>
-          <w:szCs w:val="20"/>
-          <w:color w:val="D97706"/>
-        </w:rPr>
-        <w:t>1</w:t>
-      </w:r>
-      <w:r>
-        <w:rPr>
-          <w:sz w:val="20"/>
-          <w:szCs w:val="20"/>
-          <w:color w:val="D97706"/>
-        </w:rPr>
-        <w:fldChar w:fldCharType="end"/>
-      </w:r>
-      <w:r>
-        <w:rPr>
-          <w:b w:val="0"/>
-          <w:i/>
-          <w:color w:val="828282"/>
-          <w:sz w:val="20"/>
-        </w:rPr>
-        <w:t xml:space="preserve"> Login</w:t>
-      </w:r>
-    </w:p>
-    <w:p>
-      <w:pPr>
-        <w:spacing w:before="120" w:after="80"/>
-      </w:pPr>
-      <w:r>
-        <w:rPr>
-          <w:rFonts w:ascii="Arial" w:hAnsi="Arial"/>
-          <w:b/>
-          <w:color w:val="D97706"/>
-          <w:sz w:val="21"/>
-        </w:rPr>
-        <w:t>User Actions / Steps:</w:t>
-      </w:r>
-    </w:p>
-    <w:p>
-      <w:pPr>
-        <w:pStyle w:val="ListBullet"/>
-        <w:spacing w:after="40"/>
-      </w:pPr>
-      <w:r>
-        <w:rPr>
-          <w:rFonts w:ascii="Arial" w:hAnsi="Arial"/>
-          <w:color w:val="333333"/>
-          <w:sz w:val="21"/>
-        </w:rPr>
-        <w:t>Click on the Email ID / Mobile No./ Username field.</w:t>
-      </w:r>
-    </w:p>
-    <w:p>
-      <w:pPr>
-        <w:spacing w:before="80" w:after="80"/>
-      </w:pPr>
-      <w:r>
-        <w:rPr>
-          <w:rFonts w:ascii="Arial" w:hAnsi="Arial"/>
-          <w:b/>
-          <w:color w:val="C00000"/>
-          <w:sz w:val="21"/>
-        </w:rPr>
-        <w:t xml:space="preserve">Note: </w:t>
-      </w:r>
-      <w:r>
-        <w:rPr>
-          <w:rFonts w:ascii="Arial" w:hAnsi="Arial"/>
-          <w:color w:val="333333"/>
-          <w:sz w:val="21"/>
-        </w:rPr>
-        <w:t>Select the appropriate authentication method (OTP or Password) before entering credentials.</w:t>
-      </w:r>
-    </w:p>
-    <w:p>
-      <w:r>
-        <w:br w:type="page"/>
+        <w:t>Enter dates using the yyyy-dd-mm format as shown in the placeholders.</w:t>
       </w:r>
     </w:p>
     <w:sectPr>
       <w:headerReference w:type="default" r:id="rId9"/>
       <w:footerReference w:type="default" r:id="rId10"/>
-      <w:pgSz w:w="11909" w:h="16834"/>
-      <w:pgMar w:top="1440" w:right="1440" w:bottom="1440" w:left="1440" w:header="720" w:footer="720" w:gutter="0"/>
+      <w:pgSz w:w="11906" w:h="16838"/>
+      <w:pgMar w:top="1440" w:right="1440" w:bottom="1440" w:left="1440" w:header="708" w:footer="708" w:gutter="0"/>
       <w:cols w:space="720"/>
       <w:titlePg/>
       <w:docGrid w:linePitch="360"/>
@@ -3184,7 +1757,7 @@
               <w:color w:val="828282"/>
               <w:sz w:val="16"/>
             </w:rPr>
-            <w:t>[Client Name]</w:t>
+            <w:t>ORANGEHRMS</w:t>
           </w:r>
         </w:p>
       </w:tc>
@@ -3264,7 +1837,7 @@
           <w:r>
             <w:drawing>
               <wp:inline xmlns:a="http://schemas.openxmlformats.org/drawingml/2006/main" xmlns:pic="http://schemas.openxmlformats.org/drawingml/2006/picture">
-                <wp:extent cx="774000" cy="720000"/>
+                <wp:extent cx="442341" cy="411480"/>
                 <wp:docPr id="1" name="Picture 1"/>
                 <wp:cNvGraphicFramePr>
                   <a:graphicFrameLocks noChangeAspect="1"/>
@@ -3285,7 +1858,7 @@
                       <pic:spPr>
                         <a:xfrm>
                           <a:off x="0" y="0"/>
-                          <a:ext cx="774000" cy="720000"/>
+                          <a:ext cx="442341" cy="411480"/>
                         </a:xfrm>
                         <a:prstGeom prst="rect"/>
                       </pic:spPr>
@@ -3309,10 +1882,10 @@
             <w:rPr>
               <w:rFonts w:ascii="Arial" w:hAnsi="Arial"/>
               <w:i/>
-              <w:color w:val="646464"/>
-              <w:sz w:val="17"/>
+              <w:color w:val="666666"/>
+              <w:sz w:val="16"/>
             </w:rPr>
-            <w:t>[Client Name] — User Manual</w:t>
+            <w:t>ORANGEHRMS — User Manual</w:t>
           </w:r>
         </w:p>
       </w:tc>
@@ -3694,11 +2267,13 @@
     <w:rsid w:val="00FC693F"/>
     <w:pPr>
       <w:spacing w:after="120" w:line="276" w:lineRule="auto"/>
+      <w:jc w:val="both"/>
     </w:pPr>
     <w:rPr>
       <w:rFonts w:ascii="Arial" w:hAnsi="Arial"/>
       <w:color w:val="333333"/>
       <w:sz w:val="21"/>
+      <w:lang w:val="en-IN" w:eastAsia="en-IN"/>
     </w:rPr>
   </w:style>
   <w:style w:type="paragraph" w:styleId="Header">
@@ -3756,16 +2331,17 @@
     <w:pPr>
       <w:keepNext/>
       <w:keepLines/>
-      <w:spacing w:before="480" w:after="0"/>
+      <w:spacing w:before="360" w:after="160"/>
       <w:outlineLvl w:val="0"/>
     </w:pPr>
     <w:rPr>
-      <w:rFonts w:asciiTheme="majorHAnsi" w:eastAsiaTheme="majorEastAsia" w:hAnsiTheme="majorHAnsi" w:cstheme="majorBidi"/>
+      <w:rFonts w:asciiTheme="majorHAnsi" w:eastAsiaTheme="majorEastAsia" w:hAnsiTheme="majorHAnsi" w:cstheme="majorBidi" w:ascii="Segoe UI" w:hAnsi="Segoe UI"/>
       <w:b/>
       <w:bCs/>
-      <w:color w:val="365F91" w:themeColor="accent1" w:themeShade="BF"/>
-      <w:sz w:val="28"/>
+      <w:color w:val="FF8000"/>
+      <w:sz w:val="40"/>
       <w:szCs w:val="28"/>
+      <w:lang w:val="en-IN" w:eastAsia="en-IN"/>
     </w:rPr>
   </w:style>
   <w:style w:type="paragraph" w:styleId="Heading2">
@@ -3780,16 +2356,17 @@
     <w:pPr>
       <w:keepNext/>
       <w:keepLines/>
-      <w:spacing w:before="200" w:after="0"/>
+      <w:spacing w:before="360" w:after="160"/>
       <w:outlineLvl w:val="1"/>
     </w:pPr>
     <w:rPr>
-      <w:rFonts w:asciiTheme="majorHAnsi" w:eastAsiaTheme="majorEastAsia" w:hAnsiTheme="majorHAnsi" w:cstheme="majorBidi"/>
+      <w:rFonts w:asciiTheme="majorHAnsi" w:eastAsiaTheme="majorEastAsia" w:hAnsiTheme="majorHAnsi" w:cstheme="majorBidi" w:ascii="Segoe UI" w:hAnsi="Segoe UI"/>
       <w:b/>
       <w:bCs/>
-      <w:color w:val="4F81BD" w:themeColor="accent1"/>
-      <w:sz w:val="26"/>
+      <w:color w:val="FF8000"/>
+      <w:sz w:val="32"/>
       <w:szCs w:val="26"/>
+      <w:lang w:val="en-IN" w:eastAsia="en-IN"/>
     </w:rPr>
   </w:style>
   <w:style w:type="paragraph" w:styleId="Heading3">
@@ -3804,14 +2381,16 @@
     <w:pPr>
       <w:keepNext/>
       <w:keepLines/>
-      <w:spacing w:before="200" w:after="0"/>
+      <w:spacing w:before="360" w:after="160"/>
       <w:outlineLvl w:val="2"/>
     </w:pPr>
     <w:rPr>
-      <w:rFonts w:asciiTheme="majorHAnsi" w:eastAsiaTheme="majorEastAsia" w:hAnsiTheme="majorHAnsi" w:cstheme="majorBidi"/>
+      <w:rFonts w:asciiTheme="majorHAnsi" w:eastAsiaTheme="majorEastAsia" w:hAnsiTheme="majorHAnsi" w:cstheme="majorBidi" w:ascii="Segoe UI" w:hAnsi="Segoe UI"/>
       <w:b/>
       <w:bCs/>
-      <w:color w:val="4F81BD" w:themeColor="accent1"/>
+      <w:color w:val="C00000"/>
+      <w:sz w:val="26"/>
+      <w:lang w:val="en-IN" w:eastAsia="en-IN"/>
     </w:rPr>
   </w:style>
   <w:style w:type="paragraph" w:styleId="Heading4">
@@ -4489,13 +3068,17 @@
     <w:rsid w:val="00FC693F"/>
     <w:pPr>
       <w:spacing w:line="240" w:lineRule="auto"/>
+      <w:jc w:val="center"/>
     </w:pPr>
     <w:rPr>
+      <w:rFonts w:ascii="Arial" w:hAnsi="Arial"/>
       <w:b/>
       <w:bCs/>
-      <w:color w:val="4F81BD" w:themeColor="accent1"/>
-      <w:sz w:val="18"/>
+      <w:i/>
+      <w:color w:val="828282"/>
+      <w:sz w:val="20"/>
       <w:szCs w:val="18"/>
+      <w:lang w:val="en-IN" w:eastAsia="en-IN"/>
     </w:rPr>
   </w:style>
   <w:style w:type="character" w:styleId="Strong">

--- a/Final_Manuals/Final_Client_Manual.docx
+++ b/Final_Manuals/Final_Client_Manual.docx
@@ -311,7 +311,7 @@
                 <w:color w:val="333333"/>
                 <w:sz w:val="18"/>
               </w:rPr>
-              <w:t>16-07-2026</w:t>
+              <w:t>17-07-2026</w:t>
             </w:r>
           </w:p>
         </w:tc>
@@ -552,809 +552,6 @@
           <w:color w:val="FF8000"/>
           <w:sz w:val="40"/>
         </w:rPr>
-        <w:t>1.</w:t>
-        <w:tab/>
-        <w:t>login</w:t>
-      </w:r>
-    </w:p>
-    <w:p>
-      <w:pPr>
-        <w:spacing w:line="276" w:lineRule="auto" w:after="120"/>
-      </w:pPr>
-      <w:r>
-        <w:rPr>
-          <w:rFonts w:ascii="Arial" w:hAnsi="Arial"/>
-          <w:color w:val="333333"/>
-          <w:sz w:val="21"/>
-        </w:rPr>
-        <w:t>The Login module provides the entry point for all users to access the Enterprise Application securely. By entering valid credentials, users gain access to the system’s features and data.</w:t>
-      </w:r>
-    </w:p>
-    <w:p>
-      <w:pPr>
-        <w:spacing w:before="120" w:after="80"/>
-      </w:pPr>
-      <w:r>
-        <w:rPr>
-          <w:rFonts w:ascii="Arial" w:hAnsi="Arial"/>
-          <w:b/>
-          <w:color w:val="FF8000"/>
-          <w:sz w:val="21"/>
-        </w:rPr>
-        <w:t>The login module includes features for:</w:t>
-      </w:r>
-    </w:p>
-    <w:p>
-      <w:pPr>
-        <w:pStyle w:val="ListBullet"/>
-        <w:spacing w:after="40"/>
-      </w:pPr>
-      <w:r>
-        <w:rPr>
-          <w:rFonts w:ascii="Arial" w:hAnsi="Arial"/>
-          <w:color w:val="333333"/>
-          <w:sz w:val="21"/>
-        </w:rPr>
-        <w:t>Login — allows users to sign in with their credentials</w:t>
-      </w:r>
-    </w:p>
-    <w:p>
-      <w:pPr>
-        <w:pStyle w:val="Heading2"/>
-        <w:keepNext/>
-        <w:spacing w:before="360" w:after="160"/>
-      </w:pPr>
-      <w:r>
-        <w:rPr>
-          <w:rFonts w:ascii="Segoe UI" w:hAnsi="Segoe UI"/>
-          <w:b/>
-          <w:color w:val="FF8000"/>
-          <w:sz w:val="32"/>
-        </w:rPr>
-        <w:t>1.1</w:t>
-        <w:tab/>
-        <w:t>Login</w:t>
-      </w:r>
-    </w:p>
-    <w:p>
-      <w:pPr>
-        <w:spacing w:line="276" w:lineRule="auto" w:after="120"/>
-      </w:pPr>
-      <w:r>
-        <w:rPr>
-          <w:rFonts w:ascii="Arial" w:hAnsi="Arial"/>
-          <w:color w:val="333333"/>
-          <w:sz w:val="21"/>
-        </w:rPr>
-        <w:t>The Login screen enables users to access the system securely using their credentials.</w:t>
-      </w:r>
-    </w:p>
-    <w:p>
-      <w:pPr>
-        <w:spacing w:line="276" w:lineRule="auto" w:after="120"/>
-      </w:pPr>
-      <w:r>
-        <w:rPr>
-          <w:rFonts w:ascii="Arial" w:hAnsi="Arial"/>
-          <w:color w:val="333333"/>
-          <w:sz w:val="21"/>
-        </w:rPr>
-        <w:t>Navigate to Login from the main menu.</w:t>
-      </w:r>
-    </w:p>
-    <w:tbl>
-      <w:tblPr>
-        <w:tblW w:type="auto" w:w="0"/>
-        <w:tblLayout w:type="fixed"/>
-        <w:tblLook w:firstColumn="1" w:firstRow="1" w:lastColumn="0" w:lastRow="0" w:noHBand="0" w:noVBand="1" w:val="04A0"/>
-        <w:tblBorders>
-          <w:top w:val="none"/>
-          <w:left w:val="none"/>
-          <w:bottom w:val="none"/>
-          <w:right w:val="none"/>
-          <w:insideH w:val="none"/>
-          <w:insideV w:val="none"/>
-        </w:tblBorders>
-      </w:tblPr>
-      <w:tblGrid>
-        <w:gridCol w:w="9000"/>
-      </w:tblGrid>
-      <w:tr>
-        <w:tc>
-          <w:tcPr>
-            <w:tcW w:type="dxa" w:w="9026"/>
-            <w:tcMar>
-              <w:top w:w="0" w:type="dxa"/>
-              <w:bottom w:w="0" w:type="dxa"/>
-              <w:left w:w="0" w:type="dxa"/>
-              <w:right w:w="0" w:type="dxa"/>
-            </w:tcMar>
-            <w:tcBorders>
-              <w:top w:val="single" w:sz="4" w:space="0" w:color="CCCCCC"/>
-              <w:left w:val="single" w:sz="4" w:space="0" w:color="CCCCCC"/>
-              <w:bottom w:val="single" w:sz="4" w:space="0" w:color="CCCCCC"/>
-              <w:right w:val="single" w:sz="4" w:space="0" w:color="CCCCCC"/>
-            </w:tcBorders>
-          </w:tcPr>
-          <w:p>
-            <w:pPr>
-              <w:keepNext/>
-              <w:spacing w:before="80" w:after="80"/>
-              <w:jc w:val="center"/>
-            </w:pPr>
-            <w:r>
-              <w:drawing>
-                <wp:inline xmlns:a="http://schemas.openxmlformats.org/drawingml/2006/main" xmlns:pic="http://schemas.openxmlformats.org/drawingml/2006/picture">
-                  <wp:extent cx="5669280" cy="2790348"/>
-                  <wp:docPr id="1" name="Picture 1"/>
-                  <wp:cNvGraphicFramePr>
-                    <a:graphicFrameLocks noChangeAspect="1"/>
-                  </wp:cNvGraphicFramePr>
-                  <a:graphic>
-                    <a:graphicData uri="http://schemas.openxmlformats.org/drawingml/2006/picture">
-                      <pic:pic>
-                        <pic:nvPicPr>
-                          <pic:cNvPr id="0" name="screen_1_annotated.png"/>
-                          <pic:cNvPicPr/>
-                        </pic:nvPicPr>
-                        <pic:blipFill>
-                          <a:blip r:embed="rId11"/>
-                          <a:stretch>
-                            <a:fillRect/>
-                          </a:stretch>
-                        </pic:blipFill>
-                        <pic:spPr>
-                          <a:xfrm>
-                            <a:off x="0" y="0"/>
-                            <a:ext cx="5669280" cy="2790348"/>
-                          </a:xfrm>
-                          <a:prstGeom prst="rect"/>
-                        </pic:spPr>
-                      </pic:pic>
-                    </a:graphicData>
-                  </a:graphic>
-                </wp:inline>
-              </w:drawing>
-            </w:r>
-          </w:p>
-        </w:tc>
-      </w:tr>
-    </w:tbl>
-    <w:p>
-      <w:pPr>
-        <w:pStyle w:val="Caption"/>
-        <w:spacing w:before="80" w:after="280"/>
-        <w:jc w:val="center"/>
-      </w:pPr>
-      <w:r>
-        <w:rPr>
-          <w:b/>
-          <w:i w:val="0"/>
-          <w:color w:val="FF8000"/>
-          <w:sz w:val="20"/>
-        </w:rPr>
-        <w:t xml:space="preserve">Figure </w:t>
-      </w:r>
-      <w:r>
-        <w:rPr>
-          <w:b/>
-          <w:i w:val="0"/>
-          <w:color w:val="FF8000"/>
-          <w:sz w:val="20"/>
-        </w:rPr>
-        <w:t>1-</w:t>
-      </w:r>
-      <w:r>
-        <w:rPr>
-          <w:sz w:val="20"/>
-          <w:szCs w:val="20"/>
-          <w:color w:val="FF8000"/>
-        </w:rPr>
-        <w:fldChar w:fldCharType="begin"/>
-      </w:r>
-      <w:r>
-        <w:rPr>
-          <w:sz w:val="20"/>
-          <w:szCs w:val="20"/>
-          <w:color w:val="FF8000"/>
-        </w:rPr>
-        <w:instrText xml:space="preserve"> SEQ Figure \* ARABIC</w:instrText>
-      </w:r>
-      <w:r>
-        <w:rPr>
-          <w:sz w:val="20"/>
-          <w:szCs w:val="20"/>
-          <w:color w:val="FF8000"/>
-        </w:rPr>
-        <w:fldChar w:fldCharType="separate"/>
-      </w:r>
-      <w:r>
-        <w:rPr>
-          <w:sz w:val="20"/>
-          <w:szCs w:val="20"/>
-          <w:color w:val="FF8000"/>
-        </w:rPr>
-        <w:t>1</w:t>
-      </w:r>
-      <w:r>
-        <w:rPr>
-          <w:sz w:val="20"/>
-          <w:szCs w:val="20"/>
-          <w:color w:val="FF8000"/>
-        </w:rPr>
-        <w:fldChar w:fldCharType="end"/>
-      </w:r>
-      <w:r>
-        <w:rPr>
-          <w:b w:val="0"/>
-          <w:i/>
-          <w:color w:val="828282"/>
-          <w:sz w:val="20"/>
-        </w:rPr>
-        <w:t xml:space="preserve"> Login</w:t>
-      </w:r>
-    </w:p>
-    <w:p>
-      <w:pPr>
-        <w:spacing w:before="120" w:after="40"/>
-      </w:pPr>
-      <w:r>
-        <w:rPr>
-          <w:rFonts w:ascii="Arial" w:hAnsi="Arial"/>
-          <w:b/>
-          <w:color w:val="FF8000"/>
-          <w:sz w:val="21"/>
-        </w:rPr>
-        <w:t>Steps:</w:t>
-      </w:r>
-    </w:p>
-    <w:p>
-      <w:pPr>
-        <w:pStyle w:val="ListBullet"/>
-        <w:spacing w:after="40"/>
-      </w:pPr>
-      <w:r>
-        <w:rPr>
-          <w:rFonts w:ascii="Arial" w:hAnsi="Arial"/>
-          <w:b w:val="0"/>
-          <w:color w:val="333333"/>
-          <w:sz w:val="21"/>
-        </w:rPr>
-        <w:t>Enter the username in the Username field.</w:t>
-      </w:r>
-    </w:p>
-    <w:p>
-      <w:pPr>
-        <w:pStyle w:val="ListBullet"/>
-        <w:spacing w:after="40"/>
-      </w:pPr>
-      <w:r>
-        <w:rPr>
-          <w:rFonts w:ascii="Arial" w:hAnsi="Arial"/>
-          <w:b w:val="0"/>
-          <w:color w:val="333333"/>
-          <w:sz w:val="21"/>
-        </w:rPr>
-        <w:t>Enter the password in the Password field.</w:t>
-      </w:r>
-    </w:p>
-    <w:p>
-      <w:pPr>
-        <w:pStyle w:val="ListBullet"/>
-        <w:spacing w:after="40"/>
-      </w:pPr>
-      <w:r>
-        <w:rPr>
-          <w:rFonts w:ascii="Arial" w:hAnsi="Arial"/>
-          <w:b w:val="0"/>
-          <w:color w:val="333333"/>
-          <w:sz w:val="21"/>
-        </w:rPr>
-        <w:t>Click on the Login button to proceed.</w:t>
-      </w:r>
-    </w:p>
-    <w:p>
-      <w:pPr>
-        <w:spacing w:before="80" w:after="80"/>
-      </w:pPr>
-      <w:r>
-        <w:rPr>
-          <w:rFonts w:ascii="Arial" w:hAnsi="Arial"/>
-          <w:b/>
-          <w:color w:val="C00000"/>
-          <w:sz w:val="21"/>
-        </w:rPr>
-        <w:t xml:space="preserve">Note: </w:t>
-      </w:r>
-      <w:r>
-        <w:rPr>
-          <w:rFonts w:ascii="Arial" w:hAnsi="Arial"/>
-          <w:color w:val="333333"/>
-          <w:sz w:val="21"/>
-        </w:rPr>
-        <w:t>Ensure that the Caps Lock key is off when entering the password.</w:t>
-      </w:r>
-    </w:p>
-    <w:p>
-      <w:pPr>
-        <w:pStyle w:val="Heading1"/>
-        <w:keepNext/>
-        <w:spacing w:before="360" w:after="160"/>
-      </w:pPr>
-      <w:r>
-        <w:rPr>
-          <w:rFonts w:ascii="Segoe UI" w:hAnsi="Segoe UI"/>
-          <w:b/>
-          <w:color w:val="FF8000"/>
-          <w:sz w:val="40"/>
-        </w:rPr>
-        <w:t>2.</w:t>
-        <w:tab/>
-        <w:t>dashboard</w:t>
-      </w:r>
-    </w:p>
-    <w:p>
-      <w:pPr>
-        <w:spacing w:line="276" w:lineRule="auto" w:after="120"/>
-      </w:pPr>
-      <w:r>
-        <w:rPr>
-          <w:rFonts w:ascii="Arial" w:hAnsi="Arial"/>
-          <w:color w:val="333333"/>
-          <w:sz w:val="21"/>
-        </w:rPr>
-        <w:t>The Dashboard module gives users a consolidated view of the system’s most critical information at a glance. It surfaces real‑time metrics and highlights the status of all active records, enabling quick assessment of overall performance. This central hub streamlines monitoring and supports informed decision‑making across the enterprise.</w:t>
-      </w:r>
-    </w:p>
-    <w:p>
-      <w:pPr>
-        <w:spacing w:before="120" w:after="80"/>
-      </w:pPr>
-      <w:r>
-        <w:rPr>
-          <w:rFonts w:ascii="Arial" w:hAnsi="Arial"/>
-          <w:b/>
-          <w:color w:val="FF8000"/>
-          <w:sz w:val="21"/>
-        </w:rPr>
-        <w:t>The dashboard module includes features for:</w:t>
-      </w:r>
-    </w:p>
-    <w:p>
-      <w:pPr>
-        <w:pStyle w:val="ListBullet"/>
-        <w:spacing w:after="40"/>
-      </w:pPr>
-      <w:r>
-        <w:rPr>
-          <w:rFonts w:ascii="Arial" w:hAnsi="Arial"/>
-          <w:color w:val="333333"/>
-          <w:sz w:val="21"/>
-        </w:rPr>
-        <w:t>Dashboard — view an overview of all active records and key system metrics</w:t>
-      </w:r>
-    </w:p>
-    <w:p>
-      <w:pPr>
-        <w:pStyle w:val="Heading2"/>
-        <w:keepNext/>
-        <w:spacing w:before="360" w:after="160"/>
-      </w:pPr>
-      <w:r>
-        <w:rPr>
-          <w:rFonts w:ascii="Segoe UI" w:hAnsi="Segoe UI"/>
-          <w:b/>
-          <w:color w:val="FF8000"/>
-          <w:sz w:val="32"/>
-        </w:rPr>
-        <w:t>2.1</w:t>
-        <w:tab/>
-        <w:t>Dashboard</w:t>
-      </w:r>
-    </w:p>
-    <w:p>
-      <w:pPr>
-        <w:spacing w:line="276" w:lineRule="auto" w:after="120"/>
-      </w:pPr>
-      <w:r>
-        <w:rPr>
-          <w:rFonts w:ascii="Arial" w:hAnsi="Arial"/>
-          <w:color w:val="333333"/>
-          <w:sz w:val="21"/>
-        </w:rPr>
-        <w:t>The Dashboard screen provides an overview of all active records and key system metrics.</w:t>
-      </w:r>
-    </w:p>
-    <w:p>
-      <w:pPr>
-        <w:spacing w:line="276" w:lineRule="auto" w:after="120"/>
-      </w:pPr>
-      <w:r>
-        <w:rPr>
-          <w:rFonts w:ascii="Arial" w:hAnsi="Arial"/>
-          <w:color w:val="333333"/>
-          <w:sz w:val="21"/>
-        </w:rPr>
-        <w:t>Navigate to Dashboard from the main menu.</w:t>
-      </w:r>
-    </w:p>
-    <w:tbl>
-      <w:tblPr>
-        <w:tblW w:type="auto" w:w="0"/>
-        <w:tblLayout w:type="fixed"/>
-        <w:tblLook w:firstColumn="1" w:firstRow="1" w:lastColumn="0" w:lastRow="0" w:noHBand="0" w:noVBand="1" w:val="04A0"/>
-        <w:tblBorders>
-          <w:top w:val="none"/>
-          <w:left w:val="none"/>
-          <w:bottom w:val="none"/>
-          <w:right w:val="none"/>
-          <w:insideH w:val="none"/>
-          <w:insideV w:val="none"/>
-        </w:tblBorders>
-      </w:tblPr>
-      <w:tblGrid>
-        <w:gridCol w:w="9000"/>
-      </w:tblGrid>
-      <w:tr>
-        <w:tc>
-          <w:tcPr>
-            <w:tcW w:type="dxa" w:w="9026"/>
-            <w:tcMar>
-              <w:top w:w="0" w:type="dxa"/>
-              <w:bottom w:w="0" w:type="dxa"/>
-              <w:left w:w="0" w:type="dxa"/>
-              <w:right w:w="0" w:type="dxa"/>
-            </w:tcMar>
-            <w:tcBorders>
-              <w:top w:val="single" w:sz="4" w:space="0" w:color="CCCCCC"/>
-              <w:left w:val="single" w:sz="4" w:space="0" w:color="CCCCCC"/>
-              <w:bottom w:val="single" w:sz="4" w:space="0" w:color="CCCCCC"/>
-              <w:right w:val="single" w:sz="4" w:space="0" w:color="CCCCCC"/>
-            </w:tcBorders>
-          </w:tcPr>
-          <w:p>
-            <w:pPr>
-              <w:keepNext/>
-              <w:spacing w:before="80" w:after="80"/>
-              <w:jc w:val="center"/>
-            </w:pPr>
-            <w:r>
-              <w:drawing>
-                <wp:inline xmlns:a="http://schemas.openxmlformats.org/drawingml/2006/main" xmlns:pic="http://schemas.openxmlformats.org/drawingml/2006/picture">
-                  <wp:extent cx="5669280" cy="4173302"/>
-                  <wp:docPr id="2" name="Picture 2"/>
-                  <wp:cNvGraphicFramePr>
-                    <a:graphicFrameLocks noChangeAspect="1"/>
-                  </wp:cNvGraphicFramePr>
-                  <a:graphic>
-                    <a:graphicData uri="http://schemas.openxmlformats.org/drawingml/2006/picture">
-                      <pic:pic>
-                        <pic:nvPicPr>
-                          <pic:cNvPr id="0" name="screen_1_annotated.png"/>
-                          <pic:cNvPicPr/>
-                        </pic:nvPicPr>
-                        <pic:blipFill>
-                          <a:blip r:embed="rId12"/>
-                          <a:stretch>
-                            <a:fillRect/>
-                          </a:stretch>
-                        </pic:blipFill>
-                        <pic:spPr>
-                          <a:xfrm>
-                            <a:off x="0" y="0"/>
-                            <a:ext cx="5669280" cy="4173302"/>
-                          </a:xfrm>
-                          <a:prstGeom prst="rect"/>
-                        </pic:spPr>
-                      </pic:pic>
-                    </a:graphicData>
-                  </a:graphic>
-                </wp:inline>
-              </w:drawing>
-            </w:r>
-          </w:p>
-        </w:tc>
-      </w:tr>
-    </w:tbl>
-    <w:p>
-      <w:pPr>
-        <w:pStyle w:val="Caption"/>
-        <w:spacing w:before="80" w:after="280"/>
-        <w:jc w:val="center"/>
-      </w:pPr>
-      <w:r>
-        <w:rPr>
-          <w:b/>
-          <w:i w:val="0"/>
-          <w:color w:val="FF8000"/>
-          <w:sz w:val="20"/>
-        </w:rPr>
-        <w:t xml:space="preserve">Figure </w:t>
-      </w:r>
-      <w:r>
-        <w:rPr>
-          <w:b/>
-          <w:i w:val="0"/>
-          <w:color w:val="FF8000"/>
-          <w:sz w:val="20"/>
-        </w:rPr>
-        <w:t>2-</w:t>
-      </w:r>
-      <w:r>
-        <w:rPr>
-          <w:sz w:val="20"/>
-          <w:szCs w:val="20"/>
-          <w:color w:val="FF8000"/>
-        </w:rPr>
-        <w:fldChar w:fldCharType="begin"/>
-      </w:r>
-      <w:r>
-        <w:rPr>
-          <w:sz w:val="20"/>
-          <w:szCs w:val="20"/>
-          <w:color w:val="FF8000"/>
-        </w:rPr>
-        <w:instrText xml:space="preserve"> SEQ Figure \* ARABIC</w:instrText>
-      </w:r>
-      <w:r>
-        <w:rPr>
-          <w:sz w:val="20"/>
-          <w:szCs w:val="20"/>
-          <w:color w:val="FF8000"/>
-        </w:rPr>
-        <w:fldChar w:fldCharType="separate"/>
-      </w:r>
-      <w:r>
-        <w:rPr>
-          <w:sz w:val="20"/>
-          <w:szCs w:val="20"/>
-          <w:color w:val="FF8000"/>
-        </w:rPr>
-        <w:t>1</w:t>
-      </w:r>
-      <w:r>
-        <w:rPr>
-          <w:sz w:val="20"/>
-          <w:szCs w:val="20"/>
-          <w:color w:val="FF8000"/>
-        </w:rPr>
-        <w:fldChar w:fldCharType="end"/>
-      </w:r>
-      <w:r>
-        <w:rPr>
-          <w:b w:val="0"/>
-          <w:i/>
-          <w:color w:val="828282"/>
-          <w:sz w:val="20"/>
-        </w:rPr>
-        <w:t xml:space="preserve"> Dashboard</w:t>
-      </w:r>
-    </w:p>
-    <w:p>
-      <w:pPr>
-        <w:spacing w:before="120" w:after="40"/>
-      </w:pPr>
-      <w:r>
-        <w:rPr>
-          <w:rFonts w:ascii="Arial" w:hAnsi="Arial"/>
-          <w:b/>
-          <w:color w:val="FF8000"/>
-          <w:sz w:val="21"/>
-        </w:rPr>
-        <w:t>Steps:</w:t>
-      </w:r>
-    </w:p>
-    <w:p>
-      <w:pPr>
-        <w:pStyle w:val="ListBullet"/>
-        <w:spacing w:after="40"/>
-      </w:pPr>
-      <w:r>
-        <w:rPr>
-          <w:rFonts w:ascii="Arial" w:hAnsi="Arial"/>
-          <w:b w:val="0"/>
-          <w:color w:val="333333"/>
-          <w:sz w:val="21"/>
-        </w:rPr>
-        <w:t xml:space="preserve">Click the </w:t>
-      </w:r>
-      <w:r>
-        <w:rPr>
-          <w:rFonts w:ascii="Arial" w:hAnsi="Arial"/>
-          <w:b/>
-          <w:color w:val="333333"/>
-          <w:sz w:val="21"/>
-        </w:rPr>
-        <w:t>Upgrade button – opens the upgrade page.</w:t>
-      </w:r>
-      <w:r>
-        <w:rPr>
-          <w:rFonts w:ascii="Arial" w:hAnsi="Arial"/>
-          <w:b w:val="0"/>
-          <w:color w:val="333333"/>
-          <w:sz w:val="21"/>
-        </w:rPr>
-        <w:t xml:space="preserve"> button to perform the corresponding action.</w:t>
-      </w:r>
-    </w:p>
-    <w:p>
-      <w:pPr>
-        <w:pStyle w:val="ListBullet"/>
-        <w:spacing w:after="40"/>
-      </w:pPr>
-      <w:r>
-        <w:rPr>
-          <w:rFonts w:ascii="Arial" w:hAnsi="Arial"/>
-          <w:b w:val="0"/>
-          <w:color w:val="333333"/>
-          <w:sz w:val="21"/>
-        </w:rPr>
-        <w:t xml:space="preserve">Click the </w:t>
-      </w:r>
-      <w:r>
-        <w:rPr>
-          <w:rFonts w:ascii="Arial" w:hAnsi="Arial"/>
-          <w:b/>
-          <w:color w:val="333333"/>
-          <w:sz w:val="21"/>
-        </w:rPr>
-        <w:t>Help button – provides assistance and documentation.</w:t>
-      </w:r>
-      <w:r>
-        <w:rPr>
-          <w:rFonts w:ascii="Arial" w:hAnsi="Arial"/>
-          <w:b w:val="0"/>
-          <w:color w:val="333333"/>
-          <w:sz w:val="21"/>
-        </w:rPr>
-        <w:t xml:space="preserve"> button to perform the corresponding action.</w:t>
-      </w:r>
-    </w:p>
-    <w:p>
-      <w:pPr>
-        <w:pStyle w:val="ListBullet"/>
-        <w:spacing w:after="40"/>
-      </w:pPr>
-      <w:r>
-        <w:rPr>
-          <w:rFonts w:ascii="Arial" w:hAnsi="Arial"/>
-          <w:b w:val="0"/>
-          <w:color w:val="333333"/>
-          <w:sz w:val="21"/>
-        </w:rPr>
-        <w:t xml:space="preserve">Click the </w:t>
-      </w:r>
-      <w:r>
-        <w:rPr>
-          <w:rFonts w:ascii="Arial" w:hAnsi="Arial"/>
-          <w:b/>
-          <w:color w:val="333333"/>
-          <w:sz w:val="21"/>
-        </w:rPr>
-        <w:t>Assign Leave button – opens the Assign Leave form.</w:t>
-      </w:r>
-      <w:r>
-        <w:rPr>
-          <w:rFonts w:ascii="Arial" w:hAnsi="Arial"/>
-          <w:b w:val="0"/>
-          <w:color w:val="333333"/>
-          <w:sz w:val="21"/>
-        </w:rPr>
-        <w:t xml:space="preserve"> button to perform the corresponding action.</w:t>
-      </w:r>
-    </w:p>
-    <w:p>
-      <w:pPr>
-        <w:pStyle w:val="ListBullet"/>
-        <w:spacing w:after="40"/>
-      </w:pPr>
-      <w:r>
-        <w:rPr>
-          <w:rFonts w:ascii="Arial" w:hAnsi="Arial"/>
-          <w:b w:val="0"/>
-          <w:color w:val="333333"/>
-          <w:sz w:val="21"/>
-        </w:rPr>
-        <w:t xml:space="preserve">Click the </w:t>
-      </w:r>
-      <w:r>
-        <w:rPr>
-          <w:rFonts w:ascii="Arial" w:hAnsi="Arial"/>
-          <w:b/>
-          <w:color w:val="333333"/>
-          <w:sz w:val="21"/>
-        </w:rPr>
-        <w:t>Leave List button – displays the list of leave requests.</w:t>
-      </w:r>
-      <w:r>
-        <w:rPr>
-          <w:rFonts w:ascii="Arial" w:hAnsi="Arial"/>
-          <w:b w:val="0"/>
-          <w:color w:val="333333"/>
-          <w:sz w:val="21"/>
-        </w:rPr>
-        <w:t xml:space="preserve"> button to perform the corresponding action.</w:t>
-      </w:r>
-    </w:p>
-    <w:p>
-      <w:pPr>
-        <w:pStyle w:val="ListBullet"/>
-        <w:spacing w:after="40"/>
-      </w:pPr>
-      <w:r>
-        <w:rPr>
-          <w:rFonts w:ascii="Arial" w:hAnsi="Arial"/>
-          <w:b w:val="0"/>
-          <w:color w:val="333333"/>
-          <w:sz w:val="21"/>
-        </w:rPr>
-        <w:t xml:space="preserve">Click the </w:t>
-      </w:r>
-      <w:r>
-        <w:rPr>
-          <w:rFonts w:ascii="Arial" w:hAnsi="Arial"/>
-          <w:b/>
-          <w:color w:val="333333"/>
-          <w:sz w:val="21"/>
-        </w:rPr>
-        <w:t>Timesheets button – shows timesheet records.</w:t>
-      </w:r>
-      <w:r>
-        <w:rPr>
-          <w:rFonts w:ascii="Arial" w:hAnsi="Arial"/>
-          <w:b w:val="0"/>
-          <w:color w:val="333333"/>
-          <w:sz w:val="21"/>
-        </w:rPr>
-        <w:t xml:space="preserve"> button to perform the corresponding action.</w:t>
-      </w:r>
-    </w:p>
-    <w:p>
-      <w:pPr>
-        <w:pStyle w:val="ListBullet"/>
-        <w:spacing w:after="40"/>
-      </w:pPr>
-      <w:r>
-        <w:rPr>
-          <w:rFonts w:ascii="Arial" w:hAnsi="Arial"/>
-          <w:b w:val="0"/>
-          <w:color w:val="333333"/>
-          <w:sz w:val="21"/>
-        </w:rPr>
-        <w:t xml:space="preserve">Click the </w:t>
-      </w:r>
-      <w:r>
-        <w:rPr>
-          <w:rFonts w:ascii="Arial" w:hAnsi="Arial"/>
-          <w:b/>
-          <w:color w:val="333333"/>
-          <w:sz w:val="21"/>
-        </w:rPr>
-        <w:t>Apply Leave button – opens the Apply Leave form.</w:t>
-      </w:r>
-      <w:r>
-        <w:rPr>
-          <w:rFonts w:ascii="Arial" w:hAnsi="Arial"/>
-          <w:b w:val="0"/>
-          <w:color w:val="333333"/>
-          <w:sz w:val="21"/>
-        </w:rPr>
-        <w:t xml:space="preserve"> button to perform the corresponding action.</w:t>
-      </w:r>
-    </w:p>
-    <w:p>
-      <w:pPr>
-        <w:pStyle w:val="Heading1"/>
-        <w:keepNext/>
-        <w:spacing w:before="360" w:after="160"/>
-      </w:pPr>
-      <w:r>
-        <w:rPr>
-          <w:rFonts w:ascii="Segoe UI" w:hAnsi="Segoe UI"/>
-          <w:b/>
-          <w:color w:val="FF8000"/>
-          <w:sz w:val="40"/>
-        </w:rPr>
         <w:t>3.</w:t>
         <w:tab/>
         <w:t>apply leave</w:t>
@@ -1489,7 +686,7 @@
               <w:drawing>
                 <wp:inline xmlns:a="http://schemas.openxmlformats.org/drawingml/2006/main" xmlns:pic="http://schemas.openxmlformats.org/drawingml/2006/picture">
                   <wp:extent cx="5669280" cy="2790348"/>
-                  <wp:docPr id="3" name="Picture 3"/>
+                  <wp:docPr id="1" name="Picture 1"/>
                   <wp:cNvGraphicFramePr>
                     <a:graphicFrameLocks noChangeAspect="1"/>
                   </wp:cNvGraphicFramePr>
@@ -1501,7 +698,7 @@
                           <pic:cNvPicPr/>
                         </pic:nvPicPr>
                         <pic:blipFill>
-                          <a:blip r:embed="rId13"/>
+                          <a:blip r:embed="rId11"/>
                           <a:stretch>
                             <a:fillRect/>
                           </a:stretch>
